--- a/docs/Minuta_Minimo_Camino_Electrico.docx
+++ b/docs/Minuta_Minimo_Camino_Electrico.docx
@@ -233,7 +233,7 @@
         <w:rPr>
           <w:color w:val="585858"/>
         </w:rPr>
-        <w:t xml:space="preserve">MINUTA SOBRE LA LÓGICA DEL MÍNIMO CAMINO ELÉCTRICO EN EL BALANCE DE POTENCIA DE SUFICIENCIA</w:t>
+        <w:t xml:space="preserve">MINUTA SOBRE LA METODOLOGÍA DE MÍNIMO CAMINO ELÉCTRICO PARA MEDIOS DE GENERACIÓN DE PEQUEÑA ESCALA</w:t>
       </w:r>
     </w:p>
     <w:p>
@@ -367,7 +367,7 @@
         <mc:AlternateContent>
           <mc:Choice Requires="wpg">
             <w:drawing>
-              <wp:inline distT="0" distB="0" distL="0" distR="0" wp14:anchorId="7C99DBF7" wp14:editId="2AF97D57">
+              <wp:inline distT="0" distB="0" distL="0" distR="0" wp14:anchorId="817FD930" wp14:editId="2AF97D57">
                 <wp:extent cx="6438900" cy="6350"/>
                 <wp:effectExtent l="635" t="0" r="0" b="5080"/>
                 <wp:docPr id="201" name="Group 47"/>
@@ -432,7 +432,7 @@
           </mc:Choice>
           <mc:Fallback xmlns:w16cei="http://schemas.microsoft.com/office/word/2026/wordml/cei">
             <w:pict>
-              <v:group w14:anchorId="6AA4DFB7" id="Group 47" o:spid="_x0000_s1026" style="width:507pt;height:.5pt;mso-position-horizontal-relative:char;mso-position-vertical-relative:line" coordsize="10140,10" o:gfxdata="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">
+              <v:group w14:anchorId="85169BFA" id="Group 47" o:spid="_x0000_s1026" style="width:507pt;height:.5pt;mso-position-horizontal-relative:char;mso-position-vertical-relative:line" coordsize="10140,10" o:gfxdata="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">
                 <v:rect id="Rectangle 48" o:spid="_x0000_s1027" style="position:absolute;width:10140;height:10;visibility:visible;mso-wrap-style:square;v-text-anchor:top" o:gfxdata="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" fillcolor="black" stroked="f"/>
                 <w10:anchorlock/>
               </v:group>
@@ -458,7 +458,7 @@
         <w:jc w:val="both"/>
       </w:pPr>
       <w:r>
-        <w:t xml:space="preserve">En el marco del Balance de Potencia de Suficiencia, la potencia de suficiencia de cada central debe asociarse a los retiros del sistema a través de las instalaciones de transmisión que los vinculan. Para ello, la metodología utiliza el criterio de mínimo camino eléctrico, que define, para cada par inyección–retiro, la ruta de la red por la cual se considera que transita la potencia.</w:t>
+        <w:t xml:space="preserve">Los medios de generación de pequeña escala a que se refiere el artículo segundo transitorio del decreto N° 88/2019, del Ministerio de Energía, valorizan sus inyecciones de energía y potencia al precio de nudo de la subestación del Sistema de Transmisión Nacional más cercana. La determinación de cuál es dicha subestación corresponde al Coordinador y se efectúa mediante el criterio de mínima distancia eléctrica, también denominado mínimo camino eléctrico.</w:t>
       </w:r>
     </w:p>
     <w:p>
@@ -469,7 +469,22 @@
         <w:jc w:val="both"/>
       </w:pPr>
       <w:r>
-        <w:t xml:space="preserve">El repositorio “Mínimo Camino Eléctrico – Balance de Potencia” contiene el código que construye y valida la base de datos de impedancias sobre la cual se calcula dicho camino. En particular, el código homologa las líneas y transformadores de la base ENT con las fuentes CNE e Infotécnica, y clasifica la calidad de los valores de reactancia (X) de cada tramo.</w:t>
+        <w:t xml:space="preserve">Como fuente de la metodología descrita en esta minuta se utiliza el siguiente extracto del numeral 2.2 del decreto de precios de nudo publicado en el Diario Oficial el 26 de noviembre de 2025 (edición N° 44.309, disponible en https://www.diariooficial.interior.gob.cl/publicaciones/2025/11/26/44309/01/2730484.pdf):</w:t>
+      </w:r>
+    </w:p>
+    <w:p>
+      <w:pPr>
+        <w:pStyle w:val="Textoindependiente"/>
+        <w:spacing w:after="200" w:line="276" w:lineRule="auto"/>
+        <w:ind w:left="700" w:right="700"/>
+        <w:jc w:val="both"/>
+      </w:pPr>
+      <w:r>
+        <w:rPr>
+          <w:i/>
+          <w:iCs/>
+        </w:rPr>
+        <w:t xml:space="preserve">“2.2 Precio de Nudo aplicables a las Inyecciones de Medios de generación de pequeña escala. Tanto el precio de nudo de energía como el precio de nudo de potencia aplicables a las inyecciones efectuadas por los medios de generación de pequeña escala a que se refiere el artículo segundo transitorio del decreto Nº 88/2019, del Ministerio de Energía, corresponderán al precio de nudo de la subestación del Sistema de Transmisión Nacional más cercana. A estos efectos, la subestación del Sistema de Transmisión Nacional más cercana corresponderá a la que se encuentre a la mínima distancia eléctrica entre el punto de inyección y la subestación respectiva del Sistema de Transmisión Nacional, determinada por el Coordinador.”</w:t>
       </w:r>
     </w:p>
     <w:p>
@@ -480,7 +495,7 @@
         <w:jc w:val="both"/>
       </w:pPr>
       <w:r>
-        <w:t xml:space="preserve">La presente minuta describe brevemente la lógica del mínimo camino eléctrico a partir del código disponible y expone, mediante un caso simplificado, una situación problemática de la metodología: la selección de un camino eléctricamente más corto a pesar de existir un camino geográficamente más corto.</w:t>
+        <w:t xml:space="preserve">La presente minuta describe brevemente la lógica de la metodología de mínimo camino eléctrico y expone, mediante un caso específico, una situación problemática de su aplicación: la asignación de una subestación eléctricamente más cercana a pesar de existir otra subestación a una distancia geográfica considerablemente menor.</w:t>
       </w:r>
     </w:p>
     <w:p>
@@ -506,7 +521,7 @@
       <w:bookmarkStart w:id="108" w:name="_Toc1069049"/>
       <w:bookmarkEnd w:id="107"/>
       <w:r>
-        <w:t>LÓGICA DEL MÍNIMO CAMINO ELÉCTRICO A PARTIR DEL CÓDIGO</w:t>
+        <w:t>METODOLOGÍA DEL MÍNIMO CAMINO ELÉCTRICO</w:t>
       </w:r>
       <w:bookmarkEnd w:id="108"/>
     </w:p>
@@ -527,7 +542,7 @@
         <mc:AlternateContent>
           <mc:Choice Requires="wpg">
             <w:drawing>
-              <wp:inline distT="0" distB="0" distL="0" distR="0" wp14:anchorId="DD2E4719" wp14:editId="2AF97D57">
+              <wp:inline distT="0" distB="0" distL="0" distR="0" wp14:anchorId="FA3E8464" wp14:editId="2AF97D57">
                 <wp:extent cx="6438900" cy="6350"/>
                 <wp:effectExtent l="635" t="0" r="0" b="5080"/>
                 <wp:docPr id="203" name="Group 47"/>
@@ -592,7 +607,7 @@
           </mc:Choice>
           <mc:Fallback xmlns:w16cei="http://schemas.microsoft.com/office/word/2026/wordml/cei">
             <w:pict>
-              <v:group w14:anchorId="174E58B6" id="Group 47" o:spid="_x0000_s1026" style="width:507pt;height:.5pt;mso-position-horizontal-relative:char;mso-position-vertical-relative:line" coordsize="10140,10" o:gfxdata="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">
+              <v:group w14:anchorId="FCAED79C" id="Group 47" o:spid="_x0000_s1026" style="width:507pt;height:.5pt;mso-position-horizontal-relative:char;mso-position-vertical-relative:line" coordsize="10140,10" o:gfxdata="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">
                 <v:rect id="Rectangle 48" o:spid="_x0000_s1027" style="position:absolute;width:10140;height:10;visibility:visible;mso-wrap-style:square;v-text-anchor:top" o:gfxdata="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" fillcolor="black" stroked="f"/>
                 <w10:anchorlock/>
               </v:group>
@@ -618,7 +633,7 @@
         <w:jc w:val="both"/>
       </w:pPr>
       <w:r>
-        <w:t xml:space="preserve">El código representa el sistema de transmisión como una red en la que las barras corresponden a nodos y las líneas y transformadores a tramos que las conectan. Cada tramo de la hoja “lineas” de la base ENT se describe por su Barra A, Barra B, tensión nominal V [kV], resistencia R [ohm] y reactancia X [ohm]. Los circuitos paralelos se tratan como tramos independientes (sufijos _1de2 y _2de2) y los transformadores se identifican por el cambio de tensión entre sus barras.</w:t>
+        <w:t xml:space="preserve">La metodología representa el sistema de transmisión como una red en la que las barras corresponden a nodos y las líneas y transformadores a tramos que las conectan. Cada tramo se caracteriza por sus barras extremas, su tensión nominal y su reactancia X, expresada en ohm, de acuerdo con los parámetros de la base de instalaciones que utiliza el Coordinador para el Balance de Potencia.</w:t>
       </w:r>
     </w:p>
     <w:p>
@@ -629,7 +644,7 @@
         <w:jc w:val="both"/>
       </w:pPr>
       <w:r>
-        <w:t xml:space="preserve">La “distancia” que utiliza la metodología no es la longitud geográfica del tramo, sino su distancia eléctrica, representada por la reactancia X. De este modo, la distancia eléctrica de un camino entre dos barras corresponde a la suma de las reactancias de los tramos que lo componen, y el mínimo camino eléctrico es aquel que minimiza dicha suma entre todas las rutas posibles de la red. Dado que los valores se expresan en ohm a distintos niveles de tensión, para comparar caminos que atraviesan transformadores las reactancias deben referirse a una base común en por unidad (X_pu = X_ohm × S_base / V²).</w:t>
+        <w:t xml:space="preserve">La “distancia” que considera el decreto no es la longitud geográfica que separa el punto de inyección de la subestación, sino su distancia eléctrica, representada por la reactancia de los tramos que los vinculan. De este modo, la distancia eléctrica de un camino entre dos barras corresponde a la suma de las reactancias de los tramos que lo componen, y el mínimo camino eléctrico entre un punto de inyección y una subestación es aquel que minimiza dicha suma entre todas las rutas posibles de la red.</w:t>
       </w:r>
     </w:p>
     <w:p>
@@ -640,7 +655,7 @@
         <w:jc w:val="both"/>
       </w:pPr>
       <w:r>
-        <w:t xml:space="preserve">El flujo del código se compone de las siguientes etapas:</w:t>
+        <w:t xml:space="preserve">En consecuencia, la determinación de la subestación del Sistema de Transmisión Nacional más cercana a un medio de generación de pequeña escala se efectúa de la siguiente forma:</w:t>
       </w:r>
     </w:p>
     <w:p>
@@ -655,14 +670,7 @@
         <w:jc w:val="both"/>
       </w:pPr>
       <w:r>
-        <w:rPr>
-          <w:b/>
-          <w:bCs/>
-        </w:rPr>
-        <w:t xml:space="preserve">Carga de datos:</w:t>
-      </w:r>
-      <w:r>
-        <w:t xml:space="preserve"> se cargan las líneas de la base ENT (Ent2026.xlsx), las líneas de operación y de mantenimiento de la CNE (LinDatParOpe y LinDatManOpe) y los reportes de Infotécnica (secciones y tramos, transformadores de dos y de tres devanados).</w:t>
+        <w:t xml:space="preserve">Se identifica la barra del sistema en la que se ubica el punto de inyección del medio de generación.</w:t>
       </w:r>
     </w:p>
     <w:p>
@@ -677,14 +685,7 @@
         <w:jc w:val="both"/>
       </w:pPr>
       <w:r>
-        <w:rPr>
-          <w:b/>
-          <w:bCs/>
-        </w:rPr>
-        <w:t xml:space="preserve">Reemplazo por mes de trabajo:</w:t>
-      </w:r>
-      <w:r>
-        <w:t xml:space="preserve"> para el mes analizado (formato AAAA-MM) se reemplazan los valores R y X de operación por los valores de mantenimiento vigentes, de manera que la red refleje la configuración efectiva del período.</w:t>
+        <w:t xml:space="preserve">Se identifican las subestaciones que forman parte del Sistema de Transmisión Nacional y que son candidatas a ser asignadas.</w:t>
       </w:r>
     </w:p>
     <w:p>
@@ -699,14 +700,7 @@
         <w:jc w:val="both"/>
       </w:pPr>
       <w:r>
-        <w:rPr>
-          <w:b/>
-          <w:bCs/>
-        </w:rPr>
-        <w:t xml:space="preserve">Homologación ENT–CNE:</w:t>
-      </w:r>
-      <w:r>
-        <w:t xml:space="preserve"> cada línea ENT se compara con las líneas CNE exigiendo coincidencia de tensión y similitud de los nombres de las barras A y B, probando también el orden invertido. La confianza del match se clasifica como alta (≥ 90 %), media (80 a 89 %), a revisar (50 a 79 %) o sin match (&lt; 50 %).</w:t>
+        <w:t xml:space="preserve">Para cada subestación candidata se determina el camino de mínima reactancia acumulada desde el punto de inyección, considerando únicamente las instalaciones operativas en el período.</w:t>
       </w:r>
     </w:p>
     <w:p>
@@ -721,36 +715,7 @@
         <w:jc w:val="both"/>
       </w:pPr>
       <w:r>
-        <w:rPr>
-          <w:b/>
-          <w:bCs/>
-        </w:rPr>
-        <w:t xml:space="preserve">Homologación ENT–Infotécnica:</w:t>
-      </w:r>
-      <w:r>
-        <w:t xml:space="preserve"> se repite el proceso contra Infotécnica, con desempate por número de circuito. Para líneas, R y X se obtienen como el producto de los valores unitarios (ohm/km) por la longitud; para transformadores, a partir de la impedancia porcentual Z %, las pérdidas en el cobre y la potencia y tensión nominales.</w:t>
-      </w:r>
-    </w:p>
-    <w:p>
-      <w:pPr>
-        <w:pStyle w:val="Textoindependiente"/>
-        <w:numPr>
-          <w:ilvl w:val="0"/>
-          <w:numId w:val="15"/>
-        </w:numPr>
-        <w:spacing w:after="100" w:line="276" w:lineRule="auto"/>
-        <w:ind w:right="272"/>
-        <w:jc w:val="both"/>
-      </w:pPr>
-      <w:r>
-        <w:rPr>
-          <w:b/>
-          <w:bCs/>
-        </w:rPr>
-        <w:t xml:space="preserve">Validación de X_ENT:</w:t>
-      </w:r>
-      <w:r>
-        <w:t xml:space="preserve"> con las tres fuentes homologadas, cada tramo se clasifica como CORRECTO o DISCREPA según si la diferencia porcentual entre X_ENT y las fuentes de referencia supera un umbral de 15 %, y se decide CAMBIAR o REVISAR según si la magnitud del cambio supera 50 ohm.</w:t>
+        <w:t xml:space="preserve">Se asigna la subestación cuya distancia eléctrica resulta menor, y el precio de nudo de dicha subestación se aplica a las inyecciones del medio de generación.</w:t>
       </w:r>
     </w:p>
     <w:p>
@@ -761,515 +726,7 @@
         <w:jc w:val="both"/>
       </w:pPr>
       <w:r>
-        <w:t xml:space="preserve">El resultado de la validación sobre la base ENT se resume a continuación:</w:t>
-      </w:r>
-    </w:p>
-    <w:tbl>
-      <w:tblPr>
-        <w:tblW w:w="7600" w:type="dxa"/>
-        <w:tblInd w:w="1299" w:type="dxa"/>
-        <w:tblCellMar>
-          <w:left w:w="70" w:type="dxa"/>
-          <w:right w:w="70" w:type="dxa"/>
-        </w:tblCellMar>
-        <w:tblLook w:val="04A0"/>
-      </w:tblPr>
-      <w:tblGrid>
-        <w:gridCol w:w="5000"/>
-        <w:gridCol w:w="1300"/>
-        <w:gridCol w:w="1300"/>
-      </w:tblGrid>
-      <w:tr>
-        <w:trPr>
-          <w:trHeight w:val="300"/>
-        </w:trPr>
-        <w:tc>
-          <w:tcPr>
-            <w:tcW w:w="5000" w:type="dxa"/>
-            <w:tcBorders>
-              <w:top w:val="single" w:sz="4" w:space="0" w:color="auto"/>
-              <w:left w:val="single" w:sz="4" w:space="0" w:color="auto"/>
-              <w:bottom w:val="single" w:sz="4" w:space="0" w:color="auto"/>
-              <w:right w:val="single" w:sz="4" w:space="0" w:color="auto"/>
-            </w:tcBorders>
-            <w:shd w:val="clear" w:color="auto" w:fill="DCEBF0"/>
-            <w:vAlign w:val="center"/>
-          </w:tcPr>
-          <w:p>
-            <w:pPr>
-              <w:spacing w:before="40" w:after="40"/>
-              <w:jc w:val="center"/>
-              <w:rPr>
-                <w:b/>
-                <w:bCs/>
-                <w:sz w:val="20"/>
-                <w:szCs w:val="20"/>
-              </w:rPr>
-            </w:pPr>
-            <w:r>
-              <w:rPr>
-                <w:b/>
-                <w:bCs/>
-                <w:sz w:val="20"/>
-                <w:szCs w:val="20"/>
-              </w:rPr>
-              <w:t xml:space="preserve">Resultado de la validación</w:t>
-            </w:r>
-          </w:p>
-        </w:tc>
-        <w:tc>
-          <w:tcPr>
-            <w:tcW w:w="1300" w:type="dxa"/>
-            <w:tcBorders>
-              <w:top w:val="single" w:sz="4" w:space="0" w:color="auto"/>
-              <w:left w:val="single" w:sz="4" w:space="0" w:color="auto"/>
-              <w:bottom w:val="single" w:sz="4" w:space="0" w:color="auto"/>
-              <w:right w:val="single" w:sz="4" w:space="0" w:color="auto"/>
-            </w:tcBorders>
-            <w:shd w:val="clear" w:color="auto" w:fill="DCEBF0"/>
-            <w:vAlign w:val="center"/>
-          </w:tcPr>
-          <w:p>
-            <w:pPr>
-              <w:spacing w:before="40" w:after="40"/>
-              <w:jc w:val="center"/>
-              <w:rPr>
-                <w:b/>
-                <w:bCs/>
-                <w:sz w:val="20"/>
-                <w:szCs w:val="20"/>
-              </w:rPr>
-            </w:pPr>
-            <w:r>
-              <w:rPr>
-                <w:b/>
-                <w:bCs/>
-                <w:sz w:val="20"/>
-                <w:szCs w:val="20"/>
-              </w:rPr>
-              <w:t xml:space="preserve">Tramos</w:t>
-            </w:r>
-          </w:p>
-        </w:tc>
-        <w:tc>
-          <w:tcPr>
-            <w:tcW w:w="1300" w:type="dxa"/>
-            <w:tcBorders>
-              <w:top w:val="single" w:sz="4" w:space="0" w:color="auto"/>
-              <w:left w:val="single" w:sz="4" w:space="0" w:color="auto"/>
-              <w:bottom w:val="single" w:sz="4" w:space="0" w:color="auto"/>
-              <w:right w:val="single" w:sz="4" w:space="0" w:color="auto"/>
-            </w:tcBorders>
-            <w:shd w:val="clear" w:color="auto" w:fill="DCEBF0"/>
-            <w:vAlign w:val="center"/>
-          </w:tcPr>
-          <w:p>
-            <w:pPr>
-              <w:spacing w:before="40" w:after="40"/>
-              <w:jc w:val="center"/>
-              <w:rPr>
-                <w:b/>
-                <w:bCs/>
-                <w:sz w:val="20"/>
-                <w:szCs w:val="20"/>
-              </w:rPr>
-            </w:pPr>
-            <w:r>
-              <w:rPr>
-                <w:b/>
-                <w:bCs/>
-                <w:sz w:val="20"/>
-                <w:szCs w:val="20"/>
-              </w:rPr>
-              <w:t xml:space="preserve">%</w:t>
-            </w:r>
-          </w:p>
-        </w:tc>
-      </w:tr>
-      <w:tr>
-        <w:trPr>
-          <w:trHeight w:val="300"/>
-        </w:trPr>
-        <w:tc>
-          <w:tcPr>
-            <w:tcW w:w="5000" w:type="dxa"/>
-            <w:tcBorders>
-              <w:top w:val="single" w:sz="4" w:space="0" w:color="auto"/>
-              <w:left w:val="single" w:sz="4" w:space="0" w:color="auto"/>
-              <w:bottom w:val="single" w:sz="4" w:space="0" w:color="auto"/>
-              <w:right w:val="single" w:sz="4" w:space="0" w:color="auto"/>
-            </w:tcBorders>
-            <w:vAlign w:val="center"/>
-          </w:tcPr>
-          <w:p>
-            <w:pPr>
-              <w:spacing w:before="40" w:after="40"/>
-              <w:jc w:val="center"/>
-              <w:rPr>
-                <w:sz w:val="20"/>
-                <w:szCs w:val="20"/>
-              </w:rPr>
-            </w:pPr>
-            <w:r>
-              <w:rPr>
-                <w:sz w:val="20"/>
-                <w:szCs w:val="20"/>
-              </w:rPr>
-              <w:t xml:space="preserve">Correctos (X_ENT coincide con las fuentes)</w:t>
-            </w:r>
-          </w:p>
-        </w:tc>
-        <w:tc>
-          <w:tcPr>
-            <w:tcW w:w="1300" w:type="dxa"/>
-            <w:tcBorders>
-              <w:top w:val="single" w:sz="4" w:space="0" w:color="auto"/>
-              <w:left w:val="single" w:sz="4" w:space="0" w:color="auto"/>
-              <w:bottom w:val="single" w:sz="4" w:space="0" w:color="auto"/>
-              <w:right w:val="single" w:sz="4" w:space="0" w:color="auto"/>
-            </w:tcBorders>
-            <w:vAlign w:val="center"/>
-          </w:tcPr>
-          <w:p>
-            <w:pPr>
-              <w:spacing w:before="40" w:after="40"/>
-              <w:jc w:val="center"/>
-              <w:rPr>
-                <w:sz w:val="20"/>
-                <w:szCs w:val="20"/>
-              </w:rPr>
-            </w:pPr>
-            <w:r>
-              <w:rPr>
-                <w:sz w:val="20"/>
-                <w:szCs w:val="20"/>
-              </w:rPr>
-              <w:t xml:space="preserve">1.022</w:t>
-            </w:r>
-          </w:p>
-        </w:tc>
-        <w:tc>
-          <w:tcPr>
-            <w:tcW w:w="1300" w:type="dxa"/>
-            <w:tcBorders>
-              <w:top w:val="single" w:sz="4" w:space="0" w:color="auto"/>
-              <w:left w:val="single" w:sz="4" w:space="0" w:color="auto"/>
-              <w:bottom w:val="single" w:sz="4" w:space="0" w:color="auto"/>
-              <w:right w:val="single" w:sz="4" w:space="0" w:color="auto"/>
-            </w:tcBorders>
-            <w:vAlign w:val="center"/>
-          </w:tcPr>
-          <w:p>
-            <w:pPr>
-              <w:spacing w:before="40" w:after="40"/>
-              <w:jc w:val="center"/>
-              <w:rPr>
-                <w:sz w:val="20"/>
-                <w:szCs w:val="20"/>
-              </w:rPr>
-            </w:pPr>
-            <w:r>
-              <w:rPr>
-                <w:sz w:val="20"/>
-                <w:szCs w:val="20"/>
-              </w:rPr>
-              <w:t xml:space="preserve">51,0 %</w:t>
-            </w:r>
-          </w:p>
-        </w:tc>
-      </w:tr>
-      <w:tr>
-        <w:trPr>
-          <w:trHeight w:val="300"/>
-        </w:trPr>
-        <w:tc>
-          <w:tcPr>
-            <w:tcW w:w="5000" w:type="dxa"/>
-            <w:tcBorders>
-              <w:top w:val="single" w:sz="4" w:space="0" w:color="auto"/>
-              <w:left w:val="single" w:sz="4" w:space="0" w:color="auto"/>
-              <w:bottom w:val="single" w:sz="4" w:space="0" w:color="auto"/>
-              <w:right w:val="single" w:sz="4" w:space="0" w:color="auto"/>
-            </w:tcBorders>
-            <w:vAlign w:val="center"/>
-          </w:tcPr>
-          <w:p>
-            <w:pPr>
-              <w:spacing w:before="40" w:after="40"/>
-              <w:jc w:val="center"/>
-              <w:rPr>
-                <w:sz w:val="20"/>
-                <w:szCs w:val="20"/>
-              </w:rPr>
-            </w:pPr>
-            <w:r>
-              <w:rPr>
-                <w:sz w:val="20"/>
-                <w:szCs w:val="20"/>
-              </w:rPr>
-              <w:t xml:space="preserve">Discrepan (diferencia ≥ 15 %)</w:t>
-            </w:r>
-          </w:p>
-        </w:tc>
-        <w:tc>
-          <w:tcPr>
-            <w:tcW w:w="1300" w:type="dxa"/>
-            <w:tcBorders>
-              <w:top w:val="single" w:sz="4" w:space="0" w:color="auto"/>
-              <w:left w:val="single" w:sz="4" w:space="0" w:color="auto"/>
-              <w:bottom w:val="single" w:sz="4" w:space="0" w:color="auto"/>
-              <w:right w:val="single" w:sz="4" w:space="0" w:color="auto"/>
-            </w:tcBorders>
-            <w:vAlign w:val="center"/>
-          </w:tcPr>
-          <w:p>
-            <w:pPr>
-              <w:spacing w:before="40" w:after="40"/>
-              <w:jc w:val="center"/>
-              <w:rPr>
-                <w:sz w:val="20"/>
-                <w:szCs w:val="20"/>
-              </w:rPr>
-            </w:pPr>
-            <w:r>
-              <w:rPr>
-                <w:sz w:val="20"/>
-                <w:szCs w:val="20"/>
-              </w:rPr>
-              <w:t xml:space="preserve">817</w:t>
-            </w:r>
-          </w:p>
-        </w:tc>
-        <w:tc>
-          <w:tcPr>
-            <w:tcW w:w="1300" w:type="dxa"/>
-            <w:tcBorders>
-              <w:top w:val="single" w:sz="4" w:space="0" w:color="auto"/>
-              <w:left w:val="single" w:sz="4" w:space="0" w:color="auto"/>
-              <w:bottom w:val="single" w:sz="4" w:space="0" w:color="auto"/>
-              <w:right w:val="single" w:sz="4" w:space="0" w:color="auto"/>
-            </w:tcBorders>
-            <w:vAlign w:val="center"/>
-          </w:tcPr>
-          <w:p>
-            <w:pPr>
-              <w:spacing w:before="40" w:after="40"/>
-              <w:jc w:val="center"/>
-              <w:rPr>
-                <w:sz w:val="20"/>
-                <w:szCs w:val="20"/>
-              </w:rPr>
-            </w:pPr>
-            <w:r>
-              <w:rPr>
-                <w:sz w:val="20"/>
-                <w:szCs w:val="20"/>
-              </w:rPr>
-              <w:t xml:space="preserve">40,8 %</w:t>
-            </w:r>
-          </w:p>
-        </w:tc>
-      </w:tr>
-      <w:tr>
-        <w:trPr>
-          <w:trHeight w:val="300"/>
-        </w:trPr>
-        <w:tc>
-          <w:tcPr>
-            <w:tcW w:w="5000" w:type="dxa"/>
-            <w:tcBorders>
-              <w:top w:val="single" w:sz="4" w:space="0" w:color="auto"/>
-              <w:left w:val="single" w:sz="4" w:space="0" w:color="auto"/>
-              <w:bottom w:val="single" w:sz="4" w:space="0" w:color="auto"/>
-              <w:right w:val="single" w:sz="4" w:space="0" w:color="auto"/>
-            </w:tcBorders>
-            <w:vAlign w:val="center"/>
-          </w:tcPr>
-          <w:p>
-            <w:pPr>
-              <w:spacing w:before="40" w:after="40"/>
-              <w:jc w:val="center"/>
-              <w:rPr>
-                <w:sz w:val="20"/>
-                <w:szCs w:val="20"/>
-              </w:rPr>
-            </w:pPr>
-            <w:r>
-              <w:rPr>
-                <w:sz w:val="20"/>
-                <w:szCs w:val="20"/>
-              </w:rPr>
-              <w:t xml:space="preserve">Sin referencia</w:t>
-            </w:r>
-          </w:p>
-        </w:tc>
-        <w:tc>
-          <w:tcPr>
-            <w:tcW w:w="1300" w:type="dxa"/>
-            <w:tcBorders>
-              <w:top w:val="single" w:sz="4" w:space="0" w:color="auto"/>
-              <w:left w:val="single" w:sz="4" w:space="0" w:color="auto"/>
-              <w:bottom w:val="single" w:sz="4" w:space="0" w:color="auto"/>
-              <w:right w:val="single" w:sz="4" w:space="0" w:color="auto"/>
-            </w:tcBorders>
-            <w:vAlign w:val="center"/>
-          </w:tcPr>
-          <w:p>
-            <w:pPr>
-              <w:spacing w:before="40" w:after="40"/>
-              <w:jc w:val="center"/>
-              <w:rPr>
-                <w:sz w:val="20"/>
-                <w:szCs w:val="20"/>
-              </w:rPr>
-            </w:pPr>
-            <w:r>
-              <w:rPr>
-                <w:sz w:val="20"/>
-                <w:szCs w:val="20"/>
-              </w:rPr>
-              <w:t xml:space="preserve">165</w:t>
-            </w:r>
-          </w:p>
-        </w:tc>
-        <w:tc>
-          <w:tcPr>
-            <w:tcW w:w="1300" w:type="dxa"/>
-            <w:tcBorders>
-              <w:top w:val="single" w:sz="4" w:space="0" w:color="auto"/>
-              <w:left w:val="single" w:sz="4" w:space="0" w:color="auto"/>
-              <w:bottom w:val="single" w:sz="4" w:space="0" w:color="auto"/>
-              <w:right w:val="single" w:sz="4" w:space="0" w:color="auto"/>
-            </w:tcBorders>
-            <w:vAlign w:val="center"/>
-          </w:tcPr>
-          <w:p>
-            <w:pPr>
-              <w:spacing w:before="40" w:after="40"/>
-              <w:jc w:val="center"/>
-              <w:rPr>
-                <w:sz w:val="20"/>
-                <w:szCs w:val="20"/>
-              </w:rPr>
-            </w:pPr>
-            <w:r>
-              <w:rPr>
-                <w:sz w:val="20"/>
-                <w:szCs w:val="20"/>
-              </w:rPr>
-              <w:t xml:space="preserve">8,2 %</w:t>
-            </w:r>
-          </w:p>
-        </w:tc>
-      </w:tr>
-      <w:tr>
-        <w:trPr>
-          <w:trHeight w:val="300"/>
-        </w:trPr>
-        <w:tc>
-          <w:tcPr>
-            <w:tcW w:w="5000" w:type="dxa"/>
-            <w:tcBorders>
-              <w:top w:val="single" w:sz="4" w:space="0" w:color="auto"/>
-              <w:left w:val="single" w:sz="4" w:space="0" w:color="auto"/>
-              <w:bottom w:val="single" w:sz="4" w:space="0" w:color="auto"/>
-              <w:right w:val="single" w:sz="4" w:space="0" w:color="auto"/>
-            </w:tcBorders>
-            <w:vAlign w:val="center"/>
-          </w:tcPr>
-          <w:p>
-            <w:pPr>
-              <w:spacing w:before="40" w:after="40"/>
-              <w:jc w:val="center"/>
-              <w:rPr>
-                <w:sz w:val="20"/>
-                <w:szCs w:val="20"/>
-              </w:rPr>
-            </w:pPr>
-            <w:r>
-              <w:rPr>
-                <w:sz w:val="20"/>
-                <w:szCs w:val="20"/>
-              </w:rPr>
-              <w:t xml:space="preserve">Total</w:t>
-            </w:r>
-          </w:p>
-        </w:tc>
-        <w:tc>
-          <w:tcPr>
-            <w:tcW w:w="1300" w:type="dxa"/>
-            <w:tcBorders>
-              <w:top w:val="single" w:sz="4" w:space="0" w:color="auto"/>
-              <w:left w:val="single" w:sz="4" w:space="0" w:color="auto"/>
-              <w:bottom w:val="single" w:sz="4" w:space="0" w:color="auto"/>
-              <w:right w:val="single" w:sz="4" w:space="0" w:color="auto"/>
-            </w:tcBorders>
-            <w:vAlign w:val="center"/>
-          </w:tcPr>
-          <w:p>
-            <w:pPr>
-              <w:spacing w:before="40" w:after="40"/>
-              <w:jc w:val="center"/>
-              <w:rPr>
-                <w:sz w:val="20"/>
-                <w:szCs w:val="20"/>
-              </w:rPr>
-            </w:pPr>
-            <w:r>
-              <w:rPr>
-                <w:sz w:val="20"/>
-                <w:szCs w:val="20"/>
-              </w:rPr>
-              <w:t xml:space="preserve">2.004</w:t>
-            </w:r>
-          </w:p>
-        </w:tc>
-        <w:tc>
-          <w:tcPr>
-            <w:tcW w:w="1300" w:type="dxa"/>
-            <w:tcBorders>
-              <w:top w:val="single" w:sz="4" w:space="0" w:color="auto"/>
-              <w:left w:val="single" w:sz="4" w:space="0" w:color="auto"/>
-              <w:bottom w:val="single" w:sz="4" w:space="0" w:color="auto"/>
-              <w:right w:val="single" w:sz="4" w:space="0" w:color="auto"/>
-            </w:tcBorders>
-            <w:vAlign w:val="center"/>
-          </w:tcPr>
-          <w:p>
-            <w:pPr>
-              <w:spacing w:before="40" w:after="40"/>
-              <w:jc w:val="center"/>
-              <w:rPr>
-                <w:sz w:val="20"/>
-                <w:szCs w:val="20"/>
-              </w:rPr>
-            </w:pPr>
-            <w:r>
-              <w:rPr>
-                <w:sz w:val="20"/>
-                <w:szCs w:val="20"/>
-              </w:rPr>
-              <w:t xml:space="preserve">100 %</w:t>
-            </w:r>
-          </w:p>
-        </w:tc>
-      </w:tr>
-    </w:tbl>
-    <w:p>
-      <w:pPr>
-        <w:pStyle w:val="Textoindependiente"/>
-        <w:spacing w:after="0"/>
-      </w:pPr>
-    </w:p>
-    <w:p>
-      <w:pPr>
-        <w:pStyle w:val="Textoindependiente"/>
-        <w:spacing w:after="200" w:line="276" w:lineRule="auto"/>
-        <w:ind w:left="140" w:right="272"/>
-        <w:jc w:val="both"/>
-      </w:pPr>
-      <w:r>
-        <w:t xml:space="preserve">El producto de estas etapas es una base de reactancias validada, que constituye el insumo del grafo sobre el cual se determina el mínimo camino eléctrico. Cabe señalar que el algoritmo de búsqueda del camino propiamente tal no forma parte del código del repositorio, cuyo alcance termina en la validación de X, según se muestra en la Figura 1.</w:t>
+        <w:t xml:space="preserve">La Figura 1 ilustra el criterio con un ejemplo conceptual: aunque ambas subestaciones se encuentran vinculadas al punto de inyección, se asigna la subestación A, por cuanto la suma de reactancias del camino que conduce a ella es menor.</w:t>
       </w:r>
     </w:p>
     <w:p>
@@ -1284,7 +741,7 @@
         </w:rPr>
         <w:drawing>
           <wp:inline distT="0" distB="0" distL="0" distR="0">
-            <wp:extent cx="5394960" cy="2268123"/>
+            <wp:extent cx="4754880" cy="2126533"/>
             <wp:effectExtent l="0" t="0" r="0" b="0"/>
             <wp:docPr id="205" name="image_fig1.png"/>
             <wp:cNvGraphicFramePr>
@@ -1306,7 +763,7 @@
                   <pic:spPr>
                     <a:xfrm>
                       <a:off x="0" y="0"/>
-                      <a:ext cx="5394960" cy="2268123"/>
+                      <a:ext cx="4754880" cy="2126533"/>
                     </a:xfrm>
                     <a:prstGeom prst="rect">
                       <a:avLst/>
@@ -1333,8 +790,25 @@
           <w:sz w:val="18"/>
           <w:szCs w:val="18"/>
         </w:rPr>
-        <w:t xml:space="preserve">Figura 1. Etapas del código y su relación con el cálculo del mínimo camino eléctrico.</w:t>
+        <w:t xml:space="preserve">Figura 1. Criterio de mínima distancia eléctrica: la subestación asignada es la de menor suma de reactancias.</w:t>
       </w:r>
+    </w:p>
+    <w:p>
+      <w:pPr>
+        <w:pStyle w:val="Textoindependiente"/>
+        <w:spacing w:after="200" w:line="276" w:lineRule="auto"/>
+        <w:ind w:left="140" w:right="272"/>
+        <w:jc w:val="both"/>
+      </w:pPr>
+      <w:r>
+        <w:t xml:space="preserve">Cabe destacar que, como la reactancia de una línea es proporcional a su longitud, en una red simple la distancia eléctrica y la distancia geográfica suelen coincidir. Sin embargo, la distancia eléctrica depende también de la topología de la red, del nivel de tensión y de los transformadores que deban atravesarse, por lo que ambas distancias pueden diferir de manera significativa, como se muestra en el caso siguiente.</w:t>
+      </w:r>
+    </w:p>
+    <w:p>
+      <w:pPr>
+        <w:pStyle w:val="Textoindependiente"/>
+        <w:spacing w:after="0"/>
+      </w:pPr>
     </w:p>
     <w:p>
       <w:pPr>
@@ -1353,7 +827,7 @@
       <w:bookmarkStart w:id="112" w:name="_Toc1109049"/>
       <w:bookmarkEnd w:id="111"/>
       <w:r>
-        <w:t>CASO PROBLEMÁTICO: CAMINO ELÉCTRICAMENTE CORTO VERSUS CAMINO GEOGRÁFICAMENTE CORTO</w:t>
+        <w:t>CASO PROBLEMÁTICO: SUBESTACIÓN ELÉCTRICAMENTE MÁS CERCANA VERSUS SUBESTACIÓN GEOGRÁFICAMENTE MÁS CERCANA</w:t>
       </w:r>
       <w:bookmarkEnd w:id="112"/>
     </w:p>
@@ -1374,7 +848,7 @@
         <mc:AlternateContent>
           <mc:Choice Requires="wpg">
             <w:drawing>
-              <wp:inline distT="0" distB="0" distL="0" distR="0" wp14:anchorId="75B0D800" wp14:editId="2AF97D57">
+              <wp:inline distT="0" distB="0" distL="0" distR="0" wp14:anchorId="3F47F803" wp14:editId="2AF97D57">
                 <wp:extent cx="6438900" cy="6350"/>
                 <wp:effectExtent l="635" t="0" r="0" b="5080"/>
                 <wp:docPr id="206" name="Group 47"/>
@@ -1439,7 +913,7 @@
           </mc:Choice>
           <mc:Fallback xmlns:w16cei="http://schemas.microsoft.com/office/word/2026/wordml/cei">
             <w:pict>
-              <v:group w14:anchorId="A9AD0C00" id="Group 47" o:spid="_x0000_s1026" style="width:507pt;height:.5pt;mso-position-horizontal-relative:char;mso-position-vertical-relative:line" coordsize="10140,10" o:gfxdata="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">
+              <v:group w14:anchorId="ED8BAE2A" id="Group 47" o:spid="_x0000_s1026" style="width:507pt;height:.5pt;mso-position-horizontal-relative:char;mso-position-vertical-relative:line" coordsize="10140,10" o:gfxdata="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">
                 <v:rect id="Rectangle 48" o:spid="_x0000_s1027" style="position:absolute;width:10140;height:10;visibility:visible;mso-wrap-style:square;v-text-anchor:top" o:gfxdata="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" fillcolor="black" stroked="f"/>
                 <w10:anchorlock/>
               </v:group>
@@ -1465,7 +939,7 @@
         <w:jc w:val="both"/>
       </w:pPr>
       <w:r>
-        <w:t xml:space="preserve">La reactancia por kilómetro de una línea es relativamente similar entre niveles de tensión (del orden de 0,3 a 0,4 ohm/km); sin embargo, al referirla a una base común, la reactancia en por unidad disminuye con el cuadrado de la tensión. Así, un kilómetro de línea de 500 kV resulta, eléctricamente, cerca de cinco veces más corto que un kilómetro de línea de 220 kV. Esta propiedad es la que origina que la metodología pueda seleccionar rutas que, en distancia, resultan contraintuitivas.</w:t>
+        <w:t xml:space="preserve">Para ilustrar la situación se considera un medio de generación de pequeña escala conectado en la barra Taltal 110 kV, en la zona de Diego de Almagro, Región de Antofagasta. En sus cercanías existen dos subestaciones de 220 kV candidatas: Paposo, ubicada a aproximadamente 44 km en línea recta hacia el norte, y Diego de Almagro, ubicada a aproximadamente 118 km en línea recta hacia el sureste.</w:t>
       </w:r>
     </w:p>
     <w:p>
@@ -1476,51 +950,7 @@
         <w:jc w:val="both"/>
       </w:pPr>
       <w:r>
-        <w:t xml:space="preserve">Para ilustrarlo se considera el caso simplificado de la Figura 2. Una central inyecta en la barra G de 220 kV y el retiro se ubica en la barra C, también de 220 kV. Existen dos caminos posibles:</w:t>
-      </w:r>
-    </w:p>
-    <w:p>
-      <w:pPr>
-        <w:pStyle w:val="Textoindependiente"/>
-        <w:numPr>
-          <w:ilvl w:val="0"/>
-          <w:numId w:val="15"/>
-        </w:numPr>
-        <w:spacing w:after="100" w:line="276" w:lineRule="auto"/>
-        <w:ind w:right="272"/>
-        <w:jc w:val="both"/>
-      </w:pPr>
-      <w:r>
-        <w:rPr>
-          <w:b/>
-          <w:bCs/>
-        </w:rPr>
-        <w:t xml:space="preserve">Camino 1:</w:t>
-      </w:r>
-      <w:r>
-        <w:t xml:space="preserve"> línea directa G–C en 220 kV, de 70 km y X = 28,0 ohm (0,40 ohm/km), equivalente a 0,0579 pu en base 100 MVA.</w:t>
-      </w:r>
-    </w:p>
-    <w:p>
-      <w:pPr>
-        <w:pStyle w:val="Textoindependiente"/>
-        <w:numPr>
-          <w:ilvl w:val="0"/>
-          <w:numId w:val="15"/>
-        </w:numPr>
-        <w:spacing w:after="100" w:line="276" w:lineRule="auto"/>
-        <w:ind w:right="272"/>
-        <w:jc w:val="both"/>
-      </w:pPr>
-      <w:r>
-        <w:rPr>
-          <w:b/>
-          <w:bCs/>
-        </w:rPr>
-        <w:t xml:space="preserve">Camino 2:</w:t>
-      </w:r>
-      <w:r>
-        <w:t xml:space="preserve"> transformador 220/500 kV en G (750 MVA y 12 %, equivalente a 0,016 pu), línea de 500 kV G’–C’ de 150 km y X = 49,5 ohm (0,33 ohm/km, equivalente a 0,0198 pu) y transformador 500/220 kV en C (0,016 pu). Distancia eléctrica total: 0,0518 pu.</w:t>
+        <w:t xml:space="preserve">Desde el punto de vista geográfico, la subestación más cercana es claramente Paposo. Sin embargo, la barra Taltal 110 kV no posee ningún vínculo eléctrico directo con Paposo: su única conexión con el sistema de 220 kV se realiza a través de la red de 110 kV Taltal – Las Luces – Óxidos – Javiera – Diego de Almagro y del transformador 220/110 kV de Diego de Almagro. Para llegar eléctricamente a Paposo se debe, además, recorrer la red de 220 kV Diego de Almagro – San Francisco – Tap Taltal 1 – Paposo, según se muestra en la Figura 2.</w:t>
       </w:r>
     </w:p>
     <w:p>
@@ -1535,7 +965,7 @@
         </w:rPr>
         <w:drawing>
           <wp:inline distT="0" distB="0" distL="0" distR="0">
-            <wp:extent cx="5394960" cy="2772150"/>
+            <wp:extent cx="5029200" cy="2674004"/>
             <wp:effectExtent l="0" t="0" r="0" b="0"/>
             <wp:docPr id="208" name="image_fig2.png"/>
             <wp:cNvGraphicFramePr>
@@ -1557,7 +987,7 @@
                   <pic:spPr>
                     <a:xfrm>
                       <a:off x="0" y="0"/>
-                      <a:ext cx="5394960" cy="2772150"/>
+                      <a:ext cx="5029200" cy="2674004"/>
                     </a:xfrm>
                     <a:prstGeom prst="rect">
                       <a:avLst/>
@@ -1584,13 +1014,24 @@
           <w:sz w:val="18"/>
           <w:szCs w:val="18"/>
         </w:rPr>
-        <w:t xml:space="preserve">Figura 2. Red simplificada: camino geográficamente más corto (línea segmentada) y camino eléctricamente más corto (línea continua).</w:t>
+        <w:t xml:space="preserve">Figura 2. Caminos eléctricos desde la barra Taltal 110 kV hacia las subestaciones Diego de Almagro 220 kV y Paposo 220 kV (reactancias según base de instalaciones).</w:t>
+      </w:r>
+    </w:p>
+    <w:p>
+      <w:pPr>
+        <w:pStyle w:val="Textoindependiente"/>
+        <w:spacing w:after="200" w:line="276" w:lineRule="auto"/>
+        <w:ind w:left="140" w:right="272"/>
+        <w:jc w:val="both"/>
+      </w:pPr>
+      <w:r>
+        <w:t xml:space="preserve">Las reactancias de los tramos que componen cada camino, de acuerdo con la base de instalaciones utilizada por el Coordinador, se presentan a continuación:</w:t>
       </w:r>
     </w:p>
     <w:tbl>
       <w:tblPr>
-        <w:tblW w:w="9200" w:type="dxa"/>
-        <w:tblInd w:w="499" w:type="dxa"/>
+        <w:tblW w:w="9100" w:type="dxa"/>
+        <w:tblInd w:w="549" w:type="dxa"/>
         <w:tblCellMar>
           <w:left w:w="70" w:type="dxa"/>
           <w:right w:w="70" w:type="dxa"/>
@@ -1598,11 +1039,11 @@
         <w:tblLook w:val="04A0"/>
       </w:tblPr>
       <w:tblGrid>
-        <w:gridCol w:w="3000"/>
+        <w:gridCol w:w="3600"/>
+        <w:gridCol w:w="1200"/>
+        <w:gridCol w:w="1100"/>
+        <w:gridCol w:w="1700"/>
         <w:gridCol w:w="1500"/>
-        <w:gridCol w:w="1600"/>
-        <w:gridCol w:w="1500"/>
-        <w:gridCol w:w="1600"/>
       </w:tblGrid>
       <w:tr>
         <w:trPr>
@@ -1610,7 +1051,7 @@
         </w:trPr>
         <w:tc>
           <w:tcPr>
-            <w:tcW w:w="3000" w:type="dxa"/>
+            <w:tcW w:w="3600" w:type="dxa"/>
             <w:tcBorders>
               <w:top w:val="single" w:sz="4" w:space="0" w:color="auto"/>
               <w:left w:val="single" w:sz="4" w:space="0" w:color="auto"/>
@@ -1638,7 +1079,109 @@
                 <w:sz w:val="20"/>
                 <w:szCs w:val="20"/>
               </w:rPr>
-              <w:t xml:space="preserve">Camino</w:t>
+              <w:t xml:space="preserve">Tramo</w:t>
+            </w:r>
+          </w:p>
+        </w:tc>
+        <w:tc>
+          <w:tcPr>
+            <w:tcW w:w="1200" w:type="dxa"/>
+            <w:tcBorders>
+              <w:top w:val="single" w:sz="4" w:space="0" w:color="auto"/>
+              <w:left w:val="single" w:sz="4" w:space="0" w:color="auto"/>
+              <w:bottom w:val="single" w:sz="4" w:space="0" w:color="auto"/>
+              <w:right w:val="single" w:sz="4" w:space="0" w:color="auto"/>
+            </w:tcBorders>
+            <w:shd w:val="clear" w:color="auto" w:fill="DCEBF0"/>
+            <w:vAlign w:val="center"/>
+          </w:tcPr>
+          <w:p>
+            <w:pPr>
+              <w:spacing w:before="40" w:after="40"/>
+              <w:jc w:val="center"/>
+              <w:rPr>
+                <w:b/>
+                <w:bCs/>
+                <w:sz w:val="20"/>
+                <w:szCs w:val="20"/>
+              </w:rPr>
+            </w:pPr>
+            <w:r>
+              <w:rPr>
+                <w:b/>
+                <w:bCs/>
+                <w:sz w:val="20"/>
+                <w:szCs w:val="20"/>
+              </w:rPr>
+              <w:t xml:space="preserve">Tensión [kV]</w:t>
+            </w:r>
+          </w:p>
+        </w:tc>
+        <w:tc>
+          <w:tcPr>
+            <w:tcW w:w="1100" w:type="dxa"/>
+            <w:tcBorders>
+              <w:top w:val="single" w:sz="4" w:space="0" w:color="auto"/>
+              <w:left w:val="single" w:sz="4" w:space="0" w:color="auto"/>
+              <w:bottom w:val="single" w:sz="4" w:space="0" w:color="auto"/>
+              <w:right w:val="single" w:sz="4" w:space="0" w:color="auto"/>
+            </w:tcBorders>
+            <w:shd w:val="clear" w:color="auto" w:fill="DCEBF0"/>
+            <w:vAlign w:val="center"/>
+          </w:tcPr>
+          <w:p>
+            <w:pPr>
+              <w:spacing w:before="40" w:after="40"/>
+              <w:jc w:val="center"/>
+              <w:rPr>
+                <w:b/>
+                <w:bCs/>
+                <w:sz w:val="20"/>
+                <w:szCs w:val="20"/>
+              </w:rPr>
+            </w:pPr>
+            <w:r>
+              <w:rPr>
+                <w:b/>
+                <w:bCs/>
+                <w:sz w:val="20"/>
+                <w:szCs w:val="20"/>
+              </w:rPr>
+              <w:t xml:space="preserve">X [ohm]</w:t>
+            </w:r>
+          </w:p>
+        </w:tc>
+        <w:tc>
+          <w:tcPr>
+            <w:tcW w:w="1700" w:type="dxa"/>
+            <w:tcBorders>
+              <w:top w:val="single" w:sz="4" w:space="0" w:color="auto"/>
+              <w:left w:val="single" w:sz="4" w:space="0" w:color="auto"/>
+              <w:bottom w:val="single" w:sz="4" w:space="0" w:color="auto"/>
+              <w:right w:val="single" w:sz="4" w:space="0" w:color="auto"/>
+            </w:tcBorders>
+            <w:shd w:val="clear" w:color="auto" w:fill="DCEBF0"/>
+            <w:vAlign w:val="center"/>
+          </w:tcPr>
+          <w:p>
+            <w:pPr>
+              <w:spacing w:before="40" w:after="40"/>
+              <w:jc w:val="center"/>
+              <w:rPr>
+                <w:b/>
+                <w:bCs/>
+                <w:sz w:val="20"/>
+                <w:szCs w:val="20"/>
+              </w:rPr>
+            </w:pPr>
+            <w:r>
+              <w:rPr>
+                <w:b/>
+                <w:bCs/>
+                <w:sz w:val="20"/>
+                <w:szCs w:val="20"/>
+              </w:rPr>
+              <w:t xml:space="preserve">Camino a D. Almagro</w:t>
             </w:r>
           </w:p>
         </w:tc>
@@ -1672,109 +1215,7 @@
                 <w:sz w:val="20"/>
                 <w:szCs w:val="20"/>
               </w:rPr>
-              <w:t xml:space="preserve">Longitud [km]</w:t>
-            </w:r>
-          </w:p>
-        </w:tc>
-        <w:tc>
-          <w:tcPr>
-            <w:tcW w:w="1600" w:type="dxa"/>
-            <w:tcBorders>
-              <w:top w:val="single" w:sz="4" w:space="0" w:color="auto"/>
-              <w:left w:val="single" w:sz="4" w:space="0" w:color="auto"/>
-              <w:bottom w:val="single" w:sz="4" w:space="0" w:color="auto"/>
-              <w:right w:val="single" w:sz="4" w:space="0" w:color="auto"/>
-            </w:tcBorders>
-            <w:shd w:val="clear" w:color="auto" w:fill="DCEBF0"/>
-            <w:vAlign w:val="center"/>
-          </w:tcPr>
-          <w:p>
-            <w:pPr>
-              <w:spacing w:before="40" w:after="40"/>
-              <w:jc w:val="center"/>
-              <w:rPr>
-                <w:b/>
-                <w:bCs/>
-                <w:sz w:val="20"/>
-                <w:szCs w:val="20"/>
-              </w:rPr>
-            </w:pPr>
-            <w:r>
-              <w:rPr>
-                <w:b/>
-                <w:bCs/>
-                <w:sz w:val="20"/>
-                <w:szCs w:val="20"/>
-              </w:rPr>
-              <w:t xml:space="preserve">X líneas [ohm]</w:t>
-            </w:r>
-          </w:p>
-        </w:tc>
-        <w:tc>
-          <w:tcPr>
-            <w:tcW w:w="1500" w:type="dxa"/>
-            <w:tcBorders>
-              <w:top w:val="single" w:sz="4" w:space="0" w:color="auto"/>
-              <w:left w:val="single" w:sz="4" w:space="0" w:color="auto"/>
-              <w:bottom w:val="single" w:sz="4" w:space="0" w:color="auto"/>
-              <w:right w:val="single" w:sz="4" w:space="0" w:color="auto"/>
-            </w:tcBorders>
-            <w:shd w:val="clear" w:color="auto" w:fill="DCEBF0"/>
-            <w:vAlign w:val="center"/>
-          </w:tcPr>
-          <w:p>
-            <w:pPr>
-              <w:spacing w:before="40" w:after="40"/>
-              <w:jc w:val="center"/>
-              <w:rPr>
-                <w:b/>
-                <w:bCs/>
-                <w:sz w:val="20"/>
-                <w:szCs w:val="20"/>
-              </w:rPr>
-            </w:pPr>
-            <w:r>
-              <w:rPr>
-                <w:b/>
-                <w:bCs/>
-                <w:sz w:val="20"/>
-                <w:szCs w:val="20"/>
-              </w:rPr>
-              <w:t xml:space="preserve">X total [pu]</w:t>
-            </w:r>
-          </w:p>
-        </w:tc>
-        <w:tc>
-          <w:tcPr>
-            <w:tcW w:w="1600" w:type="dxa"/>
-            <w:tcBorders>
-              <w:top w:val="single" w:sz="4" w:space="0" w:color="auto"/>
-              <w:left w:val="single" w:sz="4" w:space="0" w:color="auto"/>
-              <w:bottom w:val="single" w:sz="4" w:space="0" w:color="auto"/>
-              <w:right w:val="single" w:sz="4" w:space="0" w:color="auto"/>
-            </w:tcBorders>
-            <w:shd w:val="clear" w:color="auto" w:fill="DCEBF0"/>
-            <w:vAlign w:val="center"/>
-          </w:tcPr>
-          <w:p>
-            <w:pPr>
-              <w:spacing w:before="40" w:after="40"/>
-              <w:jc w:val="center"/>
-              <w:rPr>
-                <w:b/>
-                <w:bCs/>
-                <w:sz w:val="20"/>
-                <w:szCs w:val="20"/>
-              </w:rPr>
-            </w:pPr>
-            <w:r>
-              <w:rPr>
-                <w:b/>
-                <w:bCs/>
-                <w:sz w:val="20"/>
-                <w:szCs w:val="20"/>
-              </w:rPr>
-              <w:t xml:space="preserve">Resultado</w:t>
+              <w:t xml:space="preserve">Camino a Paposo</w:t>
             </w:r>
           </w:p>
         </w:tc>
@@ -1785,7 +1226,7 @@
         </w:trPr>
         <w:tc>
           <w:tcPr>
-            <w:tcW w:w="3000" w:type="dxa"/>
+            <w:tcW w:w="3600" w:type="dxa"/>
             <w:tcBorders>
               <w:top w:val="single" w:sz="4" w:space="0" w:color="auto"/>
               <w:left w:val="single" w:sz="4" w:space="0" w:color="auto"/>
@@ -1808,7 +1249,94 @@
                 <w:sz w:val="20"/>
                 <w:szCs w:val="20"/>
               </w:rPr>
-              <w:t xml:space="preserve">Camino 1 (directo 220 kV)</w:t>
+              <w:t xml:space="preserve">Taltal – Las Luces</w:t>
+            </w:r>
+          </w:p>
+        </w:tc>
+        <w:tc>
+          <w:tcPr>
+            <w:tcW w:w="1200" w:type="dxa"/>
+            <w:tcBorders>
+              <w:top w:val="single" w:sz="4" w:space="0" w:color="auto"/>
+              <w:left w:val="single" w:sz="4" w:space="0" w:color="auto"/>
+              <w:bottom w:val="single" w:sz="4" w:space="0" w:color="auto"/>
+              <w:right w:val="single" w:sz="4" w:space="0" w:color="auto"/>
+            </w:tcBorders>
+            <w:vAlign w:val="center"/>
+          </w:tcPr>
+          <w:p>
+            <w:pPr>
+              <w:spacing w:before="40" w:after="40"/>
+              <w:jc w:val="center"/>
+              <w:rPr>
+                <w:sz w:val="20"/>
+                <w:szCs w:val="20"/>
+              </w:rPr>
+            </w:pPr>
+            <w:r>
+              <w:rPr>
+                <w:sz w:val="20"/>
+                <w:szCs w:val="20"/>
+              </w:rPr>
+              <w:t xml:space="preserve">110</w:t>
+            </w:r>
+          </w:p>
+        </w:tc>
+        <w:tc>
+          <w:tcPr>
+            <w:tcW w:w="1100" w:type="dxa"/>
+            <w:tcBorders>
+              <w:top w:val="single" w:sz="4" w:space="0" w:color="auto"/>
+              <w:left w:val="single" w:sz="4" w:space="0" w:color="auto"/>
+              <w:bottom w:val="single" w:sz="4" w:space="0" w:color="auto"/>
+              <w:right w:val="single" w:sz="4" w:space="0" w:color="auto"/>
+            </w:tcBorders>
+            <w:vAlign w:val="center"/>
+          </w:tcPr>
+          <w:p>
+            <w:pPr>
+              <w:spacing w:before="40" w:after="40"/>
+              <w:jc w:val="center"/>
+              <w:rPr>
+                <w:sz w:val="20"/>
+                <w:szCs w:val="20"/>
+              </w:rPr>
+            </w:pPr>
+            <w:r>
+              <w:rPr>
+                <w:sz w:val="20"/>
+                <w:szCs w:val="20"/>
+              </w:rPr>
+              <w:t xml:space="preserve">15,39</w:t>
+            </w:r>
+          </w:p>
+        </w:tc>
+        <w:tc>
+          <w:tcPr>
+            <w:tcW w:w="1700" w:type="dxa"/>
+            <w:tcBorders>
+              <w:top w:val="single" w:sz="4" w:space="0" w:color="auto"/>
+              <w:left w:val="single" w:sz="4" w:space="0" w:color="auto"/>
+              <w:bottom w:val="single" w:sz="4" w:space="0" w:color="auto"/>
+              <w:right w:val="single" w:sz="4" w:space="0" w:color="auto"/>
+            </w:tcBorders>
+            <w:vAlign w:val="center"/>
+          </w:tcPr>
+          <w:p>
+            <w:pPr>
+              <w:spacing w:before="40" w:after="40"/>
+              <w:jc w:val="center"/>
+              <w:rPr>
+                <w:sz w:val="20"/>
+                <w:szCs w:val="20"/>
+              </w:rPr>
+            </w:pPr>
+            <w:r>
+              <w:rPr>
+                <w:sz w:val="20"/>
+                <w:szCs w:val="20"/>
+              </w:rPr>
+              <w:t xml:space="preserve">Sí</w:t>
             </w:r>
           </w:p>
         </w:tc>
@@ -1837,13 +1365,18 @@
                 <w:sz w:val="20"/>
                 <w:szCs w:val="20"/>
               </w:rPr>
-              <w:t xml:space="preserve">70</w:t>
+              <w:t xml:space="preserve">Sí</w:t>
             </w:r>
           </w:p>
         </w:tc>
+      </w:tr>
+      <w:tr>
+        <w:trPr>
+          <w:trHeight w:val="300"/>
+        </w:trPr>
         <w:tc>
           <w:tcPr>
-            <w:tcW w:w="1600" w:type="dxa"/>
+            <w:tcW w:w="3600" w:type="dxa"/>
             <w:tcBorders>
               <w:top w:val="single" w:sz="4" w:space="0" w:color="auto"/>
               <w:left w:val="single" w:sz="4" w:space="0" w:color="auto"/>
@@ -1866,7 +1399,94 @@
                 <w:sz w:val="20"/>
                 <w:szCs w:val="20"/>
               </w:rPr>
-              <w:t xml:space="preserve">28,0</w:t>
+              <w:t xml:space="preserve">Las Luces – Óxidos</w:t>
+            </w:r>
+          </w:p>
+        </w:tc>
+        <w:tc>
+          <w:tcPr>
+            <w:tcW w:w="1200" w:type="dxa"/>
+            <w:tcBorders>
+              <w:top w:val="single" w:sz="4" w:space="0" w:color="auto"/>
+              <w:left w:val="single" w:sz="4" w:space="0" w:color="auto"/>
+              <w:bottom w:val="single" w:sz="4" w:space="0" w:color="auto"/>
+              <w:right w:val="single" w:sz="4" w:space="0" w:color="auto"/>
+            </w:tcBorders>
+            <w:vAlign w:val="center"/>
+          </w:tcPr>
+          <w:p>
+            <w:pPr>
+              <w:spacing w:before="40" w:after="40"/>
+              <w:jc w:val="center"/>
+              <w:rPr>
+                <w:sz w:val="20"/>
+                <w:szCs w:val="20"/>
+              </w:rPr>
+            </w:pPr>
+            <w:r>
+              <w:rPr>
+                <w:sz w:val="20"/>
+                <w:szCs w:val="20"/>
+              </w:rPr>
+              <w:t xml:space="preserve">110</w:t>
+            </w:r>
+          </w:p>
+        </w:tc>
+        <w:tc>
+          <w:tcPr>
+            <w:tcW w:w="1100" w:type="dxa"/>
+            <w:tcBorders>
+              <w:top w:val="single" w:sz="4" w:space="0" w:color="auto"/>
+              <w:left w:val="single" w:sz="4" w:space="0" w:color="auto"/>
+              <w:bottom w:val="single" w:sz="4" w:space="0" w:color="auto"/>
+              <w:right w:val="single" w:sz="4" w:space="0" w:color="auto"/>
+            </w:tcBorders>
+            <w:vAlign w:val="center"/>
+          </w:tcPr>
+          <w:p>
+            <w:pPr>
+              <w:spacing w:before="40" w:after="40"/>
+              <w:jc w:val="center"/>
+              <w:rPr>
+                <w:sz w:val="20"/>
+                <w:szCs w:val="20"/>
+              </w:rPr>
+            </w:pPr>
+            <w:r>
+              <w:rPr>
+                <w:sz w:val="20"/>
+                <w:szCs w:val="20"/>
+              </w:rPr>
+              <w:t xml:space="preserve">4,37</w:t>
+            </w:r>
+          </w:p>
+        </w:tc>
+        <w:tc>
+          <w:tcPr>
+            <w:tcW w:w="1700" w:type="dxa"/>
+            <w:tcBorders>
+              <w:top w:val="single" w:sz="4" w:space="0" w:color="auto"/>
+              <w:left w:val="single" w:sz="4" w:space="0" w:color="auto"/>
+              <w:bottom w:val="single" w:sz="4" w:space="0" w:color="auto"/>
+              <w:right w:val="single" w:sz="4" w:space="0" w:color="auto"/>
+            </w:tcBorders>
+            <w:vAlign w:val="center"/>
+          </w:tcPr>
+          <w:p>
+            <w:pPr>
+              <w:spacing w:before="40" w:after="40"/>
+              <w:jc w:val="center"/>
+              <w:rPr>
+                <w:sz w:val="20"/>
+                <w:szCs w:val="20"/>
+              </w:rPr>
+            </w:pPr>
+            <w:r>
+              <w:rPr>
+                <w:sz w:val="20"/>
+                <w:szCs w:val="20"/>
+              </w:rPr>
+              <w:t xml:space="preserve">Sí</w:t>
             </w:r>
           </w:p>
         </w:tc>
@@ -1895,13 +1515,18 @@
                 <w:sz w:val="20"/>
                 <w:szCs w:val="20"/>
               </w:rPr>
-              <w:t xml:space="preserve">0,0579</w:t>
+              <w:t xml:space="preserve">Sí</w:t>
             </w:r>
           </w:p>
         </w:tc>
+      </w:tr>
+      <w:tr>
+        <w:trPr>
+          <w:trHeight w:val="300"/>
+        </w:trPr>
         <w:tc>
           <w:tcPr>
-            <w:tcW w:w="1600" w:type="dxa"/>
+            <w:tcW w:w="3600" w:type="dxa"/>
             <w:tcBorders>
               <w:top w:val="single" w:sz="4" w:space="0" w:color="auto"/>
               <w:left w:val="single" w:sz="4" w:space="0" w:color="auto"/>
@@ -1924,18 +1549,13 @@
                 <w:sz w:val="20"/>
                 <w:szCs w:val="20"/>
               </w:rPr>
-              <w:t xml:space="preserve">Descartado</w:t>
+              <w:t xml:space="preserve">Óxidos – Javiera</w:t>
             </w:r>
           </w:p>
         </w:tc>
-      </w:tr>
-      <w:tr>
-        <w:trPr>
-          <w:trHeight w:val="300"/>
-        </w:trPr>
         <w:tc>
           <w:tcPr>
-            <w:tcW w:w="3000" w:type="dxa"/>
+            <w:tcW w:w="1200" w:type="dxa"/>
             <w:tcBorders>
               <w:top w:val="single" w:sz="4" w:space="0" w:color="auto"/>
               <w:left w:val="single" w:sz="4" w:space="0" w:color="auto"/>
@@ -1949,20 +1569,74 @@
               <w:spacing w:before="40" w:after="40"/>
               <w:jc w:val="center"/>
               <w:rPr>
-                <w:b/>
-                <w:bCs/>
                 <w:sz w:val="20"/>
                 <w:szCs w:val="20"/>
               </w:rPr>
             </w:pPr>
             <w:r>
               <w:rPr>
-                <w:b/>
-                <w:bCs/>
-                <w:sz w:val="20"/>
-                <w:szCs w:val="20"/>
-              </w:rPr>
-              <w:t xml:space="preserve">Camino 2 (vía 500 kV)</w:t>
+                <w:sz w:val="20"/>
+                <w:szCs w:val="20"/>
+              </w:rPr>
+              <w:t xml:space="preserve">110</w:t>
+            </w:r>
+          </w:p>
+        </w:tc>
+        <w:tc>
+          <w:tcPr>
+            <w:tcW w:w="1100" w:type="dxa"/>
+            <w:tcBorders>
+              <w:top w:val="single" w:sz="4" w:space="0" w:color="auto"/>
+              <w:left w:val="single" w:sz="4" w:space="0" w:color="auto"/>
+              <w:bottom w:val="single" w:sz="4" w:space="0" w:color="auto"/>
+              <w:right w:val="single" w:sz="4" w:space="0" w:color="auto"/>
+            </w:tcBorders>
+            <w:vAlign w:val="center"/>
+          </w:tcPr>
+          <w:p>
+            <w:pPr>
+              <w:spacing w:before="40" w:after="40"/>
+              <w:jc w:val="center"/>
+              <w:rPr>
+                <w:sz w:val="20"/>
+                <w:szCs w:val="20"/>
+              </w:rPr>
+            </w:pPr>
+            <w:r>
+              <w:rPr>
+                <w:sz w:val="20"/>
+                <w:szCs w:val="20"/>
+              </w:rPr>
+              <w:t xml:space="preserve">18,41</w:t>
+            </w:r>
+          </w:p>
+        </w:tc>
+        <w:tc>
+          <w:tcPr>
+            <w:tcW w:w="1700" w:type="dxa"/>
+            <w:tcBorders>
+              <w:top w:val="single" w:sz="4" w:space="0" w:color="auto"/>
+              <w:left w:val="single" w:sz="4" w:space="0" w:color="auto"/>
+              <w:bottom w:val="single" w:sz="4" w:space="0" w:color="auto"/>
+              <w:right w:val="single" w:sz="4" w:space="0" w:color="auto"/>
+            </w:tcBorders>
+            <w:vAlign w:val="center"/>
+          </w:tcPr>
+          <w:p>
+            <w:pPr>
+              <w:spacing w:before="40" w:after="40"/>
+              <w:jc w:val="center"/>
+              <w:rPr>
+                <w:sz w:val="20"/>
+                <w:szCs w:val="20"/>
+              </w:rPr>
+            </w:pPr>
+            <w:r>
+              <w:rPr>
+                <w:sz w:val="20"/>
+                <w:szCs w:val="20"/>
+              </w:rPr>
+              <w:t xml:space="preserve">Sí</w:t>
             </w:r>
           </w:p>
         </w:tc>
@@ -1982,26 +1656,27 @@
               <w:spacing w:before="40" w:after="40"/>
               <w:jc w:val="center"/>
               <w:rPr>
-                <w:b/>
-                <w:bCs/>
                 <w:sz w:val="20"/>
                 <w:szCs w:val="20"/>
               </w:rPr>
             </w:pPr>
             <w:r>
               <w:rPr>
-                <w:b/>
-                <w:bCs/>
-                <w:sz w:val="20"/>
-                <w:szCs w:val="20"/>
-              </w:rPr>
-              <w:t xml:space="preserve">150</w:t>
+                <w:sz w:val="20"/>
+                <w:szCs w:val="20"/>
+              </w:rPr>
+              <w:t xml:space="preserve">Sí</w:t>
             </w:r>
           </w:p>
         </w:tc>
+      </w:tr>
+      <w:tr>
+        <w:trPr>
+          <w:trHeight w:val="300"/>
+        </w:trPr>
         <w:tc>
           <w:tcPr>
-            <w:tcW w:w="1600" w:type="dxa"/>
+            <w:tcW w:w="3600" w:type="dxa"/>
             <w:tcBorders>
               <w:top w:val="single" w:sz="4" w:space="0" w:color="auto"/>
               <w:left w:val="single" w:sz="4" w:space="0" w:color="auto"/>
@@ -2015,20 +1690,103 @@
               <w:spacing w:before="40" w:after="40"/>
               <w:jc w:val="center"/>
               <w:rPr>
-                <w:b/>
-                <w:bCs/>
                 <w:sz w:val="20"/>
                 <w:szCs w:val="20"/>
               </w:rPr>
             </w:pPr>
             <w:r>
               <w:rPr>
-                <w:b/>
-                <w:bCs/>
-                <w:sz w:val="20"/>
-                <w:szCs w:val="20"/>
-              </w:rPr>
-              <w:t xml:space="preserve">49,5 + trafos</w:t>
+                <w:sz w:val="20"/>
+                <w:szCs w:val="20"/>
+              </w:rPr>
+              <w:t xml:space="preserve">Javiera – Diego de Almagro</w:t>
+            </w:r>
+          </w:p>
+        </w:tc>
+        <w:tc>
+          <w:tcPr>
+            <w:tcW w:w="1200" w:type="dxa"/>
+            <w:tcBorders>
+              <w:top w:val="single" w:sz="4" w:space="0" w:color="auto"/>
+              <w:left w:val="single" w:sz="4" w:space="0" w:color="auto"/>
+              <w:bottom w:val="single" w:sz="4" w:space="0" w:color="auto"/>
+              <w:right w:val="single" w:sz="4" w:space="0" w:color="auto"/>
+            </w:tcBorders>
+            <w:vAlign w:val="center"/>
+          </w:tcPr>
+          <w:p>
+            <w:pPr>
+              <w:spacing w:before="40" w:after="40"/>
+              <w:jc w:val="center"/>
+              <w:rPr>
+                <w:sz w:val="20"/>
+                <w:szCs w:val="20"/>
+              </w:rPr>
+            </w:pPr>
+            <w:r>
+              <w:rPr>
+                <w:sz w:val="20"/>
+                <w:szCs w:val="20"/>
+              </w:rPr>
+              <w:t xml:space="preserve">110</w:t>
+            </w:r>
+          </w:p>
+        </w:tc>
+        <w:tc>
+          <w:tcPr>
+            <w:tcW w:w="1100" w:type="dxa"/>
+            <w:tcBorders>
+              <w:top w:val="single" w:sz="4" w:space="0" w:color="auto"/>
+              <w:left w:val="single" w:sz="4" w:space="0" w:color="auto"/>
+              <w:bottom w:val="single" w:sz="4" w:space="0" w:color="auto"/>
+              <w:right w:val="single" w:sz="4" w:space="0" w:color="auto"/>
+            </w:tcBorders>
+            <w:vAlign w:val="center"/>
+          </w:tcPr>
+          <w:p>
+            <w:pPr>
+              <w:spacing w:before="40" w:after="40"/>
+              <w:jc w:val="center"/>
+              <w:rPr>
+                <w:sz w:val="20"/>
+                <w:szCs w:val="20"/>
+              </w:rPr>
+            </w:pPr>
+            <w:r>
+              <w:rPr>
+                <w:sz w:val="20"/>
+                <w:szCs w:val="20"/>
+              </w:rPr>
+              <w:t xml:space="preserve">10,99</w:t>
+            </w:r>
+          </w:p>
+        </w:tc>
+        <w:tc>
+          <w:tcPr>
+            <w:tcW w:w="1700" w:type="dxa"/>
+            <w:tcBorders>
+              <w:top w:val="single" w:sz="4" w:space="0" w:color="auto"/>
+              <w:left w:val="single" w:sz="4" w:space="0" w:color="auto"/>
+              <w:bottom w:val="single" w:sz="4" w:space="0" w:color="auto"/>
+              <w:right w:val="single" w:sz="4" w:space="0" w:color="auto"/>
+            </w:tcBorders>
+            <w:vAlign w:val="center"/>
+          </w:tcPr>
+          <w:p>
+            <w:pPr>
+              <w:spacing w:before="40" w:after="40"/>
+              <w:jc w:val="center"/>
+              <w:rPr>
+                <w:sz w:val="20"/>
+                <w:szCs w:val="20"/>
+              </w:rPr>
+            </w:pPr>
+            <w:r>
+              <w:rPr>
+                <w:sz w:val="20"/>
+                <w:szCs w:val="20"/>
+              </w:rPr>
+              <w:t xml:space="preserve">Sí</w:t>
             </w:r>
           </w:p>
         </w:tc>
@@ -2048,26 +1806,27 @@
               <w:spacing w:before="40" w:after="40"/>
               <w:jc w:val="center"/>
               <w:rPr>
-                <w:b/>
-                <w:bCs/>
                 <w:sz w:val="20"/>
                 <w:szCs w:val="20"/>
               </w:rPr>
             </w:pPr>
             <w:r>
               <w:rPr>
-                <w:b/>
-                <w:bCs/>
-                <w:sz w:val="20"/>
-                <w:szCs w:val="20"/>
-              </w:rPr>
-              <w:t xml:space="preserve">0,0518</w:t>
+                <w:sz w:val="20"/>
+                <w:szCs w:val="20"/>
+              </w:rPr>
+              <w:t xml:space="preserve">Sí</w:t>
             </w:r>
           </w:p>
         </w:tc>
+      </w:tr>
+      <w:tr>
+        <w:trPr>
+          <w:trHeight w:val="300"/>
+        </w:trPr>
         <w:tc>
           <w:tcPr>
-            <w:tcW w:w="1600" w:type="dxa"/>
+            <w:tcW w:w="3600" w:type="dxa"/>
             <w:tcBorders>
               <w:top w:val="single" w:sz="4" w:space="0" w:color="auto"/>
               <w:left w:val="single" w:sz="4" w:space="0" w:color="auto"/>
@@ -2081,20 +1840,882 @@
               <w:spacing w:before="40" w:after="40"/>
               <w:jc w:val="center"/>
               <w:rPr>
-                <w:b/>
-                <w:bCs/>
                 <w:sz w:val="20"/>
                 <w:szCs w:val="20"/>
               </w:rPr>
             </w:pPr>
             <w:r>
               <w:rPr>
-                <w:b/>
-                <w:bCs/>
-                <w:sz w:val="20"/>
-                <w:szCs w:val="20"/>
-              </w:rPr>
-              <w:t xml:space="preserve">Seleccionado</w:t>
+                <w:sz w:val="20"/>
+                <w:szCs w:val="20"/>
+              </w:rPr>
+              <w:t xml:space="preserve">Transformador Diego de Almagro 220/110</w:t>
+            </w:r>
+          </w:p>
+        </w:tc>
+        <w:tc>
+          <w:tcPr>
+            <w:tcW w:w="1200" w:type="dxa"/>
+            <w:tcBorders>
+              <w:top w:val="single" w:sz="4" w:space="0" w:color="auto"/>
+              <w:left w:val="single" w:sz="4" w:space="0" w:color="auto"/>
+              <w:bottom w:val="single" w:sz="4" w:space="0" w:color="auto"/>
+              <w:right w:val="single" w:sz="4" w:space="0" w:color="auto"/>
+            </w:tcBorders>
+            <w:vAlign w:val="center"/>
+          </w:tcPr>
+          <w:p>
+            <w:pPr>
+              <w:spacing w:before="40" w:after="40"/>
+              <w:jc w:val="center"/>
+              <w:rPr>
+                <w:sz w:val="20"/>
+                <w:szCs w:val="20"/>
+              </w:rPr>
+            </w:pPr>
+            <w:r>
+              <w:rPr>
+                <w:sz w:val="20"/>
+                <w:szCs w:val="20"/>
+              </w:rPr>
+              <w:t xml:space="preserve">220/110</w:t>
+            </w:r>
+          </w:p>
+        </w:tc>
+        <w:tc>
+          <w:tcPr>
+            <w:tcW w:w="1100" w:type="dxa"/>
+            <w:tcBorders>
+              <w:top w:val="single" w:sz="4" w:space="0" w:color="auto"/>
+              <w:left w:val="single" w:sz="4" w:space="0" w:color="auto"/>
+              <w:bottom w:val="single" w:sz="4" w:space="0" w:color="auto"/>
+              <w:right w:val="single" w:sz="4" w:space="0" w:color="auto"/>
+            </w:tcBorders>
+            <w:vAlign w:val="center"/>
+          </w:tcPr>
+          <w:p>
+            <w:pPr>
+              <w:spacing w:before="40" w:after="40"/>
+              <w:jc w:val="center"/>
+              <w:rPr>
+                <w:sz w:val="20"/>
+                <w:szCs w:val="20"/>
+              </w:rPr>
+            </w:pPr>
+            <w:r>
+              <w:rPr>
+                <w:sz w:val="20"/>
+                <w:szCs w:val="20"/>
+              </w:rPr>
+              <w:t xml:space="preserve">9,02</w:t>
+            </w:r>
+          </w:p>
+        </w:tc>
+        <w:tc>
+          <w:tcPr>
+            <w:tcW w:w="1700" w:type="dxa"/>
+            <w:tcBorders>
+              <w:top w:val="single" w:sz="4" w:space="0" w:color="auto"/>
+              <w:left w:val="single" w:sz="4" w:space="0" w:color="auto"/>
+              <w:bottom w:val="single" w:sz="4" w:space="0" w:color="auto"/>
+              <w:right w:val="single" w:sz="4" w:space="0" w:color="auto"/>
+            </w:tcBorders>
+            <w:vAlign w:val="center"/>
+          </w:tcPr>
+          <w:p>
+            <w:pPr>
+              <w:spacing w:before="40" w:after="40"/>
+              <w:jc w:val="center"/>
+              <w:rPr>
+                <w:sz w:val="20"/>
+                <w:szCs w:val="20"/>
+              </w:rPr>
+            </w:pPr>
+            <w:r>
+              <w:rPr>
+                <w:sz w:val="20"/>
+                <w:szCs w:val="20"/>
+              </w:rPr>
+              <w:t xml:space="preserve">Sí</w:t>
+            </w:r>
+          </w:p>
+        </w:tc>
+        <w:tc>
+          <w:tcPr>
+            <w:tcW w:w="1500" w:type="dxa"/>
+            <w:tcBorders>
+              <w:top w:val="single" w:sz="4" w:space="0" w:color="auto"/>
+              <w:left w:val="single" w:sz="4" w:space="0" w:color="auto"/>
+              <w:bottom w:val="single" w:sz="4" w:space="0" w:color="auto"/>
+              <w:right w:val="single" w:sz="4" w:space="0" w:color="auto"/>
+            </w:tcBorders>
+            <w:vAlign w:val="center"/>
+          </w:tcPr>
+          <w:p>
+            <w:pPr>
+              <w:spacing w:before="40" w:after="40"/>
+              <w:jc w:val="center"/>
+              <w:rPr>
+                <w:sz w:val="20"/>
+                <w:szCs w:val="20"/>
+              </w:rPr>
+            </w:pPr>
+            <w:r>
+              <w:rPr>
+                <w:sz w:val="20"/>
+                <w:szCs w:val="20"/>
+              </w:rPr>
+              <w:t xml:space="preserve">Sí</w:t>
+            </w:r>
+          </w:p>
+        </w:tc>
+      </w:tr>
+      <w:tr>
+        <w:trPr>
+          <w:trHeight w:val="300"/>
+        </w:trPr>
+        <w:tc>
+          <w:tcPr>
+            <w:tcW w:w="3600" w:type="dxa"/>
+            <w:tcBorders>
+              <w:top w:val="single" w:sz="4" w:space="0" w:color="auto"/>
+              <w:left w:val="single" w:sz="4" w:space="0" w:color="auto"/>
+              <w:bottom w:val="single" w:sz="4" w:space="0" w:color="auto"/>
+              <w:right w:val="single" w:sz="4" w:space="0" w:color="auto"/>
+            </w:tcBorders>
+            <w:vAlign w:val="center"/>
+          </w:tcPr>
+          <w:p>
+            <w:pPr>
+              <w:spacing w:before="40" w:after="40"/>
+              <w:jc w:val="center"/>
+              <w:rPr>
+                <w:sz w:val="20"/>
+                <w:szCs w:val="20"/>
+              </w:rPr>
+            </w:pPr>
+            <w:r>
+              <w:rPr>
+                <w:sz w:val="20"/>
+                <w:szCs w:val="20"/>
+              </w:rPr>
+              <w:t xml:space="preserve">Diego de Almagro – San Francisco</w:t>
+            </w:r>
+          </w:p>
+        </w:tc>
+        <w:tc>
+          <w:tcPr>
+            <w:tcW w:w="1200" w:type="dxa"/>
+            <w:tcBorders>
+              <w:top w:val="single" w:sz="4" w:space="0" w:color="auto"/>
+              <w:left w:val="single" w:sz="4" w:space="0" w:color="auto"/>
+              <w:bottom w:val="single" w:sz="4" w:space="0" w:color="auto"/>
+              <w:right w:val="single" w:sz="4" w:space="0" w:color="auto"/>
+            </w:tcBorders>
+            <w:vAlign w:val="center"/>
+          </w:tcPr>
+          <w:p>
+            <w:pPr>
+              <w:spacing w:before="40" w:after="40"/>
+              <w:jc w:val="center"/>
+              <w:rPr>
+                <w:sz w:val="20"/>
+                <w:szCs w:val="20"/>
+              </w:rPr>
+            </w:pPr>
+            <w:r>
+              <w:rPr>
+                <w:sz w:val="20"/>
+                <w:szCs w:val="20"/>
+              </w:rPr>
+              <w:t xml:space="preserve">220</w:t>
+            </w:r>
+          </w:p>
+        </w:tc>
+        <w:tc>
+          <w:tcPr>
+            <w:tcW w:w="1100" w:type="dxa"/>
+            <w:tcBorders>
+              <w:top w:val="single" w:sz="4" w:space="0" w:color="auto"/>
+              <w:left w:val="single" w:sz="4" w:space="0" w:color="auto"/>
+              <w:bottom w:val="single" w:sz="4" w:space="0" w:color="auto"/>
+              <w:right w:val="single" w:sz="4" w:space="0" w:color="auto"/>
+            </w:tcBorders>
+            <w:vAlign w:val="center"/>
+          </w:tcPr>
+          <w:p>
+            <w:pPr>
+              <w:spacing w:before="40" w:after="40"/>
+              <w:jc w:val="center"/>
+              <w:rPr>
+                <w:sz w:val="20"/>
+                <w:szCs w:val="20"/>
+              </w:rPr>
+            </w:pPr>
+            <w:r>
+              <w:rPr>
+                <w:sz w:val="20"/>
+                <w:szCs w:val="20"/>
+              </w:rPr>
+              <w:t xml:space="preserve">47,50</w:t>
+            </w:r>
+          </w:p>
+        </w:tc>
+        <w:tc>
+          <w:tcPr>
+            <w:tcW w:w="1700" w:type="dxa"/>
+            <w:tcBorders>
+              <w:top w:val="single" w:sz="4" w:space="0" w:color="auto"/>
+              <w:left w:val="single" w:sz="4" w:space="0" w:color="auto"/>
+              <w:bottom w:val="single" w:sz="4" w:space="0" w:color="auto"/>
+              <w:right w:val="single" w:sz="4" w:space="0" w:color="auto"/>
+            </w:tcBorders>
+            <w:vAlign w:val="center"/>
+          </w:tcPr>
+          <w:p>
+            <w:pPr>
+              <w:spacing w:before="40" w:after="40"/>
+              <w:jc w:val="center"/>
+              <w:rPr>
+                <w:sz w:val="20"/>
+                <w:szCs w:val="20"/>
+              </w:rPr>
+            </w:pPr>
+            <w:r>
+              <w:rPr>
+                <w:sz w:val="20"/>
+                <w:szCs w:val="20"/>
+              </w:rPr>
+              <w:t xml:space="preserve">No</w:t>
+            </w:r>
+          </w:p>
+        </w:tc>
+        <w:tc>
+          <w:tcPr>
+            <w:tcW w:w="1500" w:type="dxa"/>
+            <w:tcBorders>
+              <w:top w:val="single" w:sz="4" w:space="0" w:color="auto"/>
+              <w:left w:val="single" w:sz="4" w:space="0" w:color="auto"/>
+              <w:bottom w:val="single" w:sz="4" w:space="0" w:color="auto"/>
+              <w:right w:val="single" w:sz="4" w:space="0" w:color="auto"/>
+            </w:tcBorders>
+            <w:vAlign w:val="center"/>
+          </w:tcPr>
+          <w:p>
+            <w:pPr>
+              <w:spacing w:before="40" w:after="40"/>
+              <w:jc w:val="center"/>
+              <w:rPr>
+                <w:sz w:val="20"/>
+                <w:szCs w:val="20"/>
+              </w:rPr>
+            </w:pPr>
+            <w:r>
+              <w:rPr>
+                <w:sz w:val="20"/>
+                <w:szCs w:val="20"/>
+              </w:rPr>
+              <w:t xml:space="preserve">Sí</w:t>
+            </w:r>
+          </w:p>
+        </w:tc>
+      </w:tr>
+      <w:tr>
+        <w:trPr>
+          <w:trHeight w:val="300"/>
+        </w:trPr>
+        <w:tc>
+          <w:tcPr>
+            <w:tcW w:w="3600" w:type="dxa"/>
+            <w:tcBorders>
+              <w:top w:val="single" w:sz="4" w:space="0" w:color="auto"/>
+              <w:left w:val="single" w:sz="4" w:space="0" w:color="auto"/>
+              <w:bottom w:val="single" w:sz="4" w:space="0" w:color="auto"/>
+              <w:right w:val="single" w:sz="4" w:space="0" w:color="auto"/>
+            </w:tcBorders>
+            <w:vAlign w:val="center"/>
+          </w:tcPr>
+          <w:p>
+            <w:pPr>
+              <w:spacing w:before="40" w:after="40"/>
+              <w:jc w:val="center"/>
+              <w:rPr>
+                <w:sz w:val="20"/>
+                <w:szCs w:val="20"/>
+              </w:rPr>
+            </w:pPr>
+            <w:r>
+              <w:rPr>
+                <w:sz w:val="20"/>
+                <w:szCs w:val="20"/>
+              </w:rPr>
+              <w:t xml:space="preserve">San Francisco – Tap Taltal 1</w:t>
+            </w:r>
+          </w:p>
+        </w:tc>
+        <w:tc>
+          <w:tcPr>
+            <w:tcW w:w="1200" w:type="dxa"/>
+            <w:tcBorders>
+              <w:top w:val="single" w:sz="4" w:space="0" w:color="auto"/>
+              <w:left w:val="single" w:sz="4" w:space="0" w:color="auto"/>
+              <w:bottom w:val="single" w:sz="4" w:space="0" w:color="auto"/>
+              <w:right w:val="single" w:sz="4" w:space="0" w:color="auto"/>
+            </w:tcBorders>
+            <w:vAlign w:val="center"/>
+          </w:tcPr>
+          <w:p>
+            <w:pPr>
+              <w:spacing w:before="40" w:after="40"/>
+              <w:jc w:val="center"/>
+              <w:rPr>
+                <w:sz w:val="20"/>
+                <w:szCs w:val="20"/>
+              </w:rPr>
+            </w:pPr>
+            <w:r>
+              <w:rPr>
+                <w:sz w:val="20"/>
+                <w:szCs w:val="20"/>
+              </w:rPr>
+              <w:t xml:space="preserve">220</w:t>
+            </w:r>
+          </w:p>
+        </w:tc>
+        <w:tc>
+          <w:tcPr>
+            <w:tcW w:w="1100" w:type="dxa"/>
+            <w:tcBorders>
+              <w:top w:val="single" w:sz="4" w:space="0" w:color="auto"/>
+              <w:left w:val="single" w:sz="4" w:space="0" w:color="auto"/>
+              <w:bottom w:val="single" w:sz="4" w:space="0" w:color="auto"/>
+              <w:right w:val="single" w:sz="4" w:space="0" w:color="auto"/>
+            </w:tcBorders>
+            <w:vAlign w:val="center"/>
+          </w:tcPr>
+          <w:p>
+            <w:pPr>
+              <w:spacing w:before="40" w:after="40"/>
+              <w:jc w:val="center"/>
+              <w:rPr>
+                <w:sz w:val="20"/>
+                <w:szCs w:val="20"/>
+              </w:rPr>
+            </w:pPr>
+            <w:r>
+              <w:rPr>
+                <w:sz w:val="20"/>
+                <w:szCs w:val="20"/>
+              </w:rPr>
+              <w:t xml:space="preserve">21,61</w:t>
+            </w:r>
+          </w:p>
+        </w:tc>
+        <w:tc>
+          <w:tcPr>
+            <w:tcW w:w="1700" w:type="dxa"/>
+            <w:tcBorders>
+              <w:top w:val="single" w:sz="4" w:space="0" w:color="auto"/>
+              <w:left w:val="single" w:sz="4" w:space="0" w:color="auto"/>
+              <w:bottom w:val="single" w:sz="4" w:space="0" w:color="auto"/>
+              <w:right w:val="single" w:sz="4" w:space="0" w:color="auto"/>
+            </w:tcBorders>
+            <w:vAlign w:val="center"/>
+          </w:tcPr>
+          <w:p>
+            <w:pPr>
+              <w:spacing w:before="40" w:after="40"/>
+              <w:jc w:val="center"/>
+              <w:rPr>
+                <w:sz w:val="20"/>
+                <w:szCs w:val="20"/>
+              </w:rPr>
+            </w:pPr>
+            <w:r>
+              <w:rPr>
+                <w:sz w:val="20"/>
+                <w:szCs w:val="20"/>
+              </w:rPr>
+              <w:t xml:space="preserve">No</w:t>
+            </w:r>
+          </w:p>
+        </w:tc>
+        <w:tc>
+          <w:tcPr>
+            <w:tcW w:w="1500" w:type="dxa"/>
+            <w:tcBorders>
+              <w:top w:val="single" w:sz="4" w:space="0" w:color="auto"/>
+              <w:left w:val="single" w:sz="4" w:space="0" w:color="auto"/>
+              <w:bottom w:val="single" w:sz="4" w:space="0" w:color="auto"/>
+              <w:right w:val="single" w:sz="4" w:space="0" w:color="auto"/>
+            </w:tcBorders>
+            <w:vAlign w:val="center"/>
+          </w:tcPr>
+          <w:p>
+            <w:pPr>
+              <w:spacing w:before="40" w:after="40"/>
+              <w:jc w:val="center"/>
+              <w:rPr>
+                <w:sz w:val="20"/>
+                <w:szCs w:val="20"/>
+              </w:rPr>
+            </w:pPr>
+            <w:r>
+              <w:rPr>
+                <w:sz w:val="20"/>
+                <w:szCs w:val="20"/>
+              </w:rPr>
+              <w:t xml:space="preserve">Sí</w:t>
+            </w:r>
+          </w:p>
+        </w:tc>
+      </w:tr>
+      <w:tr>
+        <w:trPr>
+          <w:trHeight w:val="300"/>
+        </w:trPr>
+        <w:tc>
+          <w:tcPr>
+            <w:tcW w:w="3600" w:type="dxa"/>
+            <w:tcBorders>
+              <w:top w:val="single" w:sz="4" w:space="0" w:color="auto"/>
+              <w:left w:val="single" w:sz="4" w:space="0" w:color="auto"/>
+              <w:bottom w:val="single" w:sz="4" w:space="0" w:color="auto"/>
+              <w:right w:val="single" w:sz="4" w:space="0" w:color="auto"/>
+            </w:tcBorders>
+            <w:vAlign w:val="center"/>
+          </w:tcPr>
+          <w:p>
+            <w:pPr>
+              <w:spacing w:before="40" w:after="40"/>
+              <w:jc w:val="center"/>
+              <w:rPr>
+                <w:sz w:val="20"/>
+                <w:szCs w:val="20"/>
+              </w:rPr>
+            </w:pPr>
+            <w:r>
+              <w:rPr>
+                <w:sz w:val="20"/>
+                <w:szCs w:val="20"/>
+              </w:rPr>
+              <w:t xml:space="preserve">Tap Taltal 1 – Paposo</w:t>
+            </w:r>
+          </w:p>
+        </w:tc>
+        <w:tc>
+          <w:tcPr>
+            <w:tcW w:w="1200" w:type="dxa"/>
+            <w:tcBorders>
+              <w:top w:val="single" w:sz="4" w:space="0" w:color="auto"/>
+              <w:left w:val="single" w:sz="4" w:space="0" w:color="auto"/>
+              <w:bottom w:val="single" w:sz="4" w:space="0" w:color="auto"/>
+              <w:right w:val="single" w:sz="4" w:space="0" w:color="auto"/>
+            </w:tcBorders>
+            <w:vAlign w:val="center"/>
+          </w:tcPr>
+          <w:p>
+            <w:pPr>
+              <w:spacing w:before="40" w:after="40"/>
+              <w:jc w:val="center"/>
+              <w:rPr>
+                <w:sz w:val="20"/>
+                <w:szCs w:val="20"/>
+              </w:rPr>
+            </w:pPr>
+            <w:r>
+              <w:rPr>
+                <w:sz w:val="20"/>
+                <w:szCs w:val="20"/>
+              </w:rPr>
+              <w:t xml:space="preserve">220</w:t>
+            </w:r>
+          </w:p>
+        </w:tc>
+        <w:tc>
+          <w:tcPr>
+            <w:tcW w:w="1100" w:type="dxa"/>
+            <w:tcBorders>
+              <w:top w:val="single" w:sz="4" w:space="0" w:color="auto"/>
+              <w:left w:val="single" w:sz="4" w:space="0" w:color="auto"/>
+              <w:bottom w:val="single" w:sz="4" w:space="0" w:color="auto"/>
+              <w:right w:val="single" w:sz="4" w:space="0" w:color="auto"/>
+            </w:tcBorders>
+            <w:vAlign w:val="center"/>
+          </w:tcPr>
+          <w:p>
+            <w:pPr>
+              <w:spacing w:before="40" w:after="40"/>
+              <w:jc w:val="center"/>
+              <w:rPr>
+                <w:sz w:val="20"/>
+                <w:szCs w:val="20"/>
+              </w:rPr>
+            </w:pPr>
+            <w:r>
+              <w:rPr>
+                <w:sz w:val="20"/>
+                <w:szCs w:val="20"/>
+              </w:rPr>
+              <w:t xml:space="preserve">8,00</w:t>
+            </w:r>
+          </w:p>
+        </w:tc>
+        <w:tc>
+          <w:tcPr>
+            <w:tcW w:w="1700" w:type="dxa"/>
+            <w:tcBorders>
+              <w:top w:val="single" w:sz="4" w:space="0" w:color="auto"/>
+              <w:left w:val="single" w:sz="4" w:space="0" w:color="auto"/>
+              <w:bottom w:val="single" w:sz="4" w:space="0" w:color="auto"/>
+              <w:right w:val="single" w:sz="4" w:space="0" w:color="auto"/>
+            </w:tcBorders>
+            <w:vAlign w:val="center"/>
+          </w:tcPr>
+          <w:p>
+            <w:pPr>
+              <w:spacing w:before="40" w:after="40"/>
+              <w:jc w:val="center"/>
+              <w:rPr>
+                <w:sz w:val="20"/>
+                <w:szCs w:val="20"/>
+              </w:rPr>
+            </w:pPr>
+            <w:r>
+              <w:rPr>
+                <w:sz w:val="20"/>
+                <w:szCs w:val="20"/>
+              </w:rPr>
+              <w:t xml:space="preserve">No</w:t>
+            </w:r>
+          </w:p>
+        </w:tc>
+        <w:tc>
+          <w:tcPr>
+            <w:tcW w:w="1500" w:type="dxa"/>
+            <w:tcBorders>
+              <w:top w:val="single" w:sz="4" w:space="0" w:color="auto"/>
+              <w:left w:val="single" w:sz="4" w:space="0" w:color="auto"/>
+              <w:bottom w:val="single" w:sz="4" w:space="0" w:color="auto"/>
+              <w:right w:val="single" w:sz="4" w:space="0" w:color="auto"/>
+            </w:tcBorders>
+            <w:vAlign w:val="center"/>
+          </w:tcPr>
+          <w:p>
+            <w:pPr>
+              <w:spacing w:before="40" w:after="40"/>
+              <w:jc w:val="center"/>
+              <w:rPr>
+                <w:sz w:val="20"/>
+                <w:szCs w:val="20"/>
+              </w:rPr>
+            </w:pPr>
+            <w:r>
+              <w:rPr>
+                <w:sz w:val="20"/>
+                <w:szCs w:val="20"/>
+              </w:rPr>
+              <w:t xml:space="preserve">Sí</w:t>
+            </w:r>
+          </w:p>
+        </w:tc>
+      </w:tr>
+      <w:tr>
+        <w:trPr>
+          <w:trHeight w:val="300"/>
+        </w:trPr>
+        <w:tc>
+          <w:tcPr>
+            <w:tcW w:w="3600" w:type="dxa"/>
+            <w:tcBorders>
+              <w:top w:val="single" w:sz="4" w:space="0" w:color="auto"/>
+              <w:left w:val="single" w:sz="4" w:space="0" w:color="auto"/>
+              <w:bottom w:val="single" w:sz="4" w:space="0" w:color="auto"/>
+              <w:right w:val="single" w:sz="4" w:space="0" w:color="auto"/>
+            </w:tcBorders>
+            <w:vAlign w:val="center"/>
+          </w:tcPr>
+          <w:p>
+            <w:pPr>
+              <w:spacing w:before="40" w:after="40"/>
+              <w:jc w:val="center"/>
+              <w:rPr>
+                <w:sz w:val="20"/>
+                <w:szCs w:val="20"/>
+              </w:rPr>
+            </w:pPr>
+            <w:r>
+              <w:rPr>
+                <w:sz w:val="20"/>
+                <w:szCs w:val="20"/>
+              </w:rPr>
+              <w:t xml:space="preserve">Distancia eléctrica total [ohm]</w:t>
+            </w:r>
+          </w:p>
+        </w:tc>
+        <w:tc>
+          <w:tcPr>
+            <w:tcW w:w="1200" w:type="dxa"/>
+            <w:tcBorders>
+              <w:top w:val="single" w:sz="4" w:space="0" w:color="auto"/>
+              <w:left w:val="single" w:sz="4" w:space="0" w:color="auto"/>
+              <w:bottom w:val="single" w:sz="4" w:space="0" w:color="auto"/>
+              <w:right w:val="single" w:sz="4" w:space="0" w:color="auto"/>
+            </w:tcBorders>
+            <w:vAlign w:val="center"/>
+          </w:tcPr>
+          <w:p>
+            <w:pPr>
+              <w:spacing w:before="40" w:after="40"/>
+              <w:jc w:val="center"/>
+              <w:rPr>
+                <w:sz w:val="20"/>
+                <w:szCs w:val="20"/>
+              </w:rPr>
+            </w:pPr>
+            <w:r>
+              <w:rPr>
+                <w:sz w:val="20"/>
+                <w:szCs w:val="20"/>
+              </w:rPr>
+              <w:t xml:space="preserve"/>
+            </w:r>
+          </w:p>
+        </w:tc>
+        <w:tc>
+          <w:tcPr>
+            <w:tcW w:w="1100" w:type="dxa"/>
+            <w:tcBorders>
+              <w:top w:val="single" w:sz="4" w:space="0" w:color="auto"/>
+              <w:left w:val="single" w:sz="4" w:space="0" w:color="auto"/>
+              <w:bottom w:val="single" w:sz="4" w:space="0" w:color="auto"/>
+              <w:right w:val="single" w:sz="4" w:space="0" w:color="auto"/>
+            </w:tcBorders>
+            <w:vAlign w:val="center"/>
+          </w:tcPr>
+          <w:p>
+            <w:pPr>
+              <w:spacing w:before="40" w:after="40"/>
+              <w:jc w:val="center"/>
+              <w:rPr>
+                <w:sz w:val="20"/>
+                <w:szCs w:val="20"/>
+              </w:rPr>
+            </w:pPr>
+            <w:r>
+              <w:rPr>
+                <w:sz w:val="20"/>
+                <w:szCs w:val="20"/>
+              </w:rPr>
+              <w:t xml:space="preserve"/>
+            </w:r>
+          </w:p>
+        </w:tc>
+        <w:tc>
+          <w:tcPr>
+            <w:tcW w:w="1700" w:type="dxa"/>
+            <w:tcBorders>
+              <w:top w:val="single" w:sz="4" w:space="0" w:color="auto"/>
+              <w:left w:val="single" w:sz="4" w:space="0" w:color="auto"/>
+              <w:bottom w:val="single" w:sz="4" w:space="0" w:color="auto"/>
+              <w:right w:val="single" w:sz="4" w:space="0" w:color="auto"/>
+            </w:tcBorders>
+            <w:vAlign w:val="center"/>
+          </w:tcPr>
+          <w:p>
+            <w:pPr>
+              <w:spacing w:before="40" w:after="40"/>
+              <w:jc w:val="center"/>
+              <w:rPr>
+                <w:sz w:val="20"/>
+                <w:szCs w:val="20"/>
+              </w:rPr>
+            </w:pPr>
+            <w:r>
+              <w:rPr>
+                <w:sz w:val="20"/>
+                <w:szCs w:val="20"/>
+              </w:rPr>
+              <w:t xml:space="preserve">58,2</w:t>
+            </w:r>
+          </w:p>
+        </w:tc>
+        <w:tc>
+          <w:tcPr>
+            <w:tcW w:w="1500" w:type="dxa"/>
+            <w:tcBorders>
+              <w:top w:val="single" w:sz="4" w:space="0" w:color="auto"/>
+              <w:left w:val="single" w:sz="4" w:space="0" w:color="auto"/>
+              <w:bottom w:val="single" w:sz="4" w:space="0" w:color="auto"/>
+              <w:right w:val="single" w:sz="4" w:space="0" w:color="auto"/>
+            </w:tcBorders>
+            <w:vAlign w:val="center"/>
+          </w:tcPr>
+          <w:p>
+            <w:pPr>
+              <w:spacing w:before="40" w:after="40"/>
+              <w:jc w:val="center"/>
+              <w:rPr>
+                <w:sz w:val="20"/>
+                <w:szCs w:val="20"/>
+              </w:rPr>
+            </w:pPr>
+            <w:r>
+              <w:rPr>
+                <w:sz w:val="20"/>
+                <w:szCs w:val="20"/>
+              </w:rPr>
+              <w:t xml:space="preserve">135,3</w:t>
+            </w:r>
+          </w:p>
+        </w:tc>
+      </w:tr>
+      <w:tr>
+        <w:trPr>
+          <w:trHeight w:val="300"/>
+        </w:trPr>
+        <w:tc>
+          <w:tcPr>
+            <w:tcW w:w="3600" w:type="dxa"/>
+            <w:tcBorders>
+              <w:top w:val="single" w:sz="4" w:space="0" w:color="auto"/>
+              <w:left w:val="single" w:sz="4" w:space="0" w:color="auto"/>
+              <w:bottom w:val="single" w:sz="4" w:space="0" w:color="auto"/>
+              <w:right w:val="single" w:sz="4" w:space="0" w:color="auto"/>
+            </w:tcBorders>
+            <w:vAlign w:val="center"/>
+          </w:tcPr>
+          <w:p>
+            <w:pPr>
+              <w:spacing w:before="40" w:after="40"/>
+              <w:jc w:val="center"/>
+              <w:rPr>
+                <w:sz w:val="20"/>
+                <w:szCs w:val="20"/>
+              </w:rPr>
+            </w:pPr>
+            <w:r>
+              <w:rPr>
+                <w:sz w:val="20"/>
+                <w:szCs w:val="20"/>
+              </w:rPr>
+              <w:t xml:space="preserve">Distancia geográfica aproximada [km]</w:t>
+            </w:r>
+          </w:p>
+        </w:tc>
+        <w:tc>
+          <w:tcPr>
+            <w:tcW w:w="1200" w:type="dxa"/>
+            <w:tcBorders>
+              <w:top w:val="single" w:sz="4" w:space="0" w:color="auto"/>
+              <w:left w:val="single" w:sz="4" w:space="0" w:color="auto"/>
+              <w:bottom w:val="single" w:sz="4" w:space="0" w:color="auto"/>
+              <w:right w:val="single" w:sz="4" w:space="0" w:color="auto"/>
+            </w:tcBorders>
+            <w:vAlign w:val="center"/>
+          </w:tcPr>
+          <w:p>
+            <w:pPr>
+              <w:spacing w:before="40" w:after="40"/>
+              <w:jc w:val="center"/>
+              <w:rPr>
+                <w:sz w:val="20"/>
+                <w:szCs w:val="20"/>
+              </w:rPr>
+            </w:pPr>
+            <w:r>
+              <w:rPr>
+                <w:sz w:val="20"/>
+                <w:szCs w:val="20"/>
+              </w:rPr>
+              <w:t xml:space="preserve"/>
+            </w:r>
+          </w:p>
+        </w:tc>
+        <w:tc>
+          <w:tcPr>
+            <w:tcW w:w="1100" w:type="dxa"/>
+            <w:tcBorders>
+              <w:top w:val="single" w:sz="4" w:space="0" w:color="auto"/>
+              <w:left w:val="single" w:sz="4" w:space="0" w:color="auto"/>
+              <w:bottom w:val="single" w:sz="4" w:space="0" w:color="auto"/>
+              <w:right w:val="single" w:sz="4" w:space="0" w:color="auto"/>
+            </w:tcBorders>
+            <w:vAlign w:val="center"/>
+          </w:tcPr>
+          <w:p>
+            <w:pPr>
+              <w:spacing w:before="40" w:after="40"/>
+              <w:jc w:val="center"/>
+              <w:rPr>
+                <w:sz w:val="20"/>
+                <w:szCs w:val="20"/>
+              </w:rPr>
+            </w:pPr>
+            <w:r>
+              <w:rPr>
+                <w:sz w:val="20"/>
+                <w:szCs w:val="20"/>
+              </w:rPr>
+              <w:t xml:space="preserve"/>
+            </w:r>
+          </w:p>
+        </w:tc>
+        <w:tc>
+          <w:tcPr>
+            <w:tcW w:w="1700" w:type="dxa"/>
+            <w:tcBorders>
+              <w:top w:val="single" w:sz="4" w:space="0" w:color="auto"/>
+              <w:left w:val="single" w:sz="4" w:space="0" w:color="auto"/>
+              <w:bottom w:val="single" w:sz="4" w:space="0" w:color="auto"/>
+              <w:right w:val="single" w:sz="4" w:space="0" w:color="auto"/>
+            </w:tcBorders>
+            <w:vAlign w:val="center"/>
+          </w:tcPr>
+          <w:p>
+            <w:pPr>
+              <w:spacing w:before="40" w:after="40"/>
+              <w:jc w:val="center"/>
+              <w:rPr>
+                <w:sz w:val="20"/>
+                <w:szCs w:val="20"/>
+              </w:rPr>
+            </w:pPr>
+            <w:r>
+              <w:rPr>
+                <w:sz w:val="20"/>
+                <w:szCs w:val="20"/>
+              </w:rPr>
+              <w:t xml:space="preserve">118</w:t>
+            </w:r>
+          </w:p>
+        </w:tc>
+        <w:tc>
+          <w:tcPr>
+            <w:tcW w:w="1500" w:type="dxa"/>
+            <w:tcBorders>
+              <w:top w:val="single" w:sz="4" w:space="0" w:color="auto"/>
+              <w:left w:val="single" w:sz="4" w:space="0" w:color="auto"/>
+              <w:bottom w:val="single" w:sz="4" w:space="0" w:color="auto"/>
+              <w:right w:val="single" w:sz="4" w:space="0" w:color="auto"/>
+            </w:tcBorders>
+            <w:vAlign w:val="center"/>
+          </w:tcPr>
+          <w:p>
+            <w:pPr>
+              <w:spacing w:before="40" w:after="40"/>
+              <w:jc w:val="center"/>
+              <w:rPr>
+                <w:sz w:val="20"/>
+                <w:szCs w:val="20"/>
+              </w:rPr>
+            </w:pPr>
+            <w:r>
+              <w:rPr>
+                <w:sz w:val="20"/>
+                <w:szCs w:val="20"/>
+              </w:rPr>
+              <w:t xml:space="preserve">44</w:t>
             </w:r>
           </w:p>
         </w:tc>
@@ -2114,7 +2735,7 @@
         <w:jc w:val="both"/>
       </w:pPr>
       <w:r>
-        <w:t xml:space="preserve">Como se observa, el camino 2 recorre más del doble de distancia geográfica (150 km frente a 70 km) y, sin embargo, resulta aproximadamente un 10 % más corto en términos eléctricos, por lo que es el camino que selecciona la metodología (Figura 3). En consecuencia, la potencia de suficiencia de la central queda asociada a las instalaciones de 500 kV y a los transformadores, y no a la línea de 220 kV que la vincula directamente con el consumo.</w:t>
+        <w:t xml:space="preserve">Como se observa, la subestación Diego de Almagro 220 kV se encuentra a una distancia eléctrica de 58,2 ohm, mientras que la subestación Paposo 220 kV se encuentra a 135,3 ohm, es decir, más del doble. En consecuencia, la metodología asigna al medio de generación la subestación Diego de Almagro, y sus inyecciones se valorizan al precio de nudo de dicha subestación, a pesar de que Paposo se ubica a menos de la mitad de la distancia geográfica (Figura 3).</w:t>
       </w:r>
     </w:p>
     <w:p>
@@ -2129,7 +2750,7 @@
         </w:rPr>
         <w:drawing>
           <wp:inline distT="0" distB="0" distL="0" distR="0">
-            <wp:extent cx="5394960" cy="2002529"/>
+            <wp:extent cx="4846320" cy="1835621"/>
             <wp:effectExtent l="0" t="0" r="0" b="0"/>
             <wp:docPr id="209" name="image_fig3.png"/>
             <wp:cNvGraphicFramePr>
@@ -2151,7 +2772,7 @@
                   <pic:spPr>
                     <a:xfrm>
                       <a:off x="0" y="0"/>
-                      <a:ext cx="5394960" cy="2002529"/>
+                      <a:ext cx="4846320" cy="1835621"/>
                     </a:xfrm>
                     <a:prstGeom prst="rect">
                       <a:avLst/>
@@ -2178,7 +2799,7 @@
           <w:sz w:val="18"/>
           <w:szCs w:val="18"/>
         </w:rPr>
-        <w:t xml:space="preserve">Figura 3. Comparación de ambos caminos en distancia geográfica y en distancia eléctrica.</w:t>
+        <w:t xml:space="preserve">Figura 3. Comparación de ambas subestaciones en distancia geográfica y en distancia eléctrica.</w:t>
       </w:r>
     </w:p>
     <w:p>
@@ -2189,7 +2810,7 @@
         <w:jc w:val="both"/>
       </w:pPr>
       <w:r>
-        <w:t xml:space="preserve">Lo anterior genera dos tipos de problemas:</w:t>
+        <w:t xml:space="preserve">Lo anterior genera los siguientes problemas en la aplicación de la metodología:</w:t>
       </w:r>
     </w:p>
     <w:p>
@@ -2211,7 +2832,7 @@
         <w:t xml:space="preserve">Resultados contraintuitivos para los coordinados:</w:t>
       </w:r>
       <w:r>
-        <w:t xml:space="preserve"> las asignaciones de potencia, y los pagos asociados, recaen sobre instalaciones alejadas geográficamente del punto de inyección y de retiro, lo que dificulta su explicación y motiva observaciones y discrepancias en el proceso.</w:t>
+        <w:t xml:space="preserve"> el medio de generación queda asociado a una subestación alejada de su ubicación, lo que dificulta la explicación del resultado y motiva observaciones y discrepancias en los procesos de valorización, especialmente cuando los precios de nudo de ambas subestaciones difieren.</w:t>
       </w:r>
     </w:p>
     <w:p>
@@ -2230,85 +2851,32 @@
           <w:b/>
           <w:bCs/>
         </w:rPr>
-        <w:t xml:space="preserve">Alta sensibilidad a los datos de reactancia:</w:t>
+        <w:t xml:space="preserve">Dependencia de la topología y no de la cercanía:</w:t>
       </w:r>
       <w:r>
-        <w:t xml:space="preserve"> la diferencia entre ambos caminos es pequeña, por lo que un error moderado en X_ENT puede cambiar el camino seleccionado. En el ejemplo, bastaría que la reactancia de la línea directa estuviera sobreestimada en 10,5 % para que el camino 1 pasara a ser el mínimo (Figura 4). Dicho error se encuentra dentro de la tolerancia de 15 % que utiliza el proceso de validación, es decir, un tramo clasificado como CORRECTO puede igualmente alterar el resultado.</w:t>
+        <w:t xml:space="preserve"> la asignación no depende de la ubicación del medio de generación sino de las instalaciones a través de las cuales se conecta. Dos medios de generación geográficamente próximos pueden ser asignados a subestaciones distintas si se conectan a redes diferentes, y un mismo medio de generación puede cambiar de subestación ante la entrada en operación de una nueva línea o transformador.</w:t>
       </w:r>
     </w:p>
     <w:p>
       <w:pPr>
         <w:pStyle w:val="Textoindependiente"/>
-        <w:spacing w:before="120"/>
-        <w:jc w:val="center"/>
+        <w:numPr>
+          <w:ilvl w:val="0"/>
+          <w:numId w:val="15"/>
+        </w:numPr>
+        <w:spacing w:after="100" w:line="276" w:lineRule="auto"/>
+        <w:ind w:right="272"/>
+        <w:jc w:val="both"/>
       </w:pPr>
       <w:r>
         <w:rPr>
-          <w:noProof/>
+          <w:b/>
+          <w:bCs/>
         </w:rPr>
-        <w:drawing>
-          <wp:inline distT="0" distB="0" distL="0" distR="0">
-            <wp:extent cx="5212080" cy="2547664"/>
-            <wp:effectExtent l="0" t="0" r="0" b="0"/>
-            <wp:docPr id="210" name="image_fig4.png"/>
-            <wp:cNvGraphicFramePr>
-              <a:graphicFrameLocks xmlns:a="http://schemas.openxmlformats.org/drawingml/2006/main" noChangeAspect="1"/>
-            </wp:cNvGraphicFramePr>
-            <a:graphic xmlns:a="http://schemas.openxmlformats.org/drawingml/2006/main">
-              <a:graphicData uri="http://schemas.openxmlformats.org/drawingml/2006/picture">
-                <pic:pic xmlns:pic="http://schemas.openxmlformats.org/drawingml/2006/picture">
-                  <pic:nvPicPr>
-                    <pic:cNvPr id="210" name="image_fig4.png"/>
-                    <pic:cNvPicPr/>
-                  </pic:nvPicPr>
-                  <pic:blipFill>
-                    <a:blip r:embed="rIdFig4"/>
-                    <a:stretch>
-                      <a:fillRect/>
-                    </a:stretch>
-                  </pic:blipFill>
-                  <pic:spPr>
-                    <a:xfrm>
-                      <a:off x="0" y="0"/>
-                      <a:ext cx="5212080" cy="2547664"/>
-                    </a:xfrm>
-                    <a:prstGeom prst="rect">
-                      <a:avLst/>
-                    </a:prstGeom>
-                  </pic:spPr>
-                </pic:pic>
-              </a:graphicData>
-            </a:graphic>
-          </wp:inline>
-        </w:drawing>
+        <w:t xml:space="preserve">Sensibilidad a los parámetros de la base de instalaciones:</w:t>
       </w:r>
-    </w:p>
-    <w:p>
-      <w:pPr>
-        <w:pStyle w:val="Textoindependiente"/>
-        <w:spacing w:before="60" w:after="200"/>
-        <w:jc w:val="center"/>
-      </w:pPr>
       <w:r>
-        <w:rPr>
-          <w:i/>
-          <w:iCs/>
-          <w:color w:val="585858"/>
-          <w:sz w:val="18"/>
-          <w:szCs w:val="18"/>
-        </w:rPr>
-        <w:t xml:space="preserve">Figura 4. Sensibilidad del camino seleccionado al error en la reactancia de la línea directa.</w:t>
-      </w:r>
-    </w:p>
-    <w:p>
-      <w:pPr>
-        <w:pStyle w:val="Textoindependiente"/>
-        <w:spacing w:after="200" w:line="276" w:lineRule="auto"/>
-        <w:ind w:left="140" w:right="272"/>
-        <w:jc w:val="both"/>
-      </w:pPr>
-      <w:r>
-        <w:t xml:space="preserve">Dado que el 40,8 % de los tramos de la base ENT presenta discrepancias de reactancia respecto de CNE e Infotécnica, este tipo de cambios de camino no corresponde a un caso teórico, sino a una fuente concreta de diferencias entre versiones del Balance y de discrepancias por parte de los coordinados.</w:t>
+        <w:t xml:space="preserve"> el resultado depende de los valores de reactancia de cada tramo, por lo que errores u omisiones en dichos valores, en particular en transformadores y tramos de 220 kV, pueden alterar la subestación asignada en los casos en que las distancias eléctricas de dos candidatas sean similares.</w:t>
       </w:r>
     </w:p>
     <w:p>
@@ -2316,6 +2884,9 @@
         <w:pStyle w:val="Textoindependiente"/>
         <w:spacing w:after="0"/>
       </w:pPr>
+      <w:r>
+        <w:br w:type="page"/>
+      </w:r>
     </w:p>
     <w:p>
       <w:pPr>
@@ -2355,10 +2926,10 @@
         <mc:AlternateContent>
           <mc:Choice Requires="wpg">
             <w:drawing>
-              <wp:inline distT="0" distB="0" distL="0" distR="0" wp14:anchorId="93F7FA6B" wp14:editId="2AF97D57">
+              <wp:inline distT="0" distB="0" distL="0" distR="0" wp14:anchorId="514B4543" wp14:editId="2AF97D57">
                 <wp:extent cx="6438900" cy="6350"/>
                 <wp:effectExtent l="635" t="0" r="0" b="5080"/>
-                <wp:docPr id="211" name="Group 47"/>
+                <wp:docPr id="210" name="Group 47"/>
                 <wp:cNvGraphicFramePr>
                   <a:graphicFrameLocks xmlns:a="http://schemas.openxmlformats.org/drawingml/2006/main"/>
                 </wp:cNvGraphicFramePr>
@@ -2377,7 +2948,7 @@
                         </a:xfrm>
                       </wpg:grpSpPr>
                       <wps:wsp>
-                        <wps:cNvPr id="212" name="Rectangle 48"/>
+                        <wps:cNvPr id="211" name="Rectangle 48"/>
                         <wps:cNvSpPr>
                           <a:spLocks noChangeArrowheads="1"/>
                         </wps:cNvSpPr>
@@ -2420,7 +2991,7 @@
           </mc:Choice>
           <mc:Fallback xmlns:w16cei="http://schemas.microsoft.com/office/word/2026/wordml/cei">
             <w:pict>
-              <v:group w14:anchorId="C1FA2054" id="Group 47" o:spid="_x0000_s1026" style="width:507pt;height:.5pt;mso-position-horizontal-relative:char;mso-position-vertical-relative:line" coordsize="10140,10" o:gfxdata="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">
+              <v:group w14:anchorId="2FA26B23" id="Group 47" o:spid="_x0000_s1026" style="width:507pt;height:.5pt;mso-position-horizontal-relative:char;mso-position-vertical-relative:line" coordsize="10140,10" o:gfxdata="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">
                 <v:rect id="Rectangle 48" o:spid="_x0000_s1027" style="position:absolute;width:10140;height:10;visibility:visible;mso-wrap-style:square;v-text-anchor:top" o:gfxdata="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" fillcolor="black" stroked="f"/>
                 <w10:anchorlock/>
               </v:group>
@@ -2461,7 +3032,7 @@
         <w:jc w:val="both"/>
       </w:pPr>
       <w:r>
-        <w:t xml:space="preserve">Completar la validación de X_ENT con las fuentes CNE e Infotécnica antes del cálculo del camino, priorizando los tramos clasificados como DISCREPA cuya magnitud supere 50 ohm, así como los tramos de 500 kV y los transformadores, por ser los que concentran el efecto descrito.</w:t>
+        <w:t xml:space="preserve">Publicar, junto con la subestación asignada a cada medio de generación de pequeña escala, el camino eléctrico considerado y la distancia eléctrica a las subestaciones candidatas más próximas, de modo que los coordinados puedan verificar el resultado y anticipar las observaciones.</w:t>
       </w:r>
     </w:p>
     <w:p>
@@ -2476,7 +3047,7 @@
         <w:jc w:val="both"/>
       </w:pPr>
       <w:r>
-        <w:t xml:space="preserve">Reportar, junto con el camino seleccionado, el camino alternativo más cercano y la diferencia de distancia eléctrica entre ambos, de forma de identificar los casos sensibles en los que una variación inferior al 15 % en X cambiaría el resultado.</w:t>
+        <w:t xml:space="preserve">Validar periódicamente los valores de reactancia de la base de instalaciones utilizada, priorizando los transformadores y los tramos que vinculan las redes zonales con el Sistema de Transmisión Nacional, por ser los que determinan la asignación.</w:t>
       </w:r>
     </w:p>
     <w:p>
@@ -2491,7 +3062,7 @@
         <w:jc w:val="both"/>
       </w:pPr>
       <w:r>
-        <w:t xml:space="preserve">Evaluar explícitamente en la metodología el tratamiento de los caminos cuya diferencia de distancia eléctrica sea inferior a la tolerancia de los datos, por ejemplo mediante un criterio de desempate documentado, de modo que el resultado no dependa de errores de la base.</w:t>
+        <w:t xml:space="preserve">Evaluar la incorporación de un criterio complementario para los casos en que la subestación eléctricamente más cercana se encuentre a una distancia geográfica notoriamente mayor que otra subestación candidata, o en que las distancias eléctricas de dos candidatas difieran en menos que la tolerancia de los datos, mediante una regla de desempate documentada.</w:t>
       </w:r>
     </w:p>
     <w:p>
@@ -2506,7 +3077,7 @@
         <w:jc w:val="both"/>
       </w:pPr>
       <w:r>
-        <w:t xml:space="preserve">Documentar y comunicar a los coordinados el criterio de distancia eléctrica y el efecto del nivel de tensión, a fin de anticipar las observaciones por caminos aparentemente alejados de la ubicación geográfica de las instalaciones.</w:t>
+        <w:t xml:space="preserve">Documentar y comunicar a los coordinados el criterio de distancia eléctrica y su diferencia con la distancia geográfica, a fin de reducir las discrepancias originadas en la interpretación del concepto de subestación más cercana.</w:t>
       </w:r>
     </w:p>
     <w:sectPr>

--- a/docs/Minuta_Minimo_Camino_Electrico.docx
+++ b/docs/Minuta_Minimo_Camino_Electrico.docx
@@ -367,7 +367,7 @@
         <mc:AlternateContent>
           <mc:Choice Requires="wpg">
             <w:drawing>
-              <wp:inline distT="0" distB="0" distL="0" distR="0" wp14:anchorId="817FD930" wp14:editId="2AF97D57">
+              <wp:inline distT="0" distB="0" distL="0" distR="0" wp14:anchorId="A3010BE5" wp14:editId="2AF97D57">
                 <wp:extent cx="6438900" cy="6350"/>
                 <wp:effectExtent l="635" t="0" r="0" b="5080"/>
                 <wp:docPr id="201" name="Group 47"/>
@@ -432,7 +432,7 @@
           </mc:Choice>
           <mc:Fallback xmlns:w16cei="http://schemas.microsoft.com/office/word/2026/wordml/cei">
             <w:pict>
-              <v:group w14:anchorId="85169BFA" id="Group 47" o:spid="_x0000_s1026" style="width:507pt;height:.5pt;mso-position-horizontal-relative:char;mso-position-vertical-relative:line" coordsize="10140,10" o:gfxdata="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">
+              <v:group w14:anchorId="4C0DEB52" id="Group 47" o:spid="_x0000_s1026" style="width:507pt;height:.5pt;mso-position-horizontal-relative:char;mso-position-vertical-relative:line" coordsize="10140,10" o:gfxdata="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">
                 <v:rect id="Rectangle 48" o:spid="_x0000_s1027" style="position:absolute;width:10140;height:10;visibility:visible;mso-wrap-style:square;v-text-anchor:top" o:gfxdata="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" fillcolor="black" stroked="f"/>
                 <w10:anchorlock/>
               </v:group>
@@ -495,7 +495,7 @@
         <w:jc w:val="both"/>
       </w:pPr>
       <w:r>
-        <w:t xml:space="preserve">La presente minuta describe brevemente la lógica de la metodología de mínimo camino eléctrico y expone, mediante un caso específico, una situación problemática de su aplicación: la asignación de una subestación eléctricamente más cercana a pesar de existir otra subestación a una distancia geográfica considerablemente menor.</w:t>
+        <w:t xml:space="preserve">La presente minuta describe brevemente la lógica de la metodología de mínimo camino eléctrico y expone, mediante un caso específico, una situación problemática de su aplicación: la asignación de una subestación alejada de la barra en que inyecta el medio de generación porque el camino directo, de menor longitud, contiene un transformador de alta reactancia que la metodología prefiere rodear.</w:t>
       </w:r>
     </w:p>
     <w:p>
@@ -542,7 +542,7 @@
         <mc:AlternateContent>
           <mc:Choice Requires="wpg">
             <w:drawing>
-              <wp:inline distT="0" distB="0" distL="0" distR="0" wp14:anchorId="FA3E8464" wp14:editId="2AF97D57">
+              <wp:inline distT="0" distB="0" distL="0" distR="0" wp14:anchorId="A1C062BC" wp14:editId="2AF97D57">
                 <wp:extent cx="6438900" cy="6350"/>
                 <wp:effectExtent l="635" t="0" r="0" b="5080"/>
                 <wp:docPr id="203" name="Group 47"/>
@@ -607,7 +607,7 @@
           </mc:Choice>
           <mc:Fallback xmlns:w16cei="http://schemas.microsoft.com/office/word/2026/wordml/cei">
             <w:pict>
-              <v:group w14:anchorId="FCAED79C" id="Group 47" o:spid="_x0000_s1026" style="width:507pt;height:.5pt;mso-position-horizontal-relative:char;mso-position-vertical-relative:line" coordsize="10140,10" o:gfxdata="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">
+              <v:group w14:anchorId="AF612530" id="Group 47" o:spid="_x0000_s1026" style="width:507pt;height:.5pt;mso-position-horizontal-relative:char;mso-position-vertical-relative:line" coordsize="10140,10" o:gfxdata="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">
                 <v:rect id="Rectangle 48" o:spid="_x0000_s1027" style="position:absolute;width:10140;height:10;visibility:visible;mso-wrap-style:square;v-text-anchor:top" o:gfxdata="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" fillcolor="black" stroked="f"/>
                 <w10:anchorlock/>
               </v:group>
@@ -644,7 +644,7 @@
         <w:jc w:val="both"/>
       </w:pPr>
       <w:r>
-        <w:t xml:space="preserve">La “distancia” que considera el decreto no es la longitud geográfica que separa el punto de inyección de la subestación, sino su distancia eléctrica, representada por la reactancia de los tramos que los vinculan. De este modo, la distancia eléctrica de un camino entre dos barras corresponde a la suma de las reactancias de los tramos que lo componen, y el mínimo camino eléctrico entre un punto de inyección y una subestación es aquel que minimiza dicha suma entre todas las rutas posibles de la red.</w:t>
+        <w:t xml:space="preserve">La “distancia” que considera el decreto no es la longitud geográfica que separa la barra de inyección de la subestación, sino su distancia eléctrica, representada por la reactancia de los tramos que los vinculan. De este modo, la distancia eléctrica de un camino entre dos barras corresponde a la suma de las reactancias de los tramos que lo componen, y el mínimo camino eléctrico entre la barra de inyección y una subestación es aquel que minimiza dicha suma entre todas las rutas posibles de la red.</w:t>
       </w:r>
     </w:p>
     <w:p>
@@ -670,7 +670,7 @@
         <w:jc w:val="both"/>
       </w:pPr>
       <w:r>
-        <w:t xml:space="preserve">Se identifica la barra del sistema en la que se ubica el punto de inyección del medio de generación.</w:t>
+        <w:t xml:space="preserve">Se identifica la barra del sistema en la que inyecta el medio de generación (barra de inyección).</w:t>
       </w:r>
     </w:p>
     <w:p>
@@ -700,7 +700,7 @@
         <w:jc w:val="both"/>
       </w:pPr>
       <w:r>
-        <w:t xml:space="preserve">Para cada subestación candidata se determina el camino de mínima reactancia acumulada desde el punto de inyección, considerando únicamente las instalaciones operativas en el período.</w:t>
+        <w:t xml:space="preserve">Para cada subestación candidata se determina el camino de mínima reactancia acumulada desde la barra de inyección, considerando únicamente las instalaciones operativas en el período.</w:t>
       </w:r>
     </w:p>
     <w:p>
@@ -726,7 +726,7 @@
         <w:jc w:val="both"/>
       </w:pPr>
       <w:r>
-        <w:t xml:space="preserve">La Figura 1 ilustra el criterio con un ejemplo conceptual: aunque ambas subestaciones se encuentran vinculadas al punto de inyección, se asigna la subestación A, por cuanto la suma de reactancias del camino que conduce a ella es menor.</w:t>
+        <w:t xml:space="preserve">La Figura 1 ilustra el criterio con un ejemplo conceptual: la barra de inyección es la barra de baja tensión de la subestación A, pero el transformador que la vincula con ella tiene una reactancia muy alta, por lo que la suma de reactancias del camino hacia la subestación B, a 55 km por la red, resulta menor y es esta última la que se asigna.</w:t>
       </w:r>
     </w:p>
     <w:p>
@@ -741,7 +741,7 @@
         </w:rPr>
         <w:drawing>
           <wp:inline distT="0" distB="0" distL="0" distR="0">
-            <wp:extent cx="4754880" cy="2126533"/>
+            <wp:extent cx="4937760" cy="2225409"/>
             <wp:effectExtent l="0" t="0" r="0" b="0"/>
             <wp:docPr id="205" name="image_fig1.png"/>
             <wp:cNvGraphicFramePr>
@@ -763,7 +763,7 @@
                   <pic:spPr>
                     <a:xfrm>
                       <a:off x="0" y="0"/>
-                      <a:ext cx="4754880" cy="2126533"/>
+                      <a:ext cx="4937760" cy="2225409"/>
                     </a:xfrm>
                     <a:prstGeom prst="rect">
                       <a:avLst/>
@@ -790,7 +790,7 @@
           <w:sz w:val="18"/>
           <w:szCs w:val="18"/>
         </w:rPr>
-        <w:t xml:space="preserve">Figura 1. Criterio de mínima distancia eléctrica: la subestación asignada es la de menor suma de reactancias.</w:t>
+        <w:t xml:space="preserve">Figura 1. Criterio de mínima distancia eléctrica: la subestación asignada es la de menor suma de reactancias, no la de menor longitud.</w:t>
       </w:r>
     </w:p>
     <w:p>
@@ -801,7 +801,7 @@
         <w:jc w:val="both"/>
       </w:pPr>
       <w:r>
-        <w:t xml:space="preserve">Cabe destacar que, como la reactancia de una línea es proporcional a su longitud, en una red simple la distancia eléctrica y la distancia geográfica suelen coincidir. Sin embargo, la distancia eléctrica depende también de la topología de la red, del nivel de tensión y de los transformadores que deban atravesarse, por lo que ambas distancias pueden diferir de manera significativa, como se muestra en el caso siguiente.</w:t>
+        <w:t xml:space="preserve">Cabe destacar que, como la reactancia de una línea es proporcional a su longitud, en una red compuesta solo por líneas la distancia eléctrica y la longitud del camino suelen coincidir. Sin embargo, los transformadores tienen longitud nula y una reactancia que puede equivaler a decenas o cientos de kilómetros de línea, por lo que un camino directo que atraviese un transformador de alta reactancia puede resultar eléctricamente más largo que un rodeo de muchos kilómetros por la red, como se muestra en el caso siguiente.</w:t>
       </w:r>
     </w:p>
     <w:p>
@@ -827,7 +827,7 @@
       <w:bookmarkStart w:id="112" w:name="_Toc1109049"/>
       <w:bookmarkEnd w:id="111"/>
       <w:r>
-        <w:t>CASO PROBLEMÁTICO: SUBESTACIÓN ELÉCTRICAMENTE MÁS CERCANA VERSUS SUBESTACIÓN GEOGRÁFICAMENTE MÁS CERCANA</w:t>
+        <w:t>CASO PROBLEMÁTICO: EL MÍNIMO CAMINO ELÉCTRICO RODEA UN CAMINO DIRECTO</w:t>
       </w:r>
       <w:bookmarkEnd w:id="112"/>
     </w:p>
@@ -848,7 +848,7 @@
         <mc:AlternateContent>
           <mc:Choice Requires="wpg">
             <w:drawing>
-              <wp:inline distT="0" distB="0" distL="0" distR="0" wp14:anchorId="3F47F803" wp14:editId="2AF97D57">
+              <wp:inline distT="0" distB="0" distL="0" distR="0" wp14:anchorId="5DF0009A" wp14:editId="2AF97D57">
                 <wp:extent cx="6438900" cy="6350"/>
                 <wp:effectExtent l="635" t="0" r="0" b="5080"/>
                 <wp:docPr id="206" name="Group 47"/>
@@ -913,7 +913,7 @@
           </mc:Choice>
           <mc:Fallback xmlns:w16cei="http://schemas.microsoft.com/office/word/2026/wordml/cei">
             <w:pict>
-              <v:group w14:anchorId="ED8BAE2A" id="Group 47" o:spid="_x0000_s1026" style="width:507pt;height:.5pt;mso-position-horizontal-relative:char;mso-position-vertical-relative:line" coordsize="10140,10" o:gfxdata="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">
+              <v:group w14:anchorId="90964B89" id="Group 47" o:spid="_x0000_s1026" style="width:507pt;height:.5pt;mso-position-horizontal-relative:char;mso-position-vertical-relative:line" coordsize="10140,10" o:gfxdata="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">
                 <v:rect id="Rectangle 48" o:spid="_x0000_s1027" style="position:absolute;width:10140;height:10;visibility:visible;mso-wrap-style:square;v-text-anchor:top" o:gfxdata="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" fillcolor="black" stroked="f"/>
                 <w10:anchorlock/>
               </v:group>
@@ -939,7 +939,7 @@
         <w:jc w:val="both"/>
       </w:pPr>
       <w:r>
-        <w:t xml:space="preserve">Para ilustrar la situación se considera un medio de generación de pequeña escala conectado en la barra Taltal 110 kV, en la zona de Diego de Almagro, Región de Antofagasta. En sus cercanías existen dos subestaciones de 220 kV candidatas: Paposo, ubicada a aproximadamente 44 km en línea recta hacia el norte, y Diego de Almagro, ubicada a aproximadamente 118 km en línea recta hacia el sureste.</w:t>
+        <w:t xml:space="preserve">La situación problemática no se produce cuando no existe un camino directo entre la barra de inyección y la subestación, sino cuando dicho camino sí existe, es el más corto en distancia, y sin embargo la metodología lo descarta porque uno de sus tramos presenta una reactancia muy alta. El caso típico es un transformador de alta reactancia: como el transformador tiene longitud nula, pero una reactancia que puede ser equivalente a decenas de kilómetros de línea, el mínimo camino eléctrico prefiere rodearlo a través de la red, aunque ello implique recorrer una distancia mucho mayor.</w:t>
       </w:r>
     </w:p>
     <w:p>
@@ -950,7 +950,18 @@
         <w:jc w:val="both"/>
       </w:pPr>
       <w:r>
-        <w:t xml:space="preserve">Desde el punto de vista geográfico, la subestación más cercana es claramente Paposo. Sin embargo, la barra Taltal 110 kV no posee ningún vínculo eléctrico directo con Paposo: su única conexión con el sistema de 220 kV se realiza a través de la red de 110 kV Taltal – Las Luces – Óxidos – Javiera – Diego de Almagro y del transformador 220/110 kV de Diego de Almagro. Para llegar eléctricamente a Paposo se debe, además, recorrer la red de 220 kV Diego de Almagro – San Francisco – Tap Taltal 1 – Paposo, según se muestra en la Figura 2.</w:t>
+        <w:t xml:space="preserve">Para ilustrarlo se considera un medio de generación de pequeña escala conectado en la barra Temuco 66 kV. La subestación Temuco cuenta con transformadores 220/66 kV, por lo que la subestación del Sistema de Transmisión Nacional Temuco 220 kV se encuentra en el mismo lugar, a cero kilómetros de distancia, y el camino directo corresponde al propio transformador. No obstante, la base de instalaciones registra para dicho transformador una reactancia de 265,4 ohm, valor muy superior al de las líneas de la zona.</w:t>
+      </w:r>
+    </w:p>
+    <w:p>
+      <w:pPr>
+        <w:pStyle w:val="Textoindependiente"/>
+        <w:spacing w:after="200" w:line="276" w:lineRule="auto"/>
+        <w:ind w:left="140" w:right="272"/>
+        <w:jc w:val="both"/>
+      </w:pPr>
+      <w:r>
+        <w:t xml:space="preserve">Como consecuencia, el camino de mínima distancia eléctrica no atraviesa el transformador de Temuco, sino que recorre la red de 66 kV Temuco – Pillanlelbún – Llaima – Lautaro – Victoria – Los Peumos y sube al sistema de 220 kV por el transformador 220/66 kV de Los Peumos, de 28,6 ohm, según se muestra en la Figura 2. De esta forma, la subestación asignada al medio de generación es Los Peumos 220 kV, ubicada a 61,5 km de recorrido, y no Temuco 220 kV, que se encuentra en el mismo emplazamiento de la barra Temuco 66 kV en que inyecta el medio de generación.</w:t>
       </w:r>
     </w:p>
     <w:p>
@@ -965,7 +976,7 @@
         </w:rPr>
         <w:drawing>
           <wp:inline distT="0" distB="0" distL="0" distR="0">
-            <wp:extent cx="5029200" cy="2674004"/>
+            <wp:extent cx="5303520" cy="2926962"/>
             <wp:effectExtent l="0" t="0" r="0" b="0"/>
             <wp:docPr id="208" name="image_fig2.png"/>
             <wp:cNvGraphicFramePr>
@@ -987,7 +998,7 @@
                   <pic:spPr>
                     <a:xfrm>
                       <a:off x="0" y="0"/>
-                      <a:ext cx="5029200" cy="2674004"/>
+                      <a:ext cx="5303520" cy="2926962"/>
                     </a:xfrm>
                     <a:prstGeom prst="rect">
                       <a:avLst/>
@@ -1014,7 +1025,7 @@
           <w:sz w:val="18"/>
           <w:szCs w:val="18"/>
         </w:rPr>
-        <w:t xml:space="preserve">Figura 2. Caminos eléctricos desde la barra Taltal 110 kV hacia las subestaciones Diego de Almagro 220 kV y Paposo 220 kV (reactancias según base de instalaciones).</w:t>
+        <w:t xml:space="preserve">Figura 2. Caminos eléctricos desde la barra Temuco 66 kV: camino directo por el transformador (segmentado) y camino de mínima distancia eléctrica por la red de 66 kV (continuo).</w:t>
       </w:r>
     </w:p>
     <w:p>
@@ -1025,13 +1036,13 @@
         <w:jc w:val="both"/>
       </w:pPr>
       <w:r>
-        <w:t xml:space="preserve">Las reactancias de los tramos que componen cada camino, de acuerdo con la base de instalaciones utilizada por el Coordinador, se presentan a continuación:</w:t>
+        <w:t xml:space="preserve">Los tramos de ambos caminos, con su longitud según los reportes de Infotécnica y su reactancia según la base de instalaciones, se presentan a continuación:</w:t>
       </w:r>
     </w:p>
     <w:tbl>
       <w:tblPr>
-        <w:tblW w:w="9100" w:type="dxa"/>
-        <w:tblInd w:w="549" w:type="dxa"/>
+        <w:tblW w:w="9400" w:type="dxa"/>
+        <w:tblInd w:w="399" w:type="dxa"/>
         <w:tblCellMar>
           <w:left w:w="70" w:type="dxa"/>
           <w:right w:w="70" w:type="dxa"/>
@@ -1039,11 +1050,12 @@
         <w:tblLook w:val="04A0"/>
       </w:tblPr>
       <w:tblGrid>
-        <w:gridCol w:w="3600"/>
-        <w:gridCol w:w="1200"/>
-        <w:gridCol w:w="1100"/>
-        <w:gridCol w:w="1700"/>
-        <w:gridCol w:w="1500"/>
+        <w:gridCol w:w="3100"/>
+        <w:gridCol w:w="1050"/>
+        <w:gridCol w:w="1250"/>
+        <w:gridCol w:w="1150"/>
+        <w:gridCol w:w="1250"/>
+        <w:gridCol w:w="1600"/>
       </w:tblGrid>
       <w:tr>
         <w:trPr>
@@ -1051,7 +1063,7 @@
         </w:trPr>
         <w:tc>
           <w:tcPr>
-            <w:tcW w:w="3600" w:type="dxa"/>
+            <w:tcW w:w="3100" w:type="dxa"/>
             <w:tcBorders>
               <w:top w:val="single" w:sz="4" w:space="0" w:color="auto"/>
               <w:left w:val="single" w:sz="4" w:space="0" w:color="auto"/>
@@ -1085,7 +1097,7 @@
         </w:tc>
         <w:tc>
           <w:tcPr>
-            <w:tcW w:w="1200" w:type="dxa"/>
+            <w:tcW w:w="1050" w:type="dxa"/>
             <w:tcBorders>
               <w:top w:val="single" w:sz="4" w:space="0" w:color="auto"/>
               <w:left w:val="single" w:sz="4" w:space="0" w:color="auto"/>
@@ -1119,7 +1131,7 @@
         </w:tc>
         <w:tc>
           <w:tcPr>
-            <w:tcW w:w="1100" w:type="dxa"/>
+            <w:tcW w:w="1250" w:type="dxa"/>
             <w:tcBorders>
               <w:top w:val="single" w:sz="4" w:space="0" w:color="auto"/>
               <w:left w:val="single" w:sz="4" w:space="0" w:color="auto"/>
@@ -1147,13 +1159,13 @@
                 <w:sz w:val="20"/>
                 <w:szCs w:val="20"/>
               </w:rPr>
-              <w:t xml:space="preserve">X [ohm]</w:t>
+              <w:t xml:space="preserve">Longitud [km]</w:t>
             </w:r>
           </w:p>
         </w:tc>
         <w:tc>
           <w:tcPr>
-            <w:tcW w:w="1700" w:type="dxa"/>
+            <w:tcW w:w="1150" w:type="dxa"/>
             <w:tcBorders>
               <w:top w:val="single" w:sz="4" w:space="0" w:color="auto"/>
               <w:left w:val="single" w:sz="4" w:space="0" w:color="auto"/>
@@ -1181,13 +1193,13 @@
                 <w:sz w:val="20"/>
                 <w:szCs w:val="20"/>
               </w:rPr>
-              <w:t xml:space="preserve">Camino a D. Almagro</w:t>
+              <w:t xml:space="preserve">X [ohm]</w:t>
             </w:r>
           </w:p>
         </w:tc>
         <w:tc>
           <w:tcPr>
-            <w:tcW w:w="1500" w:type="dxa"/>
+            <w:tcW w:w="1250" w:type="dxa"/>
             <w:tcBorders>
               <w:top w:val="single" w:sz="4" w:space="0" w:color="auto"/>
               <w:left w:val="single" w:sz="4" w:space="0" w:color="auto"/>
@@ -1215,7 +1227,41 @@
                 <w:sz w:val="20"/>
                 <w:szCs w:val="20"/>
               </w:rPr>
-              <w:t xml:space="preserve">Camino a Paposo</w:t>
+              <w:t xml:space="preserve">Camino directo</w:t>
+            </w:r>
+          </w:p>
+        </w:tc>
+        <w:tc>
+          <w:tcPr>
+            <w:tcW w:w="1600" w:type="dxa"/>
+            <w:tcBorders>
+              <w:top w:val="single" w:sz="4" w:space="0" w:color="auto"/>
+              <w:left w:val="single" w:sz="4" w:space="0" w:color="auto"/>
+              <w:bottom w:val="single" w:sz="4" w:space="0" w:color="auto"/>
+              <w:right w:val="single" w:sz="4" w:space="0" w:color="auto"/>
+            </w:tcBorders>
+            <w:shd w:val="clear" w:color="auto" w:fill="DCEBF0"/>
+            <w:vAlign w:val="center"/>
+          </w:tcPr>
+          <w:p>
+            <w:pPr>
+              <w:spacing w:before="40" w:after="40"/>
+              <w:jc w:val="center"/>
+              <w:rPr>
+                <w:b/>
+                <w:bCs/>
+                <w:sz w:val="20"/>
+                <w:szCs w:val="20"/>
+              </w:rPr>
+            </w:pPr>
+            <w:r>
+              <w:rPr>
+                <w:b/>
+                <w:bCs/>
+                <w:sz w:val="20"/>
+                <w:szCs w:val="20"/>
+              </w:rPr>
+              <w:t xml:space="preserve">Camino por Los Peumos</w:t>
             </w:r>
           </w:p>
         </w:tc>
@@ -1226,7 +1272,7 @@
         </w:trPr>
         <w:tc>
           <w:tcPr>
-            <w:tcW w:w="3600" w:type="dxa"/>
+            <w:tcW w:w="3100" w:type="dxa"/>
             <w:tcBorders>
               <w:top w:val="single" w:sz="4" w:space="0" w:color="auto"/>
               <w:left w:val="single" w:sz="4" w:space="0" w:color="auto"/>
@@ -1249,13 +1295,13 @@
                 <w:sz w:val="20"/>
                 <w:szCs w:val="20"/>
               </w:rPr>
-              <w:t xml:space="preserve">Taltal – Las Luces</w:t>
+              <w:t xml:space="preserve">Transformador Temuco 220/66 kV</w:t>
             </w:r>
           </w:p>
         </w:tc>
         <w:tc>
           <w:tcPr>
-            <w:tcW w:w="1200" w:type="dxa"/>
+            <w:tcW w:w="1050" w:type="dxa"/>
             <w:tcBorders>
               <w:top w:val="single" w:sz="4" w:space="0" w:color="auto"/>
               <w:left w:val="single" w:sz="4" w:space="0" w:color="auto"/>
@@ -1278,13 +1324,13 @@
                 <w:sz w:val="20"/>
                 <w:szCs w:val="20"/>
               </w:rPr>
-              <w:t xml:space="preserve">110</w:t>
+              <w:t xml:space="preserve">220/66</w:t>
             </w:r>
           </w:p>
         </w:tc>
         <w:tc>
           <w:tcPr>
-            <w:tcW w:w="1100" w:type="dxa"/>
+            <w:tcW w:w="1250" w:type="dxa"/>
             <w:tcBorders>
               <w:top w:val="single" w:sz="4" w:space="0" w:color="auto"/>
               <w:left w:val="single" w:sz="4" w:space="0" w:color="auto"/>
@@ -1307,13 +1353,13 @@
                 <w:sz w:val="20"/>
                 <w:szCs w:val="20"/>
               </w:rPr>
-              <w:t xml:space="preserve">15,39</w:t>
+              <w:t xml:space="preserve">0,0</w:t>
             </w:r>
           </w:p>
         </w:tc>
         <w:tc>
           <w:tcPr>
-            <w:tcW w:w="1700" w:type="dxa"/>
+            <w:tcW w:w="1150" w:type="dxa"/>
             <w:tcBorders>
               <w:top w:val="single" w:sz="4" w:space="0" w:color="auto"/>
               <w:left w:val="single" w:sz="4" w:space="0" w:color="auto"/>
@@ -1336,13 +1382,13 @@
                 <w:sz w:val="20"/>
                 <w:szCs w:val="20"/>
               </w:rPr>
-              <w:t xml:space="preserve">Sí</w:t>
+              <w:t xml:space="preserve">265,4</w:t>
             </w:r>
           </w:p>
         </w:tc>
         <w:tc>
           <w:tcPr>
-            <w:tcW w:w="1500" w:type="dxa"/>
+            <w:tcW w:w="1250" w:type="dxa"/>
             <w:tcBorders>
               <w:top w:val="single" w:sz="4" w:space="0" w:color="auto"/>
               <w:left w:val="single" w:sz="4" w:space="0" w:color="auto"/>
@@ -1369,14 +1415,9 @@
             </w:r>
           </w:p>
         </w:tc>
-      </w:tr>
-      <w:tr>
-        <w:trPr>
-          <w:trHeight w:val="300"/>
-        </w:trPr>
         <w:tc>
           <w:tcPr>
-            <w:tcW w:w="3600" w:type="dxa"/>
+            <w:tcW w:w="1600" w:type="dxa"/>
             <w:tcBorders>
               <w:top w:val="single" w:sz="4" w:space="0" w:color="auto"/>
               <w:left w:val="single" w:sz="4" w:space="0" w:color="auto"/>
@@ -1399,13 +1440,18 @@
                 <w:sz w:val="20"/>
                 <w:szCs w:val="20"/>
               </w:rPr>
-              <w:t xml:space="preserve">Las Luces – Óxidos</w:t>
+              <w:t xml:space="preserve">No</w:t>
             </w:r>
           </w:p>
         </w:tc>
+      </w:tr>
+      <w:tr>
+        <w:trPr>
+          <w:trHeight w:val="300"/>
+        </w:trPr>
         <w:tc>
           <w:tcPr>
-            <w:tcW w:w="1200" w:type="dxa"/>
+            <w:tcW w:w="3100" w:type="dxa"/>
             <w:tcBorders>
               <w:top w:val="single" w:sz="4" w:space="0" w:color="auto"/>
               <w:left w:val="single" w:sz="4" w:space="0" w:color="auto"/>
@@ -1428,13 +1474,13 @@
                 <w:sz w:val="20"/>
                 <w:szCs w:val="20"/>
               </w:rPr>
-              <w:t xml:space="preserve">110</w:t>
+              <w:t xml:space="preserve">Temuco – Pillanlelbún</w:t>
             </w:r>
           </w:p>
         </w:tc>
         <w:tc>
           <w:tcPr>
-            <w:tcW w:w="1100" w:type="dxa"/>
+            <w:tcW w:w="1050" w:type="dxa"/>
             <w:tcBorders>
               <w:top w:val="single" w:sz="4" w:space="0" w:color="auto"/>
               <w:left w:val="single" w:sz="4" w:space="0" w:color="auto"/>
@@ -1457,13 +1503,13 @@
                 <w:sz w:val="20"/>
                 <w:szCs w:val="20"/>
               </w:rPr>
-              <w:t xml:space="preserve">4,37</w:t>
+              <w:t xml:space="preserve">66</w:t>
             </w:r>
           </w:p>
         </w:tc>
         <w:tc>
           <w:tcPr>
-            <w:tcW w:w="1700" w:type="dxa"/>
+            <w:tcW w:w="1250" w:type="dxa"/>
             <w:tcBorders>
               <w:top w:val="single" w:sz="4" w:space="0" w:color="auto"/>
               <w:left w:val="single" w:sz="4" w:space="0" w:color="auto"/>
@@ -1486,13 +1532,13 @@
                 <w:sz w:val="20"/>
                 <w:szCs w:val="20"/>
               </w:rPr>
-              <w:t xml:space="preserve">Sí</w:t>
+              <w:t xml:space="preserve">12,4</w:t>
             </w:r>
           </w:p>
         </w:tc>
         <w:tc>
           <w:tcPr>
-            <w:tcW w:w="1500" w:type="dxa"/>
+            <w:tcW w:w="1150" w:type="dxa"/>
             <w:tcBorders>
               <w:top w:val="single" w:sz="4" w:space="0" w:color="auto"/>
               <w:left w:val="single" w:sz="4" w:space="0" w:color="auto"/>
@@ -1515,18 +1561,13 @@
                 <w:sz w:val="20"/>
                 <w:szCs w:val="20"/>
               </w:rPr>
-              <w:t xml:space="preserve">Sí</w:t>
+              <w:t xml:space="preserve">4,39</w:t>
             </w:r>
           </w:p>
         </w:tc>
-      </w:tr>
-      <w:tr>
-        <w:trPr>
-          <w:trHeight w:val="300"/>
-        </w:trPr>
         <w:tc>
           <w:tcPr>
-            <w:tcW w:w="3600" w:type="dxa"/>
+            <w:tcW w:w="1250" w:type="dxa"/>
             <w:tcBorders>
               <w:top w:val="single" w:sz="4" w:space="0" w:color="auto"/>
               <w:left w:val="single" w:sz="4" w:space="0" w:color="auto"/>
@@ -1549,13 +1590,13 @@
                 <w:sz w:val="20"/>
                 <w:szCs w:val="20"/>
               </w:rPr>
-              <w:t xml:space="preserve">Óxidos – Javiera</w:t>
+              <w:t xml:space="preserve">No</w:t>
             </w:r>
           </w:p>
         </w:tc>
         <w:tc>
           <w:tcPr>
-            <w:tcW w:w="1200" w:type="dxa"/>
+            <w:tcW w:w="1600" w:type="dxa"/>
             <w:tcBorders>
               <w:top w:val="single" w:sz="4" w:space="0" w:color="auto"/>
               <w:left w:val="single" w:sz="4" w:space="0" w:color="auto"/>
@@ -1578,13 +1619,18 @@
                 <w:sz w:val="20"/>
                 <w:szCs w:val="20"/>
               </w:rPr>
-              <w:t xml:space="preserve">110</w:t>
+              <w:t xml:space="preserve">Sí</w:t>
             </w:r>
           </w:p>
         </w:tc>
+      </w:tr>
+      <w:tr>
+        <w:trPr>
+          <w:trHeight w:val="300"/>
+        </w:trPr>
         <w:tc>
           <w:tcPr>
-            <w:tcW w:w="1100" w:type="dxa"/>
+            <w:tcW w:w="3100" w:type="dxa"/>
             <w:tcBorders>
               <w:top w:val="single" w:sz="4" w:space="0" w:color="auto"/>
               <w:left w:val="single" w:sz="4" w:space="0" w:color="auto"/>
@@ -1607,13 +1653,13 @@
                 <w:sz w:val="20"/>
                 <w:szCs w:val="20"/>
               </w:rPr>
-              <w:t xml:space="preserve">18,41</w:t>
+              <w:t xml:space="preserve">Pillanlelbún – Llaima</w:t>
             </w:r>
           </w:p>
         </w:tc>
         <w:tc>
           <w:tcPr>
-            <w:tcW w:w="1700" w:type="dxa"/>
+            <w:tcW w:w="1050" w:type="dxa"/>
             <w:tcBorders>
               <w:top w:val="single" w:sz="4" w:space="0" w:color="auto"/>
               <w:left w:val="single" w:sz="4" w:space="0" w:color="auto"/>
@@ -1636,13 +1682,13 @@
                 <w:sz w:val="20"/>
                 <w:szCs w:val="20"/>
               </w:rPr>
-              <w:t xml:space="preserve">Sí</w:t>
+              <w:t xml:space="preserve">66</w:t>
             </w:r>
           </w:p>
         </w:tc>
         <w:tc>
           <w:tcPr>
-            <w:tcW w:w="1500" w:type="dxa"/>
+            <w:tcW w:w="1250" w:type="dxa"/>
             <w:tcBorders>
               <w:top w:val="single" w:sz="4" w:space="0" w:color="auto"/>
               <w:left w:val="single" w:sz="4" w:space="0" w:color="auto"/>
@@ -1665,18 +1711,13 @@
                 <w:sz w:val="20"/>
                 <w:szCs w:val="20"/>
               </w:rPr>
-              <w:t xml:space="preserve">Sí</w:t>
+              <w:t xml:space="preserve">2,4</w:t>
             </w:r>
           </w:p>
         </w:tc>
-      </w:tr>
-      <w:tr>
-        <w:trPr>
-          <w:trHeight w:val="300"/>
-        </w:trPr>
         <w:tc>
           <w:tcPr>
-            <w:tcW w:w="3600" w:type="dxa"/>
+            <w:tcW w:w="1150" w:type="dxa"/>
             <w:tcBorders>
               <w:top w:val="single" w:sz="4" w:space="0" w:color="auto"/>
               <w:left w:val="single" w:sz="4" w:space="0" w:color="auto"/>
@@ -1699,13 +1740,13 @@
                 <w:sz w:val="20"/>
                 <w:szCs w:val="20"/>
               </w:rPr>
-              <w:t xml:space="preserve">Javiera – Diego de Almagro</w:t>
+              <w:t xml:space="preserve">0,94</w:t>
             </w:r>
           </w:p>
         </w:tc>
         <w:tc>
           <w:tcPr>
-            <w:tcW w:w="1200" w:type="dxa"/>
+            <w:tcW w:w="1250" w:type="dxa"/>
             <w:tcBorders>
               <w:top w:val="single" w:sz="4" w:space="0" w:color="auto"/>
               <w:left w:val="single" w:sz="4" w:space="0" w:color="auto"/>
@@ -1728,13 +1769,13 @@
                 <w:sz w:val="20"/>
                 <w:szCs w:val="20"/>
               </w:rPr>
-              <w:t xml:space="preserve">110</w:t>
+              <w:t xml:space="preserve">No</w:t>
             </w:r>
           </w:p>
         </w:tc>
         <w:tc>
           <w:tcPr>
-            <w:tcW w:w="1100" w:type="dxa"/>
+            <w:tcW w:w="1600" w:type="dxa"/>
             <w:tcBorders>
               <w:top w:val="single" w:sz="4" w:space="0" w:color="auto"/>
               <w:left w:val="single" w:sz="4" w:space="0" w:color="auto"/>
@@ -1757,13 +1798,18 @@
                 <w:sz w:val="20"/>
                 <w:szCs w:val="20"/>
               </w:rPr>
-              <w:t xml:space="preserve">10,99</w:t>
+              <w:t xml:space="preserve">Sí</w:t>
             </w:r>
           </w:p>
         </w:tc>
+      </w:tr>
+      <w:tr>
+        <w:trPr>
+          <w:trHeight w:val="300"/>
+        </w:trPr>
         <w:tc>
           <w:tcPr>
-            <w:tcW w:w="1700" w:type="dxa"/>
+            <w:tcW w:w="3100" w:type="dxa"/>
             <w:tcBorders>
               <w:top w:val="single" w:sz="4" w:space="0" w:color="auto"/>
               <w:left w:val="single" w:sz="4" w:space="0" w:color="auto"/>
@@ -1786,13 +1832,13 @@
                 <w:sz w:val="20"/>
                 <w:szCs w:val="20"/>
               </w:rPr>
-              <w:t xml:space="preserve">Sí</w:t>
+              <w:t xml:space="preserve">Llaima – Lautaro</w:t>
             </w:r>
           </w:p>
         </w:tc>
         <w:tc>
           <w:tcPr>
-            <w:tcW w:w="1500" w:type="dxa"/>
+            <w:tcW w:w="1050" w:type="dxa"/>
             <w:tcBorders>
               <w:top w:val="single" w:sz="4" w:space="0" w:color="auto"/>
               <w:left w:val="single" w:sz="4" w:space="0" w:color="auto"/>
@@ -1815,18 +1861,13 @@
                 <w:sz w:val="20"/>
                 <w:szCs w:val="20"/>
               </w:rPr>
-              <w:t xml:space="preserve">Sí</w:t>
+              <w:t xml:space="preserve">66</w:t>
             </w:r>
           </w:p>
         </w:tc>
-      </w:tr>
-      <w:tr>
-        <w:trPr>
-          <w:trHeight w:val="300"/>
-        </w:trPr>
         <w:tc>
           <w:tcPr>
-            <w:tcW w:w="3600" w:type="dxa"/>
+            <w:tcW w:w="1250" w:type="dxa"/>
             <w:tcBorders>
               <w:top w:val="single" w:sz="4" w:space="0" w:color="auto"/>
               <w:left w:val="single" w:sz="4" w:space="0" w:color="auto"/>
@@ -1849,13 +1890,13 @@
                 <w:sz w:val="20"/>
                 <w:szCs w:val="20"/>
               </w:rPr>
-              <w:t xml:space="preserve">Transformador Diego de Almagro 220/110</w:t>
+              <w:t xml:space="preserve">9,9</w:t>
             </w:r>
           </w:p>
         </w:tc>
         <w:tc>
           <w:tcPr>
-            <w:tcW w:w="1200" w:type="dxa"/>
+            <w:tcW w:w="1150" w:type="dxa"/>
             <w:tcBorders>
               <w:top w:val="single" w:sz="4" w:space="0" w:color="auto"/>
               <w:left w:val="single" w:sz="4" w:space="0" w:color="auto"/>
@@ -1878,13 +1919,13 @@
                 <w:sz w:val="20"/>
                 <w:szCs w:val="20"/>
               </w:rPr>
-              <w:t xml:space="preserve">220/110</w:t>
+              <w:t xml:space="preserve">3,84</w:t>
             </w:r>
           </w:p>
         </w:tc>
         <w:tc>
           <w:tcPr>
-            <w:tcW w:w="1100" w:type="dxa"/>
+            <w:tcW w:w="1250" w:type="dxa"/>
             <w:tcBorders>
               <w:top w:val="single" w:sz="4" w:space="0" w:color="auto"/>
               <w:left w:val="single" w:sz="4" w:space="0" w:color="auto"/>
@@ -1907,13 +1948,13 @@
                 <w:sz w:val="20"/>
                 <w:szCs w:val="20"/>
               </w:rPr>
-              <w:t xml:space="preserve">9,02</w:t>
+              <w:t xml:space="preserve">No</w:t>
             </w:r>
           </w:p>
         </w:tc>
         <w:tc>
           <w:tcPr>
-            <w:tcW w:w="1700" w:type="dxa"/>
+            <w:tcW w:w="1600" w:type="dxa"/>
             <w:tcBorders>
               <w:top w:val="single" w:sz="4" w:space="0" w:color="auto"/>
               <w:left w:val="single" w:sz="4" w:space="0" w:color="auto"/>
@@ -1940,9 +1981,14 @@
             </w:r>
           </w:p>
         </w:tc>
+      </w:tr>
+      <w:tr>
+        <w:trPr>
+          <w:trHeight w:val="300"/>
+        </w:trPr>
         <w:tc>
           <w:tcPr>
-            <w:tcW w:w="1500" w:type="dxa"/>
+            <w:tcW w:w="3100" w:type="dxa"/>
             <w:tcBorders>
               <w:top w:val="single" w:sz="4" w:space="0" w:color="auto"/>
               <w:left w:val="single" w:sz="4" w:space="0" w:color="auto"/>
@@ -1965,18 +2011,13 @@
                 <w:sz w:val="20"/>
                 <w:szCs w:val="20"/>
               </w:rPr>
-              <w:t xml:space="preserve">Sí</w:t>
+              <w:t xml:space="preserve">Lautaro – Victoria</w:t>
             </w:r>
           </w:p>
         </w:tc>
-      </w:tr>
-      <w:tr>
-        <w:trPr>
-          <w:trHeight w:val="300"/>
-        </w:trPr>
         <w:tc>
           <w:tcPr>
-            <w:tcW w:w="3600" w:type="dxa"/>
+            <w:tcW w:w="1050" w:type="dxa"/>
             <w:tcBorders>
               <w:top w:val="single" w:sz="4" w:space="0" w:color="auto"/>
               <w:left w:val="single" w:sz="4" w:space="0" w:color="auto"/>
@@ -1999,13 +2040,13 @@
                 <w:sz w:val="20"/>
                 <w:szCs w:val="20"/>
               </w:rPr>
-              <w:t xml:space="preserve">Diego de Almagro – San Francisco</w:t>
+              <w:t xml:space="preserve">66</w:t>
             </w:r>
           </w:p>
         </w:tc>
         <w:tc>
           <w:tcPr>
-            <w:tcW w:w="1200" w:type="dxa"/>
+            <w:tcW w:w="1250" w:type="dxa"/>
             <w:tcBorders>
               <w:top w:val="single" w:sz="4" w:space="0" w:color="auto"/>
               <w:left w:val="single" w:sz="4" w:space="0" w:color="auto"/>
@@ -2028,13 +2069,13 @@
                 <w:sz w:val="20"/>
                 <w:szCs w:val="20"/>
               </w:rPr>
-              <w:t xml:space="preserve">220</w:t>
+              <w:t xml:space="preserve">36,8</w:t>
             </w:r>
           </w:p>
         </w:tc>
         <w:tc>
           <w:tcPr>
-            <w:tcW w:w="1100" w:type="dxa"/>
+            <w:tcW w:w="1150" w:type="dxa"/>
             <w:tcBorders>
               <w:top w:val="single" w:sz="4" w:space="0" w:color="auto"/>
               <w:left w:val="single" w:sz="4" w:space="0" w:color="auto"/>
@@ -2057,13 +2098,13 @@
                 <w:sz w:val="20"/>
                 <w:szCs w:val="20"/>
               </w:rPr>
-              <w:t xml:space="preserve">47,50</w:t>
+              <w:t xml:space="preserve">14,62</w:t>
             </w:r>
           </w:p>
         </w:tc>
         <w:tc>
           <w:tcPr>
-            <w:tcW w:w="1700" w:type="dxa"/>
+            <w:tcW w:w="1250" w:type="dxa"/>
             <w:tcBorders>
               <w:top w:val="single" w:sz="4" w:space="0" w:color="auto"/>
               <w:left w:val="single" w:sz="4" w:space="0" w:color="auto"/>
@@ -2092,7 +2133,7 @@
         </w:tc>
         <w:tc>
           <w:tcPr>
-            <w:tcW w:w="1500" w:type="dxa"/>
+            <w:tcW w:w="1600" w:type="dxa"/>
             <w:tcBorders>
               <w:top w:val="single" w:sz="4" w:space="0" w:color="auto"/>
               <w:left w:val="single" w:sz="4" w:space="0" w:color="auto"/>
@@ -2126,7 +2167,7 @@
         </w:trPr>
         <w:tc>
           <w:tcPr>
-            <w:tcW w:w="3600" w:type="dxa"/>
+            <w:tcW w:w="3100" w:type="dxa"/>
             <w:tcBorders>
               <w:top w:val="single" w:sz="4" w:space="0" w:color="auto"/>
               <w:left w:val="single" w:sz="4" w:space="0" w:color="auto"/>
@@ -2149,13 +2190,13 @@
                 <w:sz w:val="20"/>
                 <w:szCs w:val="20"/>
               </w:rPr>
-              <w:t xml:space="preserve">San Francisco – Tap Taltal 1</w:t>
+              <w:t xml:space="preserve">Victoria – Los Peumos</w:t>
             </w:r>
           </w:p>
         </w:tc>
         <w:tc>
           <w:tcPr>
-            <w:tcW w:w="1200" w:type="dxa"/>
+            <w:tcW w:w="1050" w:type="dxa"/>
             <w:tcBorders>
               <w:top w:val="single" w:sz="4" w:space="0" w:color="auto"/>
               <w:left w:val="single" w:sz="4" w:space="0" w:color="auto"/>
@@ -2178,13 +2219,13 @@
                 <w:sz w:val="20"/>
                 <w:szCs w:val="20"/>
               </w:rPr>
-              <w:t xml:space="preserve">220</w:t>
+              <w:t xml:space="preserve">66</w:t>
             </w:r>
           </w:p>
         </w:tc>
         <w:tc>
           <w:tcPr>
-            <w:tcW w:w="1100" w:type="dxa"/>
+            <w:tcW w:w="1250" w:type="dxa"/>
             <w:tcBorders>
               <w:top w:val="single" w:sz="4" w:space="0" w:color="auto"/>
               <w:left w:val="single" w:sz="4" w:space="0" w:color="auto"/>
@@ -2207,13 +2248,13 @@
                 <w:sz w:val="20"/>
                 <w:szCs w:val="20"/>
               </w:rPr>
-              <w:t xml:space="preserve">21,61</w:t>
+              <w:t xml:space="preserve">0,1</w:t>
             </w:r>
           </w:p>
         </w:tc>
         <w:tc>
           <w:tcPr>
-            <w:tcW w:w="1700" w:type="dxa"/>
+            <w:tcW w:w="1150" w:type="dxa"/>
             <w:tcBorders>
               <w:top w:val="single" w:sz="4" w:space="0" w:color="auto"/>
               <w:left w:val="single" w:sz="4" w:space="0" w:color="auto"/>
@@ -2236,13 +2277,13 @@
                 <w:sz w:val="20"/>
                 <w:szCs w:val="20"/>
               </w:rPr>
-              <w:t xml:space="preserve">No</w:t>
+              <w:t xml:space="preserve">1,29</w:t>
             </w:r>
           </w:p>
         </w:tc>
         <w:tc>
           <w:tcPr>
-            <w:tcW w:w="1500" w:type="dxa"/>
+            <w:tcW w:w="1250" w:type="dxa"/>
             <w:tcBorders>
               <w:top w:val="single" w:sz="4" w:space="0" w:color="auto"/>
               <w:left w:val="single" w:sz="4" w:space="0" w:color="auto"/>
@@ -2265,18 +2306,13 @@
                 <w:sz w:val="20"/>
                 <w:szCs w:val="20"/>
               </w:rPr>
-              <w:t xml:space="preserve">Sí</w:t>
+              <w:t xml:space="preserve">No</w:t>
             </w:r>
           </w:p>
         </w:tc>
-      </w:tr>
-      <w:tr>
-        <w:trPr>
-          <w:trHeight w:val="300"/>
-        </w:trPr>
         <w:tc>
           <w:tcPr>
-            <w:tcW w:w="3600" w:type="dxa"/>
+            <w:tcW w:w="1600" w:type="dxa"/>
             <w:tcBorders>
               <w:top w:val="single" w:sz="4" w:space="0" w:color="auto"/>
               <w:left w:val="single" w:sz="4" w:space="0" w:color="auto"/>
@@ -2299,13 +2335,18 @@
                 <w:sz w:val="20"/>
                 <w:szCs w:val="20"/>
               </w:rPr>
-              <w:t xml:space="preserve">Tap Taltal 1 – Paposo</w:t>
+              <w:t xml:space="preserve">Sí</w:t>
             </w:r>
           </w:p>
         </w:tc>
+      </w:tr>
+      <w:tr>
+        <w:trPr>
+          <w:trHeight w:val="300"/>
+        </w:trPr>
         <w:tc>
           <w:tcPr>
-            <w:tcW w:w="1200" w:type="dxa"/>
+            <w:tcW w:w="3100" w:type="dxa"/>
             <w:tcBorders>
               <w:top w:val="single" w:sz="4" w:space="0" w:color="auto"/>
               <w:left w:val="single" w:sz="4" w:space="0" w:color="auto"/>
@@ -2328,13 +2369,13 @@
                 <w:sz w:val="20"/>
                 <w:szCs w:val="20"/>
               </w:rPr>
-              <w:t xml:space="preserve">220</w:t>
+              <w:t xml:space="preserve">Transformador Los Peumos 220/66 kV</w:t>
             </w:r>
           </w:p>
         </w:tc>
         <w:tc>
           <w:tcPr>
-            <w:tcW w:w="1100" w:type="dxa"/>
+            <w:tcW w:w="1050" w:type="dxa"/>
             <w:tcBorders>
               <w:top w:val="single" w:sz="4" w:space="0" w:color="auto"/>
               <w:left w:val="single" w:sz="4" w:space="0" w:color="auto"/>
@@ -2357,13 +2398,13 @@
                 <w:sz w:val="20"/>
                 <w:szCs w:val="20"/>
               </w:rPr>
-              <w:t xml:space="preserve">8,00</w:t>
+              <w:t xml:space="preserve">220/66</w:t>
             </w:r>
           </w:p>
         </w:tc>
         <w:tc>
           <w:tcPr>
-            <w:tcW w:w="1700" w:type="dxa"/>
+            <w:tcW w:w="1250" w:type="dxa"/>
             <w:tcBorders>
               <w:top w:val="single" w:sz="4" w:space="0" w:color="auto"/>
               <w:left w:val="single" w:sz="4" w:space="0" w:color="auto"/>
@@ -2386,13 +2427,13 @@
                 <w:sz w:val="20"/>
                 <w:szCs w:val="20"/>
               </w:rPr>
-              <w:t xml:space="preserve">No</w:t>
+              <w:t xml:space="preserve">0,0</w:t>
             </w:r>
           </w:p>
         </w:tc>
         <w:tc>
           <w:tcPr>
-            <w:tcW w:w="1500" w:type="dxa"/>
+            <w:tcW w:w="1150" w:type="dxa"/>
             <w:tcBorders>
               <w:top w:val="single" w:sz="4" w:space="0" w:color="auto"/>
               <w:left w:val="single" w:sz="4" w:space="0" w:color="auto"/>
@@ -2415,18 +2456,13 @@
                 <w:sz w:val="20"/>
                 <w:szCs w:val="20"/>
               </w:rPr>
-              <w:t xml:space="preserve">Sí</w:t>
+              <w:t xml:space="preserve">28,61</w:t>
             </w:r>
           </w:p>
         </w:tc>
-      </w:tr>
-      <w:tr>
-        <w:trPr>
-          <w:trHeight w:val="300"/>
-        </w:trPr>
         <w:tc>
           <w:tcPr>
-            <w:tcW w:w="3600" w:type="dxa"/>
+            <w:tcW w:w="1250" w:type="dxa"/>
             <w:tcBorders>
               <w:top w:val="single" w:sz="4" w:space="0" w:color="auto"/>
               <w:left w:val="single" w:sz="4" w:space="0" w:color="auto"/>
@@ -2449,13 +2485,13 @@
                 <w:sz w:val="20"/>
                 <w:szCs w:val="20"/>
               </w:rPr>
-              <w:t xml:space="preserve">Distancia eléctrica total [ohm]</w:t>
+              <w:t xml:space="preserve">No</w:t>
             </w:r>
           </w:p>
         </w:tc>
         <w:tc>
           <w:tcPr>
-            <w:tcW w:w="1200" w:type="dxa"/>
+            <w:tcW w:w="1600" w:type="dxa"/>
             <w:tcBorders>
               <w:top w:val="single" w:sz="4" w:space="0" w:color="auto"/>
               <w:left w:val="single" w:sz="4" w:space="0" w:color="auto"/>
@@ -2478,13 +2514,18 @@
                 <w:sz w:val="20"/>
                 <w:szCs w:val="20"/>
               </w:rPr>
-              <w:t xml:space="preserve"/>
+              <w:t xml:space="preserve">Sí</w:t>
             </w:r>
           </w:p>
         </w:tc>
+      </w:tr>
+      <w:tr>
+        <w:trPr>
+          <w:trHeight w:val="300"/>
+        </w:trPr>
         <w:tc>
           <w:tcPr>
-            <w:tcW w:w="1100" w:type="dxa"/>
+            <w:tcW w:w="3100" w:type="dxa"/>
             <w:tcBorders>
               <w:top w:val="single" w:sz="4" w:space="0" w:color="auto"/>
               <w:left w:val="single" w:sz="4" w:space="0" w:color="auto"/>
@@ -2498,22 +2539,26 @@
               <w:spacing w:before="40" w:after="40"/>
               <w:jc w:val="center"/>
               <w:rPr>
+                <w:b/>
+                <w:bCs/>
                 <w:sz w:val="20"/>
                 <w:szCs w:val="20"/>
               </w:rPr>
             </w:pPr>
             <w:r>
               <w:rPr>
-                <w:sz w:val="20"/>
-                <w:szCs w:val="20"/>
-              </w:rPr>
-              <w:t xml:space="preserve"/>
+                <w:b/>
+                <w:bCs/>
+                <w:sz w:val="20"/>
+                <w:szCs w:val="20"/>
+              </w:rPr>
+              <w:t xml:space="preserve">Hasta Los Peumos 220 kV</w:t>
             </w:r>
           </w:p>
         </w:tc>
         <w:tc>
           <w:tcPr>
-            <w:tcW w:w="1700" w:type="dxa"/>
+            <w:tcW w:w="1050" w:type="dxa"/>
             <w:tcBorders>
               <w:top w:val="single" w:sz="4" w:space="0" w:color="auto"/>
               <w:left w:val="single" w:sz="4" w:space="0" w:color="auto"/>
@@ -2527,22 +2572,26 @@
               <w:spacing w:before="40" w:after="40"/>
               <w:jc w:val="center"/>
               <w:rPr>
+                <w:b/>
+                <w:bCs/>
                 <w:sz w:val="20"/>
                 <w:szCs w:val="20"/>
               </w:rPr>
             </w:pPr>
             <w:r>
               <w:rPr>
-                <w:sz w:val="20"/>
-                <w:szCs w:val="20"/>
-              </w:rPr>
-              <w:t xml:space="preserve">58,2</w:t>
+                <w:b/>
+                <w:bCs/>
+                <w:sz w:val="20"/>
+                <w:szCs w:val="20"/>
+              </w:rPr>
+              <w:t xml:space="preserve"/>
             </w:r>
           </w:p>
         </w:tc>
         <w:tc>
           <w:tcPr>
-            <w:tcW w:w="1500" w:type="dxa"/>
+            <w:tcW w:w="1250" w:type="dxa"/>
             <w:tcBorders>
               <w:top w:val="single" w:sz="4" w:space="0" w:color="auto"/>
               <w:left w:val="single" w:sz="4" w:space="0" w:color="auto"/>
@@ -2556,27 +2605,26 @@
               <w:spacing w:before="40" w:after="40"/>
               <w:jc w:val="center"/>
               <w:rPr>
+                <w:b/>
+                <w:bCs/>
                 <w:sz w:val="20"/>
                 <w:szCs w:val="20"/>
               </w:rPr>
             </w:pPr>
             <w:r>
               <w:rPr>
-                <w:sz w:val="20"/>
-                <w:szCs w:val="20"/>
-              </w:rPr>
-              <w:t xml:space="preserve">135,3</w:t>
+                <w:b/>
+                <w:bCs/>
+                <w:sz w:val="20"/>
+                <w:szCs w:val="20"/>
+              </w:rPr>
+              <w:t xml:space="preserve">61,5</w:t>
             </w:r>
           </w:p>
         </w:tc>
-      </w:tr>
-      <w:tr>
-        <w:trPr>
-          <w:trHeight w:val="300"/>
-        </w:trPr>
         <w:tc>
           <w:tcPr>
-            <w:tcW w:w="3600" w:type="dxa"/>
+            <w:tcW w:w="1150" w:type="dxa"/>
             <w:tcBorders>
               <w:top w:val="single" w:sz="4" w:space="0" w:color="auto"/>
               <w:left w:val="single" w:sz="4" w:space="0" w:color="auto"/>
@@ -2590,22 +2638,26 @@
               <w:spacing w:before="40" w:after="40"/>
               <w:jc w:val="center"/>
               <w:rPr>
+                <w:b/>
+                <w:bCs/>
                 <w:sz w:val="20"/>
                 <w:szCs w:val="20"/>
               </w:rPr>
             </w:pPr>
             <w:r>
               <w:rPr>
-                <w:sz w:val="20"/>
-                <w:szCs w:val="20"/>
-              </w:rPr>
-              <w:t xml:space="preserve">Distancia geográfica aproximada [km]</w:t>
+                <w:b/>
+                <w:bCs/>
+                <w:sz w:val="20"/>
+                <w:szCs w:val="20"/>
+              </w:rPr>
+              <w:t xml:space="preserve">53,7</w:t>
             </w:r>
           </w:p>
         </w:tc>
         <w:tc>
           <w:tcPr>
-            <w:tcW w:w="1200" w:type="dxa"/>
+            <w:tcW w:w="1250" w:type="dxa"/>
             <w:tcBorders>
               <w:top w:val="single" w:sz="4" w:space="0" w:color="auto"/>
               <w:left w:val="single" w:sz="4" w:space="0" w:color="auto"/>
@@ -2619,12 +2671,16 @@
               <w:spacing w:before="40" w:after="40"/>
               <w:jc w:val="center"/>
               <w:rPr>
+                <w:b/>
+                <w:bCs/>
                 <w:sz w:val="20"/>
                 <w:szCs w:val="20"/>
               </w:rPr>
             </w:pPr>
             <w:r>
               <w:rPr>
+                <w:b/>
+                <w:bCs/>
                 <w:sz w:val="20"/>
                 <w:szCs w:val="20"/>
               </w:rPr>
@@ -2634,7 +2690,7 @@
         </w:tc>
         <w:tc>
           <w:tcPr>
-            <w:tcW w:w="1100" w:type="dxa"/>
+            <w:tcW w:w="1600" w:type="dxa"/>
             <w:tcBorders>
               <w:top w:val="single" w:sz="4" w:space="0" w:color="auto"/>
               <w:left w:val="single" w:sz="4" w:space="0" w:color="auto"/>
@@ -2648,22 +2704,31 @@
               <w:spacing w:before="40" w:after="40"/>
               <w:jc w:val="center"/>
               <w:rPr>
+                <w:b/>
+                <w:bCs/>
                 <w:sz w:val="20"/>
                 <w:szCs w:val="20"/>
               </w:rPr>
             </w:pPr>
             <w:r>
               <w:rPr>
-                <w:sz w:val="20"/>
-                <w:szCs w:val="20"/>
-              </w:rPr>
-              <w:t xml:space="preserve"/>
+                <w:b/>
+                <w:bCs/>
+                <w:sz w:val="20"/>
+                <w:szCs w:val="20"/>
+              </w:rPr>
+              <w:t xml:space="preserve">Seleccionado</w:t>
             </w:r>
           </w:p>
         </w:tc>
+      </w:tr>
+      <w:tr>
+        <w:trPr>
+          <w:trHeight w:val="300"/>
+        </w:trPr>
         <w:tc>
           <w:tcPr>
-            <w:tcW w:w="1700" w:type="dxa"/>
+            <w:tcW w:w="3100" w:type="dxa"/>
             <w:tcBorders>
               <w:top w:val="single" w:sz="4" w:space="0" w:color="auto"/>
               <w:left w:val="single" w:sz="4" w:space="0" w:color="auto"/>
@@ -2686,13 +2751,13 @@
                 <w:sz w:val="20"/>
                 <w:szCs w:val="20"/>
               </w:rPr>
-              <w:t xml:space="preserve">118</w:t>
+              <w:t xml:space="preserve">Los Peumos – Temuco 220 kV</w:t>
             </w:r>
           </w:p>
         </w:tc>
         <w:tc>
           <w:tcPr>
-            <w:tcW w:w="1500" w:type="dxa"/>
+            <w:tcW w:w="1050" w:type="dxa"/>
             <w:tcBorders>
               <w:top w:val="single" w:sz="4" w:space="0" w:color="auto"/>
               <w:left w:val="single" w:sz="4" w:space="0" w:color="auto"/>
@@ -2715,7 +2780,326 @@
                 <w:sz w:val="20"/>
                 <w:szCs w:val="20"/>
               </w:rPr>
-              <w:t xml:space="preserve">44</w:t>
+              <w:t xml:space="preserve">220</w:t>
+            </w:r>
+          </w:p>
+        </w:tc>
+        <w:tc>
+          <w:tcPr>
+            <w:tcW w:w="1250" w:type="dxa"/>
+            <w:tcBorders>
+              <w:top w:val="single" w:sz="4" w:space="0" w:color="auto"/>
+              <w:left w:val="single" w:sz="4" w:space="0" w:color="auto"/>
+              <w:bottom w:val="single" w:sz="4" w:space="0" w:color="auto"/>
+              <w:right w:val="single" w:sz="4" w:space="0" w:color="auto"/>
+            </w:tcBorders>
+            <w:vAlign w:val="center"/>
+          </w:tcPr>
+          <w:p>
+            <w:pPr>
+              <w:spacing w:before="40" w:after="40"/>
+              <w:jc w:val="center"/>
+              <w:rPr>
+                <w:sz w:val="20"/>
+                <w:szCs w:val="20"/>
+              </w:rPr>
+            </w:pPr>
+            <w:r>
+              <w:rPr>
+                <w:sz w:val="20"/>
+                <w:szCs w:val="20"/>
+              </w:rPr>
+              <w:t xml:space="preserve">59,8</w:t>
+            </w:r>
+          </w:p>
+        </w:tc>
+        <w:tc>
+          <w:tcPr>
+            <w:tcW w:w="1150" w:type="dxa"/>
+            <w:tcBorders>
+              <w:top w:val="single" w:sz="4" w:space="0" w:color="auto"/>
+              <w:left w:val="single" w:sz="4" w:space="0" w:color="auto"/>
+              <w:bottom w:val="single" w:sz="4" w:space="0" w:color="auto"/>
+              <w:right w:val="single" w:sz="4" w:space="0" w:color="auto"/>
+            </w:tcBorders>
+            <w:vAlign w:val="center"/>
+          </w:tcPr>
+          <w:p>
+            <w:pPr>
+              <w:spacing w:before="40" w:after="40"/>
+              <w:jc w:val="center"/>
+              <w:rPr>
+                <w:sz w:val="20"/>
+                <w:szCs w:val="20"/>
+              </w:rPr>
+            </w:pPr>
+            <w:r>
+              <w:rPr>
+                <w:sz w:val="20"/>
+                <w:szCs w:val="20"/>
+              </w:rPr>
+              <w:t xml:space="preserve">22,89</w:t>
+            </w:r>
+          </w:p>
+        </w:tc>
+        <w:tc>
+          <w:tcPr>
+            <w:tcW w:w="1250" w:type="dxa"/>
+            <w:tcBorders>
+              <w:top w:val="single" w:sz="4" w:space="0" w:color="auto"/>
+              <w:left w:val="single" w:sz="4" w:space="0" w:color="auto"/>
+              <w:bottom w:val="single" w:sz="4" w:space="0" w:color="auto"/>
+              <w:right w:val="single" w:sz="4" w:space="0" w:color="auto"/>
+            </w:tcBorders>
+            <w:vAlign w:val="center"/>
+          </w:tcPr>
+          <w:p>
+            <w:pPr>
+              <w:spacing w:before="40" w:after="40"/>
+              <w:jc w:val="center"/>
+              <w:rPr>
+                <w:sz w:val="20"/>
+                <w:szCs w:val="20"/>
+              </w:rPr>
+            </w:pPr>
+            <w:r>
+              <w:rPr>
+                <w:sz w:val="20"/>
+                <w:szCs w:val="20"/>
+              </w:rPr>
+              <w:t xml:space="preserve">No</w:t>
+            </w:r>
+          </w:p>
+        </w:tc>
+        <w:tc>
+          <w:tcPr>
+            <w:tcW w:w="1600" w:type="dxa"/>
+            <w:tcBorders>
+              <w:top w:val="single" w:sz="4" w:space="0" w:color="auto"/>
+              <w:left w:val="single" w:sz="4" w:space="0" w:color="auto"/>
+              <w:bottom w:val="single" w:sz="4" w:space="0" w:color="auto"/>
+              <w:right w:val="single" w:sz="4" w:space="0" w:color="auto"/>
+            </w:tcBorders>
+            <w:vAlign w:val="center"/>
+          </w:tcPr>
+          <w:p>
+            <w:pPr>
+              <w:spacing w:before="40" w:after="40"/>
+              <w:jc w:val="center"/>
+              <w:rPr>
+                <w:sz w:val="20"/>
+                <w:szCs w:val="20"/>
+              </w:rPr>
+            </w:pPr>
+            <w:r>
+              <w:rPr>
+                <w:sz w:val="20"/>
+                <w:szCs w:val="20"/>
+              </w:rPr>
+              <w:t xml:space="preserve">Sí</w:t>
+            </w:r>
+          </w:p>
+        </w:tc>
+      </w:tr>
+      <w:tr>
+        <w:trPr>
+          <w:trHeight w:val="300"/>
+        </w:trPr>
+        <w:tc>
+          <w:tcPr>
+            <w:tcW w:w="3100" w:type="dxa"/>
+            <w:tcBorders>
+              <w:top w:val="single" w:sz="4" w:space="0" w:color="auto"/>
+              <w:left w:val="single" w:sz="4" w:space="0" w:color="auto"/>
+              <w:bottom w:val="single" w:sz="4" w:space="0" w:color="auto"/>
+              <w:right w:val="single" w:sz="4" w:space="0" w:color="auto"/>
+            </w:tcBorders>
+            <w:vAlign w:val="center"/>
+          </w:tcPr>
+          <w:p>
+            <w:pPr>
+              <w:spacing w:before="40" w:after="40"/>
+              <w:jc w:val="center"/>
+              <w:rPr>
+                <w:b/>
+                <w:bCs/>
+                <w:sz w:val="20"/>
+                <w:szCs w:val="20"/>
+              </w:rPr>
+            </w:pPr>
+            <w:r>
+              <w:rPr>
+                <w:b/>
+                <w:bCs/>
+                <w:sz w:val="20"/>
+                <w:szCs w:val="20"/>
+              </w:rPr>
+              <w:t xml:space="preserve">Hasta Temuco 220 kV</w:t>
+            </w:r>
+          </w:p>
+        </w:tc>
+        <w:tc>
+          <w:tcPr>
+            <w:tcW w:w="1050" w:type="dxa"/>
+            <w:tcBorders>
+              <w:top w:val="single" w:sz="4" w:space="0" w:color="auto"/>
+              <w:left w:val="single" w:sz="4" w:space="0" w:color="auto"/>
+              <w:bottom w:val="single" w:sz="4" w:space="0" w:color="auto"/>
+              <w:right w:val="single" w:sz="4" w:space="0" w:color="auto"/>
+            </w:tcBorders>
+            <w:vAlign w:val="center"/>
+          </w:tcPr>
+          <w:p>
+            <w:pPr>
+              <w:spacing w:before="40" w:after="40"/>
+              <w:jc w:val="center"/>
+              <w:rPr>
+                <w:b/>
+                <w:bCs/>
+                <w:sz w:val="20"/>
+                <w:szCs w:val="20"/>
+              </w:rPr>
+            </w:pPr>
+            <w:r>
+              <w:rPr>
+                <w:b/>
+                <w:bCs/>
+                <w:sz w:val="20"/>
+                <w:szCs w:val="20"/>
+              </w:rPr>
+              <w:t xml:space="preserve"/>
+            </w:r>
+          </w:p>
+        </w:tc>
+        <w:tc>
+          <w:tcPr>
+            <w:tcW w:w="1250" w:type="dxa"/>
+            <w:tcBorders>
+              <w:top w:val="single" w:sz="4" w:space="0" w:color="auto"/>
+              <w:left w:val="single" w:sz="4" w:space="0" w:color="auto"/>
+              <w:bottom w:val="single" w:sz="4" w:space="0" w:color="auto"/>
+              <w:right w:val="single" w:sz="4" w:space="0" w:color="auto"/>
+            </w:tcBorders>
+            <w:vAlign w:val="center"/>
+          </w:tcPr>
+          <w:p>
+            <w:pPr>
+              <w:spacing w:before="40" w:after="40"/>
+              <w:jc w:val="center"/>
+              <w:rPr>
+                <w:b/>
+                <w:bCs/>
+                <w:sz w:val="20"/>
+                <w:szCs w:val="20"/>
+              </w:rPr>
+            </w:pPr>
+            <w:r>
+              <w:rPr>
+                <w:b/>
+                <w:bCs/>
+                <w:sz w:val="20"/>
+                <w:szCs w:val="20"/>
+              </w:rPr>
+              <w:t xml:space="preserve">0,0 / 121,3</w:t>
+            </w:r>
+          </w:p>
+        </w:tc>
+        <w:tc>
+          <w:tcPr>
+            <w:tcW w:w="1150" w:type="dxa"/>
+            <w:tcBorders>
+              <w:top w:val="single" w:sz="4" w:space="0" w:color="auto"/>
+              <w:left w:val="single" w:sz="4" w:space="0" w:color="auto"/>
+              <w:bottom w:val="single" w:sz="4" w:space="0" w:color="auto"/>
+              <w:right w:val="single" w:sz="4" w:space="0" w:color="auto"/>
+            </w:tcBorders>
+            <w:vAlign w:val="center"/>
+          </w:tcPr>
+          <w:p>
+            <w:pPr>
+              <w:spacing w:before="40" w:after="40"/>
+              <w:jc w:val="center"/>
+              <w:rPr>
+                <w:b/>
+                <w:bCs/>
+                <w:sz w:val="20"/>
+                <w:szCs w:val="20"/>
+              </w:rPr>
+            </w:pPr>
+            <w:r>
+              <w:rPr>
+                <w:b/>
+                <w:bCs/>
+                <w:sz w:val="20"/>
+                <w:szCs w:val="20"/>
+              </w:rPr>
+              <w:t xml:space="preserve">265,4 / 76,6</w:t>
+            </w:r>
+          </w:p>
+        </w:tc>
+        <w:tc>
+          <w:tcPr>
+            <w:tcW w:w="1250" w:type="dxa"/>
+            <w:tcBorders>
+              <w:top w:val="single" w:sz="4" w:space="0" w:color="auto"/>
+              <w:left w:val="single" w:sz="4" w:space="0" w:color="auto"/>
+              <w:bottom w:val="single" w:sz="4" w:space="0" w:color="auto"/>
+              <w:right w:val="single" w:sz="4" w:space="0" w:color="auto"/>
+            </w:tcBorders>
+            <w:vAlign w:val="center"/>
+          </w:tcPr>
+          <w:p>
+            <w:pPr>
+              <w:spacing w:before="40" w:after="40"/>
+              <w:jc w:val="center"/>
+              <w:rPr>
+                <w:b/>
+                <w:bCs/>
+                <w:sz w:val="20"/>
+                <w:szCs w:val="20"/>
+              </w:rPr>
+            </w:pPr>
+            <w:r>
+              <w:rPr>
+                <w:b/>
+                <w:bCs/>
+                <w:sz w:val="20"/>
+                <w:szCs w:val="20"/>
+              </w:rPr>
+              <w:t xml:space="preserve">Descartado</w:t>
+            </w:r>
+          </w:p>
+        </w:tc>
+        <w:tc>
+          <w:tcPr>
+            <w:tcW w:w="1600" w:type="dxa"/>
+            <w:tcBorders>
+              <w:top w:val="single" w:sz="4" w:space="0" w:color="auto"/>
+              <w:left w:val="single" w:sz="4" w:space="0" w:color="auto"/>
+              <w:bottom w:val="single" w:sz="4" w:space="0" w:color="auto"/>
+              <w:right w:val="single" w:sz="4" w:space="0" w:color="auto"/>
+            </w:tcBorders>
+            <w:vAlign w:val="center"/>
+          </w:tcPr>
+          <w:p>
+            <w:pPr>
+              <w:spacing w:before="40" w:after="40"/>
+              <w:jc w:val="center"/>
+              <w:rPr>
+                <w:b/>
+                <w:bCs/>
+                <w:sz w:val="20"/>
+                <w:szCs w:val="20"/>
+              </w:rPr>
+            </w:pPr>
+            <w:r>
+              <w:rPr>
+                <w:b/>
+                <w:bCs/>
+                <w:sz w:val="20"/>
+                <w:szCs w:val="20"/>
+              </w:rPr>
+              <w:t xml:space="preserve">Seleccionado</w:t>
             </w:r>
           </w:p>
         </w:tc>
@@ -2735,7 +3119,7 @@
         <w:jc w:val="both"/>
       </w:pPr>
       <w:r>
-        <w:t xml:space="preserve">Como se observa, la subestación Diego de Almagro 220 kV se encuentra a una distancia eléctrica de 58,2 ohm, mientras que la subestación Paposo 220 kV se encuentra a 135,3 ohm, es decir, más del doble. En consecuencia, la metodología asigna al medio de generación la subestación Diego de Almagro, y sus inyecciones se valorizan al precio de nudo de dicha subestación, a pesar de que Paposo se ubica a menos de la mitad de la distancia geográfica (Figura 3).</w:t>
+        <w:t xml:space="preserve">Como se observa, para llegar a la subestación Temuco 220 kV el camino directo tiene una longitud de 0 km y una distancia eléctrica de 265,4 ohm, mientras que el camino que rodea el transformador por Los Peumos tiene una longitud de 121,3 km y una distancia eléctrica de 76,6 ohm. La metodología selecciona el rodeo y, más aún, encuentra en dicho rodeo una subestación distinta, Los Peumos 220 kV, a 53,7 ohm y 61,5 km, que resulta ser la subestación más cercana eléctricamente (Figura 3). El transformador de Temuco equivale, en reactancia, a cerca de 700 km de línea de 66 kV, lo que explica que el algoritmo lo evite.</w:t>
       </w:r>
     </w:p>
     <w:p>
@@ -2750,7 +3134,7 @@
         </w:rPr>
         <w:drawing>
           <wp:inline distT="0" distB="0" distL="0" distR="0">
-            <wp:extent cx="4846320" cy="1835621"/>
+            <wp:extent cx="5120640" cy="1846315"/>
             <wp:effectExtent l="0" t="0" r="0" b="0"/>
             <wp:docPr id="209" name="image_fig3.png"/>
             <wp:cNvGraphicFramePr>
@@ -2772,7 +3156,7 @@
                   <pic:spPr>
                     <a:xfrm>
                       <a:off x="0" y="0"/>
-                      <a:ext cx="4846320" cy="1835621"/>
+                      <a:ext cx="5120640" cy="1846315"/>
                     </a:xfrm>
                     <a:prstGeom prst="rect">
                       <a:avLst/>
@@ -2799,7 +3183,7 @@
           <w:sz w:val="18"/>
           <w:szCs w:val="18"/>
         </w:rPr>
-        <w:t xml:space="preserve">Figura 3. Comparación de ambas subestaciones en distancia geográfica y en distancia eléctrica.</w:t>
+        <w:t xml:space="preserve">Figura 3. Longitud y distancia eléctrica de los caminos desde Temuco 66 kV hacia las subestaciones Temuco 220 kV y Los Peumos 220 kV.</w:t>
       </w:r>
     </w:p>
     <w:p>
@@ -2832,7 +3216,7 @@
         <w:t xml:space="preserve">Resultados contraintuitivos para los coordinados:</w:t>
       </w:r>
       <w:r>
-        <w:t xml:space="preserve"> el medio de generación queda asociado a una subestación alejada de su ubicación, lo que dificulta la explicación del resultado y motiva observaciones y discrepancias en los procesos de valorización, especialmente cuando los precios de nudo de ambas subestaciones difieren.</w:t>
+        <w:t xml:space="preserve"> el medio de generación inyecta en la misma subestación en que se ubica una subestación del Sistema de Transmisión Nacional y, pese a ello, se le asigna otra subestación a más de 60 km de distancia, cuyo precio de nudo puede ser distinto. Esta situación es difícil de explicar y motiva observaciones y discrepancias en los procesos de valorización.</w:t>
       </w:r>
     </w:p>
     <w:p>
@@ -2851,10 +3235,10 @@
           <w:b/>
           <w:bCs/>
         </w:rPr>
-        <w:t xml:space="preserve">Dependencia de la topología y no de la cercanía:</w:t>
+        <w:t xml:space="preserve">Dependencia de un único parámetro:</w:t>
       </w:r>
       <w:r>
-        <w:t xml:space="preserve"> la asignación no depende de la ubicación del medio de generación sino de las instalaciones a través de las cuales se conecta. Dos medios de generación geográficamente próximos pueden ser asignados a subestaciones distintas si se conectan a redes diferentes, y un mismo medio de generación puede cambiar de subestación ante la entrada en operación de una nueva línea o transformador.</w:t>
+        <w:t xml:space="preserve"> la asignación queda determinada por la reactancia registrada para un solo tramo, el transformador. Un valor elevado, sea por las características reales de la unidad o por un error en la base de instalaciones, basta para que el camino directo quede descartado. En el caso de Temuco, además, la base registra cuatro unidades en paralelo como tramos independientes de 265,4 ohm cada una, de modo que el camino no considera la reducción de reactancia que resulta de su operación en paralelo.</w:t>
       </w:r>
     </w:p>
     <w:p>
@@ -2873,10 +3257,10 @@
           <w:b/>
           <w:bCs/>
         </w:rPr>
-        <w:t xml:space="preserve">Sensibilidad a los parámetros de la base de instalaciones:</w:t>
+        <w:t xml:space="preserve">Inestabilidad del resultado en el tiempo:</w:t>
       </w:r>
       <w:r>
-        <w:t xml:space="preserve"> el resultado depende de los valores de reactancia de cada tramo, por lo que errores u omisiones en dichos valores, en particular en transformadores y tramos de 220 kV, pueden alterar la subestación asignada en los casos en que las distancias eléctricas de dos candidatas sean similares.</w:t>
+        <w:t xml:space="preserve"> la corrección del parámetro, el reemplazo del transformador o la entrada en operación de una nueva línea en la red de 66 kV pueden cambiar la subestación asignada de un período a otro, con el consiguiente cambio del precio de nudo aplicado a las inyecciones.</w:t>
       </w:r>
     </w:p>
     <w:p>
@@ -2926,7 +3310,7 @@
         <mc:AlternateContent>
           <mc:Choice Requires="wpg">
             <w:drawing>
-              <wp:inline distT="0" distB="0" distL="0" distR="0" wp14:anchorId="514B4543" wp14:editId="2AF97D57">
+              <wp:inline distT="0" distB="0" distL="0" distR="0" wp14:anchorId="32199CB7" wp14:editId="2AF97D57">
                 <wp:extent cx="6438900" cy="6350"/>
                 <wp:effectExtent l="635" t="0" r="0" b="5080"/>
                 <wp:docPr id="210" name="Group 47"/>
@@ -2991,7 +3375,7 @@
           </mc:Choice>
           <mc:Fallback xmlns:w16cei="http://schemas.microsoft.com/office/word/2026/wordml/cei">
             <w:pict>
-              <v:group w14:anchorId="2FA26B23" id="Group 47" o:spid="_x0000_s1026" style="width:507pt;height:.5pt;mso-position-horizontal-relative:char;mso-position-vertical-relative:line" coordsize="10140,10" o:gfxdata="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">
+              <v:group w14:anchorId="DCD43553" id="Group 47" o:spid="_x0000_s1026" style="width:507pt;height:.5pt;mso-position-horizontal-relative:char;mso-position-vertical-relative:line" coordsize="10140,10" o:gfxdata="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">
                 <v:rect id="Rectangle 48" o:spid="_x0000_s1027" style="position:absolute;width:10140;height:10;visibility:visible;mso-wrap-style:square;v-text-anchor:top" o:gfxdata="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" fillcolor="black" stroked="f"/>
                 <w10:anchorlock/>
               </v:group>
@@ -3047,7 +3431,7 @@
         <w:jc w:val="both"/>
       </w:pPr>
       <w:r>
-        <w:t xml:space="preserve">Validar periódicamente los valores de reactancia de la base de instalaciones utilizada, priorizando los transformadores y los tramos que vinculan las redes zonales con el Sistema de Transmisión Nacional, por ser los que determinan la asignación.</w:t>
+        <w:t xml:space="preserve">Validar los valores de reactancia de los transformadores de la base de instalaciones, en particular los de alta reactancia y los que corresponden a unidades en paralelo, y evaluar representar las unidades en paralelo por su reactancia equivalente, por ser estos los parámetros que determinan la asignación.</w:t>
       </w:r>
     </w:p>
     <w:p>
@@ -3062,7 +3446,7 @@
         <w:jc w:val="both"/>
       </w:pPr>
       <w:r>
-        <w:t xml:space="preserve">Evaluar la incorporación de un criterio complementario para los casos en que la subestación eléctricamente más cercana se encuentre a una distancia geográfica notoriamente mayor que otra subestación candidata, o en que las distancias eléctricas de dos candidatas difieran en menos que la tolerancia de los datos, mediante una regla de desempate documentada.</w:t>
+        <w:t xml:space="preserve">Evaluar la incorporación de un criterio complementario para los casos en que la barra de inyección se encuentre en la misma subestación que una subestación del Sistema de Transmisión Nacional, o en que el camino seleccionado rodee un camino directo de longitud notoriamente menor, mediante una regla documentada que privilegie la subestación del mismo emplazamiento.</w:t>
       </w:r>
     </w:p>
     <w:p>

--- a/docs/Minuta_Minimo_Camino_Electrico.docx
+++ b/docs/Minuta_Minimo_Camino_Electrico.docx
@@ -367,7 +367,7 @@
         <mc:AlternateContent>
           <mc:Choice Requires="wpg">
             <w:drawing>
-              <wp:inline distT="0" distB="0" distL="0" distR="0" wp14:anchorId="A3010BE5" wp14:editId="2AF97D57">
+              <wp:inline distT="0" distB="0" distL="0" distR="0" wp14:anchorId="92F3A474" wp14:editId="2AF97D57">
                 <wp:extent cx="6438900" cy="6350"/>
                 <wp:effectExtent l="635" t="0" r="0" b="5080"/>
                 <wp:docPr id="201" name="Group 47"/>
@@ -432,7 +432,7 @@
           </mc:Choice>
           <mc:Fallback xmlns:w16cei="http://schemas.microsoft.com/office/word/2026/wordml/cei">
             <w:pict>
-              <v:group w14:anchorId="4C0DEB52" id="Group 47" o:spid="_x0000_s1026" style="width:507pt;height:.5pt;mso-position-horizontal-relative:char;mso-position-vertical-relative:line" coordsize="10140,10" o:gfxdata="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">
+              <v:group w14:anchorId="1AEBB9C3" id="Group 47" o:spid="_x0000_s1026" style="width:507pt;height:.5pt;mso-position-horizontal-relative:char;mso-position-vertical-relative:line" coordsize="10140,10" o:gfxdata="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">
                 <v:rect id="Rectangle 48" o:spid="_x0000_s1027" style="position:absolute;width:10140;height:10;visibility:visible;mso-wrap-style:square;v-text-anchor:top" o:gfxdata="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" fillcolor="black" stroked="f"/>
                 <w10:anchorlock/>
               </v:group>
@@ -458,7 +458,7 @@
         <w:jc w:val="both"/>
       </w:pPr>
       <w:r>
-        <w:t xml:space="preserve">Los medios de generación de pequeña escala a que se refiere el artículo segundo transitorio del decreto N° 88/2019, del Ministerio de Energía, valorizan sus inyecciones de energía y potencia al precio de nudo de la subestación del Sistema de Transmisión Nacional más cercana. La determinación de cuál es dicha subestación corresponde al Coordinador y se efectúa mediante el criterio de mínima distancia eléctrica, también denominado mínimo camino eléctrico.</w:t>
+        <w:t xml:space="preserve">Los medios de generación de pequeña escala a que se refiere el artículo segundo transitorio del decreto N° 88/2019, del Ministerio de Energía, valorizan sus inyecciones de energía y potencia al precio de nudo de la subestación del Sistema de Transmisión Nacional (en adelante, STN) más cercana. El STN corresponde al conjunto de instalaciones de transmisión de alta tensión, en general de 220 kV y 500 kV, que permiten la conformación de un mercado eléctrico común e interconectan los distintos sistemas zonales; sus subestaciones son las que cuentan con precio de nudo definido en el decreto. La determinación de cuál es dicha subestación corresponde al Coordinador y se efectúa mediante el criterio de mínima distancia eléctrica, también denominado mínimo camino eléctrico.</w:t>
       </w:r>
     </w:p>
     <w:p>
@@ -542,7 +542,7 @@
         <mc:AlternateContent>
           <mc:Choice Requires="wpg">
             <w:drawing>
-              <wp:inline distT="0" distB="0" distL="0" distR="0" wp14:anchorId="A1C062BC" wp14:editId="2AF97D57">
+              <wp:inline distT="0" distB="0" distL="0" distR="0" wp14:anchorId="D878CA20" wp14:editId="2AF97D57">
                 <wp:extent cx="6438900" cy="6350"/>
                 <wp:effectExtent l="635" t="0" r="0" b="5080"/>
                 <wp:docPr id="203" name="Group 47"/>
@@ -607,7 +607,7 @@
           </mc:Choice>
           <mc:Fallback xmlns:w16cei="http://schemas.microsoft.com/office/word/2026/wordml/cei">
             <w:pict>
-              <v:group w14:anchorId="AF612530" id="Group 47" o:spid="_x0000_s1026" style="width:507pt;height:.5pt;mso-position-horizontal-relative:char;mso-position-vertical-relative:line" coordsize="10140,10" o:gfxdata="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">
+              <v:group w14:anchorId="0F0321DD" id="Group 47" o:spid="_x0000_s1026" style="width:507pt;height:.5pt;mso-position-horizontal-relative:char;mso-position-vertical-relative:line" coordsize="10140,10" o:gfxdata="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">
                 <v:rect id="Rectangle 48" o:spid="_x0000_s1027" style="position:absolute;width:10140;height:10;visibility:visible;mso-wrap-style:square;v-text-anchor:top" o:gfxdata="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" fillcolor="black" stroked="f"/>
                 <w10:anchorlock/>
               </v:group>
@@ -655,7 +655,7 @@
         <w:jc w:val="both"/>
       </w:pPr>
       <w:r>
-        <w:t xml:space="preserve">En consecuencia, la determinación de la subestación del Sistema de Transmisión Nacional más cercana a un medio de generación de pequeña escala se efectúa de la siguiente forma:</w:t>
+        <w:t xml:space="preserve">En consecuencia, la determinación de la subestación del STN más cercana a un medio de generación de pequeña escala se efectúa de la siguiente forma:</w:t>
       </w:r>
     </w:p>
     <w:p>
@@ -685,7 +685,7 @@
         <w:jc w:val="both"/>
       </w:pPr>
       <w:r>
-        <w:t xml:space="preserve">Se identifican las subestaciones que forman parte del Sistema de Transmisión Nacional y que son candidatas a ser asignadas.</w:t>
+        <w:t xml:space="preserve">Se identifican las subestaciones que forman parte del STN y que son candidatas a ser asignadas.</w:t>
       </w:r>
     </w:p>
     <w:p>
@@ -741,7 +741,7 @@
         </w:rPr>
         <w:drawing>
           <wp:inline distT="0" distB="0" distL="0" distR="0">
-            <wp:extent cx="4937760" cy="2225409"/>
+            <wp:extent cx="4937760" cy="2221565"/>
             <wp:effectExtent l="0" t="0" r="0" b="0"/>
             <wp:docPr id="205" name="image_fig1.png"/>
             <wp:cNvGraphicFramePr>
@@ -763,7 +763,7 @@
                   <pic:spPr>
                     <a:xfrm>
                       <a:off x="0" y="0"/>
-                      <a:ext cx="4937760" cy="2225409"/>
+                      <a:ext cx="4937760" cy="2221565"/>
                     </a:xfrm>
                     <a:prstGeom prst="rect">
                       <a:avLst/>
@@ -790,7 +790,7 @@
           <w:sz w:val="18"/>
           <w:szCs w:val="18"/>
         </w:rPr>
-        <w:t xml:space="preserve">Figura 1. Criterio de mínima distancia eléctrica: la subestación asignada es la de menor suma de reactancias, no la de menor longitud.</w:t>
+        <w:t xml:space="preserve">Figura 1. Criterio de mínima distancia eléctrica: la subestación del STN asignada es la de menor suma de reactancias, no la de menor longitud.</w:t>
       </w:r>
     </w:p>
     <w:p>
@@ -848,7 +848,7 @@
         <mc:AlternateContent>
           <mc:Choice Requires="wpg">
             <w:drawing>
-              <wp:inline distT="0" distB="0" distL="0" distR="0" wp14:anchorId="5DF0009A" wp14:editId="2AF97D57">
+              <wp:inline distT="0" distB="0" distL="0" distR="0" wp14:anchorId="90D96880" wp14:editId="2AF97D57">
                 <wp:extent cx="6438900" cy="6350"/>
                 <wp:effectExtent l="635" t="0" r="0" b="5080"/>
                 <wp:docPr id="206" name="Group 47"/>
@@ -913,7 +913,7 @@
           </mc:Choice>
           <mc:Fallback xmlns:w16cei="http://schemas.microsoft.com/office/word/2026/wordml/cei">
             <w:pict>
-              <v:group w14:anchorId="90964B89" id="Group 47" o:spid="_x0000_s1026" style="width:507pt;height:.5pt;mso-position-horizontal-relative:char;mso-position-vertical-relative:line" coordsize="10140,10" o:gfxdata="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">
+              <v:group w14:anchorId="36A3F492" id="Group 47" o:spid="_x0000_s1026" style="width:507pt;height:.5pt;mso-position-horizontal-relative:char;mso-position-vertical-relative:line" coordsize="10140,10" o:gfxdata="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">
                 <v:rect id="Rectangle 48" o:spid="_x0000_s1027" style="position:absolute;width:10140;height:10;visibility:visible;mso-wrap-style:square;v-text-anchor:top" o:gfxdata="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" fillcolor="black" stroked="f"/>
                 <w10:anchorlock/>
               </v:group>
@@ -950,7 +950,7 @@
         <w:jc w:val="both"/>
       </w:pPr>
       <w:r>
-        <w:t xml:space="preserve">Para ilustrarlo se considera un medio de generación de pequeña escala conectado en la barra Temuco 66 kV. La subestación Temuco cuenta con transformadores 220/66 kV, por lo que la subestación del Sistema de Transmisión Nacional Temuco 220 kV se encuentra en el mismo lugar, a cero kilómetros de distancia, y el camino directo corresponde al propio transformador. No obstante, la base de instalaciones registra para dicho transformador una reactancia de 265,4 ohm, valor muy superior al de las líneas de la zona.</w:t>
+        <w:t xml:space="preserve">Para ilustrarlo se considera un medio de generación de pequeña escala conectado en la barra Temuco 66 kV. La subestación Temuco cuenta con transformadores 220/66 kV, por lo que la subestación del STN Temuco 220 kV se encuentra en el mismo lugar, a cero kilómetros de distancia, y el camino directo corresponde al propio transformador. No obstante, la base de instalaciones registra para dicho transformador una reactancia de 265,4 ohm, valor muy superior al de las líneas de la zona.</w:t>
       </w:r>
     </w:p>
     <w:p>
@@ -976,7 +976,7 @@
         </w:rPr>
         <w:drawing>
           <wp:inline distT="0" distB="0" distL="0" distR="0">
-            <wp:extent cx="5303520" cy="2926962"/>
+            <wp:extent cx="5303520" cy="2833500"/>
             <wp:effectExtent l="0" t="0" r="0" b="0"/>
             <wp:docPr id="208" name="image_fig2.png"/>
             <wp:cNvGraphicFramePr>
@@ -998,7 +998,7 @@
                   <pic:spPr>
                     <a:xfrm>
                       <a:off x="0" y="0"/>
-                      <a:ext cx="5303520" cy="2926962"/>
+                      <a:ext cx="5303520" cy="2833500"/>
                     </a:xfrm>
                     <a:prstGeom prst="rect">
                       <a:avLst/>
@@ -3120,6 +3120,17 @@
       </w:pPr>
       <w:r>
         <w:t xml:space="preserve">Como se observa, para llegar a la subestación Temuco 220 kV el camino directo tiene una longitud de 0 km y una distancia eléctrica de 265,4 ohm, mientras que el camino que rodea el transformador por Los Peumos tiene una longitud de 121,3 km y una distancia eléctrica de 76,6 ohm. La metodología selecciona el rodeo y, más aún, encuentra en dicho rodeo una subestación distinta, Los Peumos 220 kV, a 53,7 ohm y 61,5 km, que resulta ser la subestación más cercana eléctricamente (Figura 3). El transformador de Temuco equivale, en reactancia, a cerca de 700 km de línea de 66 kV, lo que explica que el algoritmo lo evite.</w:t>
+      </w:r>
+    </w:p>
+    <w:p>
+      <w:pPr>
+        <w:pStyle w:val="Textoindependiente"/>
+        <w:spacing w:after="200" w:line="276" w:lineRule="auto"/>
+        <w:ind w:left="140" w:right="272"/>
+        <w:jc w:val="both"/>
+      </w:pPr>
+      <w:r>
+        <w:t xml:space="preserve">En definitiva, el camino que finalmente toma la metodología parte en la barra de inyección Temuco 66 kV, recorre las líneas de 66 kV Temuco – Pillanlelbún (12,4 km), Pillanlelbún – Llaima (2,4 km), Llaima – Lautaro (9,9 km), Lautaro – Victoria (36,8 km) y Victoria – Los Peumos (0,1 km), atraviesa el transformador 220/66 kV de Los Peumos y llega a la barra Los Peumos 220 kV, que es la barra de la subestación del STN asignada. Este camino suma 61,5 km y 53,7 ohm, y no pasa por la barra Temuco 220 kV en ningún punto.</w:t>
       </w:r>
     </w:p>
     <w:p>
@@ -3216,7 +3227,7 @@
         <w:t xml:space="preserve">Resultados contraintuitivos para los coordinados:</w:t>
       </w:r>
       <w:r>
-        <w:t xml:space="preserve"> el medio de generación inyecta en la misma subestación en que se ubica una subestación del Sistema de Transmisión Nacional y, pese a ello, se le asigna otra subestación a más de 60 km de distancia, cuyo precio de nudo puede ser distinto. Esta situación es difícil de explicar y motiva observaciones y discrepancias en los procesos de valorización.</w:t>
+        <w:t xml:space="preserve"> el medio de generación inyecta en la misma subestación en que se ubica una subestación del STN y, pese a ello, se le asigna otra subestación a más de 60 km de distancia, cuyo precio de nudo puede ser distinto. Esta situación es difícil de explicar y motiva observaciones y discrepancias en los procesos de valorización.</w:t>
       </w:r>
     </w:p>
     <w:p>
@@ -3268,9 +3279,6 @@
         <w:pStyle w:val="Textoindependiente"/>
         <w:spacing w:after="0"/>
       </w:pPr>
-      <w:r>
-        <w:br w:type="page"/>
-      </w:r>
     </w:p>
     <w:p>
       <w:pPr>
@@ -3310,7 +3318,7 @@
         <mc:AlternateContent>
           <mc:Choice Requires="wpg">
             <w:drawing>
-              <wp:inline distT="0" distB="0" distL="0" distR="0" wp14:anchorId="32199CB7" wp14:editId="2AF97D57">
+              <wp:inline distT="0" distB="0" distL="0" distR="0" wp14:anchorId="0555AC18" wp14:editId="2AF97D57">
                 <wp:extent cx="6438900" cy="6350"/>
                 <wp:effectExtent l="635" t="0" r="0" b="5080"/>
                 <wp:docPr id="210" name="Group 47"/>
@@ -3375,7 +3383,7 @@
           </mc:Choice>
           <mc:Fallback xmlns:w16cei="http://schemas.microsoft.com/office/word/2026/wordml/cei">
             <w:pict>
-              <v:group w14:anchorId="DCD43553" id="Group 47" o:spid="_x0000_s1026" style="width:507pt;height:.5pt;mso-position-horizontal-relative:char;mso-position-vertical-relative:line" coordsize="10140,10" o:gfxdata="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">
+              <v:group w14:anchorId="C64E086F" id="Group 47" o:spid="_x0000_s1026" style="width:507pt;height:.5pt;mso-position-horizontal-relative:char;mso-position-vertical-relative:line" coordsize="10140,10" o:gfxdata="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">
                 <v:rect id="Rectangle 48" o:spid="_x0000_s1027" style="position:absolute;width:10140;height:10;visibility:visible;mso-wrap-style:square;v-text-anchor:top" o:gfxdata="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" fillcolor="black" stroked="f"/>
                 <w10:anchorlock/>
               </v:group>
@@ -3446,7 +3454,7 @@
         <w:jc w:val="both"/>
       </w:pPr>
       <w:r>
-        <w:t xml:space="preserve">Evaluar la incorporación de un criterio complementario para los casos en que la barra de inyección se encuentre en la misma subestación que una subestación del Sistema de Transmisión Nacional, o en que el camino seleccionado rodee un camino directo de longitud notoriamente menor, mediante una regla documentada que privilegie la subestación del mismo emplazamiento.</w:t>
+        <w:t xml:space="preserve">Evaluar la incorporación de un criterio complementario para los casos en que la barra de inyección se encuentre en la misma subestación que una subestación del STN, o en que el camino seleccionado rodee un camino directo de longitud notoriamente menor, mediante una regla documentada que privilegie la subestación del mismo emplazamiento.</w:t>
       </w:r>
     </w:p>
     <w:p>

--- a/docs/Minuta_Minimo_Camino_Electrico.docx
+++ b/docs/Minuta_Minimo_Camino_Electrico.docx
@@ -367,7 +367,7 @@
         <mc:AlternateContent>
           <mc:Choice Requires="wpg">
             <w:drawing>
-              <wp:inline distT="0" distB="0" distL="0" distR="0" wp14:anchorId="92F3A474" wp14:editId="2AF97D57">
+              <wp:inline distT="0" distB="0" distL="0" distR="0" wp14:anchorId="27E860EE" wp14:editId="2AF97D57">
                 <wp:extent cx="6438900" cy="6350"/>
                 <wp:effectExtent l="635" t="0" r="0" b="5080"/>
                 <wp:docPr id="201" name="Group 47"/>
@@ -432,7 +432,7 @@
           </mc:Choice>
           <mc:Fallback xmlns:w16cei="http://schemas.microsoft.com/office/word/2026/wordml/cei">
             <w:pict>
-              <v:group w14:anchorId="1AEBB9C3" id="Group 47" o:spid="_x0000_s1026" style="width:507pt;height:.5pt;mso-position-horizontal-relative:char;mso-position-vertical-relative:line" coordsize="10140,10" o:gfxdata="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">
+              <v:group w14:anchorId="A1251CA4" id="Group 47" o:spid="_x0000_s1026" style="width:507pt;height:.5pt;mso-position-horizontal-relative:char;mso-position-vertical-relative:line" coordsize="10140,10" o:gfxdata="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">
                 <v:rect id="Rectangle 48" o:spid="_x0000_s1027" style="position:absolute;width:10140;height:10;visibility:visible;mso-wrap-style:square;v-text-anchor:top" o:gfxdata="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" fillcolor="black" stroked="f"/>
                 <w10:anchorlock/>
               </v:group>
@@ -458,7 +458,7 @@
         <w:jc w:val="both"/>
       </w:pPr>
       <w:r>
-        <w:t xml:space="preserve">Los medios de generación de pequeña escala a que se refiere el artículo segundo transitorio del decreto N° 88/2019, del Ministerio de Energía, valorizan sus inyecciones de energía y potencia al precio de nudo de la subestación del Sistema de Transmisión Nacional (en adelante, STN) más cercana. El STN corresponde al conjunto de instalaciones de transmisión de alta tensión, en general de 220 kV y 500 kV, que permiten la conformación de un mercado eléctrico común e interconectan los distintos sistemas zonales; sus subestaciones son las que cuentan con precio de nudo definido en el decreto. La determinación de cuál es dicha subestación corresponde al Coordinador y se efectúa mediante el criterio de mínima distancia eléctrica, también denominado mínimo camino eléctrico.</w:t>
+        <w:t xml:space="preserve">Los medios de generación de pequeña escala a que se refiere el artículo segundo transitorio del decreto N° 88/2019, del Ministerio de Energía, valorizan sus inyecciones de energía y potencia al precio de nudo de la subestación del Sistema de Transmisión Nacional más cercana. El Sistema de Transmisión Nacional corresponde al conjunto de instalaciones de transmisión de alta tensión, en general de 220 kV y 500 kV, que permiten la conformación de un mercado eléctrico común e interconectan los distintos sistemas zonales; sus subestaciones son las que cuentan con precio de nudo definido en el decreto. La determinación de cuál es dicha subestación corresponde al Coordinador y se efectúa mediante el criterio de mínima distancia eléctrica, también denominado mínimo camino eléctrico.</w:t>
       </w:r>
     </w:p>
     <w:p>
@@ -542,7 +542,7 @@
         <mc:AlternateContent>
           <mc:Choice Requires="wpg">
             <w:drawing>
-              <wp:inline distT="0" distB="0" distL="0" distR="0" wp14:anchorId="D878CA20" wp14:editId="2AF97D57">
+              <wp:inline distT="0" distB="0" distL="0" distR="0" wp14:anchorId="FD4542FE" wp14:editId="2AF97D57">
                 <wp:extent cx="6438900" cy="6350"/>
                 <wp:effectExtent l="635" t="0" r="0" b="5080"/>
                 <wp:docPr id="203" name="Group 47"/>
@@ -607,7 +607,7 @@
           </mc:Choice>
           <mc:Fallback xmlns:w16cei="http://schemas.microsoft.com/office/word/2026/wordml/cei">
             <w:pict>
-              <v:group w14:anchorId="0F0321DD" id="Group 47" o:spid="_x0000_s1026" style="width:507pt;height:.5pt;mso-position-horizontal-relative:char;mso-position-vertical-relative:line" coordsize="10140,10" o:gfxdata="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">
+              <v:group w14:anchorId="886B787E" id="Group 47" o:spid="_x0000_s1026" style="width:507pt;height:.5pt;mso-position-horizontal-relative:char;mso-position-vertical-relative:line" coordsize="10140,10" o:gfxdata="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">
                 <v:rect id="Rectangle 48" o:spid="_x0000_s1027" style="position:absolute;width:10140;height:10;visibility:visible;mso-wrap-style:square;v-text-anchor:top" o:gfxdata="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" fillcolor="black" stroked="f"/>
                 <w10:anchorlock/>
               </v:group>
@@ -655,7 +655,7 @@
         <w:jc w:val="both"/>
       </w:pPr>
       <w:r>
-        <w:t xml:space="preserve">En consecuencia, la determinación de la subestación del STN más cercana a un medio de generación de pequeña escala se efectúa de la siguiente forma:</w:t>
+        <w:t xml:space="preserve">En consecuencia, la determinación de la subestación del Sistema de Transmisión Nacional más cercana a un medio de generación de pequeña escala se efectúa de la siguiente forma:</w:t>
       </w:r>
     </w:p>
     <w:p>
@@ -685,7 +685,7 @@
         <w:jc w:val="both"/>
       </w:pPr>
       <w:r>
-        <w:t xml:space="preserve">Se identifican las subestaciones que forman parte del STN y que son candidatas a ser asignadas.</w:t>
+        <w:t xml:space="preserve">Se identifican las subestaciones que forman parte del Sistema de Transmisión Nacional y que son candidatas a ser asignadas.</w:t>
       </w:r>
     </w:p>
     <w:p>
@@ -741,7 +741,7 @@
         </w:rPr>
         <w:drawing>
           <wp:inline distT="0" distB="0" distL="0" distR="0">
-            <wp:extent cx="4937760" cy="2221565"/>
+            <wp:extent cx="4937760" cy="2225409"/>
             <wp:effectExtent l="0" t="0" r="0" b="0"/>
             <wp:docPr id="205" name="image_fig1.png"/>
             <wp:cNvGraphicFramePr>
@@ -763,7 +763,7 @@
                   <pic:spPr>
                     <a:xfrm>
                       <a:off x="0" y="0"/>
-                      <a:ext cx="4937760" cy="2221565"/>
+                      <a:ext cx="4937760" cy="2225409"/>
                     </a:xfrm>
                     <a:prstGeom prst="rect">
                       <a:avLst/>
@@ -790,7 +790,7 @@
           <w:sz w:val="18"/>
           <w:szCs w:val="18"/>
         </w:rPr>
-        <w:t xml:space="preserve">Figura 1. Criterio de mínima distancia eléctrica: la subestación del STN asignada es la de menor suma de reactancias, no la de menor longitud.</w:t>
+        <w:t xml:space="preserve">Figura 1. Criterio de mínima distancia eléctrica: la subestación asignada es la de menor suma de reactancias, no la de menor longitud.</w:t>
       </w:r>
     </w:p>
     <w:p>
@@ -848,7 +848,7 @@
         <mc:AlternateContent>
           <mc:Choice Requires="wpg">
             <w:drawing>
-              <wp:inline distT="0" distB="0" distL="0" distR="0" wp14:anchorId="90D96880" wp14:editId="2AF97D57">
+              <wp:inline distT="0" distB="0" distL="0" distR="0" wp14:anchorId="D8375983" wp14:editId="2AF97D57">
                 <wp:extent cx="6438900" cy="6350"/>
                 <wp:effectExtent l="635" t="0" r="0" b="5080"/>
                 <wp:docPr id="206" name="Group 47"/>
@@ -913,7 +913,7 @@
           </mc:Choice>
           <mc:Fallback xmlns:w16cei="http://schemas.microsoft.com/office/word/2026/wordml/cei">
             <w:pict>
-              <v:group w14:anchorId="36A3F492" id="Group 47" o:spid="_x0000_s1026" style="width:507pt;height:.5pt;mso-position-horizontal-relative:char;mso-position-vertical-relative:line" coordsize="10140,10" o:gfxdata="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">
+              <v:group w14:anchorId="2DC4C70E" id="Group 47" o:spid="_x0000_s1026" style="width:507pt;height:.5pt;mso-position-horizontal-relative:char;mso-position-vertical-relative:line" coordsize="10140,10" o:gfxdata="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">
                 <v:rect id="Rectangle 48" o:spid="_x0000_s1027" style="position:absolute;width:10140;height:10;visibility:visible;mso-wrap-style:square;v-text-anchor:top" o:gfxdata="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" fillcolor="black" stroked="f"/>
                 <w10:anchorlock/>
               </v:group>
@@ -950,7 +950,7 @@
         <w:jc w:val="both"/>
       </w:pPr>
       <w:r>
-        <w:t xml:space="preserve">Para ilustrarlo se considera un medio de generación de pequeña escala conectado en la barra Temuco 66 kV. La subestación Temuco cuenta con transformadores 220/66 kV, por lo que la subestación del STN Temuco 220 kV se encuentra en el mismo lugar, a cero kilómetros de distancia, y el camino directo corresponde al propio transformador. No obstante, la base de instalaciones registra para dicho transformador una reactancia de 265,4 ohm, valor muy superior al de las líneas de la zona.</w:t>
+        <w:t xml:space="preserve">Para ilustrarlo se considera un medio de generación de pequeña escala conectado en la barra Temuco 66 kV. La subestación Temuco cuenta con transformadores 220/66 kV, por lo que la subestación Temuco 220 kV, perteneciente al Sistema de Transmisión Nacional, se encuentra en el mismo lugar, a cero kilómetros de distancia, y el camino directo corresponde al propio transformador. No obstante, la base de instalaciones registra para dicho transformador una reactancia de 265,4 ohm, valor muy superior al de las líneas de la zona.</w:t>
       </w:r>
     </w:p>
     <w:p>
@@ -976,7 +976,7 @@
         </w:rPr>
         <w:drawing>
           <wp:inline distT="0" distB="0" distL="0" distR="0">
-            <wp:extent cx="5303520" cy="2833500"/>
+            <wp:extent cx="5303520" cy="2926962"/>
             <wp:effectExtent l="0" t="0" r="0" b="0"/>
             <wp:docPr id="208" name="image_fig2.png"/>
             <wp:cNvGraphicFramePr>
@@ -998,7 +998,7 @@
                   <pic:spPr>
                     <a:xfrm>
                       <a:off x="0" y="0"/>
-                      <a:ext cx="5303520" cy="2833500"/>
+                      <a:ext cx="5303520" cy="2926962"/>
                     </a:xfrm>
                     <a:prstGeom prst="rect">
                       <a:avLst/>
@@ -3130,7 +3130,7 @@
         <w:jc w:val="both"/>
       </w:pPr>
       <w:r>
-        <w:t xml:space="preserve">En definitiva, el camino que finalmente toma la metodología parte en la barra de inyección Temuco 66 kV, recorre las líneas de 66 kV Temuco – Pillanlelbún (12,4 km), Pillanlelbún – Llaima (2,4 km), Llaima – Lautaro (9,9 km), Lautaro – Victoria (36,8 km) y Victoria – Los Peumos (0,1 km), atraviesa el transformador 220/66 kV de Los Peumos y llega a la barra Los Peumos 220 kV, que es la barra de la subestación del STN asignada. Este camino suma 61,5 km y 53,7 ohm, y no pasa por la barra Temuco 220 kV en ningún punto.</w:t>
+        <w:t xml:space="preserve">En definitiva, el camino que finalmente toma la metodología parte en la barra de inyección Temuco 66 kV, recorre las líneas de 66 kV Temuco – Pillanlelbún (12,4 km), Pillanlelbún – Llaima (2,4 km), Llaima – Lautaro (9,9 km), Lautaro – Victoria (36,8 km) y Victoria – Los Peumos (0,1 km), atraviesa el transformador 220/66 kV de Los Peumos y llega a la barra Los Peumos 220 kV, que es la barra asignada. Este camino suma 61,5 km y 53,7 ohm, y no pasa por la barra Temuco 220 kV en ningún punto.</w:t>
       </w:r>
     </w:p>
     <w:p>
@@ -3227,7 +3227,7 @@
         <w:t xml:space="preserve">Resultados contraintuitivos para los coordinados:</w:t>
       </w:r>
       <w:r>
-        <w:t xml:space="preserve"> el medio de generación inyecta en la misma subestación en que se ubica una subestación del STN y, pese a ello, se le asigna otra subestación a más de 60 km de distancia, cuyo precio de nudo puede ser distinto. Esta situación es difícil de explicar y motiva observaciones y discrepancias en los procesos de valorización.</w:t>
+        <w:t xml:space="preserve"> el medio de generación inyecta en la misma subestación en que se ubica una subestación del Sistema de Transmisión Nacional y, pese a ello, se le asigna otra subestación a más de 60 km de distancia, cuyo precio de nudo puede ser distinto. Esta situación es difícil de explicar y motiva observaciones y discrepancias en los procesos de valorización.</w:t>
       </w:r>
     </w:p>
     <w:p>
@@ -3318,7 +3318,7 @@
         <mc:AlternateContent>
           <mc:Choice Requires="wpg">
             <w:drawing>
-              <wp:inline distT="0" distB="0" distL="0" distR="0" wp14:anchorId="0555AC18" wp14:editId="2AF97D57">
+              <wp:inline distT="0" distB="0" distL="0" distR="0" wp14:anchorId="2FDC515D" wp14:editId="2AF97D57">
                 <wp:extent cx="6438900" cy="6350"/>
                 <wp:effectExtent l="635" t="0" r="0" b="5080"/>
                 <wp:docPr id="210" name="Group 47"/>
@@ -3383,7 +3383,7 @@
           </mc:Choice>
           <mc:Fallback xmlns:w16cei="http://schemas.microsoft.com/office/word/2026/wordml/cei">
             <w:pict>
-              <v:group w14:anchorId="C64E086F" id="Group 47" o:spid="_x0000_s1026" style="width:507pt;height:.5pt;mso-position-horizontal-relative:char;mso-position-vertical-relative:line" coordsize="10140,10" o:gfxdata="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">
+              <v:group w14:anchorId="FD8CF40B" id="Group 47" o:spid="_x0000_s1026" style="width:507pt;height:.5pt;mso-position-horizontal-relative:char;mso-position-vertical-relative:line" coordsize="10140,10" o:gfxdata="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">
                 <v:rect id="Rectangle 48" o:spid="_x0000_s1027" style="position:absolute;width:10140;height:10;visibility:visible;mso-wrap-style:square;v-text-anchor:top" o:gfxdata="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" fillcolor="black" stroked="f"/>
                 <w10:anchorlock/>
               </v:group>
@@ -3454,7 +3454,7 @@
         <w:jc w:val="both"/>
       </w:pPr>
       <w:r>
-        <w:t xml:space="preserve">Evaluar la incorporación de un criterio complementario para los casos en que la barra de inyección se encuentre en la misma subestación que una subestación del STN, o en que el camino seleccionado rodee un camino directo de longitud notoriamente menor, mediante una regla documentada que privilegie la subestación del mismo emplazamiento.</w:t>
+        <w:t xml:space="preserve">Evaluar la incorporación de un criterio complementario para los casos en que la barra de inyección se encuentre en la misma subestación que una subestación del Sistema de Transmisión Nacional, o en que el camino seleccionado rodee un camino directo de longitud notoriamente menor, mediante una regla documentada que privilegie la subestación del mismo emplazamiento.</w:t>
       </w:r>
     </w:p>
     <w:p>

--- a/docs/Minuta_Minimo_Camino_Electrico.docx
+++ b/docs/Minuta_Minimo_Camino_Electrico.docx
@@ -367,7 +367,7 @@
         <mc:AlternateContent>
           <mc:Choice Requires="wpg">
             <w:drawing>
-              <wp:inline distT="0" distB="0" distL="0" distR="0" wp14:anchorId="27E860EE" wp14:editId="2AF97D57">
+              <wp:inline distT="0" distB="0" distL="0" distR="0" wp14:anchorId="793A0685" wp14:editId="2AF97D57">
                 <wp:extent cx="6438900" cy="6350"/>
                 <wp:effectExtent l="635" t="0" r="0" b="5080"/>
                 <wp:docPr id="201" name="Group 47"/>
@@ -432,7 +432,7 @@
           </mc:Choice>
           <mc:Fallback xmlns:w16cei="http://schemas.microsoft.com/office/word/2026/wordml/cei">
             <w:pict>
-              <v:group w14:anchorId="A1251CA4" id="Group 47" o:spid="_x0000_s1026" style="width:507pt;height:.5pt;mso-position-horizontal-relative:char;mso-position-vertical-relative:line" coordsize="10140,10" o:gfxdata="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">
+              <v:group w14:anchorId="2637330E" id="Group 47" o:spid="_x0000_s1026" style="width:507pt;height:.5pt;mso-position-horizontal-relative:char;mso-position-vertical-relative:line" coordsize="10140,10" o:gfxdata="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">
                 <v:rect id="Rectangle 48" o:spid="_x0000_s1027" style="position:absolute;width:10140;height:10;visibility:visible;mso-wrap-style:square;v-text-anchor:top" o:gfxdata="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" fillcolor="black" stroked="f"/>
                 <w10:anchorlock/>
               </v:group>
@@ -495,7 +495,7 @@
         <w:jc w:val="both"/>
       </w:pPr>
       <w:r>
-        <w:t xml:space="preserve">La presente minuta describe brevemente la lógica de la metodología de mínimo camino eléctrico y expone, mediante un caso específico, una situación problemática de su aplicación: la asignación de una subestación alejada de la barra en que inyecta el medio de generación porque el camino directo, de menor longitud, contiene un transformador de alta reactancia que la metodología prefiere rodear.</w:t>
+        <w:t xml:space="preserve">La presente minuta describe brevemente la lógica de la metodología de mínimo camino eléctrico y expone, mediante un caso específico, una situación problemática de su aplicación: la asignación de una subestación alejada de la barra en que inyecta el medio de generación porque el camino directo, de menor longitud, contiene un transformador de alta reactancia que la metodología prefiere rodear. Asimismo, se describe la práctica de homologación manual de barras que se ha aplicado en el proceso y sus implicancias.</w:t>
       </w:r>
     </w:p>
     <w:p>
@@ -542,7 +542,7 @@
         <mc:AlternateContent>
           <mc:Choice Requires="wpg">
             <w:drawing>
-              <wp:inline distT="0" distB="0" distL="0" distR="0" wp14:anchorId="FD4542FE" wp14:editId="2AF97D57">
+              <wp:inline distT="0" distB="0" distL="0" distR="0" wp14:anchorId="3E39889E" wp14:editId="2AF97D57">
                 <wp:extent cx="6438900" cy="6350"/>
                 <wp:effectExtent l="635" t="0" r="0" b="5080"/>
                 <wp:docPr id="203" name="Group 47"/>
@@ -607,7 +607,7 @@
           </mc:Choice>
           <mc:Fallback xmlns:w16cei="http://schemas.microsoft.com/office/word/2026/wordml/cei">
             <w:pict>
-              <v:group w14:anchorId="886B787E" id="Group 47" o:spid="_x0000_s1026" style="width:507pt;height:.5pt;mso-position-horizontal-relative:char;mso-position-vertical-relative:line" coordsize="10140,10" o:gfxdata="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">
+              <v:group w14:anchorId="7A54B291" id="Group 47" o:spid="_x0000_s1026" style="width:507pt;height:.5pt;mso-position-horizontal-relative:char;mso-position-vertical-relative:line" coordsize="10140,10" o:gfxdata="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">
                 <v:rect id="Rectangle 48" o:spid="_x0000_s1027" style="position:absolute;width:10140;height:10;visibility:visible;mso-wrap-style:square;v-text-anchor:top" o:gfxdata="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" fillcolor="black" stroked="f"/>
                 <w10:anchorlock/>
               </v:group>
@@ -848,7 +848,7 @@
         <mc:AlternateContent>
           <mc:Choice Requires="wpg">
             <w:drawing>
-              <wp:inline distT="0" distB="0" distL="0" distR="0" wp14:anchorId="D8375983" wp14:editId="2AF97D57">
+              <wp:inline distT="0" distB="0" distL="0" distR="0" wp14:anchorId="8BF07DDA" wp14:editId="2AF97D57">
                 <wp:extent cx="6438900" cy="6350"/>
                 <wp:effectExtent l="635" t="0" r="0" b="5080"/>
                 <wp:docPr id="206" name="Group 47"/>
@@ -913,7 +913,7 @@
           </mc:Choice>
           <mc:Fallback xmlns:w16cei="http://schemas.microsoft.com/office/word/2026/wordml/cei">
             <w:pict>
-              <v:group w14:anchorId="2DC4C70E" id="Group 47" o:spid="_x0000_s1026" style="width:507pt;height:.5pt;mso-position-horizontal-relative:char;mso-position-vertical-relative:line" coordsize="10140,10" o:gfxdata="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">
+              <v:group w14:anchorId="25B03081" id="Group 47" o:spid="_x0000_s1026" style="width:507pt;height:.5pt;mso-position-horizontal-relative:char;mso-position-vertical-relative:line" coordsize="10140,10" o:gfxdata="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">
                 <v:rect id="Rectangle 48" o:spid="_x0000_s1027" style="position:absolute;width:10140;height:10;visibility:visible;mso-wrap-style:square;v-text-anchor:top" o:gfxdata="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" fillcolor="black" stroked="f"/>
                 <w10:anchorlock/>
               </v:group>
@@ -939,7 +939,7 @@
         <w:jc w:val="both"/>
       </w:pPr>
       <w:r>
-        <w:t xml:space="preserve">La situación problemática no se produce cuando no existe un camino directo entre la barra de inyección y la subestación, sino cuando dicho camino sí existe, es el más corto en distancia, y sin embargo la metodología lo descarta porque uno de sus tramos presenta una reactancia muy alta. El caso típico es un transformador de alta reactancia: como el transformador tiene longitud nula, pero una reactancia que puede ser equivalente a decenas de kilómetros de línea, el mínimo camino eléctrico prefiere rodearlo a través de la red, aunque ello implique recorrer una distancia mucho mayor.</w:t>
+        <w:t xml:space="preserve">La situación problemática no se produce cuando no existe un camino directo entre la barra de inyección y la subestación, sino cuando dicho camino sí existe, es el más corto en distancia, y sin embargo la metodología lo descarta porque uno de sus tramos presenta una reactancia muy alta. El caso típico es un transformador de alta reactancia: como el transformador tiene longitud nula, pero una reactancia que puede ser equivalente a cientos de kilómetros de línea, el mínimo camino eléctrico prefiere rodearlo a través de la red, aunque ello implique recorrer una distancia mucho mayor.</w:t>
       </w:r>
     </w:p>
     <w:p>
@@ -950,7 +950,7 @@
         <w:jc w:val="both"/>
       </w:pPr>
       <w:r>
-        <w:t xml:space="preserve">Para ilustrarlo se considera un medio de generación de pequeña escala conectado en la barra Temuco 66 kV. La subestación Temuco cuenta con transformadores 220/66 kV, por lo que la subestación Temuco 220 kV, perteneciente al Sistema de Transmisión Nacional, se encuentra en el mismo lugar, a cero kilómetros de distancia, y el camino directo corresponde al propio transformador. No obstante, la base de instalaciones registra para dicho transformador una reactancia de 265,4 ohm, valor muy superior al de las líneas de la zona.</w:t>
+        <w:t xml:space="preserve">Para ilustrarlo se considera un medio de generación de pequeña escala conectado en la barra La Palma 13 kV, en la comuna de San Javier, Región del Maule. Las subestaciones del Sistema de Transmisión Nacional candidatas en la zona son Ancoa 220 kV, a unos 35 km en línea recta, Itahue 220 kV, a unos 70 km, y Candelaria 220 kV, en la Región Metropolitana, a más de 200 km. Desde el punto de vista de la distancia, la subestación más cercana es claramente Ancoa.</w:t>
       </w:r>
     </w:p>
     <w:p>
@@ -961,7 +961,7 @@
         <w:jc w:val="both"/>
       </w:pPr>
       <w:r>
-        <w:t xml:space="preserve">Como consecuencia, el camino de mínima distancia eléctrica no atraviesa el transformador de Temuco, sino que recorre la red de 66 kV Temuco – Pillanlelbún – Llaima – Lautaro – Victoria – Los Peumos y sube al sistema de 220 kV por el transformador 220/66 kV de Los Peumos, de 28,6 ohm, según se muestra en la Figura 2. De esta forma, la subestación asignada al medio de generación es Los Peumos 220 kV, ubicada a 61,5 km de recorrido, y no Temuco 220 kV, que se encuentra en el mismo emplazamiento de la barra Temuco 66 kV en que inyecta el medio de generación.</w:t>
+        <w:t xml:space="preserve">El camino directo desde La Palma hacia Itahue y Ancoa recorre la red de 66 kV La Palma – El Ruil – Talca – Panguilemo – San Rafael hasta la barra Itahue 66 kV, y desde allí sube al sistema de 220 kV por los transformadores de Itahue: primero el transformador 154/66 kV y luego el transformador 220/154 kV. No obstante, la base de instalaciones registra para el transformador Itahue 154/66 kV una reactancia de 171,4 ohm, equivalente a más de 400 km de línea de 66 kV. Por ello, el camino de mínima distancia eléctrica, al llegar a la barra Itahue 66 kV, no atraviesa dicho transformador, sino que continúa por la red de 66 kV hacia el norte, por Molina, Curicó, Rauquén, Teno, Quinta y Chimbarongo hasta San Fernando, sube al sistema de 154 kV por el transformador de San Fernando (38,1 ohm), llega a Tinguiririca, sube a 220 kV por el transformador de Tinguiririca (14,0 ohm) y finalmente recorre las líneas de 220 kV Tinguiririca – Puente Negro – Candelaria, según se muestra en la Figura 2.</w:t>
       </w:r>
     </w:p>
     <w:p>
@@ -976,7 +976,7 @@
         </w:rPr>
         <w:drawing>
           <wp:inline distT="0" distB="0" distL="0" distR="0">
-            <wp:extent cx="5303520" cy="2926962"/>
+            <wp:extent cx="5669280" cy="3076834"/>
             <wp:effectExtent l="0" t="0" r="0" b="0"/>
             <wp:docPr id="208" name="image_fig2.png"/>
             <wp:cNvGraphicFramePr>
@@ -998,7 +998,7 @@
                   <pic:spPr>
                     <a:xfrm>
                       <a:off x="0" y="0"/>
-                      <a:ext cx="5303520" cy="2926962"/>
+                      <a:ext cx="5669280" cy="3076834"/>
                     </a:xfrm>
                     <a:prstGeom prst="rect">
                       <a:avLst/>
@@ -1025,7 +1025,7 @@
           <w:sz w:val="18"/>
           <w:szCs w:val="18"/>
         </w:rPr>
-        <w:t xml:space="preserve">Figura 2. Caminos eléctricos desde la barra Temuco 66 kV: camino directo por el transformador (segmentado) y camino de mínima distancia eléctrica por la red de 66 kV (continuo).</w:t>
+        <w:t xml:space="preserve">Figura 2. Caminos eléctricos desde la barra La Palma 13 kV: camino directo por los transformadores de Itahue (segmentado) y camino de mínima distancia eléctrica por San Fernando hasta Candelaria 220 kV (continuo).</w:t>
       </w:r>
     </w:p>
     <w:p>
@@ -1036,13 +1036,13 @@
         <w:jc w:val="both"/>
       </w:pPr>
       <w:r>
-        <w:t xml:space="preserve">Los tramos de ambos caminos, con su longitud según los reportes de Infotécnica y su reactancia según la base de instalaciones, se presentan a continuación:</w:t>
+        <w:t xml:space="preserve">De esta forma, la barra asignada al medio de generación es Candelaria 220 kV, a 247,9 km de recorrido y 186,5 ohm, y no Ancoa 220 kV ni Itahue 220 kV, que se encuentran a menos de la mitad de la distancia pero cuyo camino directo pasa por el transformador de alta reactancia. Los tramos de ambos caminos, con su longitud según los reportes de Infotécnica y su reactancia según la base de instalaciones, se presentan a continuación:</w:t>
       </w:r>
     </w:p>
     <w:tbl>
       <w:tblPr>
-        <w:tblW w:w="9400" w:type="dxa"/>
-        <w:tblInd w:w="399" w:type="dxa"/>
+        <w:tblW w:w="9650" w:type="dxa"/>
+        <w:tblInd w:w="274" w:type="dxa"/>
         <w:tblCellMar>
           <w:left w:w="70" w:type="dxa"/>
           <w:right w:w="70" w:type="dxa"/>
@@ -1050,12 +1050,12 @@
         <w:tblLook w:val="04A0"/>
       </w:tblPr>
       <w:tblGrid>
-        <w:gridCol w:w="3100"/>
+        <w:gridCol w:w="3700"/>
+        <w:gridCol w:w="1000"/>
+        <w:gridCol w:w="1150"/>
         <w:gridCol w:w="1050"/>
         <w:gridCol w:w="1250"/>
-        <w:gridCol w:w="1150"/>
-        <w:gridCol w:w="1250"/>
-        <w:gridCol w:w="1600"/>
+        <w:gridCol w:w="1500"/>
       </w:tblGrid>
       <w:tr>
         <w:trPr>
@@ -1063,7 +1063,7 @@
         </w:trPr>
         <w:tc>
           <w:tcPr>
-            <w:tcW w:w="3100" w:type="dxa"/>
+            <w:tcW w:w="3700" w:type="dxa"/>
             <w:tcBorders>
               <w:top w:val="single" w:sz="4" w:space="0" w:color="auto"/>
               <w:left w:val="single" w:sz="4" w:space="0" w:color="auto"/>
@@ -1097,7 +1097,7 @@
         </w:tc>
         <w:tc>
           <w:tcPr>
-            <w:tcW w:w="1050" w:type="dxa"/>
+            <w:tcW w:w="1000" w:type="dxa"/>
             <w:tcBorders>
               <w:top w:val="single" w:sz="4" w:space="0" w:color="auto"/>
               <w:left w:val="single" w:sz="4" w:space="0" w:color="auto"/>
@@ -1131,7 +1131,7 @@
         </w:tc>
         <w:tc>
           <w:tcPr>
-            <w:tcW w:w="1250" w:type="dxa"/>
+            <w:tcW w:w="1150" w:type="dxa"/>
             <w:tcBorders>
               <w:top w:val="single" w:sz="4" w:space="0" w:color="auto"/>
               <w:left w:val="single" w:sz="4" w:space="0" w:color="auto"/>
@@ -1165,7 +1165,7 @@
         </w:tc>
         <w:tc>
           <w:tcPr>
-            <w:tcW w:w="1150" w:type="dxa"/>
+            <w:tcW w:w="1050" w:type="dxa"/>
             <w:tcBorders>
               <w:top w:val="single" w:sz="4" w:space="0" w:color="auto"/>
               <w:left w:val="single" w:sz="4" w:space="0" w:color="auto"/>
@@ -1233,7 +1233,7 @@
         </w:tc>
         <w:tc>
           <w:tcPr>
-            <w:tcW w:w="1600" w:type="dxa"/>
+            <w:tcW w:w="1500" w:type="dxa"/>
             <w:tcBorders>
               <w:top w:val="single" w:sz="4" w:space="0" w:color="auto"/>
               <w:left w:val="single" w:sz="4" w:space="0" w:color="auto"/>
@@ -1261,7 +1261,7 @@
                 <w:sz w:val="20"/>
                 <w:szCs w:val="20"/>
               </w:rPr>
-              <w:t xml:space="preserve">Camino por Los Peumos</w:t>
+              <w:t xml:space="preserve">Camino seleccionado</w:t>
             </w:r>
           </w:p>
         </w:tc>
@@ -1272,30 +1272,88 @@
         </w:trPr>
         <w:tc>
           <w:tcPr>
-            <w:tcW w:w="3100" w:type="dxa"/>
-            <w:tcBorders>
-              <w:top w:val="single" w:sz="4" w:space="0" w:color="auto"/>
-              <w:left w:val="single" w:sz="4" w:space="0" w:color="auto"/>
-              <w:bottom w:val="single" w:sz="4" w:space="0" w:color="auto"/>
-              <w:right w:val="single" w:sz="4" w:space="0" w:color="auto"/>
-            </w:tcBorders>
-            <w:vAlign w:val="center"/>
-          </w:tcPr>
-          <w:p>
-            <w:pPr>
-              <w:spacing w:before="40" w:after="40"/>
-              <w:jc w:val="center"/>
-              <w:rPr>
-                <w:sz w:val="20"/>
-                <w:szCs w:val="20"/>
-              </w:rPr>
-            </w:pPr>
-            <w:r>
-              <w:rPr>
-                <w:sz w:val="20"/>
-                <w:szCs w:val="20"/>
-              </w:rPr>
-              <w:t xml:space="preserve">Transformador Temuco 220/66 kV</w:t>
+            <w:tcW w:w="3700" w:type="dxa"/>
+            <w:tcBorders>
+              <w:top w:val="single" w:sz="4" w:space="0" w:color="auto"/>
+              <w:left w:val="single" w:sz="4" w:space="0" w:color="auto"/>
+              <w:bottom w:val="single" w:sz="4" w:space="0" w:color="auto"/>
+              <w:right w:val="single" w:sz="4" w:space="0" w:color="auto"/>
+            </w:tcBorders>
+            <w:vAlign w:val="center"/>
+          </w:tcPr>
+          <w:p>
+            <w:pPr>
+              <w:spacing w:before="40" w:after="40"/>
+              <w:jc w:val="center"/>
+              <w:rPr>
+                <w:sz w:val="20"/>
+                <w:szCs w:val="20"/>
+              </w:rPr>
+            </w:pPr>
+            <w:r>
+              <w:rPr>
+                <w:sz w:val="20"/>
+                <w:szCs w:val="20"/>
+              </w:rPr>
+              <w:t xml:space="preserve">Transformador La Palma 66/13 kV</w:t>
+            </w:r>
+          </w:p>
+        </w:tc>
+        <w:tc>
+          <w:tcPr>
+            <w:tcW w:w="1000" w:type="dxa"/>
+            <w:tcBorders>
+              <w:top w:val="single" w:sz="4" w:space="0" w:color="auto"/>
+              <w:left w:val="single" w:sz="4" w:space="0" w:color="auto"/>
+              <w:bottom w:val="single" w:sz="4" w:space="0" w:color="auto"/>
+              <w:right w:val="single" w:sz="4" w:space="0" w:color="auto"/>
+            </w:tcBorders>
+            <w:vAlign w:val="center"/>
+          </w:tcPr>
+          <w:p>
+            <w:pPr>
+              <w:spacing w:before="40" w:after="40"/>
+              <w:jc w:val="center"/>
+              <w:rPr>
+                <w:sz w:val="20"/>
+                <w:szCs w:val="20"/>
+              </w:rPr>
+            </w:pPr>
+            <w:r>
+              <w:rPr>
+                <w:sz w:val="20"/>
+                <w:szCs w:val="20"/>
+              </w:rPr>
+              <w:t xml:space="preserve">66/13</w:t>
+            </w:r>
+          </w:p>
+        </w:tc>
+        <w:tc>
+          <w:tcPr>
+            <w:tcW w:w="1150" w:type="dxa"/>
+            <w:tcBorders>
+              <w:top w:val="single" w:sz="4" w:space="0" w:color="auto"/>
+              <w:left w:val="single" w:sz="4" w:space="0" w:color="auto"/>
+              <w:bottom w:val="single" w:sz="4" w:space="0" w:color="auto"/>
+              <w:right w:val="single" w:sz="4" w:space="0" w:color="auto"/>
+            </w:tcBorders>
+            <w:vAlign w:val="center"/>
+          </w:tcPr>
+          <w:p>
+            <w:pPr>
+              <w:spacing w:before="40" w:after="40"/>
+              <w:jc w:val="center"/>
+              <w:rPr>
+                <w:sz w:val="20"/>
+                <w:szCs w:val="20"/>
+              </w:rPr>
+            </w:pPr>
+            <w:r>
+              <w:rPr>
+                <w:sz w:val="20"/>
+                <w:szCs w:val="20"/>
+              </w:rPr>
+              <w:t xml:space="preserve">0,0</w:t>
             </w:r>
           </w:p>
         </w:tc>
@@ -1324,7 +1382,7 @@
                 <w:sz w:val="20"/>
                 <w:szCs w:val="20"/>
               </w:rPr>
-              <w:t xml:space="preserve">220/66</w:t>
+              <w:t xml:space="preserve">60,80</w:t>
             </w:r>
           </w:p>
         </w:tc>
@@ -1353,94 +1411,36 @@
                 <w:sz w:val="20"/>
                 <w:szCs w:val="20"/>
               </w:rPr>
-              <w:t xml:space="preserve">0,0</w:t>
-            </w:r>
-          </w:p>
-        </w:tc>
-        <w:tc>
-          <w:tcPr>
-            <w:tcW w:w="1150" w:type="dxa"/>
-            <w:tcBorders>
-              <w:top w:val="single" w:sz="4" w:space="0" w:color="auto"/>
-              <w:left w:val="single" w:sz="4" w:space="0" w:color="auto"/>
-              <w:bottom w:val="single" w:sz="4" w:space="0" w:color="auto"/>
-              <w:right w:val="single" w:sz="4" w:space="0" w:color="auto"/>
-            </w:tcBorders>
-            <w:vAlign w:val="center"/>
-          </w:tcPr>
-          <w:p>
-            <w:pPr>
-              <w:spacing w:before="40" w:after="40"/>
-              <w:jc w:val="center"/>
-              <w:rPr>
-                <w:sz w:val="20"/>
-                <w:szCs w:val="20"/>
-              </w:rPr>
-            </w:pPr>
-            <w:r>
-              <w:rPr>
-                <w:sz w:val="20"/>
-                <w:szCs w:val="20"/>
-              </w:rPr>
-              <w:t xml:space="preserve">265,4</w:t>
-            </w:r>
-          </w:p>
-        </w:tc>
-        <w:tc>
-          <w:tcPr>
-            <w:tcW w:w="1250" w:type="dxa"/>
-            <w:tcBorders>
-              <w:top w:val="single" w:sz="4" w:space="0" w:color="auto"/>
-              <w:left w:val="single" w:sz="4" w:space="0" w:color="auto"/>
-              <w:bottom w:val="single" w:sz="4" w:space="0" w:color="auto"/>
-              <w:right w:val="single" w:sz="4" w:space="0" w:color="auto"/>
-            </w:tcBorders>
-            <w:vAlign w:val="center"/>
-          </w:tcPr>
-          <w:p>
-            <w:pPr>
-              <w:spacing w:before="40" w:after="40"/>
-              <w:jc w:val="center"/>
-              <w:rPr>
-                <w:sz w:val="20"/>
-                <w:szCs w:val="20"/>
-              </w:rPr>
-            </w:pPr>
-            <w:r>
-              <w:rPr>
-                <w:sz w:val="20"/>
-                <w:szCs w:val="20"/>
-              </w:rPr>
               <w:t xml:space="preserve">Sí</w:t>
             </w:r>
           </w:p>
         </w:tc>
         <w:tc>
           <w:tcPr>
-            <w:tcW w:w="1600" w:type="dxa"/>
-            <w:tcBorders>
-              <w:top w:val="single" w:sz="4" w:space="0" w:color="auto"/>
-              <w:left w:val="single" w:sz="4" w:space="0" w:color="auto"/>
-              <w:bottom w:val="single" w:sz="4" w:space="0" w:color="auto"/>
-              <w:right w:val="single" w:sz="4" w:space="0" w:color="auto"/>
-            </w:tcBorders>
-            <w:vAlign w:val="center"/>
-          </w:tcPr>
-          <w:p>
-            <w:pPr>
-              <w:spacing w:before="40" w:after="40"/>
-              <w:jc w:val="center"/>
-              <w:rPr>
-                <w:sz w:val="20"/>
-                <w:szCs w:val="20"/>
-              </w:rPr>
-            </w:pPr>
-            <w:r>
-              <w:rPr>
-                <w:sz w:val="20"/>
-                <w:szCs w:val="20"/>
-              </w:rPr>
-              <w:t xml:space="preserve">No</w:t>
+            <w:tcW w:w="1500" w:type="dxa"/>
+            <w:tcBorders>
+              <w:top w:val="single" w:sz="4" w:space="0" w:color="auto"/>
+              <w:left w:val="single" w:sz="4" w:space="0" w:color="auto"/>
+              <w:bottom w:val="single" w:sz="4" w:space="0" w:color="auto"/>
+              <w:right w:val="single" w:sz="4" w:space="0" w:color="auto"/>
+            </w:tcBorders>
+            <w:vAlign w:val="center"/>
+          </w:tcPr>
+          <w:p>
+            <w:pPr>
+              <w:spacing w:before="40" w:after="40"/>
+              <w:jc w:val="center"/>
+              <w:rPr>
+                <w:sz w:val="20"/>
+                <w:szCs w:val="20"/>
+              </w:rPr>
+            </w:pPr>
+            <w:r>
+              <w:rPr>
+                <w:sz w:val="20"/>
+                <w:szCs w:val="20"/>
+              </w:rPr>
+              <w:t xml:space="preserve">Sí</w:t>
             </w:r>
           </w:p>
         </w:tc>
@@ -1451,30 +1451,88 @@
         </w:trPr>
         <w:tc>
           <w:tcPr>
-            <w:tcW w:w="3100" w:type="dxa"/>
-            <w:tcBorders>
-              <w:top w:val="single" w:sz="4" w:space="0" w:color="auto"/>
-              <w:left w:val="single" w:sz="4" w:space="0" w:color="auto"/>
-              <w:bottom w:val="single" w:sz="4" w:space="0" w:color="auto"/>
-              <w:right w:val="single" w:sz="4" w:space="0" w:color="auto"/>
-            </w:tcBorders>
-            <w:vAlign w:val="center"/>
-          </w:tcPr>
-          <w:p>
-            <w:pPr>
-              <w:spacing w:before="40" w:after="40"/>
-              <w:jc w:val="center"/>
-              <w:rPr>
-                <w:sz w:val="20"/>
-                <w:szCs w:val="20"/>
-              </w:rPr>
-            </w:pPr>
-            <w:r>
-              <w:rPr>
-                <w:sz w:val="20"/>
-                <w:szCs w:val="20"/>
-              </w:rPr>
-              <w:t xml:space="preserve">Temuco – Pillanlelbún</w:t>
+            <w:tcW w:w="3700" w:type="dxa"/>
+            <w:tcBorders>
+              <w:top w:val="single" w:sz="4" w:space="0" w:color="auto"/>
+              <w:left w:val="single" w:sz="4" w:space="0" w:color="auto"/>
+              <w:bottom w:val="single" w:sz="4" w:space="0" w:color="auto"/>
+              <w:right w:val="single" w:sz="4" w:space="0" w:color="auto"/>
+            </w:tcBorders>
+            <w:vAlign w:val="center"/>
+          </w:tcPr>
+          <w:p>
+            <w:pPr>
+              <w:spacing w:before="40" w:after="40"/>
+              <w:jc w:val="center"/>
+              <w:rPr>
+                <w:sz w:val="20"/>
+                <w:szCs w:val="20"/>
+              </w:rPr>
+            </w:pPr>
+            <w:r>
+              <w:rPr>
+                <w:sz w:val="20"/>
+                <w:szCs w:val="20"/>
+              </w:rPr>
+              <w:t xml:space="preserve">La Palma – El Ruil – Talca – Panguilemo – San Rafael – Itahue (5 líneas)</w:t>
+            </w:r>
+          </w:p>
+        </w:tc>
+        <w:tc>
+          <w:tcPr>
+            <w:tcW w:w="1000" w:type="dxa"/>
+            <w:tcBorders>
+              <w:top w:val="single" w:sz="4" w:space="0" w:color="auto"/>
+              <w:left w:val="single" w:sz="4" w:space="0" w:color="auto"/>
+              <w:bottom w:val="single" w:sz="4" w:space="0" w:color="auto"/>
+              <w:right w:val="single" w:sz="4" w:space="0" w:color="auto"/>
+            </w:tcBorders>
+            <w:vAlign w:val="center"/>
+          </w:tcPr>
+          <w:p>
+            <w:pPr>
+              <w:spacing w:before="40" w:after="40"/>
+              <w:jc w:val="center"/>
+              <w:rPr>
+                <w:sz w:val="20"/>
+                <w:szCs w:val="20"/>
+              </w:rPr>
+            </w:pPr>
+            <w:r>
+              <w:rPr>
+                <w:sz w:val="20"/>
+                <w:szCs w:val="20"/>
+              </w:rPr>
+              <w:t xml:space="preserve">66</w:t>
+            </w:r>
+          </w:p>
+        </w:tc>
+        <w:tc>
+          <w:tcPr>
+            <w:tcW w:w="1150" w:type="dxa"/>
+            <w:tcBorders>
+              <w:top w:val="single" w:sz="4" w:space="0" w:color="auto"/>
+              <w:left w:val="single" w:sz="4" w:space="0" w:color="auto"/>
+              <w:bottom w:val="single" w:sz="4" w:space="0" w:color="auto"/>
+              <w:right w:val="single" w:sz="4" w:space="0" w:color="auto"/>
+            </w:tcBorders>
+            <w:vAlign w:val="center"/>
+          </w:tcPr>
+          <w:p>
+            <w:pPr>
+              <w:spacing w:before="40" w:after="40"/>
+              <w:jc w:val="center"/>
+              <w:rPr>
+                <w:sz w:val="20"/>
+                <w:szCs w:val="20"/>
+              </w:rPr>
+            </w:pPr>
+            <w:r>
+              <w:rPr>
+                <w:sz w:val="20"/>
+                <w:szCs w:val="20"/>
+              </w:rPr>
+              <w:t xml:space="preserve">64,1</w:t>
             </w:r>
           </w:p>
         </w:tc>
@@ -1503,7 +1561,7 @@
                 <w:sz w:val="20"/>
                 <w:szCs w:val="20"/>
               </w:rPr>
-              <w:t xml:space="preserve">66</w:t>
+              <w:t xml:space="preserve">10,84</w:t>
             </w:r>
           </w:p>
         </w:tc>
@@ -1532,71 +1590,13 @@
                 <w:sz w:val="20"/>
                 <w:szCs w:val="20"/>
               </w:rPr>
-              <w:t xml:space="preserve">12,4</w:t>
-            </w:r>
-          </w:p>
-        </w:tc>
-        <w:tc>
-          <w:tcPr>
-            <w:tcW w:w="1150" w:type="dxa"/>
-            <w:tcBorders>
-              <w:top w:val="single" w:sz="4" w:space="0" w:color="auto"/>
-              <w:left w:val="single" w:sz="4" w:space="0" w:color="auto"/>
-              <w:bottom w:val="single" w:sz="4" w:space="0" w:color="auto"/>
-              <w:right w:val="single" w:sz="4" w:space="0" w:color="auto"/>
-            </w:tcBorders>
-            <w:vAlign w:val="center"/>
-          </w:tcPr>
-          <w:p>
-            <w:pPr>
-              <w:spacing w:before="40" w:after="40"/>
-              <w:jc w:val="center"/>
-              <w:rPr>
-                <w:sz w:val="20"/>
-                <w:szCs w:val="20"/>
-              </w:rPr>
-            </w:pPr>
-            <w:r>
-              <w:rPr>
-                <w:sz w:val="20"/>
-                <w:szCs w:val="20"/>
-              </w:rPr>
-              <w:t xml:space="preserve">4,39</w:t>
-            </w:r>
-          </w:p>
-        </w:tc>
-        <w:tc>
-          <w:tcPr>
-            <w:tcW w:w="1250" w:type="dxa"/>
-            <w:tcBorders>
-              <w:top w:val="single" w:sz="4" w:space="0" w:color="auto"/>
-              <w:left w:val="single" w:sz="4" w:space="0" w:color="auto"/>
-              <w:bottom w:val="single" w:sz="4" w:space="0" w:color="auto"/>
-              <w:right w:val="single" w:sz="4" w:space="0" w:color="auto"/>
-            </w:tcBorders>
-            <w:vAlign w:val="center"/>
-          </w:tcPr>
-          <w:p>
-            <w:pPr>
-              <w:spacing w:before="40" w:after="40"/>
-              <w:jc w:val="center"/>
-              <w:rPr>
-                <w:sz w:val="20"/>
-                <w:szCs w:val="20"/>
-              </w:rPr>
-            </w:pPr>
-            <w:r>
-              <w:rPr>
-                <w:sz w:val="20"/>
-                <w:szCs w:val="20"/>
-              </w:rPr>
-              <w:t xml:space="preserve">No</w:t>
-            </w:r>
-          </w:p>
-        </w:tc>
-        <w:tc>
-          <w:tcPr>
-            <w:tcW w:w="1600" w:type="dxa"/>
+              <w:t xml:space="preserve">Sí</w:t>
+            </w:r>
+          </w:p>
+        </w:tc>
+        <w:tc>
+          <w:tcPr>
+            <w:tcW w:w="1500" w:type="dxa"/>
             <w:tcBorders>
               <w:top w:val="single" w:sz="4" w:space="0" w:color="auto"/>
               <w:left w:val="single" w:sz="4" w:space="0" w:color="auto"/>
@@ -1630,30 +1630,88 @@
         </w:trPr>
         <w:tc>
           <w:tcPr>
-            <w:tcW w:w="3100" w:type="dxa"/>
-            <w:tcBorders>
-              <w:top w:val="single" w:sz="4" w:space="0" w:color="auto"/>
-              <w:left w:val="single" w:sz="4" w:space="0" w:color="auto"/>
-              <w:bottom w:val="single" w:sz="4" w:space="0" w:color="auto"/>
-              <w:right w:val="single" w:sz="4" w:space="0" w:color="auto"/>
-            </w:tcBorders>
-            <w:vAlign w:val="center"/>
-          </w:tcPr>
-          <w:p>
-            <w:pPr>
-              <w:spacing w:before="40" w:after="40"/>
-              <w:jc w:val="center"/>
-              <w:rPr>
-                <w:sz w:val="20"/>
-                <w:szCs w:val="20"/>
-              </w:rPr>
-            </w:pPr>
-            <w:r>
-              <w:rPr>
-                <w:sz w:val="20"/>
-                <w:szCs w:val="20"/>
-              </w:rPr>
-              <w:t xml:space="preserve">Pillanlelbún – Llaima</w:t>
+            <w:tcW w:w="3700" w:type="dxa"/>
+            <w:tcBorders>
+              <w:top w:val="single" w:sz="4" w:space="0" w:color="auto"/>
+              <w:left w:val="single" w:sz="4" w:space="0" w:color="auto"/>
+              <w:bottom w:val="single" w:sz="4" w:space="0" w:color="auto"/>
+              <w:right w:val="single" w:sz="4" w:space="0" w:color="auto"/>
+            </w:tcBorders>
+            <w:vAlign w:val="center"/>
+          </w:tcPr>
+          <w:p>
+            <w:pPr>
+              <w:spacing w:before="40" w:after="40"/>
+              <w:jc w:val="center"/>
+              <w:rPr>
+                <w:sz w:val="20"/>
+                <w:szCs w:val="20"/>
+              </w:rPr>
+            </w:pPr>
+            <w:r>
+              <w:rPr>
+                <w:sz w:val="20"/>
+                <w:szCs w:val="20"/>
+              </w:rPr>
+              <w:t xml:space="preserve">Transformador Itahue 154/66 kV</w:t>
+            </w:r>
+          </w:p>
+        </w:tc>
+        <w:tc>
+          <w:tcPr>
+            <w:tcW w:w="1000" w:type="dxa"/>
+            <w:tcBorders>
+              <w:top w:val="single" w:sz="4" w:space="0" w:color="auto"/>
+              <w:left w:val="single" w:sz="4" w:space="0" w:color="auto"/>
+              <w:bottom w:val="single" w:sz="4" w:space="0" w:color="auto"/>
+              <w:right w:val="single" w:sz="4" w:space="0" w:color="auto"/>
+            </w:tcBorders>
+            <w:vAlign w:val="center"/>
+          </w:tcPr>
+          <w:p>
+            <w:pPr>
+              <w:spacing w:before="40" w:after="40"/>
+              <w:jc w:val="center"/>
+              <w:rPr>
+                <w:sz w:val="20"/>
+                <w:szCs w:val="20"/>
+              </w:rPr>
+            </w:pPr>
+            <w:r>
+              <w:rPr>
+                <w:sz w:val="20"/>
+                <w:szCs w:val="20"/>
+              </w:rPr>
+              <w:t xml:space="preserve">154/66</w:t>
+            </w:r>
+          </w:p>
+        </w:tc>
+        <w:tc>
+          <w:tcPr>
+            <w:tcW w:w="1150" w:type="dxa"/>
+            <w:tcBorders>
+              <w:top w:val="single" w:sz="4" w:space="0" w:color="auto"/>
+              <w:left w:val="single" w:sz="4" w:space="0" w:color="auto"/>
+              <w:bottom w:val="single" w:sz="4" w:space="0" w:color="auto"/>
+              <w:right w:val="single" w:sz="4" w:space="0" w:color="auto"/>
+            </w:tcBorders>
+            <w:vAlign w:val="center"/>
+          </w:tcPr>
+          <w:p>
+            <w:pPr>
+              <w:spacing w:before="40" w:after="40"/>
+              <w:jc w:val="center"/>
+              <w:rPr>
+                <w:sz w:val="20"/>
+                <w:szCs w:val="20"/>
+              </w:rPr>
+            </w:pPr>
+            <w:r>
+              <w:rPr>
+                <w:sz w:val="20"/>
+                <w:szCs w:val="20"/>
+              </w:rPr>
+              <w:t xml:space="preserve">0,0</w:t>
             </w:r>
           </w:p>
         </w:tc>
@@ -1682,7 +1740,7 @@
                 <w:sz w:val="20"/>
                 <w:szCs w:val="20"/>
               </w:rPr>
-              <w:t xml:space="preserve">66</w:t>
+              <w:t xml:space="preserve">171,41</w:t>
             </w:r>
           </w:p>
         </w:tc>
@@ -1711,42 +1769,13 @@
                 <w:sz w:val="20"/>
                 <w:szCs w:val="20"/>
               </w:rPr>
-              <w:t xml:space="preserve">2,4</w:t>
-            </w:r>
-          </w:p>
-        </w:tc>
-        <w:tc>
-          <w:tcPr>
-            <w:tcW w:w="1150" w:type="dxa"/>
-            <w:tcBorders>
-              <w:top w:val="single" w:sz="4" w:space="0" w:color="auto"/>
-              <w:left w:val="single" w:sz="4" w:space="0" w:color="auto"/>
-              <w:bottom w:val="single" w:sz="4" w:space="0" w:color="auto"/>
-              <w:right w:val="single" w:sz="4" w:space="0" w:color="auto"/>
-            </w:tcBorders>
-            <w:vAlign w:val="center"/>
-          </w:tcPr>
-          <w:p>
-            <w:pPr>
-              <w:spacing w:before="40" w:after="40"/>
-              <w:jc w:val="center"/>
-              <w:rPr>
-                <w:sz w:val="20"/>
-                <w:szCs w:val="20"/>
-              </w:rPr>
-            </w:pPr>
-            <w:r>
-              <w:rPr>
-                <w:sz w:val="20"/>
-                <w:szCs w:val="20"/>
-              </w:rPr>
-              <w:t xml:space="preserve">0,94</w:t>
-            </w:r>
-          </w:p>
-        </w:tc>
-        <w:tc>
-          <w:tcPr>
-            <w:tcW w:w="1250" w:type="dxa"/>
+              <w:t xml:space="preserve">Sí</w:t>
+            </w:r>
+          </w:p>
+        </w:tc>
+        <w:tc>
+          <w:tcPr>
+            <w:tcW w:w="1500" w:type="dxa"/>
             <w:tcBorders>
               <w:top w:val="single" w:sz="4" w:space="0" w:color="auto"/>
               <w:left w:val="single" w:sz="4" w:space="0" w:color="auto"/>
@@ -1770,35 +1799,6 @@
                 <w:szCs w:val="20"/>
               </w:rPr>
               <w:t xml:space="preserve">No</w:t>
-            </w:r>
-          </w:p>
-        </w:tc>
-        <w:tc>
-          <w:tcPr>
-            <w:tcW w:w="1600" w:type="dxa"/>
-            <w:tcBorders>
-              <w:top w:val="single" w:sz="4" w:space="0" w:color="auto"/>
-              <w:left w:val="single" w:sz="4" w:space="0" w:color="auto"/>
-              <w:bottom w:val="single" w:sz="4" w:space="0" w:color="auto"/>
-              <w:right w:val="single" w:sz="4" w:space="0" w:color="auto"/>
-            </w:tcBorders>
-            <w:vAlign w:val="center"/>
-          </w:tcPr>
-          <w:p>
-            <w:pPr>
-              <w:spacing w:before="40" w:after="40"/>
-              <w:jc w:val="center"/>
-              <w:rPr>
-                <w:sz w:val="20"/>
-                <w:szCs w:val="20"/>
-              </w:rPr>
-            </w:pPr>
-            <w:r>
-              <w:rPr>
-                <w:sz w:val="20"/>
-                <w:szCs w:val="20"/>
-              </w:rPr>
-              <w:t xml:space="preserve">Sí</w:t>
             </w:r>
           </w:p>
         </w:tc>
@@ -1809,30 +1809,88 @@
         </w:trPr>
         <w:tc>
           <w:tcPr>
-            <w:tcW w:w="3100" w:type="dxa"/>
-            <w:tcBorders>
-              <w:top w:val="single" w:sz="4" w:space="0" w:color="auto"/>
-              <w:left w:val="single" w:sz="4" w:space="0" w:color="auto"/>
-              <w:bottom w:val="single" w:sz="4" w:space="0" w:color="auto"/>
-              <w:right w:val="single" w:sz="4" w:space="0" w:color="auto"/>
-            </w:tcBorders>
-            <w:vAlign w:val="center"/>
-          </w:tcPr>
-          <w:p>
-            <w:pPr>
-              <w:spacing w:before="40" w:after="40"/>
-              <w:jc w:val="center"/>
-              <w:rPr>
-                <w:sz w:val="20"/>
-                <w:szCs w:val="20"/>
-              </w:rPr>
-            </w:pPr>
-            <w:r>
-              <w:rPr>
-                <w:sz w:val="20"/>
-                <w:szCs w:val="20"/>
-              </w:rPr>
-              <w:t xml:space="preserve">Llaima – Lautaro</w:t>
+            <w:tcW w:w="3700" w:type="dxa"/>
+            <w:tcBorders>
+              <w:top w:val="single" w:sz="4" w:space="0" w:color="auto"/>
+              <w:left w:val="single" w:sz="4" w:space="0" w:color="auto"/>
+              <w:bottom w:val="single" w:sz="4" w:space="0" w:color="auto"/>
+              <w:right w:val="single" w:sz="4" w:space="0" w:color="auto"/>
+            </w:tcBorders>
+            <w:vAlign w:val="center"/>
+          </w:tcPr>
+          <w:p>
+            <w:pPr>
+              <w:spacing w:before="40" w:after="40"/>
+              <w:jc w:val="center"/>
+              <w:rPr>
+                <w:sz w:val="20"/>
+                <w:szCs w:val="20"/>
+              </w:rPr>
+            </w:pPr>
+            <w:r>
+              <w:rPr>
+                <w:sz w:val="20"/>
+                <w:szCs w:val="20"/>
+              </w:rPr>
+              <w:t xml:space="preserve">Transformador Itahue 220/154 kV</w:t>
+            </w:r>
+          </w:p>
+        </w:tc>
+        <w:tc>
+          <w:tcPr>
+            <w:tcW w:w="1000" w:type="dxa"/>
+            <w:tcBorders>
+              <w:top w:val="single" w:sz="4" w:space="0" w:color="auto"/>
+              <w:left w:val="single" w:sz="4" w:space="0" w:color="auto"/>
+              <w:bottom w:val="single" w:sz="4" w:space="0" w:color="auto"/>
+              <w:right w:val="single" w:sz="4" w:space="0" w:color="auto"/>
+            </w:tcBorders>
+            <w:vAlign w:val="center"/>
+          </w:tcPr>
+          <w:p>
+            <w:pPr>
+              <w:spacing w:before="40" w:after="40"/>
+              <w:jc w:val="center"/>
+              <w:rPr>
+                <w:sz w:val="20"/>
+                <w:szCs w:val="20"/>
+              </w:rPr>
+            </w:pPr>
+            <w:r>
+              <w:rPr>
+                <w:sz w:val="20"/>
+                <w:szCs w:val="20"/>
+              </w:rPr>
+              <w:t xml:space="preserve">220/154</w:t>
+            </w:r>
+          </w:p>
+        </w:tc>
+        <w:tc>
+          <w:tcPr>
+            <w:tcW w:w="1150" w:type="dxa"/>
+            <w:tcBorders>
+              <w:top w:val="single" w:sz="4" w:space="0" w:color="auto"/>
+              <w:left w:val="single" w:sz="4" w:space="0" w:color="auto"/>
+              <w:bottom w:val="single" w:sz="4" w:space="0" w:color="auto"/>
+              <w:right w:val="single" w:sz="4" w:space="0" w:color="auto"/>
+            </w:tcBorders>
+            <w:vAlign w:val="center"/>
+          </w:tcPr>
+          <w:p>
+            <w:pPr>
+              <w:spacing w:before="40" w:after="40"/>
+              <w:jc w:val="center"/>
+              <w:rPr>
+                <w:sz w:val="20"/>
+                <w:szCs w:val="20"/>
+              </w:rPr>
+            </w:pPr>
+            <w:r>
+              <w:rPr>
+                <w:sz w:val="20"/>
+                <w:szCs w:val="20"/>
+              </w:rPr>
+              <w:t xml:space="preserve">0,0</w:t>
             </w:r>
           </w:p>
         </w:tc>
@@ -1861,7 +1919,7 @@
                 <w:sz w:val="20"/>
                 <w:szCs w:val="20"/>
               </w:rPr>
-              <w:t xml:space="preserve">66</w:t>
+              <w:t xml:space="preserve">48,85</w:t>
             </w:r>
           </w:p>
         </w:tc>
@@ -1890,42 +1948,13 @@
                 <w:sz w:val="20"/>
                 <w:szCs w:val="20"/>
               </w:rPr>
-              <w:t xml:space="preserve">9,9</w:t>
-            </w:r>
-          </w:p>
-        </w:tc>
-        <w:tc>
-          <w:tcPr>
-            <w:tcW w:w="1150" w:type="dxa"/>
-            <w:tcBorders>
-              <w:top w:val="single" w:sz="4" w:space="0" w:color="auto"/>
-              <w:left w:val="single" w:sz="4" w:space="0" w:color="auto"/>
-              <w:bottom w:val="single" w:sz="4" w:space="0" w:color="auto"/>
-              <w:right w:val="single" w:sz="4" w:space="0" w:color="auto"/>
-            </w:tcBorders>
-            <w:vAlign w:val="center"/>
-          </w:tcPr>
-          <w:p>
-            <w:pPr>
-              <w:spacing w:before="40" w:after="40"/>
-              <w:jc w:val="center"/>
-              <w:rPr>
-                <w:sz w:val="20"/>
-                <w:szCs w:val="20"/>
-              </w:rPr>
-            </w:pPr>
-            <w:r>
-              <w:rPr>
-                <w:sz w:val="20"/>
-                <w:szCs w:val="20"/>
-              </w:rPr>
-              <w:t xml:space="preserve">3,84</w:t>
-            </w:r>
-          </w:p>
-        </w:tc>
-        <w:tc>
-          <w:tcPr>
-            <w:tcW w:w="1250" w:type="dxa"/>
+              <w:t xml:space="preserve">Sí</w:t>
+            </w:r>
+          </w:p>
+        </w:tc>
+        <w:tc>
+          <w:tcPr>
+            <w:tcW w:w="1500" w:type="dxa"/>
             <w:tcBorders>
               <w:top w:val="single" w:sz="4" w:space="0" w:color="auto"/>
               <w:left w:val="single" w:sz="4" w:space="0" w:color="auto"/>
@@ -1949,35 +1978,6 @@
                 <w:szCs w:val="20"/>
               </w:rPr>
               <w:t xml:space="preserve">No</w:t>
-            </w:r>
-          </w:p>
-        </w:tc>
-        <w:tc>
-          <w:tcPr>
-            <w:tcW w:w="1600" w:type="dxa"/>
-            <w:tcBorders>
-              <w:top w:val="single" w:sz="4" w:space="0" w:color="auto"/>
-              <w:left w:val="single" w:sz="4" w:space="0" w:color="auto"/>
-              <w:bottom w:val="single" w:sz="4" w:space="0" w:color="auto"/>
-              <w:right w:val="single" w:sz="4" w:space="0" w:color="auto"/>
-            </w:tcBorders>
-            <w:vAlign w:val="center"/>
-          </w:tcPr>
-          <w:p>
-            <w:pPr>
-              <w:spacing w:before="40" w:after="40"/>
-              <w:jc w:val="center"/>
-              <w:rPr>
-                <w:sz w:val="20"/>
-                <w:szCs w:val="20"/>
-              </w:rPr>
-            </w:pPr>
-            <w:r>
-              <w:rPr>
-                <w:sz w:val="20"/>
-                <w:szCs w:val="20"/>
-              </w:rPr>
-              <w:t xml:space="preserve">Sí</w:t>
             </w:r>
           </w:p>
         </w:tc>
@@ -1988,30 +1988,88 @@
         </w:trPr>
         <w:tc>
           <w:tcPr>
-            <w:tcW w:w="3100" w:type="dxa"/>
-            <w:tcBorders>
-              <w:top w:val="single" w:sz="4" w:space="0" w:color="auto"/>
-              <w:left w:val="single" w:sz="4" w:space="0" w:color="auto"/>
-              <w:bottom w:val="single" w:sz="4" w:space="0" w:color="auto"/>
-              <w:right w:val="single" w:sz="4" w:space="0" w:color="auto"/>
-            </w:tcBorders>
-            <w:vAlign w:val="center"/>
-          </w:tcPr>
-          <w:p>
-            <w:pPr>
-              <w:spacing w:before="40" w:after="40"/>
-              <w:jc w:val="center"/>
-              <w:rPr>
-                <w:sz w:val="20"/>
-                <w:szCs w:val="20"/>
-              </w:rPr>
-            </w:pPr>
-            <w:r>
-              <w:rPr>
-                <w:sz w:val="20"/>
-                <w:szCs w:val="20"/>
-              </w:rPr>
-              <w:t xml:space="preserve">Lautaro – Victoria</w:t>
+            <w:tcW w:w="3700" w:type="dxa"/>
+            <w:tcBorders>
+              <w:top w:val="single" w:sz="4" w:space="0" w:color="auto"/>
+              <w:left w:val="single" w:sz="4" w:space="0" w:color="auto"/>
+              <w:bottom w:val="single" w:sz="4" w:space="0" w:color="auto"/>
+              <w:right w:val="single" w:sz="4" w:space="0" w:color="auto"/>
+            </w:tcBorders>
+            <w:vAlign w:val="center"/>
+          </w:tcPr>
+          <w:p>
+            <w:pPr>
+              <w:spacing w:before="40" w:after="40"/>
+              <w:jc w:val="center"/>
+              <w:rPr>
+                <w:sz w:val="20"/>
+                <w:szCs w:val="20"/>
+              </w:rPr>
+            </w:pPr>
+            <w:r>
+              <w:rPr>
+                <w:sz w:val="20"/>
+                <w:szCs w:val="20"/>
+              </w:rPr>
+              <w:t xml:space="preserve">Hasta Itahue 220 kV</w:t>
+            </w:r>
+          </w:p>
+        </w:tc>
+        <w:tc>
+          <w:tcPr>
+            <w:tcW w:w="1000" w:type="dxa"/>
+            <w:tcBorders>
+              <w:top w:val="single" w:sz="4" w:space="0" w:color="auto"/>
+              <w:left w:val="single" w:sz="4" w:space="0" w:color="auto"/>
+              <w:bottom w:val="single" w:sz="4" w:space="0" w:color="auto"/>
+              <w:right w:val="single" w:sz="4" w:space="0" w:color="auto"/>
+            </w:tcBorders>
+            <w:vAlign w:val="center"/>
+          </w:tcPr>
+          <w:p>
+            <w:pPr>
+              <w:spacing w:before="40" w:after="40"/>
+              <w:jc w:val="center"/>
+              <w:rPr>
+                <w:sz w:val="20"/>
+                <w:szCs w:val="20"/>
+              </w:rPr>
+            </w:pPr>
+            <w:r>
+              <w:rPr>
+                <w:sz w:val="20"/>
+                <w:szCs w:val="20"/>
+              </w:rPr>
+              <w:t xml:space="preserve"/>
+            </w:r>
+          </w:p>
+        </w:tc>
+        <w:tc>
+          <w:tcPr>
+            <w:tcW w:w="1150" w:type="dxa"/>
+            <w:tcBorders>
+              <w:top w:val="single" w:sz="4" w:space="0" w:color="auto"/>
+              <w:left w:val="single" w:sz="4" w:space="0" w:color="auto"/>
+              <w:bottom w:val="single" w:sz="4" w:space="0" w:color="auto"/>
+              <w:right w:val="single" w:sz="4" w:space="0" w:color="auto"/>
+            </w:tcBorders>
+            <w:vAlign w:val="center"/>
+          </w:tcPr>
+          <w:p>
+            <w:pPr>
+              <w:spacing w:before="40" w:after="40"/>
+              <w:jc w:val="center"/>
+              <w:rPr>
+                <w:sz w:val="20"/>
+                <w:szCs w:val="20"/>
+              </w:rPr>
+            </w:pPr>
+            <w:r>
+              <w:rPr>
+                <w:sz w:val="20"/>
+                <w:szCs w:val="20"/>
+              </w:rPr>
+              <w:t xml:space="preserve">64,1</w:t>
             </w:r>
           </w:p>
         </w:tc>
@@ -2040,7 +2098,7 @@
                 <w:sz w:val="20"/>
                 <w:szCs w:val="20"/>
               </w:rPr>
-              <w:t xml:space="preserve">66</w:t>
+              <w:t xml:space="preserve">291,9</w:t>
             </w:r>
           </w:p>
         </w:tc>
@@ -2069,94 +2127,36 @@
                 <w:sz w:val="20"/>
                 <w:szCs w:val="20"/>
               </w:rPr>
-              <w:t xml:space="preserve">36,8</w:t>
-            </w:r>
-          </w:p>
-        </w:tc>
-        <w:tc>
-          <w:tcPr>
-            <w:tcW w:w="1150" w:type="dxa"/>
-            <w:tcBorders>
-              <w:top w:val="single" w:sz="4" w:space="0" w:color="auto"/>
-              <w:left w:val="single" w:sz="4" w:space="0" w:color="auto"/>
-              <w:bottom w:val="single" w:sz="4" w:space="0" w:color="auto"/>
-              <w:right w:val="single" w:sz="4" w:space="0" w:color="auto"/>
-            </w:tcBorders>
-            <w:vAlign w:val="center"/>
-          </w:tcPr>
-          <w:p>
-            <w:pPr>
-              <w:spacing w:before="40" w:after="40"/>
-              <w:jc w:val="center"/>
-              <w:rPr>
-                <w:sz w:val="20"/>
-                <w:szCs w:val="20"/>
-              </w:rPr>
-            </w:pPr>
-            <w:r>
-              <w:rPr>
-                <w:sz w:val="20"/>
-                <w:szCs w:val="20"/>
-              </w:rPr>
-              <w:t xml:space="preserve">14,62</w:t>
-            </w:r>
-          </w:p>
-        </w:tc>
-        <w:tc>
-          <w:tcPr>
-            <w:tcW w:w="1250" w:type="dxa"/>
-            <w:tcBorders>
-              <w:top w:val="single" w:sz="4" w:space="0" w:color="auto"/>
-              <w:left w:val="single" w:sz="4" w:space="0" w:color="auto"/>
-              <w:bottom w:val="single" w:sz="4" w:space="0" w:color="auto"/>
-              <w:right w:val="single" w:sz="4" w:space="0" w:color="auto"/>
-            </w:tcBorders>
-            <w:vAlign w:val="center"/>
-          </w:tcPr>
-          <w:p>
-            <w:pPr>
-              <w:spacing w:before="40" w:after="40"/>
-              <w:jc w:val="center"/>
-              <w:rPr>
-                <w:sz w:val="20"/>
-                <w:szCs w:val="20"/>
-              </w:rPr>
-            </w:pPr>
-            <w:r>
-              <w:rPr>
-                <w:sz w:val="20"/>
-                <w:szCs w:val="20"/>
-              </w:rPr>
-              <w:t xml:space="preserve">No</w:t>
-            </w:r>
-          </w:p>
-        </w:tc>
-        <w:tc>
-          <w:tcPr>
-            <w:tcW w:w="1600" w:type="dxa"/>
-            <w:tcBorders>
-              <w:top w:val="single" w:sz="4" w:space="0" w:color="auto"/>
-              <w:left w:val="single" w:sz="4" w:space="0" w:color="auto"/>
-              <w:bottom w:val="single" w:sz="4" w:space="0" w:color="auto"/>
-              <w:right w:val="single" w:sz="4" w:space="0" w:color="auto"/>
-            </w:tcBorders>
-            <w:vAlign w:val="center"/>
-          </w:tcPr>
-          <w:p>
-            <w:pPr>
-              <w:spacing w:before="40" w:after="40"/>
-              <w:jc w:val="center"/>
-              <w:rPr>
-                <w:sz w:val="20"/>
-                <w:szCs w:val="20"/>
-              </w:rPr>
-            </w:pPr>
-            <w:r>
-              <w:rPr>
-                <w:sz w:val="20"/>
-                <w:szCs w:val="20"/>
-              </w:rPr>
-              <w:t xml:space="preserve">Sí</w:t>
+              <w:t xml:space="preserve">Descartado</w:t>
+            </w:r>
+          </w:p>
+        </w:tc>
+        <w:tc>
+          <w:tcPr>
+            <w:tcW w:w="1500" w:type="dxa"/>
+            <w:tcBorders>
+              <w:top w:val="single" w:sz="4" w:space="0" w:color="auto"/>
+              <w:left w:val="single" w:sz="4" w:space="0" w:color="auto"/>
+              <w:bottom w:val="single" w:sz="4" w:space="0" w:color="auto"/>
+              <w:right w:val="single" w:sz="4" w:space="0" w:color="auto"/>
+            </w:tcBorders>
+            <w:vAlign w:val="center"/>
+          </w:tcPr>
+          <w:p>
+            <w:pPr>
+              <w:spacing w:before="40" w:after="40"/>
+              <w:jc w:val="center"/>
+              <w:rPr>
+                <w:sz w:val="20"/>
+                <w:szCs w:val="20"/>
+              </w:rPr>
+            </w:pPr>
+            <w:r>
+              <w:rPr>
+                <w:sz w:val="20"/>
+                <w:szCs w:val="20"/>
+              </w:rPr>
+              <w:t xml:space="preserve"/>
             </w:r>
           </w:p>
         </w:tc>
@@ -2167,30 +2167,88 @@
         </w:trPr>
         <w:tc>
           <w:tcPr>
-            <w:tcW w:w="3100" w:type="dxa"/>
-            <w:tcBorders>
-              <w:top w:val="single" w:sz="4" w:space="0" w:color="auto"/>
-              <w:left w:val="single" w:sz="4" w:space="0" w:color="auto"/>
-              <w:bottom w:val="single" w:sz="4" w:space="0" w:color="auto"/>
-              <w:right w:val="single" w:sz="4" w:space="0" w:color="auto"/>
-            </w:tcBorders>
-            <w:vAlign w:val="center"/>
-          </w:tcPr>
-          <w:p>
-            <w:pPr>
-              <w:spacing w:before="40" w:after="40"/>
-              <w:jc w:val="center"/>
-              <w:rPr>
-                <w:sz w:val="20"/>
-                <w:szCs w:val="20"/>
-              </w:rPr>
-            </w:pPr>
-            <w:r>
-              <w:rPr>
-                <w:sz w:val="20"/>
-                <w:szCs w:val="20"/>
-              </w:rPr>
-              <w:t xml:space="preserve">Victoria – Los Peumos</w:t>
+            <w:tcW w:w="3700" w:type="dxa"/>
+            <w:tcBorders>
+              <w:top w:val="single" w:sz="4" w:space="0" w:color="auto"/>
+              <w:left w:val="single" w:sz="4" w:space="0" w:color="auto"/>
+              <w:bottom w:val="single" w:sz="4" w:space="0" w:color="auto"/>
+              <w:right w:val="single" w:sz="4" w:space="0" w:color="auto"/>
+            </w:tcBorders>
+            <w:vAlign w:val="center"/>
+          </w:tcPr>
+          <w:p>
+            <w:pPr>
+              <w:spacing w:before="40" w:after="40"/>
+              <w:jc w:val="center"/>
+              <w:rPr>
+                <w:sz w:val="20"/>
+                <w:szCs w:val="20"/>
+              </w:rPr>
+            </w:pPr>
+            <w:r>
+              <w:rPr>
+                <w:sz w:val="20"/>
+                <w:szCs w:val="20"/>
+              </w:rPr>
+              <w:t xml:space="preserve">Itahue – Ancoa</w:t>
+            </w:r>
+          </w:p>
+        </w:tc>
+        <w:tc>
+          <w:tcPr>
+            <w:tcW w:w="1000" w:type="dxa"/>
+            <w:tcBorders>
+              <w:top w:val="single" w:sz="4" w:space="0" w:color="auto"/>
+              <w:left w:val="single" w:sz="4" w:space="0" w:color="auto"/>
+              <w:bottom w:val="single" w:sz="4" w:space="0" w:color="auto"/>
+              <w:right w:val="single" w:sz="4" w:space="0" w:color="auto"/>
+            </w:tcBorders>
+            <w:vAlign w:val="center"/>
+          </w:tcPr>
+          <w:p>
+            <w:pPr>
+              <w:spacing w:before="40" w:after="40"/>
+              <w:jc w:val="center"/>
+              <w:rPr>
+                <w:sz w:val="20"/>
+                <w:szCs w:val="20"/>
+              </w:rPr>
+            </w:pPr>
+            <w:r>
+              <w:rPr>
+                <w:sz w:val="20"/>
+                <w:szCs w:val="20"/>
+              </w:rPr>
+              <w:t xml:space="preserve">220</w:t>
+            </w:r>
+          </w:p>
+        </w:tc>
+        <w:tc>
+          <w:tcPr>
+            <w:tcW w:w="1150" w:type="dxa"/>
+            <w:tcBorders>
+              <w:top w:val="single" w:sz="4" w:space="0" w:color="auto"/>
+              <w:left w:val="single" w:sz="4" w:space="0" w:color="auto"/>
+              <w:bottom w:val="single" w:sz="4" w:space="0" w:color="auto"/>
+              <w:right w:val="single" w:sz="4" w:space="0" w:color="auto"/>
+            </w:tcBorders>
+            <w:vAlign w:val="center"/>
+          </w:tcPr>
+          <w:p>
+            <w:pPr>
+              <w:spacing w:before="40" w:after="40"/>
+              <w:jc w:val="center"/>
+              <w:rPr>
+                <w:sz w:val="20"/>
+                <w:szCs w:val="20"/>
+              </w:rPr>
+            </w:pPr>
+            <w:r>
+              <w:rPr>
+                <w:sz w:val="20"/>
+                <w:szCs w:val="20"/>
+              </w:rPr>
+              <w:t xml:space="preserve">66,4</w:t>
             </w:r>
           </w:p>
         </w:tc>
@@ -2219,7 +2277,7 @@
                 <w:sz w:val="20"/>
                 <w:szCs w:val="20"/>
               </w:rPr>
-              <w:t xml:space="preserve">66</w:t>
+              <w:t xml:space="preserve">15,97</w:t>
             </w:r>
           </w:p>
         </w:tc>
@@ -2248,42 +2306,13 @@
                 <w:sz w:val="20"/>
                 <w:szCs w:val="20"/>
               </w:rPr>
-              <w:t xml:space="preserve">0,1</w:t>
-            </w:r>
-          </w:p>
-        </w:tc>
-        <w:tc>
-          <w:tcPr>
-            <w:tcW w:w="1150" w:type="dxa"/>
-            <w:tcBorders>
-              <w:top w:val="single" w:sz="4" w:space="0" w:color="auto"/>
-              <w:left w:val="single" w:sz="4" w:space="0" w:color="auto"/>
-              <w:bottom w:val="single" w:sz="4" w:space="0" w:color="auto"/>
-              <w:right w:val="single" w:sz="4" w:space="0" w:color="auto"/>
-            </w:tcBorders>
-            <w:vAlign w:val="center"/>
-          </w:tcPr>
-          <w:p>
-            <w:pPr>
-              <w:spacing w:before="40" w:after="40"/>
-              <w:jc w:val="center"/>
-              <w:rPr>
-                <w:sz w:val="20"/>
-                <w:szCs w:val="20"/>
-              </w:rPr>
-            </w:pPr>
-            <w:r>
-              <w:rPr>
-                <w:sz w:val="20"/>
-                <w:szCs w:val="20"/>
-              </w:rPr>
-              <w:t xml:space="preserve">1,29</w:t>
-            </w:r>
-          </w:p>
-        </w:tc>
-        <w:tc>
-          <w:tcPr>
-            <w:tcW w:w="1250" w:type="dxa"/>
+              <w:t xml:space="preserve">Sí</w:t>
+            </w:r>
+          </w:p>
+        </w:tc>
+        <w:tc>
+          <w:tcPr>
+            <w:tcW w:w="1500" w:type="dxa"/>
             <w:tcBorders>
               <w:top w:val="single" w:sz="4" w:space="0" w:color="auto"/>
               <w:left w:val="single" w:sz="4" w:space="0" w:color="auto"/>
@@ -2307,35 +2336,6 @@
                 <w:szCs w:val="20"/>
               </w:rPr>
               <w:t xml:space="preserve">No</w:t>
-            </w:r>
-          </w:p>
-        </w:tc>
-        <w:tc>
-          <w:tcPr>
-            <w:tcW w:w="1600" w:type="dxa"/>
-            <w:tcBorders>
-              <w:top w:val="single" w:sz="4" w:space="0" w:color="auto"/>
-              <w:left w:val="single" w:sz="4" w:space="0" w:color="auto"/>
-              <w:bottom w:val="single" w:sz="4" w:space="0" w:color="auto"/>
-              <w:right w:val="single" w:sz="4" w:space="0" w:color="auto"/>
-            </w:tcBorders>
-            <w:vAlign w:val="center"/>
-          </w:tcPr>
-          <w:p>
-            <w:pPr>
-              <w:spacing w:before="40" w:after="40"/>
-              <w:jc w:val="center"/>
-              <w:rPr>
-                <w:sz w:val="20"/>
-                <w:szCs w:val="20"/>
-              </w:rPr>
-            </w:pPr>
-            <w:r>
-              <w:rPr>
-                <w:sz w:val="20"/>
-                <w:szCs w:val="20"/>
-              </w:rPr>
-              <w:t xml:space="preserve">Sí</w:t>
             </w:r>
           </w:p>
         </w:tc>
@@ -2346,30 +2346,88 @@
         </w:trPr>
         <w:tc>
           <w:tcPr>
-            <w:tcW w:w="3100" w:type="dxa"/>
-            <w:tcBorders>
-              <w:top w:val="single" w:sz="4" w:space="0" w:color="auto"/>
-              <w:left w:val="single" w:sz="4" w:space="0" w:color="auto"/>
-              <w:bottom w:val="single" w:sz="4" w:space="0" w:color="auto"/>
-              <w:right w:val="single" w:sz="4" w:space="0" w:color="auto"/>
-            </w:tcBorders>
-            <w:vAlign w:val="center"/>
-          </w:tcPr>
-          <w:p>
-            <w:pPr>
-              <w:spacing w:before="40" w:after="40"/>
-              <w:jc w:val="center"/>
-              <w:rPr>
-                <w:sz w:val="20"/>
-                <w:szCs w:val="20"/>
-              </w:rPr>
-            </w:pPr>
-            <w:r>
-              <w:rPr>
-                <w:sz w:val="20"/>
-                <w:szCs w:val="20"/>
-              </w:rPr>
-              <w:t xml:space="preserve">Transformador Los Peumos 220/66 kV</w:t>
+            <w:tcW w:w="3700" w:type="dxa"/>
+            <w:tcBorders>
+              <w:top w:val="single" w:sz="4" w:space="0" w:color="auto"/>
+              <w:left w:val="single" w:sz="4" w:space="0" w:color="auto"/>
+              <w:bottom w:val="single" w:sz="4" w:space="0" w:color="auto"/>
+              <w:right w:val="single" w:sz="4" w:space="0" w:color="auto"/>
+            </w:tcBorders>
+            <w:vAlign w:val="center"/>
+          </w:tcPr>
+          <w:p>
+            <w:pPr>
+              <w:spacing w:before="40" w:after="40"/>
+              <w:jc w:val="center"/>
+              <w:rPr>
+                <w:sz w:val="20"/>
+                <w:szCs w:val="20"/>
+              </w:rPr>
+            </w:pPr>
+            <w:r>
+              <w:rPr>
+                <w:sz w:val="20"/>
+                <w:szCs w:val="20"/>
+              </w:rPr>
+              <w:t xml:space="preserve">Hasta Ancoa 220 kV</w:t>
+            </w:r>
+          </w:p>
+        </w:tc>
+        <w:tc>
+          <w:tcPr>
+            <w:tcW w:w="1000" w:type="dxa"/>
+            <w:tcBorders>
+              <w:top w:val="single" w:sz="4" w:space="0" w:color="auto"/>
+              <w:left w:val="single" w:sz="4" w:space="0" w:color="auto"/>
+              <w:bottom w:val="single" w:sz="4" w:space="0" w:color="auto"/>
+              <w:right w:val="single" w:sz="4" w:space="0" w:color="auto"/>
+            </w:tcBorders>
+            <w:vAlign w:val="center"/>
+          </w:tcPr>
+          <w:p>
+            <w:pPr>
+              <w:spacing w:before="40" w:after="40"/>
+              <w:jc w:val="center"/>
+              <w:rPr>
+                <w:sz w:val="20"/>
+                <w:szCs w:val="20"/>
+              </w:rPr>
+            </w:pPr>
+            <w:r>
+              <w:rPr>
+                <w:sz w:val="20"/>
+                <w:szCs w:val="20"/>
+              </w:rPr>
+              <w:t xml:space="preserve"/>
+            </w:r>
+          </w:p>
+        </w:tc>
+        <w:tc>
+          <w:tcPr>
+            <w:tcW w:w="1150" w:type="dxa"/>
+            <w:tcBorders>
+              <w:top w:val="single" w:sz="4" w:space="0" w:color="auto"/>
+              <w:left w:val="single" w:sz="4" w:space="0" w:color="auto"/>
+              <w:bottom w:val="single" w:sz="4" w:space="0" w:color="auto"/>
+              <w:right w:val="single" w:sz="4" w:space="0" w:color="auto"/>
+            </w:tcBorders>
+            <w:vAlign w:val="center"/>
+          </w:tcPr>
+          <w:p>
+            <w:pPr>
+              <w:spacing w:before="40" w:after="40"/>
+              <w:jc w:val="center"/>
+              <w:rPr>
+                <w:sz w:val="20"/>
+                <w:szCs w:val="20"/>
+              </w:rPr>
+            </w:pPr>
+            <w:r>
+              <w:rPr>
+                <w:sz w:val="20"/>
+                <w:szCs w:val="20"/>
+              </w:rPr>
+              <w:t xml:space="preserve">130,5</w:t>
             </w:r>
           </w:p>
         </w:tc>
@@ -2398,7 +2456,7 @@
                 <w:sz w:val="20"/>
                 <w:szCs w:val="20"/>
               </w:rPr>
-              <w:t xml:space="preserve">220/66</w:t>
+              <w:t xml:space="preserve">307,9</w:t>
             </w:r>
           </w:p>
         </w:tc>
@@ -2427,94 +2485,36 @@
                 <w:sz w:val="20"/>
                 <w:szCs w:val="20"/>
               </w:rPr>
-              <w:t xml:space="preserve">0,0</w:t>
-            </w:r>
-          </w:p>
-        </w:tc>
-        <w:tc>
-          <w:tcPr>
-            <w:tcW w:w="1150" w:type="dxa"/>
-            <w:tcBorders>
-              <w:top w:val="single" w:sz="4" w:space="0" w:color="auto"/>
-              <w:left w:val="single" w:sz="4" w:space="0" w:color="auto"/>
-              <w:bottom w:val="single" w:sz="4" w:space="0" w:color="auto"/>
-              <w:right w:val="single" w:sz="4" w:space="0" w:color="auto"/>
-            </w:tcBorders>
-            <w:vAlign w:val="center"/>
-          </w:tcPr>
-          <w:p>
-            <w:pPr>
-              <w:spacing w:before="40" w:after="40"/>
-              <w:jc w:val="center"/>
-              <w:rPr>
-                <w:sz w:val="20"/>
-                <w:szCs w:val="20"/>
-              </w:rPr>
-            </w:pPr>
-            <w:r>
-              <w:rPr>
-                <w:sz w:val="20"/>
-                <w:szCs w:val="20"/>
-              </w:rPr>
-              <w:t xml:space="preserve">28,61</w:t>
-            </w:r>
-          </w:p>
-        </w:tc>
-        <w:tc>
-          <w:tcPr>
-            <w:tcW w:w="1250" w:type="dxa"/>
-            <w:tcBorders>
-              <w:top w:val="single" w:sz="4" w:space="0" w:color="auto"/>
-              <w:left w:val="single" w:sz="4" w:space="0" w:color="auto"/>
-              <w:bottom w:val="single" w:sz="4" w:space="0" w:color="auto"/>
-              <w:right w:val="single" w:sz="4" w:space="0" w:color="auto"/>
-            </w:tcBorders>
-            <w:vAlign w:val="center"/>
-          </w:tcPr>
-          <w:p>
-            <w:pPr>
-              <w:spacing w:before="40" w:after="40"/>
-              <w:jc w:val="center"/>
-              <w:rPr>
-                <w:sz w:val="20"/>
-                <w:szCs w:val="20"/>
-              </w:rPr>
-            </w:pPr>
-            <w:r>
-              <w:rPr>
-                <w:sz w:val="20"/>
-                <w:szCs w:val="20"/>
-              </w:rPr>
-              <w:t xml:space="preserve">No</w:t>
-            </w:r>
-          </w:p>
-        </w:tc>
-        <w:tc>
-          <w:tcPr>
-            <w:tcW w:w="1600" w:type="dxa"/>
-            <w:tcBorders>
-              <w:top w:val="single" w:sz="4" w:space="0" w:color="auto"/>
-              <w:left w:val="single" w:sz="4" w:space="0" w:color="auto"/>
-              <w:bottom w:val="single" w:sz="4" w:space="0" w:color="auto"/>
-              <w:right w:val="single" w:sz="4" w:space="0" w:color="auto"/>
-            </w:tcBorders>
-            <w:vAlign w:val="center"/>
-          </w:tcPr>
-          <w:p>
-            <w:pPr>
-              <w:spacing w:before="40" w:after="40"/>
-              <w:jc w:val="center"/>
-              <w:rPr>
-                <w:sz w:val="20"/>
-                <w:szCs w:val="20"/>
-              </w:rPr>
-            </w:pPr>
-            <w:r>
-              <w:rPr>
-                <w:sz w:val="20"/>
-                <w:szCs w:val="20"/>
-              </w:rPr>
-              <w:t xml:space="preserve">Sí</w:t>
+              <w:t xml:space="preserve">Descartado</w:t>
+            </w:r>
+          </w:p>
+        </w:tc>
+        <w:tc>
+          <w:tcPr>
+            <w:tcW w:w="1500" w:type="dxa"/>
+            <w:tcBorders>
+              <w:top w:val="single" w:sz="4" w:space="0" w:color="auto"/>
+              <w:left w:val="single" w:sz="4" w:space="0" w:color="auto"/>
+              <w:bottom w:val="single" w:sz="4" w:space="0" w:color="auto"/>
+              <w:right w:val="single" w:sz="4" w:space="0" w:color="auto"/>
+            </w:tcBorders>
+            <w:vAlign w:val="center"/>
+          </w:tcPr>
+          <w:p>
+            <w:pPr>
+              <w:spacing w:before="40" w:after="40"/>
+              <w:jc w:val="center"/>
+              <w:rPr>
+                <w:sz w:val="20"/>
+                <w:szCs w:val="20"/>
+              </w:rPr>
+            </w:pPr>
+            <w:r>
+              <w:rPr>
+                <w:sz w:val="20"/>
+                <w:szCs w:val="20"/>
+              </w:rPr>
+              <w:t xml:space="preserve"/>
             </w:r>
           </w:p>
         </w:tc>
@@ -2525,34 +2525,88 @@
         </w:trPr>
         <w:tc>
           <w:tcPr>
-            <w:tcW w:w="3100" w:type="dxa"/>
-            <w:tcBorders>
-              <w:top w:val="single" w:sz="4" w:space="0" w:color="auto"/>
-              <w:left w:val="single" w:sz="4" w:space="0" w:color="auto"/>
-              <w:bottom w:val="single" w:sz="4" w:space="0" w:color="auto"/>
-              <w:right w:val="single" w:sz="4" w:space="0" w:color="auto"/>
-            </w:tcBorders>
-            <w:vAlign w:val="center"/>
-          </w:tcPr>
-          <w:p>
-            <w:pPr>
-              <w:spacing w:before="40" w:after="40"/>
-              <w:jc w:val="center"/>
-              <w:rPr>
-                <w:b/>
-                <w:bCs/>
-                <w:sz w:val="20"/>
-                <w:szCs w:val="20"/>
-              </w:rPr>
-            </w:pPr>
-            <w:r>
-              <w:rPr>
-                <w:b/>
-                <w:bCs/>
-                <w:sz w:val="20"/>
-                <w:szCs w:val="20"/>
-              </w:rPr>
-              <w:t xml:space="preserve">Hasta Los Peumos 220 kV</w:t>
+            <w:tcW w:w="3700" w:type="dxa"/>
+            <w:tcBorders>
+              <w:top w:val="single" w:sz="4" w:space="0" w:color="auto"/>
+              <w:left w:val="single" w:sz="4" w:space="0" w:color="auto"/>
+              <w:bottom w:val="single" w:sz="4" w:space="0" w:color="auto"/>
+              <w:right w:val="single" w:sz="4" w:space="0" w:color="auto"/>
+            </w:tcBorders>
+            <w:vAlign w:val="center"/>
+          </w:tcPr>
+          <w:p>
+            <w:pPr>
+              <w:spacing w:before="40" w:after="40"/>
+              <w:jc w:val="center"/>
+              <w:rPr>
+                <w:sz w:val="20"/>
+                <w:szCs w:val="20"/>
+              </w:rPr>
+            </w:pPr>
+            <w:r>
+              <w:rPr>
+                <w:sz w:val="20"/>
+                <w:szCs w:val="20"/>
+              </w:rPr>
+              <w:t xml:space="preserve">Itahue – Molina – Curicó – Rauquén – Teno – Quinta – Chimbarongo – San Fernando (7 líneas)</w:t>
+            </w:r>
+          </w:p>
+        </w:tc>
+        <w:tc>
+          <w:tcPr>
+            <w:tcW w:w="1000" w:type="dxa"/>
+            <w:tcBorders>
+              <w:top w:val="single" w:sz="4" w:space="0" w:color="auto"/>
+              <w:left w:val="single" w:sz="4" w:space="0" w:color="auto"/>
+              <w:bottom w:val="single" w:sz="4" w:space="0" w:color="auto"/>
+              <w:right w:val="single" w:sz="4" w:space="0" w:color="auto"/>
+            </w:tcBorders>
+            <w:vAlign w:val="center"/>
+          </w:tcPr>
+          <w:p>
+            <w:pPr>
+              <w:spacing w:before="40" w:after="40"/>
+              <w:jc w:val="center"/>
+              <w:rPr>
+                <w:sz w:val="20"/>
+                <w:szCs w:val="20"/>
+              </w:rPr>
+            </w:pPr>
+            <w:r>
+              <w:rPr>
+                <w:sz w:val="20"/>
+                <w:szCs w:val="20"/>
+              </w:rPr>
+              <w:t xml:space="preserve">66</w:t>
+            </w:r>
+          </w:p>
+        </w:tc>
+        <w:tc>
+          <w:tcPr>
+            <w:tcW w:w="1150" w:type="dxa"/>
+            <w:tcBorders>
+              <w:top w:val="single" w:sz="4" w:space="0" w:color="auto"/>
+              <w:left w:val="single" w:sz="4" w:space="0" w:color="auto"/>
+              <w:bottom w:val="single" w:sz="4" w:space="0" w:color="auto"/>
+              <w:right w:val="single" w:sz="4" w:space="0" w:color="auto"/>
+            </w:tcBorders>
+            <w:vAlign w:val="center"/>
+          </w:tcPr>
+          <w:p>
+            <w:pPr>
+              <w:spacing w:before="40" w:after="40"/>
+              <w:jc w:val="center"/>
+              <w:rPr>
+                <w:sz w:val="20"/>
+                <w:szCs w:val="20"/>
+              </w:rPr>
+            </w:pPr>
+            <w:r>
+              <w:rPr>
+                <w:sz w:val="20"/>
+                <w:szCs w:val="20"/>
+              </w:rPr>
+              <w:t xml:space="preserve">75,2</w:t>
             </w:r>
           </w:p>
         </w:tc>
@@ -2572,20 +2626,16 @@
               <w:spacing w:before="40" w:after="40"/>
               <w:jc w:val="center"/>
               <w:rPr>
-                <w:b/>
-                <w:bCs/>
-                <w:sz w:val="20"/>
-                <w:szCs w:val="20"/>
-              </w:rPr>
-            </w:pPr>
-            <w:r>
-              <w:rPr>
-                <w:b/>
-                <w:bCs/>
-                <w:sz w:val="20"/>
-                <w:szCs w:val="20"/>
-              </w:rPr>
-              <w:t xml:space="preserve"/>
+                <w:sz w:val="20"/>
+                <w:szCs w:val="20"/>
+              </w:rPr>
+            </w:pPr>
+            <w:r>
+              <w:rPr>
+                <w:sz w:val="20"/>
+                <w:szCs w:val="20"/>
+              </w:rPr>
+              <w:t xml:space="preserve">29,70</w:t>
             </w:r>
           </w:p>
         </w:tc>
@@ -2605,119 +2655,45 @@
               <w:spacing w:before="40" w:after="40"/>
               <w:jc w:val="center"/>
               <w:rPr>
-                <w:b/>
-                <w:bCs/>
-                <w:sz w:val="20"/>
-                <w:szCs w:val="20"/>
-              </w:rPr>
-            </w:pPr>
-            <w:r>
-              <w:rPr>
-                <w:b/>
-                <w:bCs/>
-                <w:sz w:val="20"/>
-                <w:szCs w:val="20"/>
-              </w:rPr>
-              <w:t xml:space="preserve">61,5</w:t>
-            </w:r>
-          </w:p>
-        </w:tc>
-        <w:tc>
-          <w:tcPr>
-            <w:tcW w:w="1150" w:type="dxa"/>
-            <w:tcBorders>
-              <w:top w:val="single" w:sz="4" w:space="0" w:color="auto"/>
-              <w:left w:val="single" w:sz="4" w:space="0" w:color="auto"/>
-              <w:bottom w:val="single" w:sz="4" w:space="0" w:color="auto"/>
-              <w:right w:val="single" w:sz="4" w:space="0" w:color="auto"/>
-            </w:tcBorders>
-            <w:vAlign w:val="center"/>
-          </w:tcPr>
-          <w:p>
-            <w:pPr>
-              <w:spacing w:before="40" w:after="40"/>
-              <w:jc w:val="center"/>
-              <w:rPr>
-                <w:b/>
-                <w:bCs/>
-                <w:sz w:val="20"/>
-                <w:szCs w:val="20"/>
-              </w:rPr>
-            </w:pPr>
-            <w:r>
-              <w:rPr>
-                <w:b/>
-                <w:bCs/>
-                <w:sz w:val="20"/>
-                <w:szCs w:val="20"/>
-              </w:rPr>
-              <w:t xml:space="preserve">53,7</w:t>
-            </w:r>
-          </w:p>
-        </w:tc>
-        <w:tc>
-          <w:tcPr>
-            <w:tcW w:w="1250" w:type="dxa"/>
-            <w:tcBorders>
-              <w:top w:val="single" w:sz="4" w:space="0" w:color="auto"/>
-              <w:left w:val="single" w:sz="4" w:space="0" w:color="auto"/>
-              <w:bottom w:val="single" w:sz="4" w:space="0" w:color="auto"/>
-              <w:right w:val="single" w:sz="4" w:space="0" w:color="auto"/>
-            </w:tcBorders>
-            <w:vAlign w:val="center"/>
-          </w:tcPr>
-          <w:p>
-            <w:pPr>
-              <w:spacing w:before="40" w:after="40"/>
-              <w:jc w:val="center"/>
-              <w:rPr>
-                <w:b/>
-                <w:bCs/>
-                <w:sz w:val="20"/>
-                <w:szCs w:val="20"/>
-              </w:rPr>
-            </w:pPr>
-            <w:r>
-              <w:rPr>
-                <w:b/>
-                <w:bCs/>
-                <w:sz w:val="20"/>
-                <w:szCs w:val="20"/>
-              </w:rPr>
-              <w:t xml:space="preserve"/>
-            </w:r>
-          </w:p>
-        </w:tc>
-        <w:tc>
-          <w:tcPr>
-            <w:tcW w:w="1600" w:type="dxa"/>
-            <w:tcBorders>
-              <w:top w:val="single" w:sz="4" w:space="0" w:color="auto"/>
-              <w:left w:val="single" w:sz="4" w:space="0" w:color="auto"/>
-              <w:bottom w:val="single" w:sz="4" w:space="0" w:color="auto"/>
-              <w:right w:val="single" w:sz="4" w:space="0" w:color="auto"/>
-            </w:tcBorders>
-            <w:vAlign w:val="center"/>
-          </w:tcPr>
-          <w:p>
-            <w:pPr>
-              <w:spacing w:before="40" w:after="40"/>
-              <w:jc w:val="center"/>
-              <w:rPr>
-                <w:b/>
-                <w:bCs/>
-                <w:sz w:val="20"/>
-                <w:szCs w:val="20"/>
-              </w:rPr>
-            </w:pPr>
-            <w:r>
-              <w:rPr>
-                <w:b/>
-                <w:bCs/>
-                <w:sz w:val="20"/>
-                <w:szCs w:val="20"/>
-              </w:rPr>
-              <w:t xml:space="preserve">Seleccionado</w:t>
+                <w:sz w:val="20"/>
+                <w:szCs w:val="20"/>
+              </w:rPr>
+            </w:pPr>
+            <w:r>
+              <w:rPr>
+                <w:sz w:val="20"/>
+                <w:szCs w:val="20"/>
+              </w:rPr>
+              <w:t xml:space="preserve">No</w:t>
+            </w:r>
+          </w:p>
+        </w:tc>
+        <w:tc>
+          <w:tcPr>
+            <w:tcW w:w="1500" w:type="dxa"/>
+            <w:tcBorders>
+              <w:top w:val="single" w:sz="4" w:space="0" w:color="auto"/>
+              <w:left w:val="single" w:sz="4" w:space="0" w:color="auto"/>
+              <w:bottom w:val="single" w:sz="4" w:space="0" w:color="auto"/>
+              <w:right w:val="single" w:sz="4" w:space="0" w:color="auto"/>
+            </w:tcBorders>
+            <w:vAlign w:val="center"/>
+          </w:tcPr>
+          <w:p>
+            <w:pPr>
+              <w:spacing w:before="40" w:after="40"/>
+              <w:jc w:val="center"/>
+              <w:rPr>
+                <w:sz w:val="20"/>
+                <w:szCs w:val="20"/>
+              </w:rPr>
+            </w:pPr>
+            <w:r>
+              <w:rPr>
+                <w:sz w:val="20"/>
+                <w:szCs w:val="20"/>
+              </w:rPr>
+              <w:t xml:space="preserve">Sí</w:t>
             </w:r>
           </w:p>
         </w:tc>
@@ -2728,30 +2704,88 @@
         </w:trPr>
         <w:tc>
           <w:tcPr>
-            <w:tcW w:w="3100" w:type="dxa"/>
-            <w:tcBorders>
-              <w:top w:val="single" w:sz="4" w:space="0" w:color="auto"/>
-              <w:left w:val="single" w:sz="4" w:space="0" w:color="auto"/>
-              <w:bottom w:val="single" w:sz="4" w:space="0" w:color="auto"/>
-              <w:right w:val="single" w:sz="4" w:space="0" w:color="auto"/>
-            </w:tcBorders>
-            <w:vAlign w:val="center"/>
-          </w:tcPr>
-          <w:p>
-            <w:pPr>
-              <w:spacing w:before="40" w:after="40"/>
-              <w:jc w:val="center"/>
-              <w:rPr>
-                <w:sz w:val="20"/>
-                <w:szCs w:val="20"/>
-              </w:rPr>
-            </w:pPr>
-            <w:r>
-              <w:rPr>
-                <w:sz w:val="20"/>
-                <w:szCs w:val="20"/>
-              </w:rPr>
-              <w:t xml:space="preserve">Los Peumos – Temuco 220 kV</w:t>
+            <w:tcW w:w="3700" w:type="dxa"/>
+            <w:tcBorders>
+              <w:top w:val="single" w:sz="4" w:space="0" w:color="auto"/>
+              <w:left w:val="single" w:sz="4" w:space="0" w:color="auto"/>
+              <w:bottom w:val="single" w:sz="4" w:space="0" w:color="auto"/>
+              <w:right w:val="single" w:sz="4" w:space="0" w:color="auto"/>
+            </w:tcBorders>
+            <w:vAlign w:val="center"/>
+          </w:tcPr>
+          <w:p>
+            <w:pPr>
+              <w:spacing w:before="40" w:after="40"/>
+              <w:jc w:val="center"/>
+              <w:rPr>
+                <w:sz w:val="20"/>
+                <w:szCs w:val="20"/>
+              </w:rPr>
+            </w:pPr>
+            <w:r>
+              <w:rPr>
+                <w:sz w:val="20"/>
+                <w:szCs w:val="20"/>
+              </w:rPr>
+              <w:t xml:space="preserve">Transformador San Fernando 154/66 kV</w:t>
+            </w:r>
+          </w:p>
+        </w:tc>
+        <w:tc>
+          <w:tcPr>
+            <w:tcW w:w="1000" w:type="dxa"/>
+            <w:tcBorders>
+              <w:top w:val="single" w:sz="4" w:space="0" w:color="auto"/>
+              <w:left w:val="single" w:sz="4" w:space="0" w:color="auto"/>
+              <w:bottom w:val="single" w:sz="4" w:space="0" w:color="auto"/>
+              <w:right w:val="single" w:sz="4" w:space="0" w:color="auto"/>
+            </w:tcBorders>
+            <w:vAlign w:val="center"/>
+          </w:tcPr>
+          <w:p>
+            <w:pPr>
+              <w:spacing w:before="40" w:after="40"/>
+              <w:jc w:val="center"/>
+              <w:rPr>
+                <w:sz w:val="20"/>
+                <w:szCs w:val="20"/>
+              </w:rPr>
+            </w:pPr>
+            <w:r>
+              <w:rPr>
+                <w:sz w:val="20"/>
+                <w:szCs w:val="20"/>
+              </w:rPr>
+              <w:t xml:space="preserve">154/66</w:t>
+            </w:r>
+          </w:p>
+        </w:tc>
+        <w:tc>
+          <w:tcPr>
+            <w:tcW w:w="1150" w:type="dxa"/>
+            <w:tcBorders>
+              <w:top w:val="single" w:sz="4" w:space="0" w:color="auto"/>
+              <w:left w:val="single" w:sz="4" w:space="0" w:color="auto"/>
+              <w:bottom w:val="single" w:sz="4" w:space="0" w:color="auto"/>
+              <w:right w:val="single" w:sz="4" w:space="0" w:color="auto"/>
+            </w:tcBorders>
+            <w:vAlign w:val="center"/>
+          </w:tcPr>
+          <w:p>
+            <w:pPr>
+              <w:spacing w:before="40" w:after="40"/>
+              <w:jc w:val="center"/>
+              <w:rPr>
+                <w:sz w:val="20"/>
+                <w:szCs w:val="20"/>
+              </w:rPr>
+            </w:pPr>
+            <w:r>
+              <w:rPr>
+                <w:sz w:val="20"/>
+                <w:szCs w:val="20"/>
+              </w:rPr>
+              <w:t xml:space="preserve">0,0</w:t>
             </w:r>
           </w:p>
         </w:tc>
@@ -2780,7 +2814,7 @@
                 <w:sz w:val="20"/>
                 <w:szCs w:val="20"/>
               </w:rPr>
-              <w:t xml:space="preserve">220</w:t>
+              <w:t xml:space="preserve">38,12</w:t>
             </w:r>
           </w:p>
         </w:tc>
@@ -2809,71 +2843,13 @@
                 <w:sz w:val="20"/>
                 <w:szCs w:val="20"/>
               </w:rPr>
-              <w:t xml:space="preserve">59,8</w:t>
-            </w:r>
-          </w:p>
-        </w:tc>
-        <w:tc>
-          <w:tcPr>
-            <w:tcW w:w="1150" w:type="dxa"/>
-            <w:tcBorders>
-              <w:top w:val="single" w:sz="4" w:space="0" w:color="auto"/>
-              <w:left w:val="single" w:sz="4" w:space="0" w:color="auto"/>
-              <w:bottom w:val="single" w:sz="4" w:space="0" w:color="auto"/>
-              <w:right w:val="single" w:sz="4" w:space="0" w:color="auto"/>
-            </w:tcBorders>
-            <w:vAlign w:val="center"/>
-          </w:tcPr>
-          <w:p>
-            <w:pPr>
-              <w:spacing w:before="40" w:after="40"/>
-              <w:jc w:val="center"/>
-              <w:rPr>
-                <w:sz w:val="20"/>
-                <w:szCs w:val="20"/>
-              </w:rPr>
-            </w:pPr>
-            <w:r>
-              <w:rPr>
-                <w:sz w:val="20"/>
-                <w:szCs w:val="20"/>
-              </w:rPr>
-              <w:t xml:space="preserve">22,89</w:t>
-            </w:r>
-          </w:p>
-        </w:tc>
-        <w:tc>
-          <w:tcPr>
-            <w:tcW w:w="1250" w:type="dxa"/>
-            <w:tcBorders>
-              <w:top w:val="single" w:sz="4" w:space="0" w:color="auto"/>
-              <w:left w:val="single" w:sz="4" w:space="0" w:color="auto"/>
-              <w:bottom w:val="single" w:sz="4" w:space="0" w:color="auto"/>
-              <w:right w:val="single" w:sz="4" w:space="0" w:color="auto"/>
-            </w:tcBorders>
-            <w:vAlign w:val="center"/>
-          </w:tcPr>
-          <w:p>
-            <w:pPr>
-              <w:spacing w:before="40" w:after="40"/>
-              <w:jc w:val="center"/>
-              <w:rPr>
-                <w:sz w:val="20"/>
-                <w:szCs w:val="20"/>
-              </w:rPr>
-            </w:pPr>
-            <w:r>
-              <w:rPr>
-                <w:sz w:val="20"/>
-                <w:szCs w:val="20"/>
-              </w:rPr>
               <w:t xml:space="preserve">No</w:t>
             </w:r>
           </w:p>
         </w:tc>
         <w:tc>
           <w:tcPr>
-            <w:tcW w:w="1600" w:type="dxa"/>
+            <w:tcW w:w="1500" w:type="dxa"/>
             <w:tcBorders>
               <w:top w:val="single" w:sz="4" w:space="0" w:color="auto"/>
               <w:left w:val="single" w:sz="4" w:space="0" w:color="auto"/>
@@ -2907,7 +2883,544 @@
         </w:trPr>
         <w:tc>
           <w:tcPr>
-            <w:tcW w:w="3100" w:type="dxa"/>
+            <w:tcW w:w="3700" w:type="dxa"/>
+            <w:tcBorders>
+              <w:top w:val="single" w:sz="4" w:space="0" w:color="auto"/>
+              <w:left w:val="single" w:sz="4" w:space="0" w:color="auto"/>
+              <w:bottom w:val="single" w:sz="4" w:space="0" w:color="auto"/>
+              <w:right w:val="single" w:sz="4" w:space="0" w:color="auto"/>
+            </w:tcBorders>
+            <w:vAlign w:val="center"/>
+          </w:tcPr>
+          <w:p>
+            <w:pPr>
+              <w:spacing w:before="40" w:after="40"/>
+              <w:jc w:val="center"/>
+              <w:rPr>
+                <w:sz w:val="20"/>
+                <w:szCs w:val="20"/>
+              </w:rPr>
+            </w:pPr>
+            <w:r>
+              <w:rPr>
+                <w:sz w:val="20"/>
+                <w:szCs w:val="20"/>
+              </w:rPr>
+              <w:t xml:space="preserve">San Fernando – Tinguiririca</w:t>
+            </w:r>
+          </w:p>
+        </w:tc>
+        <w:tc>
+          <w:tcPr>
+            <w:tcW w:w="1000" w:type="dxa"/>
+            <w:tcBorders>
+              <w:top w:val="single" w:sz="4" w:space="0" w:color="auto"/>
+              <w:left w:val="single" w:sz="4" w:space="0" w:color="auto"/>
+              <w:bottom w:val="single" w:sz="4" w:space="0" w:color="auto"/>
+              <w:right w:val="single" w:sz="4" w:space="0" w:color="auto"/>
+            </w:tcBorders>
+            <w:vAlign w:val="center"/>
+          </w:tcPr>
+          <w:p>
+            <w:pPr>
+              <w:spacing w:before="40" w:after="40"/>
+              <w:jc w:val="center"/>
+              <w:rPr>
+                <w:sz w:val="20"/>
+                <w:szCs w:val="20"/>
+              </w:rPr>
+            </w:pPr>
+            <w:r>
+              <w:rPr>
+                <w:sz w:val="20"/>
+                <w:szCs w:val="20"/>
+              </w:rPr>
+              <w:t xml:space="preserve">154</w:t>
+            </w:r>
+          </w:p>
+        </w:tc>
+        <w:tc>
+          <w:tcPr>
+            <w:tcW w:w="1150" w:type="dxa"/>
+            <w:tcBorders>
+              <w:top w:val="single" w:sz="4" w:space="0" w:color="auto"/>
+              <w:left w:val="single" w:sz="4" w:space="0" w:color="auto"/>
+              <w:bottom w:val="single" w:sz="4" w:space="0" w:color="auto"/>
+              <w:right w:val="single" w:sz="4" w:space="0" w:color="auto"/>
+            </w:tcBorders>
+            <w:vAlign w:val="center"/>
+          </w:tcPr>
+          <w:p>
+            <w:pPr>
+              <w:spacing w:before="40" w:after="40"/>
+              <w:jc w:val="center"/>
+              <w:rPr>
+                <w:sz w:val="20"/>
+                <w:szCs w:val="20"/>
+              </w:rPr>
+            </w:pPr>
+            <w:r>
+              <w:rPr>
+                <w:sz w:val="20"/>
+                <w:szCs w:val="20"/>
+              </w:rPr>
+              <w:t xml:space="preserve">2,0</w:t>
+            </w:r>
+          </w:p>
+        </w:tc>
+        <w:tc>
+          <w:tcPr>
+            <w:tcW w:w="1050" w:type="dxa"/>
+            <w:tcBorders>
+              <w:top w:val="single" w:sz="4" w:space="0" w:color="auto"/>
+              <w:left w:val="single" w:sz="4" w:space="0" w:color="auto"/>
+              <w:bottom w:val="single" w:sz="4" w:space="0" w:color="auto"/>
+              <w:right w:val="single" w:sz="4" w:space="0" w:color="auto"/>
+            </w:tcBorders>
+            <w:vAlign w:val="center"/>
+          </w:tcPr>
+          <w:p>
+            <w:pPr>
+              <w:spacing w:before="40" w:after="40"/>
+              <w:jc w:val="center"/>
+              <w:rPr>
+                <w:sz w:val="20"/>
+                <w:szCs w:val="20"/>
+              </w:rPr>
+            </w:pPr>
+            <w:r>
+              <w:rPr>
+                <w:sz w:val="20"/>
+                <w:szCs w:val="20"/>
+              </w:rPr>
+              <w:t xml:space="preserve">0,71</w:t>
+            </w:r>
+          </w:p>
+        </w:tc>
+        <w:tc>
+          <w:tcPr>
+            <w:tcW w:w="1250" w:type="dxa"/>
+            <w:tcBorders>
+              <w:top w:val="single" w:sz="4" w:space="0" w:color="auto"/>
+              <w:left w:val="single" w:sz="4" w:space="0" w:color="auto"/>
+              <w:bottom w:val="single" w:sz="4" w:space="0" w:color="auto"/>
+              <w:right w:val="single" w:sz="4" w:space="0" w:color="auto"/>
+            </w:tcBorders>
+            <w:vAlign w:val="center"/>
+          </w:tcPr>
+          <w:p>
+            <w:pPr>
+              <w:spacing w:before="40" w:after="40"/>
+              <w:jc w:val="center"/>
+              <w:rPr>
+                <w:sz w:val="20"/>
+                <w:szCs w:val="20"/>
+              </w:rPr>
+            </w:pPr>
+            <w:r>
+              <w:rPr>
+                <w:sz w:val="20"/>
+                <w:szCs w:val="20"/>
+              </w:rPr>
+              <w:t xml:space="preserve">No</w:t>
+            </w:r>
+          </w:p>
+        </w:tc>
+        <w:tc>
+          <w:tcPr>
+            <w:tcW w:w="1500" w:type="dxa"/>
+            <w:tcBorders>
+              <w:top w:val="single" w:sz="4" w:space="0" w:color="auto"/>
+              <w:left w:val="single" w:sz="4" w:space="0" w:color="auto"/>
+              <w:bottom w:val="single" w:sz="4" w:space="0" w:color="auto"/>
+              <w:right w:val="single" w:sz="4" w:space="0" w:color="auto"/>
+            </w:tcBorders>
+            <w:vAlign w:val="center"/>
+          </w:tcPr>
+          <w:p>
+            <w:pPr>
+              <w:spacing w:before="40" w:after="40"/>
+              <w:jc w:val="center"/>
+              <w:rPr>
+                <w:sz w:val="20"/>
+                <w:szCs w:val="20"/>
+              </w:rPr>
+            </w:pPr>
+            <w:r>
+              <w:rPr>
+                <w:sz w:val="20"/>
+                <w:szCs w:val="20"/>
+              </w:rPr>
+              <w:t xml:space="preserve">Sí</w:t>
+            </w:r>
+          </w:p>
+        </w:tc>
+      </w:tr>
+      <w:tr>
+        <w:trPr>
+          <w:trHeight w:val="300"/>
+        </w:trPr>
+        <w:tc>
+          <w:tcPr>
+            <w:tcW w:w="3700" w:type="dxa"/>
+            <w:tcBorders>
+              <w:top w:val="single" w:sz="4" w:space="0" w:color="auto"/>
+              <w:left w:val="single" w:sz="4" w:space="0" w:color="auto"/>
+              <w:bottom w:val="single" w:sz="4" w:space="0" w:color="auto"/>
+              <w:right w:val="single" w:sz="4" w:space="0" w:color="auto"/>
+            </w:tcBorders>
+            <w:vAlign w:val="center"/>
+          </w:tcPr>
+          <w:p>
+            <w:pPr>
+              <w:spacing w:before="40" w:after="40"/>
+              <w:jc w:val="center"/>
+              <w:rPr>
+                <w:sz w:val="20"/>
+                <w:szCs w:val="20"/>
+              </w:rPr>
+            </w:pPr>
+            <w:r>
+              <w:rPr>
+                <w:sz w:val="20"/>
+                <w:szCs w:val="20"/>
+              </w:rPr>
+              <w:t xml:space="preserve">Transformador Tinguiririca 220/154 kV</w:t>
+            </w:r>
+          </w:p>
+        </w:tc>
+        <w:tc>
+          <w:tcPr>
+            <w:tcW w:w="1000" w:type="dxa"/>
+            <w:tcBorders>
+              <w:top w:val="single" w:sz="4" w:space="0" w:color="auto"/>
+              <w:left w:val="single" w:sz="4" w:space="0" w:color="auto"/>
+              <w:bottom w:val="single" w:sz="4" w:space="0" w:color="auto"/>
+              <w:right w:val="single" w:sz="4" w:space="0" w:color="auto"/>
+            </w:tcBorders>
+            <w:vAlign w:val="center"/>
+          </w:tcPr>
+          <w:p>
+            <w:pPr>
+              <w:spacing w:before="40" w:after="40"/>
+              <w:jc w:val="center"/>
+              <w:rPr>
+                <w:sz w:val="20"/>
+                <w:szCs w:val="20"/>
+              </w:rPr>
+            </w:pPr>
+            <w:r>
+              <w:rPr>
+                <w:sz w:val="20"/>
+                <w:szCs w:val="20"/>
+              </w:rPr>
+              <w:t xml:space="preserve">220/154</w:t>
+            </w:r>
+          </w:p>
+        </w:tc>
+        <w:tc>
+          <w:tcPr>
+            <w:tcW w:w="1150" w:type="dxa"/>
+            <w:tcBorders>
+              <w:top w:val="single" w:sz="4" w:space="0" w:color="auto"/>
+              <w:left w:val="single" w:sz="4" w:space="0" w:color="auto"/>
+              <w:bottom w:val="single" w:sz="4" w:space="0" w:color="auto"/>
+              <w:right w:val="single" w:sz="4" w:space="0" w:color="auto"/>
+            </w:tcBorders>
+            <w:vAlign w:val="center"/>
+          </w:tcPr>
+          <w:p>
+            <w:pPr>
+              <w:spacing w:before="40" w:after="40"/>
+              <w:jc w:val="center"/>
+              <w:rPr>
+                <w:sz w:val="20"/>
+                <w:szCs w:val="20"/>
+              </w:rPr>
+            </w:pPr>
+            <w:r>
+              <w:rPr>
+                <w:sz w:val="20"/>
+                <w:szCs w:val="20"/>
+              </w:rPr>
+              <w:t xml:space="preserve">0,0</w:t>
+            </w:r>
+          </w:p>
+        </w:tc>
+        <w:tc>
+          <w:tcPr>
+            <w:tcW w:w="1050" w:type="dxa"/>
+            <w:tcBorders>
+              <w:top w:val="single" w:sz="4" w:space="0" w:color="auto"/>
+              <w:left w:val="single" w:sz="4" w:space="0" w:color="auto"/>
+              <w:bottom w:val="single" w:sz="4" w:space="0" w:color="auto"/>
+              <w:right w:val="single" w:sz="4" w:space="0" w:color="auto"/>
+            </w:tcBorders>
+            <w:vAlign w:val="center"/>
+          </w:tcPr>
+          <w:p>
+            <w:pPr>
+              <w:spacing w:before="40" w:after="40"/>
+              <w:jc w:val="center"/>
+              <w:rPr>
+                <w:sz w:val="20"/>
+                <w:szCs w:val="20"/>
+              </w:rPr>
+            </w:pPr>
+            <w:r>
+              <w:rPr>
+                <w:sz w:val="20"/>
+                <w:szCs w:val="20"/>
+              </w:rPr>
+              <w:t xml:space="preserve">13,95</w:t>
+            </w:r>
+          </w:p>
+        </w:tc>
+        <w:tc>
+          <w:tcPr>
+            <w:tcW w:w="1250" w:type="dxa"/>
+            <w:tcBorders>
+              <w:top w:val="single" w:sz="4" w:space="0" w:color="auto"/>
+              <w:left w:val="single" w:sz="4" w:space="0" w:color="auto"/>
+              <w:bottom w:val="single" w:sz="4" w:space="0" w:color="auto"/>
+              <w:right w:val="single" w:sz="4" w:space="0" w:color="auto"/>
+            </w:tcBorders>
+            <w:vAlign w:val="center"/>
+          </w:tcPr>
+          <w:p>
+            <w:pPr>
+              <w:spacing w:before="40" w:after="40"/>
+              <w:jc w:val="center"/>
+              <w:rPr>
+                <w:sz w:val="20"/>
+                <w:szCs w:val="20"/>
+              </w:rPr>
+            </w:pPr>
+            <w:r>
+              <w:rPr>
+                <w:sz w:val="20"/>
+                <w:szCs w:val="20"/>
+              </w:rPr>
+              <w:t xml:space="preserve">No</w:t>
+            </w:r>
+          </w:p>
+        </w:tc>
+        <w:tc>
+          <w:tcPr>
+            <w:tcW w:w="1500" w:type="dxa"/>
+            <w:tcBorders>
+              <w:top w:val="single" w:sz="4" w:space="0" w:color="auto"/>
+              <w:left w:val="single" w:sz="4" w:space="0" w:color="auto"/>
+              <w:bottom w:val="single" w:sz="4" w:space="0" w:color="auto"/>
+              <w:right w:val="single" w:sz="4" w:space="0" w:color="auto"/>
+            </w:tcBorders>
+            <w:vAlign w:val="center"/>
+          </w:tcPr>
+          <w:p>
+            <w:pPr>
+              <w:spacing w:before="40" w:after="40"/>
+              <w:jc w:val="center"/>
+              <w:rPr>
+                <w:sz w:val="20"/>
+                <w:szCs w:val="20"/>
+              </w:rPr>
+            </w:pPr>
+            <w:r>
+              <w:rPr>
+                <w:sz w:val="20"/>
+                <w:szCs w:val="20"/>
+              </w:rPr>
+              <w:t xml:space="preserve">Sí</w:t>
+            </w:r>
+          </w:p>
+        </w:tc>
+      </w:tr>
+      <w:tr>
+        <w:trPr>
+          <w:trHeight w:val="300"/>
+        </w:trPr>
+        <w:tc>
+          <w:tcPr>
+            <w:tcW w:w="3700" w:type="dxa"/>
+            <w:tcBorders>
+              <w:top w:val="single" w:sz="4" w:space="0" w:color="auto"/>
+              <w:left w:val="single" w:sz="4" w:space="0" w:color="auto"/>
+              <w:bottom w:val="single" w:sz="4" w:space="0" w:color="auto"/>
+              <w:right w:val="single" w:sz="4" w:space="0" w:color="auto"/>
+            </w:tcBorders>
+            <w:vAlign w:val="center"/>
+          </w:tcPr>
+          <w:p>
+            <w:pPr>
+              <w:spacing w:before="40" w:after="40"/>
+              <w:jc w:val="center"/>
+              <w:rPr>
+                <w:sz w:val="20"/>
+                <w:szCs w:val="20"/>
+              </w:rPr>
+            </w:pPr>
+            <w:r>
+              <w:rPr>
+                <w:sz w:val="20"/>
+                <w:szCs w:val="20"/>
+              </w:rPr>
+              <w:t xml:space="preserve">Tinguiririca – Puente Negro – Candelaria (2 líneas)</w:t>
+            </w:r>
+          </w:p>
+        </w:tc>
+        <w:tc>
+          <w:tcPr>
+            <w:tcW w:w="1000" w:type="dxa"/>
+            <w:tcBorders>
+              <w:top w:val="single" w:sz="4" w:space="0" w:color="auto"/>
+              <w:left w:val="single" w:sz="4" w:space="0" w:color="auto"/>
+              <w:bottom w:val="single" w:sz="4" w:space="0" w:color="auto"/>
+              <w:right w:val="single" w:sz="4" w:space="0" w:color="auto"/>
+            </w:tcBorders>
+            <w:vAlign w:val="center"/>
+          </w:tcPr>
+          <w:p>
+            <w:pPr>
+              <w:spacing w:before="40" w:after="40"/>
+              <w:jc w:val="center"/>
+              <w:rPr>
+                <w:sz w:val="20"/>
+                <w:szCs w:val="20"/>
+              </w:rPr>
+            </w:pPr>
+            <w:r>
+              <w:rPr>
+                <w:sz w:val="20"/>
+                <w:szCs w:val="20"/>
+              </w:rPr>
+              <w:t xml:space="preserve">220</w:t>
+            </w:r>
+          </w:p>
+        </w:tc>
+        <w:tc>
+          <w:tcPr>
+            <w:tcW w:w="1150" w:type="dxa"/>
+            <w:tcBorders>
+              <w:top w:val="single" w:sz="4" w:space="0" w:color="auto"/>
+              <w:left w:val="single" w:sz="4" w:space="0" w:color="auto"/>
+              <w:bottom w:val="single" w:sz="4" w:space="0" w:color="auto"/>
+              <w:right w:val="single" w:sz="4" w:space="0" w:color="auto"/>
+            </w:tcBorders>
+            <w:vAlign w:val="center"/>
+          </w:tcPr>
+          <w:p>
+            <w:pPr>
+              <w:spacing w:before="40" w:after="40"/>
+              <w:jc w:val="center"/>
+              <w:rPr>
+                <w:sz w:val="20"/>
+                <w:szCs w:val="20"/>
+              </w:rPr>
+            </w:pPr>
+            <w:r>
+              <w:rPr>
+                <w:sz w:val="20"/>
+                <w:szCs w:val="20"/>
+              </w:rPr>
+              <w:t xml:space="preserve">106,6</w:t>
+            </w:r>
+          </w:p>
+        </w:tc>
+        <w:tc>
+          <w:tcPr>
+            <w:tcW w:w="1050" w:type="dxa"/>
+            <w:tcBorders>
+              <w:top w:val="single" w:sz="4" w:space="0" w:color="auto"/>
+              <w:left w:val="single" w:sz="4" w:space="0" w:color="auto"/>
+              <w:bottom w:val="single" w:sz="4" w:space="0" w:color="auto"/>
+              <w:right w:val="single" w:sz="4" w:space="0" w:color="auto"/>
+            </w:tcBorders>
+            <w:vAlign w:val="center"/>
+          </w:tcPr>
+          <w:p>
+            <w:pPr>
+              <w:spacing w:before="40" w:after="40"/>
+              <w:jc w:val="center"/>
+              <w:rPr>
+                <w:sz w:val="20"/>
+                <w:szCs w:val="20"/>
+              </w:rPr>
+            </w:pPr>
+            <w:r>
+              <w:rPr>
+                <w:sz w:val="20"/>
+                <w:szCs w:val="20"/>
+              </w:rPr>
+              <w:t xml:space="preserve">32,41</w:t>
+            </w:r>
+          </w:p>
+        </w:tc>
+        <w:tc>
+          <w:tcPr>
+            <w:tcW w:w="1250" w:type="dxa"/>
+            <w:tcBorders>
+              <w:top w:val="single" w:sz="4" w:space="0" w:color="auto"/>
+              <w:left w:val="single" w:sz="4" w:space="0" w:color="auto"/>
+              <w:bottom w:val="single" w:sz="4" w:space="0" w:color="auto"/>
+              <w:right w:val="single" w:sz="4" w:space="0" w:color="auto"/>
+            </w:tcBorders>
+            <w:vAlign w:val="center"/>
+          </w:tcPr>
+          <w:p>
+            <w:pPr>
+              <w:spacing w:before="40" w:after="40"/>
+              <w:jc w:val="center"/>
+              <w:rPr>
+                <w:sz w:val="20"/>
+                <w:szCs w:val="20"/>
+              </w:rPr>
+            </w:pPr>
+            <w:r>
+              <w:rPr>
+                <w:sz w:val="20"/>
+                <w:szCs w:val="20"/>
+              </w:rPr>
+              <w:t xml:space="preserve">No</w:t>
+            </w:r>
+          </w:p>
+        </w:tc>
+        <w:tc>
+          <w:tcPr>
+            <w:tcW w:w="1500" w:type="dxa"/>
+            <w:tcBorders>
+              <w:top w:val="single" w:sz="4" w:space="0" w:color="auto"/>
+              <w:left w:val="single" w:sz="4" w:space="0" w:color="auto"/>
+              <w:bottom w:val="single" w:sz="4" w:space="0" w:color="auto"/>
+              <w:right w:val="single" w:sz="4" w:space="0" w:color="auto"/>
+            </w:tcBorders>
+            <w:vAlign w:val="center"/>
+          </w:tcPr>
+          <w:p>
+            <w:pPr>
+              <w:spacing w:before="40" w:after="40"/>
+              <w:jc w:val="center"/>
+              <w:rPr>
+                <w:sz w:val="20"/>
+                <w:szCs w:val="20"/>
+              </w:rPr>
+            </w:pPr>
+            <w:r>
+              <w:rPr>
+                <w:sz w:val="20"/>
+                <w:szCs w:val="20"/>
+              </w:rPr>
+              <w:t xml:space="preserve">Sí</w:t>
+            </w:r>
+          </w:p>
+        </w:tc>
+      </w:tr>
+      <w:tr>
+        <w:trPr>
+          <w:trHeight w:val="300"/>
+        </w:trPr>
+        <w:tc>
+          <w:tcPr>
+            <w:tcW w:w="3700" w:type="dxa"/>
             <w:tcBorders>
               <w:top w:val="single" w:sz="4" w:space="0" w:color="auto"/>
               <w:left w:val="single" w:sz="4" w:space="0" w:color="auto"/>
@@ -2934,13 +3447,13 @@
                 <w:sz w:val="20"/>
                 <w:szCs w:val="20"/>
               </w:rPr>
-              <w:t xml:space="preserve">Hasta Temuco 220 kV</w:t>
-            </w:r>
-          </w:p>
-        </w:tc>
-        <w:tc>
-          <w:tcPr>
-            <w:tcW w:w="1050" w:type="dxa"/>
+              <w:t xml:space="preserve">Hasta Candelaria 220 kV</w:t>
+            </w:r>
+          </w:p>
+        </w:tc>
+        <w:tc>
+          <w:tcPr>
+            <w:tcW w:w="1000" w:type="dxa"/>
             <w:tcBorders>
               <w:top w:val="single" w:sz="4" w:space="0" w:color="auto"/>
               <w:left w:val="single" w:sz="4" w:space="0" w:color="auto"/>
@@ -2973,7 +3486,7 @@
         </w:tc>
         <w:tc>
           <w:tcPr>
-            <w:tcW w:w="1250" w:type="dxa"/>
+            <w:tcW w:w="1150" w:type="dxa"/>
             <w:tcBorders>
               <w:top w:val="single" w:sz="4" w:space="0" w:color="auto"/>
               <w:left w:val="single" w:sz="4" w:space="0" w:color="auto"/>
@@ -3000,13 +3513,13 @@
                 <w:sz w:val="20"/>
                 <w:szCs w:val="20"/>
               </w:rPr>
-              <w:t xml:space="preserve">0,0 / 121,3</w:t>
-            </w:r>
-          </w:p>
-        </w:tc>
-        <w:tc>
-          <w:tcPr>
-            <w:tcW w:w="1150" w:type="dxa"/>
+              <w:t xml:space="preserve">247,9</w:t>
+            </w:r>
+          </w:p>
+        </w:tc>
+        <w:tc>
+          <w:tcPr>
+            <w:tcW w:w="1050" w:type="dxa"/>
             <w:tcBorders>
               <w:top w:val="single" w:sz="4" w:space="0" w:color="auto"/>
               <w:left w:val="single" w:sz="4" w:space="0" w:color="auto"/>
@@ -3033,7 +3546,7 @@
                 <w:sz w:val="20"/>
                 <w:szCs w:val="20"/>
               </w:rPr>
-              <w:t xml:space="preserve">265,4 / 76,6</w:t>
+              <w:t xml:space="preserve">186,5</w:t>
             </w:r>
           </w:p>
         </w:tc>
@@ -3066,13 +3579,13 @@
                 <w:sz w:val="20"/>
                 <w:szCs w:val="20"/>
               </w:rPr>
-              <w:t xml:space="preserve">Descartado</w:t>
-            </w:r>
-          </w:p>
-        </w:tc>
-        <w:tc>
-          <w:tcPr>
-            <w:tcW w:w="1600" w:type="dxa"/>
+              <w:t xml:space="preserve"/>
+            </w:r>
+          </w:p>
+        </w:tc>
+        <w:tc>
+          <w:tcPr>
+            <w:tcW w:w="1500" w:type="dxa"/>
             <w:tcBorders>
               <w:top w:val="single" w:sz="4" w:space="0" w:color="auto"/>
               <w:left w:val="single" w:sz="4" w:space="0" w:color="auto"/>
@@ -3119,7 +3632,7 @@
         <w:jc w:val="both"/>
       </w:pPr>
       <w:r>
-        <w:t xml:space="preserve">Como se observa, para llegar a la subestación Temuco 220 kV el camino directo tiene una longitud de 0 km y una distancia eléctrica de 265,4 ohm, mientras que el camino que rodea el transformador por Los Peumos tiene una longitud de 121,3 km y una distancia eléctrica de 76,6 ohm. La metodología selecciona el rodeo y, más aún, encuentra en dicho rodeo una subestación distinta, Los Peumos 220 kV, a 53,7 ohm y 61,5 km, que resulta ser la subestación más cercana eléctricamente (Figura 3). El transformador de Temuco equivale, en reactancia, a cerca de 700 km de línea de 66 kV, lo que explica que el algoritmo lo evite.</w:t>
+        <w:t xml:space="preserve">Como se observa, para llegar a la subestación Ancoa 220 kV el camino directo tiene una longitud de 130,5 km y una distancia eléctrica de 307,9 ohm, mientras que el camino hasta Candelaria tiene una longitud de 247,9 km y una distancia eléctrica de 186,5 ohm. Incluso el mejor camino eléctrico hacia Ancoa, que rodea Itahue por la red de 66 kV hacia Parral y sube por el sistema de 154 kV de Linares y Maule, alcanza 191,9 ohm, levemente superior a Candelaria. La metodología selecciona entonces Candelaria (Figura 3), y las inyecciones del medio de generación se valorizan al precio de nudo de una subestación ubicada en otra región.</w:t>
       </w:r>
     </w:p>
     <w:p>
@@ -3130,7 +3643,7 @@
         <w:jc w:val="both"/>
       </w:pPr>
       <w:r>
-        <w:t xml:space="preserve">En definitiva, el camino que finalmente toma la metodología parte en la barra de inyección Temuco 66 kV, recorre las líneas de 66 kV Temuco – Pillanlelbún (12,4 km), Pillanlelbún – Llaima (2,4 km), Llaima – Lautaro (9,9 km), Lautaro – Victoria (36,8 km) y Victoria – Los Peumos (0,1 km), atraviesa el transformador 220/66 kV de Los Peumos y llega a la barra Los Peumos 220 kV, que es la barra asignada. Este camino suma 61,5 km y 53,7 ohm, y no pasa por la barra Temuco 220 kV en ningún punto.</w:t>
+        <w:t xml:space="preserve">En definitiva, el camino que finalmente toma la metodología parte en la barra de inyección La Palma 13 kV, sube por el transformador 66/13 kV a La Palma 66 kV, recorre las 12 líneas de 66 kV hasta San Fernando pasando por la barra Itahue 66 kV sin atravesar sus transformadores, sube a 154 kV y a 220 kV por los transformadores de San Fernando y Tinguiririca, y llega a la barra Candelaria 220 kV, que es la barra asignada.</w:t>
       </w:r>
     </w:p>
     <w:p>
@@ -3145,7 +3658,7 @@
         </w:rPr>
         <w:drawing>
           <wp:inline distT="0" distB="0" distL="0" distR="0">
-            <wp:extent cx="5120640" cy="1846315"/>
+            <wp:extent cx="5120640" cy="1852303"/>
             <wp:effectExtent l="0" t="0" r="0" b="0"/>
             <wp:docPr id="209" name="image_fig3.png"/>
             <wp:cNvGraphicFramePr>
@@ -3167,7 +3680,7 @@
                   <pic:spPr>
                     <a:xfrm>
                       <a:off x="0" y="0"/>
-                      <a:ext cx="5120640" cy="1846315"/>
+                      <a:ext cx="5120640" cy="1852303"/>
                     </a:xfrm>
                     <a:prstGeom prst="rect">
                       <a:avLst/>
@@ -3194,7 +3707,7 @@
           <w:sz w:val="18"/>
           <w:szCs w:val="18"/>
         </w:rPr>
-        <w:t xml:space="preserve">Figura 3. Longitud y distancia eléctrica de los caminos desde Temuco 66 kV hacia las subestaciones Temuco 220 kV y Los Peumos 220 kV.</w:t>
+        <w:t xml:space="preserve">Figura 3. Longitud y distancia eléctrica de los caminos desde La Palma 13 kV hacia las subestaciones Itahue, Ancoa y Candelaria 220 kV.</w:t>
       </w:r>
     </w:p>
     <w:p>
@@ -3227,7 +3740,7 @@
         <w:t xml:space="preserve">Resultados contraintuitivos para los coordinados:</w:t>
       </w:r>
       <w:r>
-        <w:t xml:space="preserve"> el medio de generación inyecta en la misma subestación en que se ubica una subestación del Sistema de Transmisión Nacional y, pese a ello, se le asigna otra subestación a más de 60 km de distancia, cuyo precio de nudo puede ser distinto. Esta situación es difícil de explicar y motiva observaciones y discrepancias en los procesos de valorización.</w:t>
+        <w:t xml:space="preserve"> el medio de generación se ubica a 35 km de la subestación Ancoa y, pese a ello, se le asigna una subestación a más de 200 km, en otra región, cuyo precio de nudo es distinto. Esta situación es difícil de explicar y motiva observaciones y discrepancias en los procesos de valorización.</w:t>
       </w:r>
     </w:p>
     <w:p>
@@ -3249,7 +3762,7 @@
         <w:t xml:space="preserve">Dependencia de un único parámetro:</w:t>
       </w:r>
       <w:r>
-        <w:t xml:space="preserve"> la asignación queda determinada por la reactancia registrada para un solo tramo, el transformador. Un valor elevado, sea por las características reales de la unidad o por un error en la base de instalaciones, basta para que el camino directo quede descartado. En el caso de Temuco, además, la base registra cuatro unidades en paralelo como tramos independientes de 265,4 ohm cada una, de modo que el camino no considera la reducción de reactancia que resulta de su operación en paralelo.</w:t>
+        <w:t xml:space="preserve"> la asignación queda determinada por la reactancia registrada para un solo tramo, el transformador Itahue 154/66 kV. Un valor elevado, sea por las características reales de la unidad o por un error en la base de instalaciones, basta para que el camino directo quede descartado. En este caso, además, la base registra dos unidades en paralelo como tramos independientes de 171,4 ohm cada una, de modo que el camino no considera la reducción de reactancia que resulta de su operación en paralelo.</w:t>
       </w:r>
     </w:p>
     <w:p>
@@ -3271,7 +3784,18 @@
         <w:t xml:space="preserve">Inestabilidad del resultado en el tiempo:</w:t>
       </w:r>
       <w:r>
-        <w:t xml:space="preserve"> la corrección del parámetro, el reemplazo del transformador o la entrada en operación de una nueva línea en la red de 66 kV pueden cambiar la subestación asignada de un período a otro, con el consiguiente cambio del precio de nudo aplicado a las inyecciones.</w:t>
+        <w:t xml:space="preserve"> la corrección del parámetro, el reemplazo del transformador o la entrada en operación de una nueva instalación pueden cambiar la barra asignada de un período a otro. En este mismo caso, la incorporación a la base del transformador 220/66 kV de Nueva Nirivilo (67,9 ohm), que vincula la red de 66 kV de San Javier con el sistema de 220 kV de Mataquito, hace que la subestación más cercana pase a ser Itahue 220 kV, con 155,1 ohm, y Candelaria deje de ser la asignada, con el consiguiente cambio del precio de nudo aplicado a las inyecciones.</w:t>
+      </w:r>
+    </w:p>
+    <w:p>
+      <w:pPr>
+        <w:pStyle w:val="Textoindependiente"/>
+        <w:spacing w:after="200" w:line="276" w:lineRule="auto"/>
+        <w:ind w:left="140" w:right="272"/>
+        <w:jc w:val="both"/>
+      </w:pPr>
+      <w:r>
+        <w:t xml:space="preserve">A lo anterior se suma la forma en que históricamente se ha llevado a cabo el proceso. En la práctica, barras como Temuco 66 kV se han homologado manualmente a la subestación del mismo emplazamiento, Temuco 220 kV, a pesar de que el cálculo de mínimo camino eléctrico entrega otra subestación, por cuanto el transformador Temuco 220/66 kV también presenta una reactancia muy alta en la base. Esta práctica, si bien razonable desde el punto de vista físico, implica que la subestación asignada no siempre corresponde al resultado del cálculo, sin que exista un criterio documentado que indique cuándo se aplica la homologación manual y cuándo se respeta el resultado. Ello dificulta la trazabilidad del proceso y puede generar desconfianza en los coordinados, dado que existen casos en que lo asignado no refleja lo que entrega el cálculo y casos, como el de La Palma, en que sí lo refleja a pesar de ser contraintuitivo.</w:t>
       </w:r>
     </w:p>
     <w:p>
@@ -3318,7 +3842,7 @@
         <mc:AlternateContent>
           <mc:Choice Requires="wpg">
             <w:drawing>
-              <wp:inline distT="0" distB="0" distL="0" distR="0" wp14:anchorId="2FDC515D" wp14:editId="2AF97D57">
+              <wp:inline distT="0" distB="0" distL="0" distR="0" wp14:anchorId="ACBC7EC4" wp14:editId="2AF97D57">
                 <wp:extent cx="6438900" cy="6350"/>
                 <wp:effectExtent l="635" t="0" r="0" b="5080"/>
                 <wp:docPr id="210" name="Group 47"/>
@@ -3383,7 +3907,7 @@
           </mc:Choice>
           <mc:Fallback xmlns:w16cei="http://schemas.microsoft.com/office/word/2026/wordml/cei">
             <w:pict>
-              <v:group w14:anchorId="FD8CF40B" id="Group 47" o:spid="_x0000_s1026" style="width:507pt;height:.5pt;mso-position-horizontal-relative:char;mso-position-vertical-relative:line" coordsize="10140,10" o:gfxdata="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">
+              <v:group w14:anchorId="7DFC3DB8" id="Group 47" o:spid="_x0000_s1026" style="width:507pt;height:.5pt;mso-position-horizontal-relative:char;mso-position-vertical-relative:line" coordsize="10140,10" o:gfxdata="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">
                 <v:rect id="Rectangle 48" o:spid="_x0000_s1027" style="position:absolute;width:10140;height:10;visibility:visible;mso-wrap-style:square;v-text-anchor:top" o:gfxdata="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" fillcolor="black" stroked="f"/>
                 <w10:anchorlock/>
               </v:group>
@@ -3439,7 +3963,7 @@
         <w:jc w:val="both"/>
       </w:pPr>
       <w:r>
-        <w:t xml:space="preserve">Validar los valores de reactancia de los transformadores de la base de instalaciones, en particular los de alta reactancia y los que corresponden a unidades en paralelo, y evaluar representar las unidades en paralelo por su reactancia equivalente, por ser estos los parámetros que determinan la asignación.</w:t>
+        <w:t xml:space="preserve">Validar los valores de reactancia de los transformadores de la base de instalaciones, en particular los de alta reactancia, como Itahue 154/66 kV y Temuco 220/66 kV, y los que corresponden a unidades en paralelo, y evaluar representar las unidades en paralelo por su reactancia equivalente, por ser estos los parámetros que determinan la asignación.</w:t>
       </w:r>
     </w:p>
     <w:p>
@@ -3454,7 +3978,22 @@
         <w:jc w:val="both"/>
       </w:pPr>
       <w:r>
-        <w:t xml:space="preserve">Evaluar la incorporación de un criterio complementario para los casos en que la barra de inyección se encuentre en la misma subestación que una subestación del Sistema de Transmisión Nacional, o en que el camino seleccionado rodee un camino directo de longitud notoriamente menor, mediante una regla documentada que privilegie la subestación del mismo emplazamiento.</w:t>
+        <w:t xml:space="preserve">Formalizar y documentar el criterio con que actualmente se homologan manualmente barras como Temuco 66 kV a la subestación del mismo emplazamiento, de modo que la regla sea explícita, se aplique de manera uniforme a todos los casos equivalentes y pueda ser verificada por los coordinados, en lugar de depender de ajustes caso a caso.</w:t>
+      </w:r>
+    </w:p>
+    <w:p>
+      <w:pPr>
+        <w:pStyle w:val="Textoindependiente"/>
+        <w:numPr>
+          <w:ilvl w:val="0"/>
+          <w:numId w:val="15"/>
+        </w:numPr>
+        <w:spacing w:after="100" w:line="276" w:lineRule="auto"/>
+        <w:ind w:right="272"/>
+        <w:jc w:val="both"/>
+      </w:pPr>
+      <w:r>
+        <w:t xml:space="preserve">Evaluar la incorporación de un criterio complementario para los casos en que el camino seleccionado rodee un camino directo de longitud notoriamente menor, por ejemplo privilegiando la subestación más cercana en distancia cuando la diferencia de distancia eléctrica respecto del camino seleccionado se explique únicamente por un transformador.</w:t>
       </w:r>
     </w:p>
     <w:p>

--- a/docs/Minuta_Minimo_Camino_Electrico.docx
+++ b/docs/Minuta_Minimo_Camino_Electrico.docx
@@ -367,7 +367,7 @@
         <mc:AlternateContent>
           <mc:Choice Requires="wpg">
             <w:drawing>
-              <wp:inline distT="0" distB="0" distL="0" distR="0" wp14:anchorId="793A0685" wp14:editId="2AF97D57">
+              <wp:inline distT="0" distB="0" distL="0" distR="0" wp14:anchorId="5AFC0293" wp14:editId="2AF97D57">
                 <wp:extent cx="6438900" cy="6350"/>
                 <wp:effectExtent l="635" t="0" r="0" b="5080"/>
                 <wp:docPr id="201" name="Group 47"/>
@@ -432,7 +432,7 @@
           </mc:Choice>
           <mc:Fallback xmlns:w16cei="http://schemas.microsoft.com/office/word/2026/wordml/cei">
             <w:pict>
-              <v:group w14:anchorId="2637330E" id="Group 47" o:spid="_x0000_s1026" style="width:507pt;height:.5pt;mso-position-horizontal-relative:char;mso-position-vertical-relative:line" coordsize="10140,10" o:gfxdata="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">
+              <v:group w14:anchorId="46A037C0" id="Group 47" o:spid="_x0000_s1026" style="width:507pt;height:.5pt;mso-position-horizontal-relative:char;mso-position-vertical-relative:line" coordsize="10140,10" o:gfxdata="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">
                 <v:rect id="Rectangle 48" o:spid="_x0000_s1027" style="position:absolute;width:10140;height:10;visibility:visible;mso-wrap-style:square;v-text-anchor:top" o:gfxdata="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" fillcolor="black" stroked="f"/>
                 <w10:anchorlock/>
               </v:group>
@@ -542,7 +542,7 @@
         <mc:AlternateContent>
           <mc:Choice Requires="wpg">
             <w:drawing>
-              <wp:inline distT="0" distB="0" distL="0" distR="0" wp14:anchorId="3E39889E" wp14:editId="2AF97D57">
+              <wp:inline distT="0" distB="0" distL="0" distR="0" wp14:anchorId="0F6A6D14" wp14:editId="2AF97D57">
                 <wp:extent cx="6438900" cy="6350"/>
                 <wp:effectExtent l="635" t="0" r="0" b="5080"/>
                 <wp:docPr id="203" name="Group 47"/>
@@ -607,7 +607,7 @@
           </mc:Choice>
           <mc:Fallback xmlns:w16cei="http://schemas.microsoft.com/office/word/2026/wordml/cei">
             <w:pict>
-              <v:group w14:anchorId="7A54B291" id="Group 47" o:spid="_x0000_s1026" style="width:507pt;height:.5pt;mso-position-horizontal-relative:char;mso-position-vertical-relative:line" coordsize="10140,10" o:gfxdata="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">
+              <v:group w14:anchorId="E17C5E0D" id="Group 47" o:spid="_x0000_s1026" style="width:507pt;height:.5pt;mso-position-horizontal-relative:char;mso-position-vertical-relative:line" coordsize="10140,10" o:gfxdata="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">
                 <v:rect id="Rectangle 48" o:spid="_x0000_s1027" style="position:absolute;width:10140;height:10;visibility:visible;mso-wrap-style:square;v-text-anchor:top" o:gfxdata="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" fillcolor="black" stroked="f"/>
                 <w10:anchorlock/>
               </v:group>
@@ -633,7 +633,7 @@
         <w:jc w:val="both"/>
       </w:pPr>
       <w:r>
-        <w:t xml:space="preserve">La metodología representa el sistema de transmisión como una red en la que las barras corresponden a nodos y las líneas y transformadores a tramos que las conectan. Cada tramo se caracteriza por sus barras extremas, su tensión nominal y su reactancia X, expresada en ohm, de acuerdo con los parámetros de la base de instalaciones que utiliza el Coordinador para el Balance de Potencia.</w:t>
+        <w:t xml:space="preserve">La metodología representa el sistema de transmisión como una red en la que las barras corresponden a nodos, del orden de 1.400 en el Sistema Eléctrico Nacional, y las líneas y transformadores a tramos que las conectan. Cada tramo se caracteriza por sus barras extremas, su tensión nominal y su reactancia X, expresada en ohm, de acuerdo con los parámetros de la base de instalaciones que utiliza el Coordinador para el Balance de Potencia. Solo se consideran los tramos operativos a la fecha de corte del cálculo, según el registro de entradas y salidas de servicio, y los tramos paralelos entre las mismas dos barras, sean circuitos de una línea o unidades de transformación, se combinan en un único tramo de reactancia equivalente (1/Xeq = Σ 1/Xi).</w:t>
       </w:r>
     </w:p>
     <w:p>
@@ -685,7 +685,7 @@
         <w:jc w:val="both"/>
       </w:pPr>
       <w:r>
-        <w:t xml:space="preserve">Se identifican las subestaciones que forman parte del Sistema de Transmisión Nacional y que son candidatas a ser asignadas.</w:t>
+        <w:t xml:space="preserve">Se identifican las barras troncales de precio de nudo, pertenecientes al Sistema de Transmisión Nacional, que son los destinos candidatos a ser asignados, y el subsistema al que pertenece cada barra.</w:t>
       </w:r>
     </w:p>
     <w:p>
@@ -700,7 +700,7 @@
         <w:jc w:val="both"/>
       </w:pPr>
       <w:r>
-        <w:t xml:space="preserve">Para cada subestación candidata se determina el camino de mínima reactancia acumulada desde la barra de inyección, considerando únicamente las instalaciones operativas en el período.</w:t>
+        <w:t xml:space="preserve">Para cada barra candidata del mismo subsistema se determina el camino de mínima reactancia acumulada desde la barra de inyección, considerando únicamente las instalaciones operativas a la fecha de corte.</w:t>
       </w:r>
     </w:p>
     <w:p>
@@ -715,7 +715,7 @@
         <w:jc w:val="both"/>
       </w:pPr>
       <w:r>
-        <w:t xml:space="preserve">Se asigna la subestación cuya distancia eléctrica resulta menor, y el precio de nudo de dicha subestación se aplica a las inyecciones del medio de generación.</w:t>
+        <w:t xml:space="preserve">Se asigna la barra cuya distancia eléctrica resulta menor, conservando los empates cuando dos barras quedan a igual distancia, y el precio de nudo de dicha barra se aplica a las inyecciones del medio de generación.</w:t>
       </w:r>
     </w:p>
     <w:p>
@@ -848,7 +848,7 @@
         <mc:AlternateContent>
           <mc:Choice Requires="wpg">
             <w:drawing>
-              <wp:inline distT="0" distB="0" distL="0" distR="0" wp14:anchorId="8BF07DDA" wp14:editId="2AF97D57">
+              <wp:inline distT="0" distB="0" distL="0" distR="0" wp14:anchorId="A1BAB13F" wp14:editId="2AF97D57">
                 <wp:extent cx="6438900" cy="6350"/>
                 <wp:effectExtent l="635" t="0" r="0" b="5080"/>
                 <wp:docPr id="206" name="Group 47"/>
@@ -913,7 +913,7 @@
           </mc:Choice>
           <mc:Fallback xmlns:w16cei="http://schemas.microsoft.com/office/word/2026/wordml/cei">
             <w:pict>
-              <v:group w14:anchorId="25B03081" id="Group 47" o:spid="_x0000_s1026" style="width:507pt;height:.5pt;mso-position-horizontal-relative:char;mso-position-vertical-relative:line" coordsize="10140,10" o:gfxdata="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">
+              <v:group w14:anchorId="A917D15A" id="Group 47" o:spid="_x0000_s1026" style="width:507pt;height:.5pt;mso-position-horizontal-relative:char;mso-position-vertical-relative:line" coordsize="10140,10" o:gfxdata="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">
                 <v:rect id="Rectangle 48" o:spid="_x0000_s1027" style="position:absolute;width:10140;height:10;visibility:visible;mso-wrap-style:square;v-text-anchor:top" o:gfxdata="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" fillcolor="black" stroked="f"/>
                 <w10:anchorlock/>
               </v:group>
@@ -961,7 +961,7 @@
         <w:jc w:val="both"/>
       </w:pPr>
       <w:r>
-        <w:t xml:space="preserve">El camino directo desde La Palma hacia Itahue y Ancoa recorre la red de 66 kV La Palma – El Ruil – Talca – Panguilemo – San Rafael hasta la barra Itahue 66 kV, y desde allí sube al sistema de 220 kV por los transformadores de Itahue: primero el transformador 154/66 kV y luego el transformador 220/154 kV. No obstante, la base de instalaciones registra para el transformador Itahue 154/66 kV una reactancia de 171,4 ohm, equivalente a más de 400 km de línea de 66 kV. Por ello, el camino de mínima distancia eléctrica, al llegar a la barra Itahue 66 kV, no atraviesa dicho transformador, sino que continúa por la red de 66 kV hacia el norte, por Molina, Curicó, Rauquén, Teno, Quinta y Chimbarongo hasta San Fernando, sube al sistema de 154 kV por el transformador de San Fernando (38,1 ohm), llega a Tinguiririca, sube a 220 kV por el transformador de Tinguiririca (14,0 ohm) y finalmente recorre las líneas de 220 kV Tinguiririca – Puente Negro – Candelaria, según se muestra en la Figura 2.</w:t>
+        <w:t xml:space="preserve">El camino directo desde La Palma hacia Itahue y Ancoa recorre la red de 66 kV La Palma – El Ruil – Talca – Panguilemo – San Rafael hasta la barra Itahue 66 kV, y desde allí sube al sistema de 220 kV por los transformadores de Itahue: primero el transformador 154/66 kV y luego el transformador 220/154 kV. No obstante, la base de instalaciones registra para el transformador Itahue 154/66 kV dos unidades de 171,4 ohm cada una, que combinadas en paralelo equivalen a 85,7 ohm, es decir, a más de 200 km de línea de 66 kV. Por ello, el camino de mínima distancia eléctrica, al llegar a la barra Itahue 66 kV, no atraviesa dicho transformador, sino que continúa por la red de 66 kV hacia el norte, por Molina, Curicó, Rauquén, Teno, Quinta y Chimbarongo hasta San Fernando, sube al sistema de 154 kV por el transformador de San Fernando (18,6 ohm equivalente de sus tres unidades), llega a Tinguiririca, sube a 220 kV por el transformador de Tinguiririca (14,0 ohm) y finalmente recorre las líneas de 220 kV Tinguiririca – Puente Negro – Candelaria, según se muestra en la Figura 2.</w:t>
       </w:r>
     </w:p>
     <w:p>
@@ -1025,7 +1025,7 @@
           <w:sz w:val="18"/>
           <w:szCs w:val="18"/>
         </w:rPr>
-        <w:t xml:space="preserve">Figura 2. Caminos eléctricos desde la barra La Palma 13 kV: camino directo por los transformadores de Itahue (segmentado) y camino de mínima distancia eléctrica por San Fernando hasta Candelaria 220 kV (continuo).</w:t>
+        <w:t xml:space="preserve">Figura 2. Caminos eléctricos desde la barra La Palma 13 kV: camino directo por los transformadores de Itahue (segmentado) y camino de mínima distancia eléctrica por San Fernando hasta Candelaria 220 kV (continuo). Reactancias equivalentes con paralelos combinados.</w:t>
       </w:r>
     </w:p>
     <w:p>
@@ -1036,7 +1036,7 @@
         <w:jc w:val="both"/>
       </w:pPr>
       <w:r>
-        <w:t xml:space="preserve">De esta forma, la barra asignada al medio de generación es Candelaria 220 kV, a 247,9 km de recorrido y 186,5 ohm, y no Ancoa 220 kV ni Itahue 220 kV, que se encuentran a menos de la mitad de la distancia pero cuyo camino directo pasa por el transformador de alta reactancia. Los tramos de ambos caminos, con su longitud según los reportes de Infotécnica y su reactancia según la base de instalaciones, se presentan a continuación:</w:t>
+        <w:t xml:space="preserve">De esta forma, la barra asignada al medio de generación es Candelaria 220 kV, a 247,9 km de recorrido y 150,7 ohm, y no Ancoa 220 kV ni Itahue 220 kV, que se encuentran a menos de la mitad de la distancia pero cuyo camino directo pasa por el transformador de alta reactancia. Los tramos de ambos caminos, con su longitud según los reportes de Infotécnica y su reactancia equivalente según la base de instalaciones, se presentan a continuación:</w:t>
       </w:r>
     </w:p>
     <w:tbl>
@@ -1561,7 +1561,7 @@
                 <w:sz w:val="20"/>
                 <w:szCs w:val="20"/>
               </w:rPr>
-              <w:t xml:space="preserve">10,84</w:t>
+              <w:t xml:space="preserve">10,65</w:t>
             </w:r>
           </w:p>
         </w:tc>
@@ -1653,7 +1653,7 @@
                 <w:sz w:val="20"/>
                 <w:szCs w:val="20"/>
               </w:rPr>
-              <w:t xml:space="preserve">Transformador Itahue 154/66 kV</w:t>
+              <w:t xml:space="preserve">Transformador Itahue 154/66 kV (2 unidades de 171,41 en paralelo)</w:t>
             </w:r>
           </w:p>
         </w:tc>
@@ -1740,7 +1740,7 @@
                 <w:sz w:val="20"/>
                 <w:szCs w:val="20"/>
               </w:rPr>
-              <w:t xml:space="preserve">171,41</w:t>
+              <w:t xml:space="preserve">85,70</w:t>
             </w:r>
           </w:p>
         </w:tc>
@@ -2098,7 +2098,7 @@
                 <w:sz w:val="20"/>
                 <w:szCs w:val="20"/>
               </w:rPr>
-              <w:t xml:space="preserve">291,9</w:t>
+              <w:t xml:space="preserve">206,0</w:t>
             </w:r>
           </w:p>
         </w:tc>
@@ -2456,7 +2456,7 @@
                 <w:sz w:val="20"/>
                 <w:szCs w:val="20"/>
               </w:rPr>
-              <w:t xml:space="preserve">307,9</w:t>
+              <w:t xml:space="preserve">222,0</w:t>
             </w:r>
           </w:p>
         </w:tc>
@@ -2727,7 +2727,7 @@
                 <w:sz w:val="20"/>
                 <w:szCs w:val="20"/>
               </w:rPr>
-              <w:t xml:space="preserve">Transformador San Fernando 154/66 kV</w:t>
+              <w:t xml:space="preserve">Transformador San Fernando 154/66 kV (3 unidades en paralelo)</w:t>
             </w:r>
           </w:p>
         </w:tc>
@@ -2814,7 +2814,7 @@
                 <w:sz w:val="20"/>
                 <w:szCs w:val="20"/>
               </w:rPr>
-              <w:t xml:space="preserve">38,12</w:t>
+              <w:t xml:space="preserve">18,63</w:t>
             </w:r>
           </w:p>
         </w:tc>
@@ -3264,7 +3264,7 @@
                 <w:sz w:val="20"/>
                 <w:szCs w:val="20"/>
               </w:rPr>
-              <w:t xml:space="preserve">Tinguiririca – Puente Negro – Candelaria (2 líneas)</w:t>
+              <w:t xml:space="preserve">Tinguiririca – Puente Negro – Candelaria (2 líneas de doble circuito)</w:t>
             </w:r>
           </w:p>
         </w:tc>
@@ -3351,7 +3351,7 @@
                 <w:sz w:val="20"/>
                 <w:szCs w:val="20"/>
               </w:rPr>
-              <w:t xml:space="preserve">32,41</w:t>
+              <w:t xml:space="preserve">16,20</w:t>
             </w:r>
           </w:p>
         </w:tc>
@@ -3546,7 +3546,7 @@
                 <w:sz w:val="20"/>
                 <w:szCs w:val="20"/>
               </w:rPr>
-              <w:t xml:space="preserve">186,5</w:t>
+              <w:t xml:space="preserve">150,7</w:t>
             </w:r>
           </w:p>
         </w:tc>
@@ -3632,7 +3632,7 @@
         <w:jc w:val="both"/>
       </w:pPr>
       <w:r>
-        <w:t xml:space="preserve">Como se observa, para llegar a la subestación Ancoa 220 kV el camino directo tiene una longitud de 130,5 km y una distancia eléctrica de 307,9 ohm, mientras que el camino hasta Candelaria tiene una longitud de 247,9 km y una distancia eléctrica de 186,5 ohm. Incluso el mejor camino eléctrico hacia Ancoa, que rodea Itahue por la red de 66 kV hacia Parral y sube por el sistema de 154 kV de Linares y Maule, alcanza 191,9 ohm, levemente superior a Candelaria. La metodología selecciona entonces Candelaria (Figura 3), y las inyecciones del medio de generación se valorizan al precio de nudo de una subestación ubicada en otra región.</w:t>
+        <w:t xml:space="preserve">Como se observa, para llegar a la subestación Ancoa 220 kV el camino directo tiene una longitud de 130,5 km y una distancia eléctrica de 222,0 ohm, mientras que el camino hasta Candelaria tiene una longitud de 247,9 km y una distancia eléctrica de 150,7 ohm. Incluso el mejor camino eléctrico hacia Ancoa sigue la misma ruta por San Fernando y Tinguiririca hasta Puente Negro y desde allí continúa por la línea Puente Negro – Colbún – Ancoa, con 286,1 km y 156,6 ohm, levemente superior a Candelaria. La metodología selecciona entonces Candelaria (Figura 3), y las inyecciones del medio de generación se valorizan al precio de nudo de una subestación ubicada en otra región.</w:t>
       </w:r>
     </w:p>
     <w:p>
@@ -3762,7 +3762,7 @@
         <w:t xml:space="preserve">Dependencia de un único parámetro:</w:t>
       </w:r>
       <w:r>
-        <w:t xml:space="preserve"> la asignación queda determinada por la reactancia registrada para un solo tramo, el transformador Itahue 154/66 kV. Un valor elevado, sea por las características reales de la unidad o por un error en la base de instalaciones, basta para que el camino directo quede descartado. En este caso, además, la base registra dos unidades en paralelo como tramos independientes de 171,4 ohm cada una, de modo que el camino no considera la reducción de reactancia que resulta de su operación en paralelo.</w:t>
+        <w:t xml:space="preserve"> la asignación queda determinada por la reactancia registrada para un solo tramo, el transformador Itahue 154/66 kV. Un valor elevado, sea por las características reales de las unidades o por un error en la base de instalaciones, basta para que el camino directo quede descartado, incluso después de combinar en paralelo las dos unidades existentes.</w:t>
       </w:r>
     </w:p>
     <w:p>
@@ -3784,7 +3784,7 @@
         <w:t xml:space="preserve">Inestabilidad del resultado en el tiempo:</w:t>
       </w:r>
       <w:r>
-        <w:t xml:space="preserve"> la corrección del parámetro, el reemplazo del transformador o la entrada en operación de una nueva instalación pueden cambiar la barra asignada de un período a otro. En este mismo caso, la incorporación a la base del transformador 220/66 kV de Nueva Nirivilo (67,9 ohm), que vincula la red de 66 kV de San Javier con el sistema de 220 kV de Mataquito, hace que la subestación más cercana pase a ser Itahue 220 kV, con 155,1 ohm, y Candelaria deje de ser la asignada, con el consiguiente cambio del precio de nudo aplicado a las inyecciones.</w:t>
+        <w:t xml:space="preserve"> la corrección del parámetro, el reemplazo del transformador o la entrada en operación de una nueva instalación pueden cambiar la barra asignada de un período a otro. En este mismo caso, la entrada en operación en 2026 de la subestación Nueva Nirivilo, con su transformador 220/66 kV de 67,9 ohm y las líneas de 220 kV hacia Mataquito e Itahue, hace que la barra más cercana pase a ser Itahue 220 kV, con 148,1 ohm, y Candelaria deje de ser la asignada, con el consiguiente cambio del precio de nudo aplicado a las inyecciones.</w:t>
       </w:r>
     </w:p>
     <w:p>
@@ -3795,7 +3795,7 @@
         <w:jc w:val="both"/>
       </w:pPr>
       <w:r>
-        <w:t xml:space="preserve">A lo anterior se suma la forma en que históricamente se ha llevado a cabo el proceso. En la práctica, barras como Temuco 66 kV se han homologado manualmente a la subestación del mismo emplazamiento, Temuco 220 kV, a pesar de que el cálculo de mínimo camino eléctrico entrega otra subestación, por cuanto el transformador Temuco 220/66 kV también presenta una reactancia muy alta en la base. Esta práctica, si bien razonable desde el punto de vista físico, implica que la subestación asignada no siempre corresponde al resultado del cálculo, sin que exista un criterio documentado que indique cuándo se aplica la homologación manual y cuándo se respeta el resultado. Ello dificulta la trazabilidad del proceso y puede generar desconfianza en los coordinados, dado que existen casos en que lo asignado no refleja lo que entrega el cálculo y casos, como el de La Palma, en que sí lo refleja a pesar de ser contraintuitivo.</w:t>
+        <w:t xml:space="preserve">A lo anterior se suma la forma en que históricamente se ha llevado a cabo el proceso. En la práctica, barras como Temuco 66 kV se han homologado manualmente a la subestación del mismo emplazamiento, Temuco 220 kV, sin que la asignación provenga del cálculo de mínimo camino eléctrico, y en ocasiones con un resultado distinto del que este entrega. Esta práctica, si bien razonable desde el punto de vista físico, implica que la subestación asignada no siempre corresponde al resultado del cálculo, sin que exista un criterio documentado que indique cuándo se aplica la homologación manual y cuándo se respeta el resultado. Ello dificulta la trazabilidad del proceso y puede generar desconfianza en los coordinados, dado que existen casos en que lo asignado no refleja lo que entrega el cálculo y casos, como el de La Palma, en que sí lo refleja a pesar de ser contraintuitivo.</w:t>
       </w:r>
     </w:p>
     <w:p>
@@ -3842,7 +3842,7 @@
         <mc:AlternateContent>
           <mc:Choice Requires="wpg">
             <w:drawing>
-              <wp:inline distT="0" distB="0" distL="0" distR="0" wp14:anchorId="ACBC7EC4" wp14:editId="2AF97D57">
+              <wp:inline distT="0" distB="0" distL="0" distR="0" wp14:anchorId="D2747B5A" wp14:editId="2AF97D57">
                 <wp:extent cx="6438900" cy="6350"/>
                 <wp:effectExtent l="635" t="0" r="0" b="5080"/>
                 <wp:docPr id="210" name="Group 47"/>
@@ -3907,7 +3907,7 @@
           </mc:Choice>
           <mc:Fallback xmlns:w16cei="http://schemas.microsoft.com/office/word/2026/wordml/cei">
             <w:pict>
-              <v:group w14:anchorId="7DFC3DB8" id="Group 47" o:spid="_x0000_s1026" style="width:507pt;height:.5pt;mso-position-horizontal-relative:char;mso-position-vertical-relative:line" coordsize="10140,10" o:gfxdata="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">
+              <v:group w14:anchorId="2D1DA9DC" id="Group 47" o:spid="_x0000_s1026" style="width:507pt;height:.5pt;mso-position-horizontal-relative:char;mso-position-vertical-relative:line" coordsize="10140,10" o:gfxdata="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">
                 <v:rect id="Rectangle 48" o:spid="_x0000_s1027" style="position:absolute;width:10140;height:10;visibility:visible;mso-wrap-style:square;v-text-anchor:top" o:gfxdata="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" fillcolor="black" stroked="f"/>
                 <w10:anchorlock/>
               </v:group>

--- a/docs/Minuta_Minimo_Camino_Electrico.docx
+++ b/docs/Minuta_Minimo_Camino_Electrico.docx
@@ -367,7 +367,7 @@
         <mc:AlternateContent>
           <mc:Choice Requires="wpg">
             <w:drawing>
-              <wp:inline distT="0" distB="0" distL="0" distR="0" wp14:anchorId="5AFC0293" wp14:editId="2AF97D57">
+              <wp:inline distT="0" distB="0" distL="0" distR="0" wp14:anchorId="84ED4AE9" wp14:editId="2AF97D57">
                 <wp:extent cx="6438900" cy="6350"/>
                 <wp:effectExtent l="635" t="0" r="0" b="5080"/>
                 <wp:docPr id="201" name="Group 47"/>
@@ -432,7 +432,7 @@
           </mc:Choice>
           <mc:Fallback xmlns:w16cei="http://schemas.microsoft.com/office/word/2026/wordml/cei">
             <w:pict>
-              <v:group w14:anchorId="46A037C0" id="Group 47" o:spid="_x0000_s1026" style="width:507pt;height:.5pt;mso-position-horizontal-relative:char;mso-position-vertical-relative:line" coordsize="10140,10" o:gfxdata="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">
+              <v:group w14:anchorId="52F49E55" id="Group 47" o:spid="_x0000_s1026" style="width:507pt;height:.5pt;mso-position-horizontal-relative:char;mso-position-vertical-relative:line" coordsize="10140,10" o:gfxdata="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">
                 <v:rect id="Rectangle 48" o:spid="_x0000_s1027" style="position:absolute;width:10140;height:10;visibility:visible;mso-wrap-style:square;v-text-anchor:top" o:gfxdata="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" fillcolor="black" stroked="f"/>
                 <w10:anchorlock/>
               </v:group>
@@ -542,7 +542,7 @@
         <mc:AlternateContent>
           <mc:Choice Requires="wpg">
             <w:drawing>
-              <wp:inline distT="0" distB="0" distL="0" distR="0" wp14:anchorId="0F6A6D14" wp14:editId="2AF97D57">
+              <wp:inline distT="0" distB="0" distL="0" distR="0" wp14:anchorId="C9CCD328" wp14:editId="2AF97D57">
                 <wp:extent cx="6438900" cy="6350"/>
                 <wp:effectExtent l="635" t="0" r="0" b="5080"/>
                 <wp:docPr id="203" name="Group 47"/>
@@ -607,7 +607,7 @@
           </mc:Choice>
           <mc:Fallback xmlns:w16cei="http://schemas.microsoft.com/office/word/2026/wordml/cei">
             <w:pict>
-              <v:group w14:anchorId="E17C5E0D" id="Group 47" o:spid="_x0000_s1026" style="width:507pt;height:.5pt;mso-position-horizontal-relative:char;mso-position-vertical-relative:line" coordsize="10140,10" o:gfxdata="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">
+              <v:group w14:anchorId="2C2FC027" id="Group 47" o:spid="_x0000_s1026" style="width:507pt;height:.5pt;mso-position-horizontal-relative:char;mso-position-vertical-relative:line" coordsize="10140,10" o:gfxdata="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">
                 <v:rect id="Rectangle 48" o:spid="_x0000_s1027" style="position:absolute;width:10140;height:10;visibility:visible;mso-wrap-style:square;v-text-anchor:top" o:gfxdata="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" fillcolor="black" stroked="f"/>
                 <w10:anchorlock/>
               </v:group>
@@ -848,7 +848,7 @@
         <mc:AlternateContent>
           <mc:Choice Requires="wpg">
             <w:drawing>
-              <wp:inline distT="0" distB="0" distL="0" distR="0" wp14:anchorId="A1BAB13F" wp14:editId="2AF97D57">
+              <wp:inline distT="0" distB="0" distL="0" distR="0" wp14:anchorId="5DEB95D7" wp14:editId="2AF97D57">
                 <wp:extent cx="6438900" cy="6350"/>
                 <wp:effectExtent l="635" t="0" r="0" b="5080"/>
                 <wp:docPr id="206" name="Group 47"/>
@@ -913,7 +913,7 @@
           </mc:Choice>
           <mc:Fallback xmlns:w16cei="http://schemas.microsoft.com/office/word/2026/wordml/cei">
             <w:pict>
-              <v:group w14:anchorId="A917D15A" id="Group 47" o:spid="_x0000_s1026" style="width:507pt;height:.5pt;mso-position-horizontal-relative:char;mso-position-vertical-relative:line" coordsize="10140,10" o:gfxdata="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">
+              <v:group w14:anchorId="6F749309" id="Group 47" o:spid="_x0000_s1026" style="width:507pt;height:.5pt;mso-position-horizontal-relative:char;mso-position-vertical-relative:line" coordsize="10140,10" o:gfxdata="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">
                 <v:rect id="Rectangle 48" o:spid="_x0000_s1027" style="position:absolute;width:10140;height:10;visibility:visible;mso-wrap-style:square;v-text-anchor:top" o:gfxdata="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" fillcolor="black" stroked="f"/>
                 <w10:anchorlock/>
               </v:group>
@@ -950,7 +950,7 @@
         <w:jc w:val="both"/>
       </w:pPr>
       <w:r>
-        <w:t xml:space="preserve">Para ilustrarlo se considera un medio de generación de pequeña escala conectado en la barra La Palma 13 kV, en la comuna de San Javier, Región del Maule. Las subestaciones del Sistema de Transmisión Nacional candidatas en la zona son Ancoa 220 kV, a unos 35 km en línea recta, Itahue 220 kV, a unos 70 km, y Candelaria 220 kV, en la Región Metropolitana, a más de 200 km. Desde el punto de vista de la distancia, la subestación más cercana es claramente Ancoa.</w:t>
+        <w:t xml:space="preserve">Para ilustrarlo se considera un medio de generación de pequeña escala conectado en la barra La Palma 13 kV, en la comuna de San Javier, Región del Maule. Las barras troncales candidatas en la zona son Ancoa 220 kV, a unos 32 km en línea recta, Itahue 220 kV, a unos 58 km, y Candelaria 220 kV, en la Región Metropolitana, a unos 199 km. Desde el punto de vista de la distancia, la subestación más cercana es claramente Ancoa.</w:t>
       </w:r>
     </w:p>
     <w:p>
@@ -1025,7 +1025,7 @@
           <w:sz w:val="18"/>
           <w:szCs w:val="18"/>
         </w:rPr>
-        <w:t xml:space="preserve">Figura 2. Caminos eléctricos desde la barra La Palma 13 kV: camino directo por los transformadores de Itahue (segmentado) y camino de mínima distancia eléctrica por San Fernando hasta Candelaria 220 kV (continuo). Reactancias equivalentes con paralelos combinados.</w:t>
+        <w:t xml:space="preserve">Figura 2. Caminos eléctricos desde la barra La Palma 13 kV: camino directo por los transformadores de Itahue (segmentado) y camino de mínima distancia eléctrica por San Fernando hasta Candelaria 220 kV (continuo). Reactancias equivalentes con paralelos combinados; longitudes geográficas entre barras.</w:t>
       </w:r>
     </w:p>
     <w:p>
@@ -1036,7 +1036,7 @@
         <w:jc w:val="both"/>
       </w:pPr>
       <w:r>
-        <w:t xml:space="preserve">De esta forma, la barra asignada al medio de generación es Candelaria 220 kV, a 247,9 km de recorrido y 150,7 ohm, y no Ancoa 220 kV ni Itahue 220 kV, que se encuentran a menos de la mitad de la distancia pero cuyo camino directo pasa por el transformador de alta reactancia. Los tramos de ambos caminos, con su longitud según los reportes de Infotécnica y su reactancia equivalente según la base de instalaciones, se presentan a continuación:</w:t>
+        <w:t xml:space="preserve">De esta forma, la barra asignada al medio de generación es Candelaria 220 kV, a 223,9 km de recorrido y 150,7 ohm, y no Ancoa 220 kV ni Itahue 220 kV, que se encuentran a menos de la mitad de la distancia pero cuyo camino directo pasa por el transformador de alta reactancia. Los tramos de ambos caminos, con su reactancia equivalente según la base de instalaciones y su longitud estimada como la distancia geográfica entre las barras extremas de cada tramo, calculada a partir de las coordenadas de las subestaciones que utiliza el Coordinador, se presentan a continuación:</w:t>
       </w:r>
     </w:p>
     <w:tbl>
@@ -1532,7 +1532,7 @@
                 <w:sz w:val="20"/>
                 <w:szCs w:val="20"/>
               </w:rPr>
-              <w:t xml:space="preserve">64,1</w:t>
+              <w:t xml:space="preserve">58,8</w:t>
             </w:r>
           </w:p>
         </w:tc>
@@ -2069,7 +2069,7 @@
                 <w:sz w:val="20"/>
                 <w:szCs w:val="20"/>
               </w:rPr>
-              <w:t xml:space="preserve">64,1</w:t>
+              <w:t xml:space="preserve">58,8</w:t>
             </w:r>
           </w:p>
         </w:tc>
@@ -2248,7 +2248,7 @@
                 <w:sz w:val="20"/>
                 <w:szCs w:val="20"/>
               </w:rPr>
-              <w:t xml:space="preserve">66,4</w:t>
+              <w:t xml:space="preserve">60,3</w:t>
             </w:r>
           </w:p>
         </w:tc>
@@ -2427,7 +2427,7 @@
                 <w:sz w:val="20"/>
                 <w:szCs w:val="20"/>
               </w:rPr>
-              <w:t xml:space="preserve">130,5</w:t>
+              <w:t xml:space="preserve">119,1</w:t>
             </w:r>
           </w:p>
         </w:tc>
@@ -2606,7 +2606,7 @@
                 <w:sz w:val="20"/>
                 <w:szCs w:val="20"/>
               </w:rPr>
-              <w:t xml:space="preserve">75,2</w:t>
+              <w:t xml:space="preserve">70,6</w:t>
             </w:r>
           </w:p>
         </w:tc>
@@ -2964,7 +2964,7 @@
                 <w:sz w:val="20"/>
                 <w:szCs w:val="20"/>
               </w:rPr>
-              <w:t xml:space="preserve">2,0</w:t>
+              <w:t xml:space="preserve">3,3</w:t>
             </w:r>
           </w:p>
         </w:tc>
@@ -3322,7 +3322,7 @@
                 <w:sz w:val="20"/>
                 <w:szCs w:val="20"/>
               </w:rPr>
-              <w:t xml:space="preserve">106,6</w:t>
+              <w:t xml:space="preserve">91,3</w:t>
             </w:r>
           </w:p>
         </w:tc>
@@ -3513,7 +3513,7 @@
                 <w:sz w:val="20"/>
                 <w:szCs w:val="20"/>
               </w:rPr>
-              <w:t xml:space="preserve">247,9</w:t>
+              <w:t xml:space="preserve">223,9</w:t>
             </w:r>
           </w:p>
         </w:tc>
@@ -3632,7 +3632,7 @@
         <w:jc w:val="both"/>
       </w:pPr>
       <w:r>
-        <w:t xml:space="preserve">Como se observa, para llegar a la subestación Ancoa 220 kV el camino directo tiene una longitud de 130,5 km y una distancia eléctrica de 222,0 ohm, mientras que el camino hasta Candelaria tiene una longitud de 247,9 km y una distancia eléctrica de 150,7 ohm. Incluso el mejor camino eléctrico hacia Ancoa sigue la misma ruta por San Fernando y Tinguiririca hasta Puente Negro y desde allí continúa por la línea Puente Negro – Colbún – Ancoa, con 286,1 km y 156,6 ohm, levemente superior a Candelaria. La metodología selecciona entonces Candelaria (Figura 3), y las inyecciones del medio de generación se valorizan al precio de nudo de una subestación ubicada en otra región.</w:t>
+        <w:t xml:space="preserve">Como se observa, para llegar a la subestación Ancoa 220 kV el camino directo tiene una longitud de 119,1 km y una distancia eléctrica de 222,0 ohm, mientras que el camino hasta Candelaria tiene una longitud de 223,9 km y una distancia eléctrica de 150,7 ohm. Incluso el mejor camino eléctrico hacia Ancoa sigue la misma ruta por San Fernando y Tinguiririca hasta Puente Negro y desde allí continúa por la línea Puente Negro – Colbún – Ancoa, con 266,1 km y 156,6 ohm, levemente superior a Candelaria. La metodología selecciona entonces Candelaria (Figura 3), y las inyecciones del medio de generación se valorizan al precio de nudo de una subestación ubicada en otra región.</w:t>
       </w:r>
     </w:p>
     <w:p>
@@ -3740,7 +3740,7 @@
         <w:t xml:space="preserve">Resultados contraintuitivos para los coordinados:</w:t>
       </w:r>
       <w:r>
-        <w:t xml:space="preserve"> el medio de generación se ubica a 35 km de la subestación Ancoa y, pese a ello, se le asigna una subestación a más de 200 km, en otra región, cuyo precio de nudo es distinto. Esta situación es difícil de explicar y motiva observaciones y discrepancias en los procesos de valorización.</w:t>
+        <w:t xml:space="preserve"> el medio de generación se ubica a unos 32 km de la subestación Ancoa y, pese a ello, se le asigna una barra a unos 199 km, en otra región, cuyo precio de nudo es distinto. Esta situación es difícil de explicar y motiva observaciones y discrepancias en los procesos de valorización.</w:t>
       </w:r>
     </w:p>
     <w:p>
@@ -3842,7 +3842,7 @@
         <mc:AlternateContent>
           <mc:Choice Requires="wpg">
             <w:drawing>
-              <wp:inline distT="0" distB="0" distL="0" distR="0" wp14:anchorId="D2747B5A" wp14:editId="2AF97D57">
+              <wp:inline distT="0" distB="0" distL="0" distR="0" wp14:anchorId="6166A876" wp14:editId="2AF97D57">
                 <wp:extent cx="6438900" cy="6350"/>
                 <wp:effectExtent l="635" t="0" r="0" b="5080"/>
                 <wp:docPr id="210" name="Group 47"/>
@@ -3907,7 +3907,7 @@
           </mc:Choice>
           <mc:Fallback xmlns:w16cei="http://schemas.microsoft.com/office/word/2026/wordml/cei">
             <w:pict>
-              <v:group w14:anchorId="2D1DA9DC" id="Group 47" o:spid="_x0000_s1026" style="width:507pt;height:.5pt;mso-position-horizontal-relative:char;mso-position-vertical-relative:line" coordsize="10140,10" o:gfxdata="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">
+              <v:group w14:anchorId="3470D226" id="Group 47" o:spid="_x0000_s1026" style="width:507pt;height:.5pt;mso-position-horizontal-relative:char;mso-position-vertical-relative:line" coordsize="10140,10" o:gfxdata="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">
                 <v:rect id="Rectangle 48" o:spid="_x0000_s1027" style="position:absolute;width:10140;height:10;visibility:visible;mso-wrap-style:square;v-text-anchor:top" o:gfxdata="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" fillcolor="black" stroked="f"/>
                 <w10:anchorlock/>
               </v:group>

--- a/docs/Minuta_Minimo_Camino_Electrico.docx
+++ b/docs/Minuta_Minimo_Camino_Electrico.docx
@@ -367,7 +367,7 @@
         <mc:AlternateContent>
           <mc:Choice Requires="wpg">
             <w:drawing>
-              <wp:inline distT="0" distB="0" distL="0" distR="0" wp14:anchorId="84ED4AE9" wp14:editId="2AF97D57">
+              <wp:inline distT="0" distB="0" distL="0" distR="0" wp14:anchorId="D10DCC72" wp14:editId="2AF97D57">
                 <wp:extent cx="6438900" cy="6350"/>
                 <wp:effectExtent l="635" t="0" r="0" b="5080"/>
                 <wp:docPr id="201" name="Group 47"/>
@@ -432,7 +432,7 @@
           </mc:Choice>
           <mc:Fallback xmlns:w16cei="http://schemas.microsoft.com/office/word/2026/wordml/cei">
             <w:pict>
-              <v:group w14:anchorId="52F49E55" id="Group 47" o:spid="_x0000_s1026" style="width:507pt;height:.5pt;mso-position-horizontal-relative:char;mso-position-vertical-relative:line" coordsize="10140,10" o:gfxdata="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">
+              <v:group w14:anchorId="75CC2B9E" id="Group 47" o:spid="_x0000_s1026" style="width:507pt;height:.5pt;mso-position-horizontal-relative:char;mso-position-vertical-relative:line" coordsize="10140,10" o:gfxdata="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">
                 <v:rect id="Rectangle 48" o:spid="_x0000_s1027" style="position:absolute;width:10140;height:10;visibility:visible;mso-wrap-style:square;v-text-anchor:top" o:gfxdata="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" fillcolor="black" stroked="f"/>
                 <w10:anchorlock/>
               </v:group>
@@ -458,7 +458,7 @@
         <w:jc w:val="both"/>
       </w:pPr>
       <w:r>
-        <w:t xml:space="preserve">Los medios de generación de pequeña escala a que se refiere el artículo segundo transitorio del decreto N° 88/2019, del Ministerio de Energía, valorizan sus inyecciones de energía y potencia al precio de nudo de la subestación del Sistema de Transmisión Nacional más cercana. El Sistema de Transmisión Nacional corresponde al conjunto de instalaciones de transmisión de alta tensión, en general de 220 kV y 500 kV, que permiten la conformación de un mercado eléctrico común e interconectan los distintos sistemas zonales; sus subestaciones son las que cuentan con precio de nudo definido en el decreto. La determinación de cuál es dicha subestación corresponde al Coordinador y se efectúa mediante el criterio de mínima distancia eléctrica, también denominado mínimo camino eléctrico.</w:t>
+        <w:t xml:space="preserve">Los decretos de precios de nudo establecen que las inyecciones de los medios de generación de pequeña escala se valorizan al precio de nudo de la subestación del Sistema de Transmisión Nacional más cercana, y que dicha subestación se determina mediante el criterio de mínima distancia eléctrica, también denominado mínimo camino eléctrico, cuya aplicación corresponde al Coordinador.</w:t>
       </w:r>
     </w:p>
     <w:p>
@@ -469,7 +469,7 @@
         <w:jc w:val="both"/>
       </w:pPr>
       <w:r>
-        <w:t xml:space="preserve">Como fuente de la metodología descrita en esta minuta se utiliza el siguiente extracto del numeral 2.2 del decreto de precios de nudo publicado en el Diario Oficial el 26 de noviembre de 2025 (edición N° 44.309, disponible en https://www.diariooficial.interior.gob.cl/publicaciones/2025/11/26/44309/01/2730484.pdf):</w:t>
+        <w:t xml:space="preserve">Como fuente de la metodología descrita en esta minuta se utiliza el siguiente extracto, contenido en el numeral 2.2 de los decretos de precios de nudo:</w:t>
       </w:r>
     </w:p>
     <w:p>
@@ -495,7 +495,7 @@
         <w:jc w:val="both"/>
       </w:pPr>
       <w:r>
-        <w:t xml:space="preserve">La presente minuta describe brevemente la lógica de la metodología de mínimo camino eléctrico y expone, mediante un caso específico, una situación problemática de su aplicación: la asignación de una subestación alejada de la barra en que inyecta el medio de generación porque el camino directo, de menor longitud, contiene un transformador de alta reactancia que la metodología prefiere rodear. Asimismo, se describe la práctica de homologación manual de barras que se ha aplicado en el proceso y sus implicancias.</w:t>
+        <w:t xml:space="preserve">La presente minuta describe brevemente la lógica de la metodología de mínimo camino eléctrico y expone, mediante un caso específico, un efecto no deseado de su aplicación: la asignación de una barra troncal alejada de la barra analizada porque el camino directo, de menor longitud, contiene un transformador de alta reactancia que la metodología prefiere rodear. Asimismo, se describe la práctica histórica de asociación manual de barras que se ha aplicado para evitar este efecto.</w:t>
       </w:r>
     </w:p>
     <w:p>
@@ -542,7 +542,7 @@
         <mc:AlternateContent>
           <mc:Choice Requires="wpg">
             <w:drawing>
-              <wp:inline distT="0" distB="0" distL="0" distR="0" wp14:anchorId="C9CCD328" wp14:editId="2AF97D57">
+              <wp:inline distT="0" distB="0" distL="0" distR="0" wp14:anchorId="04D92A83" wp14:editId="2AF97D57">
                 <wp:extent cx="6438900" cy="6350"/>
                 <wp:effectExtent l="635" t="0" r="0" b="5080"/>
                 <wp:docPr id="203" name="Group 47"/>
@@ -607,7 +607,7 @@
           </mc:Choice>
           <mc:Fallback xmlns:w16cei="http://schemas.microsoft.com/office/word/2026/wordml/cei">
             <w:pict>
-              <v:group w14:anchorId="2C2FC027" id="Group 47" o:spid="_x0000_s1026" style="width:507pt;height:.5pt;mso-position-horizontal-relative:char;mso-position-vertical-relative:line" coordsize="10140,10" o:gfxdata="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">
+              <v:group w14:anchorId="B7238192" id="Group 47" o:spid="_x0000_s1026" style="width:507pt;height:.5pt;mso-position-horizontal-relative:char;mso-position-vertical-relative:line" coordsize="10140,10" o:gfxdata="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">
                 <v:rect id="Rectangle 48" o:spid="_x0000_s1027" style="position:absolute;width:10140;height:10;visibility:visible;mso-wrap-style:square;v-text-anchor:top" o:gfxdata="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" fillcolor="black" stroked="f"/>
                 <w10:anchorlock/>
               </v:group>
@@ -633,7 +633,7 @@
         <w:jc w:val="both"/>
       </w:pPr>
       <w:r>
-        <w:t xml:space="preserve">La metodología representa el sistema de transmisión como una red en la que las barras corresponden a nodos, del orden de 1.400 en el Sistema Eléctrico Nacional, y las líneas y transformadores a tramos que las conectan. Cada tramo se caracteriza por sus barras extremas, su tensión nominal y su reactancia X, expresada en ohm, de acuerdo con los parámetros de la base de instalaciones que utiliza el Coordinador para el Balance de Potencia. Solo se consideran los tramos operativos a la fecha de corte del cálculo, según el registro de entradas y salidas de servicio, y los tramos paralelos entre las mismas dos barras, sean circuitos de una línea o unidades de transformación, se combinan en un único tramo de reactancia equivalente (1/Xeq = Σ 1/Xi).</w:t>
+        <w:t xml:space="preserve">La metodología representa el sistema de transmisión como una red en la que las barras corresponden a nodos y las líneas y transformadores a tramos que las conectan. Cada tramo se caracteriza por sus barras extremas, su tensión nominal y su reactancia X, expresada en ohm, de acuerdo con los parámetros de la base de instalaciones que utiliza el Coordinador para el Balance de Potencia. Los tramos paralelos entre las mismas dos barras, sean circuitos de una línea o unidades de transformación, se combinan en un único tramo de reactancia equivalente (1/Xeq = Σ 1/Xi).</w:t>
       </w:r>
     </w:p>
     <w:p>
@@ -644,7 +644,7 @@
         <w:jc w:val="both"/>
       </w:pPr>
       <w:r>
-        <w:t xml:space="preserve">La “distancia” que considera el decreto no es la longitud geográfica que separa la barra de inyección de la subestación, sino su distancia eléctrica, representada por la reactancia de los tramos que los vinculan. De este modo, la distancia eléctrica de un camino entre dos barras corresponde a la suma de las reactancias de los tramos que lo componen, y el mínimo camino eléctrico entre la barra de inyección y una subestación es aquel que minimiza dicha suma entre todas las rutas posibles de la red.</w:t>
+        <w:t xml:space="preserve">La “distancia” que considera el decreto no es la longitud geográfica que separa la barra analizada de la subestación, sino su distancia eléctrica, representada por la reactancia de los tramos que las vinculan. De este modo, la distancia eléctrica de un camino entre dos barras corresponde a la suma de las reactancias de los tramos que lo componen, y el mínimo camino eléctrico entre la barra analizada y una subestación es aquel que minimiza dicha suma entre todas las rutas posibles de la red.</w:t>
       </w:r>
     </w:p>
     <w:p>
@@ -655,7 +655,7 @@
         <w:jc w:val="both"/>
       </w:pPr>
       <w:r>
-        <w:t xml:space="preserve">En consecuencia, la determinación de la subestación del Sistema de Transmisión Nacional más cercana a un medio de generación de pequeña escala se efectúa de la siguiente forma:</w:t>
+        <w:t xml:space="preserve">En consecuencia, la determinación de la barra troncal más cercana a una barra analizada se efectúa de la siguiente forma:</w:t>
       </w:r>
     </w:p>
     <w:p>
@@ -670,7 +670,7 @@
         <w:jc w:val="both"/>
       </w:pPr>
       <w:r>
-        <w:t xml:space="preserve">Se identifica la barra del sistema en la que inyecta el medio de generación (barra de inyección).</w:t>
+        <w:t xml:space="preserve">Se identifica la barra analizada en la red y el subsistema al que pertenece.</w:t>
       </w:r>
     </w:p>
     <w:p>
@@ -685,7 +685,7 @@
         <w:jc w:val="both"/>
       </w:pPr>
       <w:r>
-        <w:t xml:space="preserve">Se identifican las barras troncales de precio de nudo, pertenecientes al Sistema de Transmisión Nacional, que son los destinos candidatos a ser asignados, y el subsistema al que pertenece cada barra.</w:t>
+        <w:t xml:space="preserve">Se identifican las barras troncales de precio de nudo, que son los destinos candidatos a ser asignados.</w:t>
       </w:r>
     </w:p>
     <w:p>
@@ -700,7 +700,7 @@
         <w:jc w:val="both"/>
       </w:pPr>
       <w:r>
-        <w:t xml:space="preserve">Para cada barra candidata del mismo subsistema se determina el camino de mínima reactancia acumulada desde la barra de inyección, considerando únicamente las instalaciones operativas a la fecha de corte.</w:t>
+        <w:t xml:space="preserve">Para cada barra troncal del mismo subsistema se determina el camino de mínima reactancia acumulada desde la barra analizada.</w:t>
       </w:r>
     </w:p>
     <w:p>
@@ -715,7 +715,7 @@
         <w:jc w:val="both"/>
       </w:pPr>
       <w:r>
-        <w:t xml:space="preserve">Se asigna la barra cuya distancia eléctrica resulta menor, conservando los empates cuando dos barras quedan a igual distancia, y el precio de nudo de dicha barra se aplica a las inyecciones del medio de generación.</w:t>
+        <w:t xml:space="preserve">Se asigna la barra troncal cuya distancia eléctrica resulta menor, y su precio de nudo se aplica a las inyecciones de la barra analizada.</w:t>
       </w:r>
     </w:p>
     <w:p>
@@ -726,7 +726,7 @@
         <w:jc w:val="both"/>
       </w:pPr>
       <w:r>
-        <w:t xml:space="preserve">La Figura 1 ilustra el criterio con un ejemplo conceptual: la barra de inyección es la barra de baja tensión de la subestación A, pero el transformador que la vincula con ella tiene una reactancia muy alta, por lo que la suma de reactancias del camino hacia la subestación B, a 55 km por la red, resulta menor y es esta última la que se asigna.</w:t>
+        <w:t xml:space="preserve">La Figura 1 ilustra el criterio con un ejemplo conceptual: la barra analizada es la barra de baja tensión de la subestación A, pero el transformador que la vincula con ella tiene una reactancia muy alta, por lo que la suma de reactancias del camino hacia la subestación B, a 55 km por la red, resulta menor y es esta última la que se asigna.</w:t>
       </w:r>
     </w:p>
     <w:p>
@@ -807,6 +807,17 @@
     <w:p>
       <w:pPr>
         <w:pStyle w:val="Textoindependiente"/>
+        <w:spacing w:after="200" w:line="276" w:lineRule="auto"/>
+        <w:ind w:left="140" w:right="272"/>
+        <w:jc w:val="both"/>
+      </w:pPr>
+      <w:r>
+        <w:t xml:space="preserve">Para evitar este efecto, históricamente en el proceso se ha asociado de forma manual la barra de 66 kV a la barra de 220 kV de la misma subestación, de modo que el cálculo no considere el transformador que las une y la barra quede asignada a la barra troncal de su propio emplazamiento. Esta asociación no tiene respaldo en el cálculo ni en un criterio documentado: se basa únicamente en la práctica histórica del proceso, y por tanto no es verificable ni se aplica necesariamente de manera uniforme a todos los casos equivalentes.</w:t>
+      </w:r>
+    </w:p>
+    <w:p>
+      <w:pPr>
+        <w:pStyle w:val="Textoindependiente"/>
         <w:spacing w:after="0"/>
       </w:pPr>
     </w:p>
@@ -827,7 +838,7 @@
       <w:bookmarkStart w:id="112" w:name="_Toc1109049"/>
       <w:bookmarkEnd w:id="111"/>
       <w:r>
-        <w:t>CASO PROBLEMÁTICO: EL MÍNIMO CAMINO ELÉCTRICO RODEA UN CAMINO DIRECTO</w:t>
+        <w:t>CASO EN QUE EL MÍNIMO CAMINO ELÉCTRICO RODEA UN CAMINO DIRECTO</w:t>
       </w:r>
       <w:bookmarkEnd w:id="112"/>
     </w:p>
@@ -848,7 +859,7 @@
         <mc:AlternateContent>
           <mc:Choice Requires="wpg">
             <w:drawing>
-              <wp:inline distT="0" distB="0" distL="0" distR="0" wp14:anchorId="5DEB95D7" wp14:editId="2AF97D57">
+              <wp:inline distT="0" distB="0" distL="0" distR="0" wp14:anchorId="2D495C3C" wp14:editId="2AF97D57">
                 <wp:extent cx="6438900" cy="6350"/>
                 <wp:effectExtent l="635" t="0" r="0" b="5080"/>
                 <wp:docPr id="206" name="Group 47"/>
@@ -913,7 +924,7 @@
           </mc:Choice>
           <mc:Fallback xmlns:w16cei="http://schemas.microsoft.com/office/word/2026/wordml/cei">
             <w:pict>
-              <v:group w14:anchorId="6F749309" id="Group 47" o:spid="_x0000_s1026" style="width:507pt;height:.5pt;mso-position-horizontal-relative:char;mso-position-vertical-relative:line" coordsize="10140,10" o:gfxdata="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">
+              <v:group w14:anchorId="2FE1149E" id="Group 47" o:spid="_x0000_s1026" style="width:507pt;height:.5pt;mso-position-horizontal-relative:char;mso-position-vertical-relative:line" coordsize="10140,10" o:gfxdata="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">
                 <v:rect id="Rectangle 48" o:spid="_x0000_s1027" style="position:absolute;width:10140;height:10;visibility:visible;mso-wrap-style:square;v-text-anchor:top" o:gfxdata="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" fillcolor="black" stroked="f"/>
                 <w10:anchorlock/>
               </v:group>
@@ -939,29 +950,7 @@
         <w:jc w:val="both"/>
       </w:pPr>
       <w:r>
-        <w:t xml:space="preserve">La situación problemática no se produce cuando no existe un camino directo entre la barra de inyección y la subestación, sino cuando dicho camino sí existe, es el más corto en distancia, y sin embargo la metodología lo descarta porque uno de sus tramos presenta una reactancia muy alta. El caso típico es un transformador de alta reactancia: como el transformador tiene longitud nula, pero una reactancia que puede ser equivalente a cientos de kilómetros de línea, el mínimo camino eléctrico prefiere rodearlo a través de la red, aunque ello implique recorrer una distancia mucho mayor.</w:t>
-      </w:r>
-    </w:p>
-    <w:p>
-      <w:pPr>
-        <w:pStyle w:val="Textoindependiente"/>
-        <w:spacing w:after="200" w:line="276" w:lineRule="auto"/>
-        <w:ind w:left="140" w:right="272"/>
-        <w:jc w:val="both"/>
-      </w:pPr>
-      <w:r>
-        <w:t xml:space="preserve">Para ilustrarlo se considera un medio de generación de pequeña escala conectado en la barra La Palma 13 kV, en la comuna de San Javier, Región del Maule. Las barras troncales candidatas en la zona son Ancoa 220 kV, a unos 32 km en línea recta, Itahue 220 kV, a unos 58 km, y Candelaria 220 kV, en la Región Metropolitana, a unos 199 km. Desde el punto de vista de la distancia, la subestación más cercana es claramente Ancoa.</w:t>
-      </w:r>
-    </w:p>
-    <w:p>
-      <w:pPr>
-        <w:pStyle w:val="Textoindependiente"/>
-        <w:spacing w:after="200" w:line="276" w:lineRule="auto"/>
-        <w:ind w:left="140" w:right="272"/>
-        <w:jc w:val="both"/>
-      </w:pPr>
-      <w:r>
-        <w:t xml:space="preserve">El camino directo desde La Palma hacia Itahue y Ancoa recorre la red de 66 kV La Palma – El Ruil – Talca – Panguilemo – San Rafael hasta la barra Itahue 66 kV, y desde allí sube al sistema de 220 kV por los transformadores de Itahue: primero el transformador 154/66 kV y luego el transformador 220/154 kV. No obstante, la base de instalaciones registra para el transformador Itahue 154/66 kV dos unidades de 171,4 ohm cada una, que combinadas en paralelo equivalen a 85,7 ohm, es decir, a más de 200 km de línea de 66 kV. Por ello, el camino de mínima distancia eléctrica, al llegar a la barra Itahue 66 kV, no atraviesa dicho transformador, sino que continúa por la red de 66 kV hacia el norte, por Molina, Curicó, Rauquén, Teno, Quinta y Chimbarongo hasta San Fernando, sube al sistema de 154 kV por el transformador de San Fernando (18,6 ohm equivalente de sus tres unidades), llega a Tinguiririca, sube a 220 kV por el transformador de Tinguiririca (14,0 ohm) y finalmente recorre las líneas de 220 kV Tinguiririca – Puente Negro – Candelaria, según se muestra en la Figura 2.</w:t>
+        <w:t xml:space="preserve">El efecto descrito se ilustra con la barra La Palma 13 kV, en la comuna de San Javier, Región del Maule. La barra troncal más cercana en distancia es Ancoa 220 kV, a unos 32 km en línea recta, y el camino directo hacia ella pasa por los transformadores de Itahue. Sin embargo, el transformador Itahue 154/66 kV tiene una reactancia equivalente de 85,7 ohm, comparable a más de 200 km de línea de 66 kV, por lo que el mínimo camino eléctrico lo rodea por la red de 66 kV hasta San Fernando y termina asignando Candelaria 220 kV, en la Región Metropolitana, como se ve a continuación:</w:t>
       </w:r>
     </w:p>
     <w:p>
@@ -1028,21 +1017,10 @@
         <w:t xml:space="preserve">Figura 2. Caminos eléctricos desde la barra La Palma 13 kV: camino directo por los transformadores de Itahue (segmentado) y camino de mínima distancia eléctrica por San Fernando hasta Candelaria 220 kV (continuo). Reactancias equivalentes con paralelos combinados; longitudes geográficas entre barras.</w:t>
       </w:r>
     </w:p>
-    <w:p>
-      <w:pPr>
-        <w:pStyle w:val="Textoindependiente"/>
-        <w:spacing w:after="200" w:line="276" w:lineRule="auto"/>
-        <w:ind w:left="140" w:right="272"/>
-        <w:jc w:val="both"/>
-      </w:pPr>
-      <w:r>
-        <w:t xml:space="preserve">De esta forma, la barra asignada al medio de generación es Candelaria 220 kV, a 223,9 km de recorrido y 150,7 ohm, y no Ancoa 220 kV ni Itahue 220 kV, que se encuentran a menos de la mitad de la distancia pero cuyo camino directo pasa por el transformador de alta reactancia. Los tramos de ambos caminos, con su reactancia equivalente según la base de instalaciones y su longitud estimada como la distancia geográfica entre las barras extremas de cada tramo, calculada a partir de las coordenadas de las subestaciones que utiliza el Coordinador, se presentan a continuación:</w:t>
-      </w:r>
-    </w:p>
     <w:tbl>
       <w:tblPr>
-        <w:tblW w:w="9650" w:type="dxa"/>
-        <w:tblInd w:w="274" w:type="dxa"/>
+        <w:tblW w:w="9300" w:type="dxa"/>
+        <w:tblInd w:w="449" w:type="dxa"/>
         <w:tblCellMar>
           <w:left w:w="70" w:type="dxa"/>
           <w:right w:w="70" w:type="dxa"/>
@@ -1050,11 +1028,9 @@
         <w:tblLook w:val="04A0"/>
       </w:tblPr>
       <w:tblGrid>
-        <w:gridCol w:w="3700"/>
-        <w:gridCol w:w="1000"/>
-        <w:gridCol w:w="1150"/>
-        <w:gridCol w:w="1050"/>
-        <w:gridCol w:w="1250"/>
+        <w:gridCol w:w="5300"/>
+        <w:gridCol w:w="1300"/>
+        <w:gridCol w:w="1200"/>
         <w:gridCol w:w="1500"/>
       </w:tblGrid>
       <w:tr>
@@ -1063,7 +1039,7 @@
         </w:trPr>
         <w:tc>
           <w:tcPr>
-            <w:tcW w:w="3700" w:type="dxa"/>
+            <w:tcW w:w="5300" w:type="dxa"/>
             <w:tcBorders>
               <w:top w:val="single" w:sz="4" w:space="0" w:color="auto"/>
               <w:left w:val="single" w:sz="4" w:space="0" w:color="auto"/>
@@ -1091,47 +1067,13 @@
                 <w:sz w:val="20"/>
                 <w:szCs w:val="20"/>
               </w:rPr>
-              <w:t xml:space="preserve">Tramo</w:t>
+              <w:t xml:space="preserve">Camino</w:t>
             </w:r>
           </w:p>
         </w:tc>
         <w:tc>
           <w:tcPr>
-            <w:tcW w:w="1000" w:type="dxa"/>
-            <w:tcBorders>
-              <w:top w:val="single" w:sz="4" w:space="0" w:color="auto"/>
-              <w:left w:val="single" w:sz="4" w:space="0" w:color="auto"/>
-              <w:bottom w:val="single" w:sz="4" w:space="0" w:color="auto"/>
-              <w:right w:val="single" w:sz="4" w:space="0" w:color="auto"/>
-            </w:tcBorders>
-            <w:shd w:val="clear" w:color="auto" w:fill="DCEBF0"/>
-            <w:vAlign w:val="center"/>
-          </w:tcPr>
-          <w:p>
-            <w:pPr>
-              <w:spacing w:before="40" w:after="40"/>
-              <w:jc w:val="center"/>
-              <w:rPr>
-                <w:b/>
-                <w:bCs/>
-                <w:sz w:val="20"/>
-                <w:szCs w:val="20"/>
-              </w:rPr>
-            </w:pPr>
-            <w:r>
-              <w:rPr>
-                <w:b/>
-                <w:bCs/>
-                <w:sz w:val="20"/>
-                <w:szCs w:val="20"/>
-              </w:rPr>
-              <w:t xml:space="preserve">Tensión [kV]</w:t>
-            </w:r>
-          </w:p>
-        </w:tc>
-        <w:tc>
-          <w:tcPr>
-            <w:tcW w:w="1150" w:type="dxa"/>
+            <w:tcW w:w="1300" w:type="dxa"/>
             <w:tcBorders>
               <w:top w:val="single" w:sz="4" w:space="0" w:color="auto"/>
               <w:left w:val="single" w:sz="4" w:space="0" w:color="auto"/>
@@ -1165,7 +1107,7 @@
         </w:tc>
         <w:tc>
           <w:tcPr>
-            <w:tcW w:w="1050" w:type="dxa"/>
+            <w:tcW w:w="1200" w:type="dxa"/>
             <w:tcBorders>
               <w:top w:val="single" w:sz="4" w:space="0" w:color="auto"/>
               <w:left w:val="single" w:sz="4" w:space="0" w:color="auto"/>
@@ -1199,40 +1141,6 @@
         </w:tc>
         <w:tc>
           <w:tcPr>
-            <w:tcW w:w="1250" w:type="dxa"/>
-            <w:tcBorders>
-              <w:top w:val="single" w:sz="4" w:space="0" w:color="auto"/>
-              <w:left w:val="single" w:sz="4" w:space="0" w:color="auto"/>
-              <w:bottom w:val="single" w:sz="4" w:space="0" w:color="auto"/>
-              <w:right w:val="single" w:sz="4" w:space="0" w:color="auto"/>
-            </w:tcBorders>
-            <w:shd w:val="clear" w:color="auto" w:fill="DCEBF0"/>
-            <w:vAlign w:val="center"/>
-          </w:tcPr>
-          <w:p>
-            <w:pPr>
-              <w:spacing w:before="40" w:after="40"/>
-              <w:jc w:val="center"/>
-              <w:rPr>
-                <w:b/>
-                <w:bCs/>
-                <w:sz w:val="20"/>
-                <w:szCs w:val="20"/>
-              </w:rPr>
-            </w:pPr>
-            <w:r>
-              <w:rPr>
-                <w:b/>
-                <w:bCs/>
-                <w:sz w:val="20"/>
-                <w:szCs w:val="20"/>
-              </w:rPr>
-              <w:t xml:space="preserve">Camino directo</w:t>
-            </w:r>
-          </w:p>
-        </w:tc>
-        <w:tc>
-          <w:tcPr>
             <w:tcW w:w="1500" w:type="dxa"/>
             <w:tcBorders>
               <w:top w:val="single" w:sz="4" w:space="0" w:color="auto"/>
@@ -1261,7 +1169,7 @@
                 <w:sz w:val="20"/>
                 <w:szCs w:val="20"/>
               </w:rPr>
-              <w:t xml:space="preserve">Camino seleccionado</w:t>
+              <w:t xml:space="preserve">Resultado</w:t>
             </w:r>
           </w:p>
         </w:tc>
@@ -1272,7 +1180,7 @@
         </w:trPr>
         <w:tc>
           <w:tcPr>
-            <w:tcW w:w="3700" w:type="dxa"/>
+            <w:tcW w:w="5300" w:type="dxa"/>
             <w:tcBorders>
               <w:top w:val="single" w:sz="4" w:space="0" w:color="auto"/>
               <w:left w:val="single" w:sz="4" w:space="0" w:color="auto"/>
@@ -1295,13 +1203,13 @@
                 <w:sz w:val="20"/>
                 <w:szCs w:val="20"/>
               </w:rPr>
-              <w:t xml:space="preserve">Transformador La Palma 66/13 kV</w:t>
+              <w:t xml:space="preserve">Directo a Itahue 220 kV, por los transformadores de Itahue</w:t>
             </w:r>
           </w:p>
         </w:tc>
         <w:tc>
           <w:tcPr>
-            <w:tcW w:w="1000" w:type="dxa"/>
+            <w:tcW w:w="1300" w:type="dxa"/>
             <w:tcBorders>
               <w:top w:val="single" w:sz="4" w:space="0" w:color="auto"/>
               <w:left w:val="single" w:sz="4" w:space="0" w:color="auto"/>
@@ -1324,13 +1232,13 @@
                 <w:sz w:val="20"/>
                 <w:szCs w:val="20"/>
               </w:rPr>
-              <w:t xml:space="preserve">66/13</w:t>
+              <w:t xml:space="preserve">58,8</w:t>
             </w:r>
           </w:p>
         </w:tc>
         <w:tc>
           <w:tcPr>
-            <w:tcW w:w="1150" w:type="dxa"/>
+            <w:tcW w:w="1200" w:type="dxa"/>
             <w:tcBorders>
               <w:top w:val="single" w:sz="4" w:space="0" w:color="auto"/>
               <w:left w:val="single" w:sz="4" w:space="0" w:color="auto"/>
@@ -1353,65 +1261,7 @@
                 <w:sz w:val="20"/>
                 <w:szCs w:val="20"/>
               </w:rPr>
-              <w:t xml:space="preserve">0,0</w:t>
-            </w:r>
-          </w:p>
-        </w:tc>
-        <w:tc>
-          <w:tcPr>
-            <w:tcW w:w="1050" w:type="dxa"/>
-            <w:tcBorders>
-              <w:top w:val="single" w:sz="4" w:space="0" w:color="auto"/>
-              <w:left w:val="single" w:sz="4" w:space="0" w:color="auto"/>
-              <w:bottom w:val="single" w:sz="4" w:space="0" w:color="auto"/>
-              <w:right w:val="single" w:sz="4" w:space="0" w:color="auto"/>
-            </w:tcBorders>
-            <w:vAlign w:val="center"/>
-          </w:tcPr>
-          <w:p>
-            <w:pPr>
-              <w:spacing w:before="40" w:after="40"/>
-              <w:jc w:val="center"/>
-              <w:rPr>
-                <w:sz w:val="20"/>
-                <w:szCs w:val="20"/>
-              </w:rPr>
-            </w:pPr>
-            <w:r>
-              <w:rPr>
-                <w:sz w:val="20"/>
-                <w:szCs w:val="20"/>
-              </w:rPr>
-              <w:t xml:space="preserve">60,80</w:t>
-            </w:r>
-          </w:p>
-        </w:tc>
-        <w:tc>
-          <w:tcPr>
-            <w:tcW w:w="1250" w:type="dxa"/>
-            <w:tcBorders>
-              <w:top w:val="single" w:sz="4" w:space="0" w:color="auto"/>
-              <w:left w:val="single" w:sz="4" w:space="0" w:color="auto"/>
-              <w:bottom w:val="single" w:sz="4" w:space="0" w:color="auto"/>
-              <w:right w:val="single" w:sz="4" w:space="0" w:color="auto"/>
-            </w:tcBorders>
-            <w:vAlign w:val="center"/>
-          </w:tcPr>
-          <w:p>
-            <w:pPr>
-              <w:spacing w:before="40" w:after="40"/>
-              <w:jc w:val="center"/>
-              <w:rPr>
-                <w:sz w:val="20"/>
-                <w:szCs w:val="20"/>
-              </w:rPr>
-            </w:pPr>
-            <w:r>
-              <w:rPr>
-                <w:sz w:val="20"/>
-                <w:szCs w:val="20"/>
-              </w:rPr>
-              <w:t xml:space="preserve">Sí</w:t>
+              <w:t xml:space="preserve">206,0</w:t>
             </w:r>
           </w:p>
         </w:tc>
@@ -1440,7 +1290,7 @@
                 <w:sz w:val="20"/>
                 <w:szCs w:val="20"/>
               </w:rPr>
-              <w:t xml:space="preserve">Sí</w:t>
+              <w:t xml:space="preserve">Descartado</w:t>
             </w:r>
           </w:p>
         </w:tc>
@@ -1451,7 +1301,7 @@
         </w:trPr>
         <w:tc>
           <w:tcPr>
-            <w:tcW w:w="3700" w:type="dxa"/>
+            <w:tcW w:w="5300" w:type="dxa"/>
             <w:tcBorders>
               <w:top w:val="single" w:sz="4" w:space="0" w:color="auto"/>
               <w:left w:val="single" w:sz="4" w:space="0" w:color="auto"/>
@@ -1474,13 +1324,13 @@
                 <w:sz w:val="20"/>
                 <w:szCs w:val="20"/>
               </w:rPr>
-              <w:t xml:space="preserve">La Palma – El Ruil – Talca – Panguilemo – San Rafael – Itahue (5 líneas)</w:t>
+              <w:t xml:space="preserve">Directo a Ancoa 220 kV, el anterior más la línea Itahue – Ancoa</w:t>
             </w:r>
           </w:p>
         </w:tc>
         <w:tc>
           <w:tcPr>
-            <w:tcW w:w="1000" w:type="dxa"/>
+            <w:tcW w:w="1300" w:type="dxa"/>
             <w:tcBorders>
               <w:top w:val="single" w:sz="4" w:space="0" w:color="auto"/>
               <w:left w:val="single" w:sz="4" w:space="0" w:color="auto"/>
@@ -1503,13 +1353,13 @@
                 <w:sz w:val="20"/>
                 <w:szCs w:val="20"/>
               </w:rPr>
-              <w:t xml:space="preserve">66</w:t>
+              <w:t xml:space="preserve">119,1</w:t>
             </w:r>
           </w:p>
         </w:tc>
         <w:tc>
           <w:tcPr>
-            <w:tcW w:w="1150" w:type="dxa"/>
+            <w:tcW w:w="1200" w:type="dxa"/>
             <w:tcBorders>
               <w:top w:val="single" w:sz="4" w:space="0" w:color="auto"/>
               <w:left w:val="single" w:sz="4" w:space="0" w:color="auto"/>
@@ -1532,65 +1382,7 @@
                 <w:sz w:val="20"/>
                 <w:szCs w:val="20"/>
               </w:rPr>
-              <w:t xml:space="preserve">58,8</w:t>
-            </w:r>
-          </w:p>
-        </w:tc>
-        <w:tc>
-          <w:tcPr>
-            <w:tcW w:w="1050" w:type="dxa"/>
-            <w:tcBorders>
-              <w:top w:val="single" w:sz="4" w:space="0" w:color="auto"/>
-              <w:left w:val="single" w:sz="4" w:space="0" w:color="auto"/>
-              <w:bottom w:val="single" w:sz="4" w:space="0" w:color="auto"/>
-              <w:right w:val="single" w:sz="4" w:space="0" w:color="auto"/>
-            </w:tcBorders>
-            <w:vAlign w:val="center"/>
-          </w:tcPr>
-          <w:p>
-            <w:pPr>
-              <w:spacing w:before="40" w:after="40"/>
-              <w:jc w:val="center"/>
-              <w:rPr>
-                <w:sz w:val="20"/>
-                <w:szCs w:val="20"/>
-              </w:rPr>
-            </w:pPr>
-            <w:r>
-              <w:rPr>
-                <w:sz w:val="20"/>
-                <w:szCs w:val="20"/>
-              </w:rPr>
-              <w:t xml:space="preserve">10,65</w:t>
-            </w:r>
-          </w:p>
-        </w:tc>
-        <w:tc>
-          <w:tcPr>
-            <w:tcW w:w="1250" w:type="dxa"/>
-            <w:tcBorders>
-              <w:top w:val="single" w:sz="4" w:space="0" w:color="auto"/>
-              <w:left w:val="single" w:sz="4" w:space="0" w:color="auto"/>
-              <w:bottom w:val="single" w:sz="4" w:space="0" w:color="auto"/>
-              <w:right w:val="single" w:sz="4" w:space="0" w:color="auto"/>
-            </w:tcBorders>
-            <w:vAlign w:val="center"/>
-          </w:tcPr>
-          <w:p>
-            <w:pPr>
-              <w:spacing w:before="40" w:after="40"/>
-              <w:jc w:val="center"/>
-              <w:rPr>
-                <w:sz w:val="20"/>
-                <w:szCs w:val="20"/>
-              </w:rPr>
-            </w:pPr>
-            <w:r>
-              <w:rPr>
-                <w:sz w:val="20"/>
-                <w:szCs w:val="20"/>
-              </w:rPr>
-              <w:t xml:space="preserve">Sí</w:t>
+              <w:t xml:space="preserve">222,0</w:t>
             </w:r>
           </w:p>
         </w:tc>
@@ -1619,7 +1411,7 @@
                 <w:sz w:val="20"/>
                 <w:szCs w:val="20"/>
               </w:rPr>
-              <w:t xml:space="preserve">Sí</w:t>
+              <w:t xml:space="preserve">Descartado</w:t>
             </w:r>
           </w:p>
         </w:tc>
@@ -1630,1797 +1422,7 @@
         </w:trPr>
         <w:tc>
           <w:tcPr>
-            <w:tcW w:w="3700" w:type="dxa"/>
-            <w:tcBorders>
-              <w:top w:val="single" w:sz="4" w:space="0" w:color="auto"/>
-              <w:left w:val="single" w:sz="4" w:space="0" w:color="auto"/>
-              <w:bottom w:val="single" w:sz="4" w:space="0" w:color="auto"/>
-              <w:right w:val="single" w:sz="4" w:space="0" w:color="auto"/>
-            </w:tcBorders>
-            <w:vAlign w:val="center"/>
-          </w:tcPr>
-          <w:p>
-            <w:pPr>
-              <w:spacing w:before="40" w:after="40"/>
-              <w:jc w:val="center"/>
-              <w:rPr>
-                <w:sz w:val="20"/>
-                <w:szCs w:val="20"/>
-              </w:rPr>
-            </w:pPr>
-            <w:r>
-              <w:rPr>
-                <w:sz w:val="20"/>
-                <w:szCs w:val="20"/>
-              </w:rPr>
-              <w:t xml:space="preserve">Transformador Itahue 154/66 kV (2 unidades de 171,41 en paralelo)</w:t>
-            </w:r>
-          </w:p>
-        </w:tc>
-        <w:tc>
-          <w:tcPr>
-            <w:tcW w:w="1000" w:type="dxa"/>
-            <w:tcBorders>
-              <w:top w:val="single" w:sz="4" w:space="0" w:color="auto"/>
-              <w:left w:val="single" w:sz="4" w:space="0" w:color="auto"/>
-              <w:bottom w:val="single" w:sz="4" w:space="0" w:color="auto"/>
-              <w:right w:val="single" w:sz="4" w:space="0" w:color="auto"/>
-            </w:tcBorders>
-            <w:vAlign w:val="center"/>
-          </w:tcPr>
-          <w:p>
-            <w:pPr>
-              <w:spacing w:before="40" w:after="40"/>
-              <w:jc w:val="center"/>
-              <w:rPr>
-                <w:sz w:val="20"/>
-                <w:szCs w:val="20"/>
-              </w:rPr>
-            </w:pPr>
-            <w:r>
-              <w:rPr>
-                <w:sz w:val="20"/>
-                <w:szCs w:val="20"/>
-              </w:rPr>
-              <w:t xml:space="preserve">154/66</w:t>
-            </w:r>
-          </w:p>
-        </w:tc>
-        <w:tc>
-          <w:tcPr>
-            <w:tcW w:w="1150" w:type="dxa"/>
-            <w:tcBorders>
-              <w:top w:val="single" w:sz="4" w:space="0" w:color="auto"/>
-              <w:left w:val="single" w:sz="4" w:space="0" w:color="auto"/>
-              <w:bottom w:val="single" w:sz="4" w:space="0" w:color="auto"/>
-              <w:right w:val="single" w:sz="4" w:space="0" w:color="auto"/>
-            </w:tcBorders>
-            <w:vAlign w:val="center"/>
-          </w:tcPr>
-          <w:p>
-            <w:pPr>
-              <w:spacing w:before="40" w:after="40"/>
-              <w:jc w:val="center"/>
-              <w:rPr>
-                <w:sz w:val="20"/>
-                <w:szCs w:val="20"/>
-              </w:rPr>
-            </w:pPr>
-            <w:r>
-              <w:rPr>
-                <w:sz w:val="20"/>
-                <w:szCs w:val="20"/>
-              </w:rPr>
-              <w:t xml:space="preserve">0,0</w:t>
-            </w:r>
-          </w:p>
-        </w:tc>
-        <w:tc>
-          <w:tcPr>
-            <w:tcW w:w="1050" w:type="dxa"/>
-            <w:tcBorders>
-              <w:top w:val="single" w:sz="4" w:space="0" w:color="auto"/>
-              <w:left w:val="single" w:sz="4" w:space="0" w:color="auto"/>
-              <w:bottom w:val="single" w:sz="4" w:space="0" w:color="auto"/>
-              <w:right w:val="single" w:sz="4" w:space="0" w:color="auto"/>
-            </w:tcBorders>
-            <w:vAlign w:val="center"/>
-          </w:tcPr>
-          <w:p>
-            <w:pPr>
-              <w:spacing w:before="40" w:after="40"/>
-              <w:jc w:val="center"/>
-              <w:rPr>
-                <w:sz w:val="20"/>
-                <w:szCs w:val="20"/>
-              </w:rPr>
-            </w:pPr>
-            <w:r>
-              <w:rPr>
-                <w:sz w:val="20"/>
-                <w:szCs w:val="20"/>
-              </w:rPr>
-              <w:t xml:space="preserve">85,70</w:t>
-            </w:r>
-          </w:p>
-        </w:tc>
-        <w:tc>
-          <w:tcPr>
-            <w:tcW w:w="1250" w:type="dxa"/>
-            <w:tcBorders>
-              <w:top w:val="single" w:sz="4" w:space="0" w:color="auto"/>
-              <w:left w:val="single" w:sz="4" w:space="0" w:color="auto"/>
-              <w:bottom w:val="single" w:sz="4" w:space="0" w:color="auto"/>
-              <w:right w:val="single" w:sz="4" w:space="0" w:color="auto"/>
-            </w:tcBorders>
-            <w:vAlign w:val="center"/>
-          </w:tcPr>
-          <w:p>
-            <w:pPr>
-              <w:spacing w:before="40" w:after="40"/>
-              <w:jc w:val="center"/>
-              <w:rPr>
-                <w:sz w:val="20"/>
-                <w:szCs w:val="20"/>
-              </w:rPr>
-            </w:pPr>
-            <w:r>
-              <w:rPr>
-                <w:sz w:val="20"/>
-                <w:szCs w:val="20"/>
-              </w:rPr>
-              <w:t xml:space="preserve">Sí</w:t>
-            </w:r>
-          </w:p>
-        </w:tc>
-        <w:tc>
-          <w:tcPr>
-            <w:tcW w:w="1500" w:type="dxa"/>
-            <w:tcBorders>
-              <w:top w:val="single" w:sz="4" w:space="0" w:color="auto"/>
-              <w:left w:val="single" w:sz="4" w:space="0" w:color="auto"/>
-              <w:bottom w:val="single" w:sz="4" w:space="0" w:color="auto"/>
-              <w:right w:val="single" w:sz="4" w:space="0" w:color="auto"/>
-            </w:tcBorders>
-            <w:vAlign w:val="center"/>
-          </w:tcPr>
-          <w:p>
-            <w:pPr>
-              <w:spacing w:before="40" w:after="40"/>
-              <w:jc w:val="center"/>
-              <w:rPr>
-                <w:sz w:val="20"/>
-                <w:szCs w:val="20"/>
-              </w:rPr>
-            </w:pPr>
-            <w:r>
-              <w:rPr>
-                <w:sz w:val="20"/>
-                <w:szCs w:val="20"/>
-              </w:rPr>
-              <w:t xml:space="preserve">No</w:t>
-            </w:r>
-          </w:p>
-        </w:tc>
-      </w:tr>
-      <w:tr>
-        <w:trPr>
-          <w:trHeight w:val="300"/>
-        </w:trPr>
-        <w:tc>
-          <w:tcPr>
-            <w:tcW w:w="3700" w:type="dxa"/>
-            <w:tcBorders>
-              <w:top w:val="single" w:sz="4" w:space="0" w:color="auto"/>
-              <w:left w:val="single" w:sz="4" w:space="0" w:color="auto"/>
-              <w:bottom w:val="single" w:sz="4" w:space="0" w:color="auto"/>
-              <w:right w:val="single" w:sz="4" w:space="0" w:color="auto"/>
-            </w:tcBorders>
-            <w:vAlign w:val="center"/>
-          </w:tcPr>
-          <w:p>
-            <w:pPr>
-              <w:spacing w:before="40" w:after="40"/>
-              <w:jc w:val="center"/>
-              <w:rPr>
-                <w:sz w:val="20"/>
-                <w:szCs w:val="20"/>
-              </w:rPr>
-            </w:pPr>
-            <w:r>
-              <w:rPr>
-                <w:sz w:val="20"/>
-                <w:szCs w:val="20"/>
-              </w:rPr>
-              <w:t xml:space="preserve">Transformador Itahue 220/154 kV</w:t>
-            </w:r>
-          </w:p>
-        </w:tc>
-        <w:tc>
-          <w:tcPr>
-            <w:tcW w:w="1000" w:type="dxa"/>
-            <w:tcBorders>
-              <w:top w:val="single" w:sz="4" w:space="0" w:color="auto"/>
-              <w:left w:val="single" w:sz="4" w:space="0" w:color="auto"/>
-              <w:bottom w:val="single" w:sz="4" w:space="0" w:color="auto"/>
-              <w:right w:val="single" w:sz="4" w:space="0" w:color="auto"/>
-            </w:tcBorders>
-            <w:vAlign w:val="center"/>
-          </w:tcPr>
-          <w:p>
-            <w:pPr>
-              <w:spacing w:before="40" w:after="40"/>
-              <w:jc w:val="center"/>
-              <w:rPr>
-                <w:sz w:val="20"/>
-                <w:szCs w:val="20"/>
-              </w:rPr>
-            </w:pPr>
-            <w:r>
-              <w:rPr>
-                <w:sz w:val="20"/>
-                <w:szCs w:val="20"/>
-              </w:rPr>
-              <w:t xml:space="preserve">220/154</w:t>
-            </w:r>
-          </w:p>
-        </w:tc>
-        <w:tc>
-          <w:tcPr>
-            <w:tcW w:w="1150" w:type="dxa"/>
-            <w:tcBorders>
-              <w:top w:val="single" w:sz="4" w:space="0" w:color="auto"/>
-              <w:left w:val="single" w:sz="4" w:space="0" w:color="auto"/>
-              <w:bottom w:val="single" w:sz="4" w:space="0" w:color="auto"/>
-              <w:right w:val="single" w:sz="4" w:space="0" w:color="auto"/>
-            </w:tcBorders>
-            <w:vAlign w:val="center"/>
-          </w:tcPr>
-          <w:p>
-            <w:pPr>
-              <w:spacing w:before="40" w:after="40"/>
-              <w:jc w:val="center"/>
-              <w:rPr>
-                <w:sz w:val="20"/>
-                <w:szCs w:val="20"/>
-              </w:rPr>
-            </w:pPr>
-            <w:r>
-              <w:rPr>
-                <w:sz w:val="20"/>
-                <w:szCs w:val="20"/>
-              </w:rPr>
-              <w:t xml:space="preserve">0,0</w:t>
-            </w:r>
-          </w:p>
-        </w:tc>
-        <w:tc>
-          <w:tcPr>
-            <w:tcW w:w="1050" w:type="dxa"/>
-            <w:tcBorders>
-              <w:top w:val="single" w:sz="4" w:space="0" w:color="auto"/>
-              <w:left w:val="single" w:sz="4" w:space="0" w:color="auto"/>
-              <w:bottom w:val="single" w:sz="4" w:space="0" w:color="auto"/>
-              <w:right w:val="single" w:sz="4" w:space="0" w:color="auto"/>
-            </w:tcBorders>
-            <w:vAlign w:val="center"/>
-          </w:tcPr>
-          <w:p>
-            <w:pPr>
-              <w:spacing w:before="40" w:after="40"/>
-              <w:jc w:val="center"/>
-              <w:rPr>
-                <w:sz w:val="20"/>
-                <w:szCs w:val="20"/>
-              </w:rPr>
-            </w:pPr>
-            <w:r>
-              <w:rPr>
-                <w:sz w:val="20"/>
-                <w:szCs w:val="20"/>
-              </w:rPr>
-              <w:t xml:space="preserve">48,85</w:t>
-            </w:r>
-          </w:p>
-        </w:tc>
-        <w:tc>
-          <w:tcPr>
-            <w:tcW w:w="1250" w:type="dxa"/>
-            <w:tcBorders>
-              <w:top w:val="single" w:sz="4" w:space="0" w:color="auto"/>
-              <w:left w:val="single" w:sz="4" w:space="0" w:color="auto"/>
-              <w:bottom w:val="single" w:sz="4" w:space="0" w:color="auto"/>
-              <w:right w:val="single" w:sz="4" w:space="0" w:color="auto"/>
-            </w:tcBorders>
-            <w:vAlign w:val="center"/>
-          </w:tcPr>
-          <w:p>
-            <w:pPr>
-              <w:spacing w:before="40" w:after="40"/>
-              <w:jc w:val="center"/>
-              <w:rPr>
-                <w:sz w:val="20"/>
-                <w:szCs w:val="20"/>
-              </w:rPr>
-            </w:pPr>
-            <w:r>
-              <w:rPr>
-                <w:sz w:val="20"/>
-                <w:szCs w:val="20"/>
-              </w:rPr>
-              <w:t xml:space="preserve">Sí</w:t>
-            </w:r>
-          </w:p>
-        </w:tc>
-        <w:tc>
-          <w:tcPr>
-            <w:tcW w:w="1500" w:type="dxa"/>
-            <w:tcBorders>
-              <w:top w:val="single" w:sz="4" w:space="0" w:color="auto"/>
-              <w:left w:val="single" w:sz="4" w:space="0" w:color="auto"/>
-              <w:bottom w:val="single" w:sz="4" w:space="0" w:color="auto"/>
-              <w:right w:val="single" w:sz="4" w:space="0" w:color="auto"/>
-            </w:tcBorders>
-            <w:vAlign w:val="center"/>
-          </w:tcPr>
-          <w:p>
-            <w:pPr>
-              <w:spacing w:before="40" w:after="40"/>
-              <w:jc w:val="center"/>
-              <w:rPr>
-                <w:sz w:val="20"/>
-                <w:szCs w:val="20"/>
-              </w:rPr>
-            </w:pPr>
-            <w:r>
-              <w:rPr>
-                <w:sz w:val="20"/>
-                <w:szCs w:val="20"/>
-              </w:rPr>
-              <w:t xml:space="preserve">No</w:t>
-            </w:r>
-          </w:p>
-        </w:tc>
-      </w:tr>
-      <w:tr>
-        <w:trPr>
-          <w:trHeight w:val="300"/>
-        </w:trPr>
-        <w:tc>
-          <w:tcPr>
-            <w:tcW w:w="3700" w:type="dxa"/>
-            <w:tcBorders>
-              <w:top w:val="single" w:sz="4" w:space="0" w:color="auto"/>
-              <w:left w:val="single" w:sz="4" w:space="0" w:color="auto"/>
-              <w:bottom w:val="single" w:sz="4" w:space="0" w:color="auto"/>
-              <w:right w:val="single" w:sz="4" w:space="0" w:color="auto"/>
-            </w:tcBorders>
-            <w:vAlign w:val="center"/>
-          </w:tcPr>
-          <w:p>
-            <w:pPr>
-              <w:spacing w:before="40" w:after="40"/>
-              <w:jc w:val="center"/>
-              <w:rPr>
-                <w:sz w:val="20"/>
-                <w:szCs w:val="20"/>
-              </w:rPr>
-            </w:pPr>
-            <w:r>
-              <w:rPr>
-                <w:sz w:val="20"/>
-                <w:szCs w:val="20"/>
-              </w:rPr>
-              <w:t xml:space="preserve">Hasta Itahue 220 kV</w:t>
-            </w:r>
-          </w:p>
-        </w:tc>
-        <w:tc>
-          <w:tcPr>
-            <w:tcW w:w="1000" w:type="dxa"/>
-            <w:tcBorders>
-              <w:top w:val="single" w:sz="4" w:space="0" w:color="auto"/>
-              <w:left w:val="single" w:sz="4" w:space="0" w:color="auto"/>
-              <w:bottom w:val="single" w:sz="4" w:space="0" w:color="auto"/>
-              <w:right w:val="single" w:sz="4" w:space="0" w:color="auto"/>
-            </w:tcBorders>
-            <w:vAlign w:val="center"/>
-          </w:tcPr>
-          <w:p>
-            <w:pPr>
-              <w:spacing w:before="40" w:after="40"/>
-              <w:jc w:val="center"/>
-              <w:rPr>
-                <w:sz w:val="20"/>
-                <w:szCs w:val="20"/>
-              </w:rPr>
-            </w:pPr>
-            <w:r>
-              <w:rPr>
-                <w:sz w:val="20"/>
-                <w:szCs w:val="20"/>
-              </w:rPr>
-              <w:t xml:space="preserve"/>
-            </w:r>
-          </w:p>
-        </w:tc>
-        <w:tc>
-          <w:tcPr>
-            <w:tcW w:w="1150" w:type="dxa"/>
-            <w:tcBorders>
-              <w:top w:val="single" w:sz="4" w:space="0" w:color="auto"/>
-              <w:left w:val="single" w:sz="4" w:space="0" w:color="auto"/>
-              <w:bottom w:val="single" w:sz="4" w:space="0" w:color="auto"/>
-              <w:right w:val="single" w:sz="4" w:space="0" w:color="auto"/>
-            </w:tcBorders>
-            <w:vAlign w:val="center"/>
-          </w:tcPr>
-          <w:p>
-            <w:pPr>
-              <w:spacing w:before="40" w:after="40"/>
-              <w:jc w:val="center"/>
-              <w:rPr>
-                <w:sz w:val="20"/>
-                <w:szCs w:val="20"/>
-              </w:rPr>
-            </w:pPr>
-            <w:r>
-              <w:rPr>
-                <w:sz w:val="20"/>
-                <w:szCs w:val="20"/>
-              </w:rPr>
-              <w:t xml:space="preserve">58,8</w:t>
-            </w:r>
-          </w:p>
-        </w:tc>
-        <w:tc>
-          <w:tcPr>
-            <w:tcW w:w="1050" w:type="dxa"/>
-            <w:tcBorders>
-              <w:top w:val="single" w:sz="4" w:space="0" w:color="auto"/>
-              <w:left w:val="single" w:sz="4" w:space="0" w:color="auto"/>
-              <w:bottom w:val="single" w:sz="4" w:space="0" w:color="auto"/>
-              <w:right w:val="single" w:sz="4" w:space="0" w:color="auto"/>
-            </w:tcBorders>
-            <w:vAlign w:val="center"/>
-          </w:tcPr>
-          <w:p>
-            <w:pPr>
-              <w:spacing w:before="40" w:after="40"/>
-              <w:jc w:val="center"/>
-              <w:rPr>
-                <w:sz w:val="20"/>
-                <w:szCs w:val="20"/>
-              </w:rPr>
-            </w:pPr>
-            <w:r>
-              <w:rPr>
-                <w:sz w:val="20"/>
-                <w:szCs w:val="20"/>
-              </w:rPr>
-              <w:t xml:space="preserve">206,0</w:t>
-            </w:r>
-          </w:p>
-        </w:tc>
-        <w:tc>
-          <w:tcPr>
-            <w:tcW w:w="1250" w:type="dxa"/>
-            <w:tcBorders>
-              <w:top w:val="single" w:sz="4" w:space="0" w:color="auto"/>
-              <w:left w:val="single" w:sz="4" w:space="0" w:color="auto"/>
-              <w:bottom w:val="single" w:sz="4" w:space="0" w:color="auto"/>
-              <w:right w:val="single" w:sz="4" w:space="0" w:color="auto"/>
-            </w:tcBorders>
-            <w:vAlign w:val="center"/>
-          </w:tcPr>
-          <w:p>
-            <w:pPr>
-              <w:spacing w:before="40" w:after="40"/>
-              <w:jc w:val="center"/>
-              <w:rPr>
-                <w:sz w:val="20"/>
-                <w:szCs w:val="20"/>
-              </w:rPr>
-            </w:pPr>
-            <w:r>
-              <w:rPr>
-                <w:sz w:val="20"/>
-                <w:szCs w:val="20"/>
-              </w:rPr>
-              <w:t xml:space="preserve">Descartado</w:t>
-            </w:r>
-          </w:p>
-        </w:tc>
-        <w:tc>
-          <w:tcPr>
-            <w:tcW w:w="1500" w:type="dxa"/>
-            <w:tcBorders>
-              <w:top w:val="single" w:sz="4" w:space="0" w:color="auto"/>
-              <w:left w:val="single" w:sz="4" w:space="0" w:color="auto"/>
-              <w:bottom w:val="single" w:sz="4" w:space="0" w:color="auto"/>
-              <w:right w:val="single" w:sz="4" w:space="0" w:color="auto"/>
-            </w:tcBorders>
-            <w:vAlign w:val="center"/>
-          </w:tcPr>
-          <w:p>
-            <w:pPr>
-              <w:spacing w:before="40" w:after="40"/>
-              <w:jc w:val="center"/>
-              <w:rPr>
-                <w:sz w:val="20"/>
-                <w:szCs w:val="20"/>
-              </w:rPr>
-            </w:pPr>
-            <w:r>
-              <w:rPr>
-                <w:sz w:val="20"/>
-                <w:szCs w:val="20"/>
-              </w:rPr>
-              <w:t xml:space="preserve"/>
-            </w:r>
-          </w:p>
-        </w:tc>
-      </w:tr>
-      <w:tr>
-        <w:trPr>
-          <w:trHeight w:val="300"/>
-        </w:trPr>
-        <w:tc>
-          <w:tcPr>
-            <w:tcW w:w="3700" w:type="dxa"/>
-            <w:tcBorders>
-              <w:top w:val="single" w:sz="4" w:space="0" w:color="auto"/>
-              <w:left w:val="single" w:sz="4" w:space="0" w:color="auto"/>
-              <w:bottom w:val="single" w:sz="4" w:space="0" w:color="auto"/>
-              <w:right w:val="single" w:sz="4" w:space="0" w:color="auto"/>
-            </w:tcBorders>
-            <w:vAlign w:val="center"/>
-          </w:tcPr>
-          <w:p>
-            <w:pPr>
-              <w:spacing w:before="40" w:after="40"/>
-              <w:jc w:val="center"/>
-              <w:rPr>
-                <w:sz w:val="20"/>
-                <w:szCs w:val="20"/>
-              </w:rPr>
-            </w:pPr>
-            <w:r>
-              <w:rPr>
-                <w:sz w:val="20"/>
-                <w:szCs w:val="20"/>
-              </w:rPr>
-              <w:t xml:space="preserve">Itahue – Ancoa</w:t>
-            </w:r>
-          </w:p>
-        </w:tc>
-        <w:tc>
-          <w:tcPr>
-            <w:tcW w:w="1000" w:type="dxa"/>
-            <w:tcBorders>
-              <w:top w:val="single" w:sz="4" w:space="0" w:color="auto"/>
-              <w:left w:val="single" w:sz="4" w:space="0" w:color="auto"/>
-              <w:bottom w:val="single" w:sz="4" w:space="0" w:color="auto"/>
-              <w:right w:val="single" w:sz="4" w:space="0" w:color="auto"/>
-            </w:tcBorders>
-            <w:vAlign w:val="center"/>
-          </w:tcPr>
-          <w:p>
-            <w:pPr>
-              <w:spacing w:before="40" w:after="40"/>
-              <w:jc w:val="center"/>
-              <w:rPr>
-                <w:sz w:val="20"/>
-                <w:szCs w:val="20"/>
-              </w:rPr>
-            </w:pPr>
-            <w:r>
-              <w:rPr>
-                <w:sz w:val="20"/>
-                <w:szCs w:val="20"/>
-              </w:rPr>
-              <w:t xml:space="preserve">220</w:t>
-            </w:r>
-          </w:p>
-        </w:tc>
-        <w:tc>
-          <w:tcPr>
-            <w:tcW w:w="1150" w:type="dxa"/>
-            <w:tcBorders>
-              <w:top w:val="single" w:sz="4" w:space="0" w:color="auto"/>
-              <w:left w:val="single" w:sz="4" w:space="0" w:color="auto"/>
-              <w:bottom w:val="single" w:sz="4" w:space="0" w:color="auto"/>
-              <w:right w:val="single" w:sz="4" w:space="0" w:color="auto"/>
-            </w:tcBorders>
-            <w:vAlign w:val="center"/>
-          </w:tcPr>
-          <w:p>
-            <w:pPr>
-              <w:spacing w:before="40" w:after="40"/>
-              <w:jc w:val="center"/>
-              <w:rPr>
-                <w:sz w:val="20"/>
-                <w:szCs w:val="20"/>
-              </w:rPr>
-            </w:pPr>
-            <w:r>
-              <w:rPr>
-                <w:sz w:val="20"/>
-                <w:szCs w:val="20"/>
-              </w:rPr>
-              <w:t xml:space="preserve">60,3</w:t>
-            </w:r>
-          </w:p>
-        </w:tc>
-        <w:tc>
-          <w:tcPr>
-            <w:tcW w:w="1050" w:type="dxa"/>
-            <w:tcBorders>
-              <w:top w:val="single" w:sz="4" w:space="0" w:color="auto"/>
-              <w:left w:val="single" w:sz="4" w:space="0" w:color="auto"/>
-              <w:bottom w:val="single" w:sz="4" w:space="0" w:color="auto"/>
-              <w:right w:val="single" w:sz="4" w:space="0" w:color="auto"/>
-            </w:tcBorders>
-            <w:vAlign w:val="center"/>
-          </w:tcPr>
-          <w:p>
-            <w:pPr>
-              <w:spacing w:before="40" w:after="40"/>
-              <w:jc w:val="center"/>
-              <w:rPr>
-                <w:sz w:val="20"/>
-                <w:szCs w:val="20"/>
-              </w:rPr>
-            </w:pPr>
-            <w:r>
-              <w:rPr>
-                <w:sz w:val="20"/>
-                <w:szCs w:val="20"/>
-              </w:rPr>
-              <w:t xml:space="preserve">15,97</w:t>
-            </w:r>
-          </w:p>
-        </w:tc>
-        <w:tc>
-          <w:tcPr>
-            <w:tcW w:w="1250" w:type="dxa"/>
-            <w:tcBorders>
-              <w:top w:val="single" w:sz="4" w:space="0" w:color="auto"/>
-              <w:left w:val="single" w:sz="4" w:space="0" w:color="auto"/>
-              <w:bottom w:val="single" w:sz="4" w:space="0" w:color="auto"/>
-              <w:right w:val="single" w:sz="4" w:space="0" w:color="auto"/>
-            </w:tcBorders>
-            <w:vAlign w:val="center"/>
-          </w:tcPr>
-          <w:p>
-            <w:pPr>
-              <w:spacing w:before="40" w:after="40"/>
-              <w:jc w:val="center"/>
-              <w:rPr>
-                <w:sz w:val="20"/>
-                <w:szCs w:val="20"/>
-              </w:rPr>
-            </w:pPr>
-            <w:r>
-              <w:rPr>
-                <w:sz w:val="20"/>
-                <w:szCs w:val="20"/>
-              </w:rPr>
-              <w:t xml:space="preserve">Sí</w:t>
-            </w:r>
-          </w:p>
-        </w:tc>
-        <w:tc>
-          <w:tcPr>
-            <w:tcW w:w="1500" w:type="dxa"/>
-            <w:tcBorders>
-              <w:top w:val="single" w:sz="4" w:space="0" w:color="auto"/>
-              <w:left w:val="single" w:sz="4" w:space="0" w:color="auto"/>
-              <w:bottom w:val="single" w:sz="4" w:space="0" w:color="auto"/>
-              <w:right w:val="single" w:sz="4" w:space="0" w:color="auto"/>
-            </w:tcBorders>
-            <w:vAlign w:val="center"/>
-          </w:tcPr>
-          <w:p>
-            <w:pPr>
-              <w:spacing w:before="40" w:after="40"/>
-              <w:jc w:val="center"/>
-              <w:rPr>
-                <w:sz w:val="20"/>
-                <w:szCs w:val="20"/>
-              </w:rPr>
-            </w:pPr>
-            <w:r>
-              <w:rPr>
-                <w:sz w:val="20"/>
-                <w:szCs w:val="20"/>
-              </w:rPr>
-              <w:t xml:space="preserve">No</w:t>
-            </w:r>
-          </w:p>
-        </w:tc>
-      </w:tr>
-      <w:tr>
-        <w:trPr>
-          <w:trHeight w:val="300"/>
-        </w:trPr>
-        <w:tc>
-          <w:tcPr>
-            <w:tcW w:w="3700" w:type="dxa"/>
-            <w:tcBorders>
-              <w:top w:val="single" w:sz="4" w:space="0" w:color="auto"/>
-              <w:left w:val="single" w:sz="4" w:space="0" w:color="auto"/>
-              <w:bottom w:val="single" w:sz="4" w:space="0" w:color="auto"/>
-              <w:right w:val="single" w:sz="4" w:space="0" w:color="auto"/>
-            </w:tcBorders>
-            <w:vAlign w:val="center"/>
-          </w:tcPr>
-          <w:p>
-            <w:pPr>
-              <w:spacing w:before="40" w:after="40"/>
-              <w:jc w:val="center"/>
-              <w:rPr>
-                <w:sz w:val="20"/>
-                <w:szCs w:val="20"/>
-              </w:rPr>
-            </w:pPr>
-            <w:r>
-              <w:rPr>
-                <w:sz w:val="20"/>
-                <w:szCs w:val="20"/>
-              </w:rPr>
-              <w:t xml:space="preserve">Hasta Ancoa 220 kV</w:t>
-            </w:r>
-          </w:p>
-        </w:tc>
-        <w:tc>
-          <w:tcPr>
-            <w:tcW w:w="1000" w:type="dxa"/>
-            <w:tcBorders>
-              <w:top w:val="single" w:sz="4" w:space="0" w:color="auto"/>
-              <w:left w:val="single" w:sz="4" w:space="0" w:color="auto"/>
-              <w:bottom w:val="single" w:sz="4" w:space="0" w:color="auto"/>
-              <w:right w:val="single" w:sz="4" w:space="0" w:color="auto"/>
-            </w:tcBorders>
-            <w:vAlign w:val="center"/>
-          </w:tcPr>
-          <w:p>
-            <w:pPr>
-              <w:spacing w:before="40" w:after="40"/>
-              <w:jc w:val="center"/>
-              <w:rPr>
-                <w:sz w:val="20"/>
-                <w:szCs w:val="20"/>
-              </w:rPr>
-            </w:pPr>
-            <w:r>
-              <w:rPr>
-                <w:sz w:val="20"/>
-                <w:szCs w:val="20"/>
-              </w:rPr>
-              <w:t xml:space="preserve"/>
-            </w:r>
-          </w:p>
-        </w:tc>
-        <w:tc>
-          <w:tcPr>
-            <w:tcW w:w="1150" w:type="dxa"/>
-            <w:tcBorders>
-              <w:top w:val="single" w:sz="4" w:space="0" w:color="auto"/>
-              <w:left w:val="single" w:sz="4" w:space="0" w:color="auto"/>
-              <w:bottom w:val="single" w:sz="4" w:space="0" w:color="auto"/>
-              <w:right w:val="single" w:sz="4" w:space="0" w:color="auto"/>
-            </w:tcBorders>
-            <w:vAlign w:val="center"/>
-          </w:tcPr>
-          <w:p>
-            <w:pPr>
-              <w:spacing w:before="40" w:after="40"/>
-              <w:jc w:val="center"/>
-              <w:rPr>
-                <w:sz w:val="20"/>
-                <w:szCs w:val="20"/>
-              </w:rPr>
-            </w:pPr>
-            <w:r>
-              <w:rPr>
-                <w:sz w:val="20"/>
-                <w:szCs w:val="20"/>
-              </w:rPr>
-              <w:t xml:space="preserve">119,1</w:t>
-            </w:r>
-          </w:p>
-        </w:tc>
-        <w:tc>
-          <w:tcPr>
-            <w:tcW w:w="1050" w:type="dxa"/>
-            <w:tcBorders>
-              <w:top w:val="single" w:sz="4" w:space="0" w:color="auto"/>
-              <w:left w:val="single" w:sz="4" w:space="0" w:color="auto"/>
-              <w:bottom w:val="single" w:sz="4" w:space="0" w:color="auto"/>
-              <w:right w:val="single" w:sz="4" w:space="0" w:color="auto"/>
-            </w:tcBorders>
-            <w:vAlign w:val="center"/>
-          </w:tcPr>
-          <w:p>
-            <w:pPr>
-              <w:spacing w:before="40" w:after="40"/>
-              <w:jc w:val="center"/>
-              <w:rPr>
-                <w:sz w:val="20"/>
-                <w:szCs w:val="20"/>
-              </w:rPr>
-            </w:pPr>
-            <w:r>
-              <w:rPr>
-                <w:sz w:val="20"/>
-                <w:szCs w:val="20"/>
-              </w:rPr>
-              <w:t xml:space="preserve">222,0</w:t>
-            </w:r>
-          </w:p>
-        </w:tc>
-        <w:tc>
-          <w:tcPr>
-            <w:tcW w:w="1250" w:type="dxa"/>
-            <w:tcBorders>
-              <w:top w:val="single" w:sz="4" w:space="0" w:color="auto"/>
-              <w:left w:val="single" w:sz="4" w:space="0" w:color="auto"/>
-              <w:bottom w:val="single" w:sz="4" w:space="0" w:color="auto"/>
-              <w:right w:val="single" w:sz="4" w:space="0" w:color="auto"/>
-            </w:tcBorders>
-            <w:vAlign w:val="center"/>
-          </w:tcPr>
-          <w:p>
-            <w:pPr>
-              <w:spacing w:before="40" w:after="40"/>
-              <w:jc w:val="center"/>
-              <w:rPr>
-                <w:sz w:val="20"/>
-                <w:szCs w:val="20"/>
-              </w:rPr>
-            </w:pPr>
-            <w:r>
-              <w:rPr>
-                <w:sz w:val="20"/>
-                <w:szCs w:val="20"/>
-              </w:rPr>
-              <w:t xml:space="preserve">Descartado</w:t>
-            </w:r>
-          </w:p>
-        </w:tc>
-        <w:tc>
-          <w:tcPr>
-            <w:tcW w:w="1500" w:type="dxa"/>
-            <w:tcBorders>
-              <w:top w:val="single" w:sz="4" w:space="0" w:color="auto"/>
-              <w:left w:val="single" w:sz="4" w:space="0" w:color="auto"/>
-              <w:bottom w:val="single" w:sz="4" w:space="0" w:color="auto"/>
-              <w:right w:val="single" w:sz="4" w:space="0" w:color="auto"/>
-            </w:tcBorders>
-            <w:vAlign w:val="center"/>
-          </w:tcPr>
-          <w:p>
-            <w:pPr>
-              <w:spacing w:before="40" w:after="40"/>
-              <w:jc w:val="center"/>
-              <w:rPr>
-                <w:sz w:val="20"/>
-                <w:szCs w:val="20"/>
-              </w:rPr>
-            </w:pPr>
-            <w:r>
-              <w:rPr>
-                <w:sz w:val="20"/>
-                <w:szCs w:val="20"/>
-              </w:rPr>
-              <w:t xml:space="preserve"/>
-            </w:r>
-          </w:p>
-        </w:tc>
-      </w:tr>
-      <w:tr>
-        <w:trPr>
-          <w:trHeight w:val="300"/>
-        </w:trPr>
-        <w:tc>
-          <w:tcPr>
-            <w:tcW w:w="3700" w:type="dxa"/>
-            <w:tcBorders>
-              <w:top w:val="single" w:sz="4" w:space="0" w:color="auto"/>
-              <w:left w:val="single" w:sz="4" w:space="0" w:color="auto"/>
-              <w:bottom w:val="single" w:sz="4" w:space="0" w:color="auto"/>
-              <w:right w:val="single" w:sz="4" w:space="0" w:color="auto"/>
-            </w:tcBorders>
-            <w:vAlign w:val="center"/>
-          </w:tcPr>
-          <w:p>
-            <w:pPr>
-              <w:spacing w:before="40" w:after="40"/>
-              <w:jc w:val="center"/>
-              <w:rPr>
-                <w:sz w:val="20"/>
-                <w:szCs w:val="20"/>
-              </w:rPr>
-            </w:pPr>
-            <w:r>
-              <w:rPr>
-                <w:sz w:val="20"/>
-                <w:szCs w:val="20"/>
-              </w:rPr>
-              <w:t xml:space="preserve">Itahue – Molina – Curicó – Rauquén – Teno – Quinta – Chimbarongo – San Fernando (7 líneas)</w:t>
-            </w:r>
-          </w:p>
-        </w:tc>
-        <w:tc>
-          <w:tcPr>
-            <w:tcW w:w="1000" w:type="dxa"/>
-            <w:tcBorders>
-              <w:top w:val="single" w:sz="4" w:space="0" w:color="auto"/>
-              <w:left w:val="single" w:sz="4" w:space="0" w:color="auto"/>
-              <w:bottom w:val="single" w:sz="4" w:space="0" w:color="auto"/>
-              <w:right w:val="single" w:sz="4" w:space="0" w:color="auto"/>
-            </w:tcBorders>
-            <w:vAlign w:val="center"/>
-          </w:tcPr>
-          <w:p>
-            <w:pPr>
-              <w:spacing w:before="40" w:after="40"/>
-              <w:jc w:val="center"/>
-              <w:rPr>
-                <w:sz w:val="20"/>
-                <w:szCs w:val="20"/>
-              </w:rPr>
-            </w:pPr>
-            <w:r>
-              <w:rPr>
-                <w:sz w:val="20"/>
-                <w:szCs w:val="20"/>
-              </w:rPr>
-              <w:t xml:space="preserve">66</w:t>
-            </w:r>
-          </w:p>
-        </w:tc>
-        <w:tc>
-          <w:tcPr>
-            <w:tcW w:w="1150" w:type="dxa"/>
-            <w:tcBorders>
-              <w:top w:val="single" w:sz="4" w:space="0" w:color="auto"/>
-              <w:left w:val="single" w:sz="4" w:space="0" w:color="auto"/>
-              <w:bottom w:val="single" w:sz="4" w:space="0" w:color="auto"/>
-              <w:right w:val="single" w:sz="4" w:space="0" w:color="auto"/>
-            </w:tcBorders>
-            <w:vAlign w:val="center"/>
-          </w:tcPr>
-          <w:p>
-            <w:pPr>
-              <w:spacing w:before="40" w:after="40"/>
-              <w:jc w:val="center"/>
-              <w:rPr>
-                <w:sz w:val="20"/>
-                <w:szCs w:val="20"/>
-              </w:rPr>
-            </w:pPr>
-            <w:r>
-              <w:rPr>
-                <w:sz w:val="20"/>
-                <w:szCs w:val="20"/>
-              </w:rPr>
-              <w:t xml:space="preserve">70,6</w:t>
-            </w:r>
-          </w:p>
-        </w:tc>
-        <w:tc>
-          <w:tcPr>
-            <w:tcW w:w="1050" w:type="dxa"/>
-            <w:tcBorders>
-              <w:top w:val="single" w:sz="4" w:space="0" w:color="auto"/>
-              <w:left w:val="single" w:sz="4" w:space="0" w:color="auto"/>
-              <w:bottom w:val="single" w:sz="4" w:space="0" w:color="auto"/>
-              <w:right w:val="single" w:sz="4" w:space="0" w:color="auto"/>
-            </w:tcBorders>
-            <w:vAlign w:val="center"/>
-          </w:tcPr>
-          <w:p>
-            <w:pPr>
-              <w:spacing w:before="40" w:after="40"/>
-              <w:jc w:val="center"/>
-              <w:rPr>
-                <w:sz w:val="20"/>
-                <w:szCs w:val="20"/>
-              </w:rPr>
-            </w:pPr>
-            <w:r>
-              <w:rPr>
-                <w:sz w:val="20"/>
-                <w:szCs w:val="20"/>
-              </w:rPr>
-              <w:t xml:space="preserve">29,70</w:t>
-            </w:r>
-          </w:p>
-        </w:tc>
-        <w:tc>
-          <w:tcPr>
-            <w:tcW w:w="1250" w:type="dxa"/>
-            <w:tcBorders>
-              <w:top w:val="single" w:sz="4" w:space="0" w:color="auto"/>
-              <w:left w:val="single" w:sz="4" w:space="0" w:color="auto"/>
-              <w:bottom w:val="single" w:sz="4" w:space="0" w:color="auto"/>
-              <w:right w:val="single" w:sz="4" w:space="0" w:color="auto"/>
-            </w:tcBorders>
-            <w:vAlign w:val="center"/>
-          </w:tcPr>
-          <w:p>
-            <w:pPr>
-              <w:spacing w:before="40" w:after="40"/>
-              <w:jc w:val="center"/>
-              <w:rPr>
-                <w:sz w:val="20"/>
-                <w:szCs w:val="20"/>
-              </w:rPr>
-            </w:pPr>
-            <w:r>
-              <w:rPr>
-                <w:sz w:val="20"/>
-                <w:szCs w:val="20"/>
-              </w:rPr>
-              <w:t xml:space="preserve">No</w:t>
-            </w:r>
-          </w:p>
-        </w:tc>
-        <w:tc>
-          <w:tcPr>
-            <w:tcW w:w="1500" w:type="dxa"/>
-            <w:tcBorders>
-              <w:top w:val="single" w:sz="4" w:space="0" w:color="auto"/>
-              <w:left w:val="single" w:sz="4" w:space="0" w:color="auto"/>
-              <w:bottom w:val="single" w:sz="4" w:space="0" w:color="auto"/>
-              <w:right w:val="single" w:sz="4" w:space="0" w:color="auto"/>
-            </w:tcBorders>
-            <w:vAlign w:val="center"/>
-          </w:tcPr>
-          <w:p>
-            <w:pPr>
-              <w:spacing w:before="40" w:after="40"/>
-              <w:jc w:val="center"/>
-              <w:rPr>
-                <w:sz w:val="20"/>
-                <w:szCs w:val="20"/>
-              </w:rPr>
-            </w:pPr>
-            <w:r>
-              <w:rPr>
-                <w:sz w:val="20"/>
-                <w:szCs w:val="20"/>
-              </w:rPr>
-              <w:t xml:space="preserve">Sí</w:t>
-            </w:r>
-          </w:p>
-        </w:tc>
-      </w:tr>
-      <w:tr>
-        <w:trPr>
-          <w:trHeight w:val="300"/>
-        </w:trPr>
-        <w:tc>
-          <w:tcPr>
-            <w:tcW w:w="3700" w:type="dxa"/>
-            <w:tcBorders>
-              <w:top w:val="single" w:sz="4" w:space="0" w:color="auto"/>
-              <w:left w:val="single" w:sz="4" w:space="0" w:color="auto"/>
-              <w:bottom w:val="single" w:sz="4" w:space="0" w:color="auto"/>
-              <w:right w:val="single" w:sz="4" w:space="0" w:color="auto"/>
-            </w:tcBorders>
-            <w:vAlign w:val="center"/>
-          </w:tcPr>
-          <w:p>
-            <w:pPr>
-              <w:spacing w:before="40" w:after="40"/>
-              <w:jc w:val="center"/>
-              <w:rPr>
-                <w:sz w:val="20"/>
-                <w:szCs w:val="20"/>
-              </w:rPr>
-            </w:pPr>
-            <w:r>
-              <w:rPr>
-                <w:sz w:val="20"/>
-                <w:szCs w:val="20"/>
-              </w:rPr>
-              <w:t xml:space="preserve">Transformador San Fernando 154/66 kV (3 unidades en paralelo)</w:t>
-            </w:r>
-          </w:p>
-        </w:tc>
-        <w:tc>
-          <w:tcPr>
-            <w:tcW w:w="1000" w:type="dxa"/>
-            <w:tcBorders>
-              <w:top w:val="single" w:sz="4" w:space="0" w:color="auto"/>
-              <w:left w:val="single" w:sz="4" w:space="0" w:color="auto"/>
-              <w:bottom w:val="single" w:sz="4" w:space="0" w:color="auto"/>
-              <w:right w:val="single" w:sz="4" w:space="0" w:color="auto"/>
-            </w:tcBorders>
-            <w:vAlign w:val="center"/>
-          </w:tcPr>
-          <w:p>
-            <w:pPr>
-              <w:spacing w:before="40" w:after="40"/>
-              <w:jc w:val="center"/>
-              <w:rPr>
-                <w:sz w:val="20"/>
-                <w:szCs w:val="20"/>
-              </w:rPr>
-            </w:pPr>
-            <w:r>
-              <w:rPr>
-                <w:sz w:val="20"/>
-                <w:szCs w:val="20"/>
-              </w:rPr>
-              <w:t xml:space="preserve">154/66</w:t>
-            </w:r>
-          </w:p>
-        </w:tc>
-        <w:tc>
-          <w:tcPr>
-            <w:tcW w:w="1150" w:type="dxa"/>
-            <w:tcBorders>
-              <w:top w:val="single" w:sz="4" w:space="0" w:color="auto"/>
-              <w:left w:val="single" w:sz="4" w:space="0" w:color="auto"/>
-              <w:bottom w:val="single" w:sz="4" w:space="0" w:color="auto"/>
-              <w:right w:val="single" w:sz="4" w:space="0" w:color="auto"/>
-            </w:tcBorders>
-            <w:vAlign w:val="center"/>
-          </w:tcPr>
-          <w:p>
-            <w:pPr>
-              <w:spacing w:before="40" w:after="40"/>
-              <w:jc w:val="center"/>
-              <w:rPr>
-                <w:sz w:val="20"/>
-                <w:szCs w:val="20"/>
-              </w:rPr>
-            </w:pPr>
-            <w:r>
-              <w:rPr>
-                <w:sz w:val="20"/>
-                <w:szCs w:val="20"/>
-              </w:rPr>
-              <w:t xml:space="preserve">0,0</w:t>
-            </w:r>
-          </w:p>
-        </w:tc>
-        <w:tc>
-          <w:tcPr>
-            <w:tcW w:w="1050" w:type="dxa"/>
-            <w:tcBorders>
-              <w:top w:val="single" w:sz="4" w:space="0" w:color="auto"/>
-              <w:left w:val="single" w:sz="4" w:space="0" w:color="auto"/>
-              <w:bottom w:val="single" w:sz="4" w:space="0" w:color="auto"/>
-              <w:right w:val="single" w:sz="4" w:space="0" w:color="auto"/>
-            </w:tcBorders>
-            <w:vAlign w:val="center"/>
-          </w:tcPr>
-          <w:p>
-            <w:pPr>
-              <w:spacing w:before="40" w:after="40"/>
-              <w:jc w:val="center"/>
-              <w:rPr>
-                <w:sz w:val="20"/>
-                <w:szCs w:val="20"/>
-              </w:rPr>
-            </w:pPr>
-            <w:r>
-              <w:rPr>
-                <w:sz w:val="20"/>
-                <w:szCs w:val="20"/>
-              </w:rPr>
-              <w:t xml:space="preserve">18,63</w:t>
-            </w:r>
-          </w:p>
-        </w:tc>
-        <w:tc>
-          <w:tcPr>
-            <w:tcW w:w="1250" w:type="dxa"/>
-            <w:tcBorders>
-              <w:top w:val="single" w:sz="4" w:space="0" w:color="auto"/>
-              <w:left w:val="single" w:sz="4" w:space="0" w:color="auto"/>
-              <w:bottom w:val="single" w:sz="4" w:space="0" w:color="auto"/>
-              <w:right w:val="single" w:sz="4" w:space="0" w:color="auto"/>
-            </w:tcBorders>
-            <w:vAlign w:val="center"/>
-          </w:tcPr>
-          <w:p>
-            <w:pPr>
-              <w:spacing w:before="40" w:after="40"/>
-              <w:jc w:val="center"/>
-              <w:rPr>
-                <w:sz w:val="20"/>
-                <w:szCs w:val="20"/>
-              </w:rPr>
-            </w:pPr>
-            <w:r>
-              <w:rPr>
-                <w:sz w:val="20"/>
-                <w:szCs w:val="20"/>
-              </w:rPr>
-              <w:t xml:space="preserve">No</w:t>
-            </w:r>
-          </w:p>
-        </w:tc>
-        <w:tc>
-          <w:tcPr>
-            <w:tcW w:w="1500" w:type="dxa"/>
-            <w:tcBorders>
-              <w:top w:val="single" w:sz="4" w:space="0" w:color="auto"/>
-              <w:left w:val="single" w:sz="4" w:space="0" w:color="auto"/>
-              <w:bottom w:val="single" w:sz="4" w:space="0" w:color="auto"/>
-              <w:right w:val="single" w:sz="4" w:space="0" w:color="auto"/>
-            </w:tcBorders>
-            <w:vAlign w:val="center"/>
-          </w:tcPr>
-          <w:p>
-            <w:pPr>
-              <w:spacing w:before="40" w:after="40"/>
-              <w:jc w:val="center"/>
-              <w:rPr>
-                <w:sz w:val="20"/>
-                <w:szCs w:val="20"/>
-              </w:rPr>
-            </w:pPr>
-            <w:r>
-              <w:rPr>
-                <w:sz w:val="20"/>
-                <w:szCs w:val="20"/>
-              </w:rPr>
-              <w:t xml:space="preserve">Sí</w:t>
-            </w:r>
-          </w:p>
-        </w:tc>
-      </w:tr>
-      <w:tr>
-        <w:trPr>
-          <w:trHeight w:val="300"/>
-        </w:trPr>
-        <w:tc>
-          <w:tcPr>
-            <w:tcW w:w="3700" w:type="dxa"/>
-            <w:tcBorders>
-              <w:top w:val="single" w:sz="4" w:space="0" w:color="auto"/>
-              <w:left w:val="single" w:sz="4" w:space="0" w:color="auto"/>
-              <w:bottom w:val="single" w:sz="4" w:space="0" w:color="auto"/>
-              <w:right w:val="single" w:sz="4" w:space="0" w:color="auto"/>
-            </w:tcBorders>
-            <w:vAlign w:val="center"/>
-          </w:tcPr>
-          <w:p>
-            <w:pPr>
-              <w:spacing w:before="40" w:after="40"/>
-              <w:jc w:val="center"/>
-              <w:rPr>
-                <w:sz w:val="20"/>
-                <w:szCs w:val="20"/>
-              </w:rPr>
-            </w:pPr>
-            <w:r>
-              <w:rPr>
-                <w:sz w:val="20"/>
-                <w:szCs w:val="20"/>
-              </w:rPr>
-              <w:t xml:space="preserve">San Fernando – Tinguiririca</w:t>
-            </w:r>
-          </w:p>
-        </w:tc>
-        <w:tc>
-          <w:tcPr>
-            <w:tcW w:w="1000" w:type="dxa"/>
-            <w:tcBorders>
-              <w:top w:val="single" w:sz="4" w:space="0" w:color="auto"/>
-              <w:left w:val="single" w:sz="4" w:space="0" w:color="auto"/>
-              <w:bottom w:val="single" w:sz="4" w:space="0" w:color="auto"/>
-              <w:right w:val="single" w:sz="4" w:space="0" w:color="auto"/>
-            </w:tcBorders>
-            <w:vAlign w:val="center"/>
-          </w:tcPr>
-          <w:p>
-            <w:pPr>
-              <w:spacing w:before="40" w:after="40"/>
-              <w:jc w:val="center"/>
-              <w:rPr>
-                <w:sz w:val="20"/>
-                <w:szCs w:val="20"/>
-              </w:rPr>
-            </w:pPr>
-            <w:r>
-              <w:rPr>
-                <w:sz w:val="20"/>
-                <w:szCs w:val="20"/>
-              </w:rPr>
-              <w:t xml:space="preserve">154</w:t>
-            </w:r>
-          </w:p>
-        </w:tc>
-        <w:tc>
-          <w:tcPr>
-            <w:tcW w:w="1150" w:type="dxa"/>
-            <w:tcBorders>
-              <w:top w:val="single" w:sz="4" w:space="0" w:color="auto"/>
-              <w:left w:val="single" w:sz="4" w:space="0" w:color="auto"/>
-              <w:bottom w:val="single" w:sz="4" w:space="0" w:color="auto"/>
-              <w:right w:val="single" w:sz="4" w:space="0" w:color="auto"/>
-            </w:tcBorders>
-            <w:vAlign w:val="center"/>
-          </w:tcPr>
-          <w:p>
-            <w:pPr>
-              <w:spacing w:before="40" w:after="40"/>
-              <w:jc w:val="center"/>
-              <w:rPr>
-                <w:sz w:val="20"/>
-                <w:szCs w:val="20"/>
-              </w:rPr>
-            </w:pPr>
-            <w:r>
-              <w:rPr>
-                <w:sz w:val="20"/>
-                <w:szCs w:val="20"/>
-              </w:rPr>
-              <w:t xml:space="preserve">3,3</w:t>
-            </w:r>
-          </w:p>
-        </w:tc>
-        <w:tc>
-          <w:tcPr>
-            <w:tcW w:w="1050" w:type="dxa"/>
-            <w:tcBorders>
-              <w:top w:val="single" w:sz="4" w:space="0" w:color="auto"/>
-              <w:left w:val="single" w:sz="4" w:space="0" w:color="auto"/>
-              <w:bottom w:val="single" w:sz="4" w:space="0" w:color="auto"/>
-              <w:right w:val="single" w:sz="4" w:space="0" w:color="auto"/>
-            </w:tcBorders>
-            <w:vAlign w:val="center"/>
-          </w:tcPr>
-          <w:p>
-            <w:pPr>
-              <w:spacing w:before="40" w:after="40"/>
-              <w:jc w:val="center"/>
-              <w:rPr>
-                <w:sz w:val="20"/>
-                <w:szCs w:val="20"/>
-              </w:rPr>
-            </w:pPr>
-            <w:r>
-              <w:rPr>
-                <w:sz w:val="20"/>
-                <w:szCs w:val="20"/>
-              </w:rPr>
-              <w:t xml:space="preserve">0,71</w:t>
-            </w:r>
-          </w:p>
-        </w:tc>
-        <w:tc>
-          <w:tcPr>
-            <w:tcW w:w="1250" w:type="dxa"/>
-            <w:tcBorders>
-              <w:top w:val="single" w:sz="4" w:space="0" w:color="auto"/>
-              <w:left w:val="single" w:sz="4" w:space="0" w:color="auto"/>
-              <w:bottom w:val="single" w:sz="4" w:space="0" w:color="auto"/>
-              <w:right w:val="single" w:sz="4" w:space="0" w:color="auto"/>
-            </w:tcBorders>
-            <w:vAlign w:val="center"/>
-          </w:tcPr>
-          <w:p>
-            <w:pPr>
-              <w:spacing w:before="40" w:after="40"/>
-              <w:jc w:val="center"/>
-              <w:rPr>
-                <w:sz w:val="20"/>
-                <w:szCs w:val="20"/>
-              </w:rPr>
-            </w:pPr>
-            <w:r>
-              <w:rPr>
-                <w:sz w:val="20"/>
-                <w:szCs w:val="20"/>
-              </w:rPr>
-              <w:t xml:space="preserve">No</w:t>
-            </w:r>
-          </w:p>
-        </w:tc>
-        <w:tc>
-          <w:tcPr>
-            <w:tcW w:w="1500" w:type="dxa"/>
-            <w:tcBorders>
-              <w:top w:val="single" w:sz="4" w:space="0" w:color="auto"/>
-              <w:left w:val="single" w:sz="4" w:space="0" w:color="auto"/>
-              <w:bottom w:val="single" w:sz="4" w:space="0" w:color="auto"/>
-              <w:right w:val="single" w:sz="4" w:space="0" w:color="auto"/>
-            </w:tcBorders>
-            <w:vAlign w:val="center"/>
-          </w:tcPr>
-          <w:p>
-            <w:pPr>
-              <w:spacing w:before="40" w:after="40"/>
-              <w:jc w:val="center"/>
-              <w:rPr>
-                <w:sz w:val="20"/>
-                <w:szCs w:val="20"/>
-              </w:rPr>
-            </w:pPr>
-            <w:r>
-              <w:rPr>
-                <w:sz w:val="20"/>
-                <w:szCs w:val="20"/>
-              </w:rPr>
-              <w:t xml:space="preserve">Sí</w:t>
-            </w:r>
-          </w:p>
-        </w:tc>
-      </w:tr>
-      <w:tr>
-        <w:trPr>
-          <w:trHeight w:val="300"/>
-        </w:trPr>
-        <w:tc>
-          <w:tcPr>
-            <w:tcW w:w="3700" w:type="dxa"/>
-            <w:tcBorders>
-              <w:top w:val="single" w:sz="4" w:space="0" w:color="auto"/>
-              <w:left w:val="single" w:sz="4" w:space="0" w:color="auto"/>
-              <w:bottom w:val="single" w:sz="4" w:space="0" w:color="auto"/>
-              <w:right w:val="single" w:sz="4" w:space="0" w:color="auto"/>
-            </w:tcBorders>
-            <w:vAlign w:val="center"/>
-          </w:tcPr>
-          <w:p>
-            <w:pPr>
-              <w:spacing w:before="40" w:after="40"/>
-              <w:jc w:val="center"/>
-              <w:rPr>
-                <w:sz w:val="20"/>
-                <w:szCs w:val="20"/>
-              </w:rPr>
-            </w:pPr>
-            <w:r>
-              <w:rPr>
-                <w:sz w:val="20"/>
-                <w:szCs w:val="20"/>
-              </w:rPr>
-              <w:t xml:space="preserve">Transformador Tinguiririca 220/154 kV</w:t>
-            </w:r>
-          </w:p>
-        </w:tc>
-        <w:tc>
-          <w:tcPr>
-            <w:tcW w:w="1000" w:type="dxa"/>
-            <w:tcBorders>
-              <w:top w:val="single" w:sz="4" w:space="0" w:color="auto"/>
-              <w:left w:val="single" w:sz="4" w:space="0" w:color="auto"/>
-              <w:bottom w:val="single" w:sz="4" w:space="0" w:color="auto"/>
-              <w:right w:val="single" w:sz="4" w:space="0" w:color="auto"/>
-            </w:tcBorders>
-            <w:vAlign w:val="center"/>
-          </w:tcPr>
-          <w:p>
-            <w:pPr>
-              <w:spacing w:before="40" w:after="40"/>
-              <w:jc w:val="center"/>
-              <w:rPr>
-                <w:sz w:val="20"/>
-                <w:szCs w:val="20"/>
-              </w:rPr>
-            </w:pPr>
-            <w:r>
-              <w:rPr>
-                <w:sz w:val="20"/>
-                <w:szCs w:val="20"/>
-              </w:rPr>
-              <w:t xml:space="preserve">220/154</w:t>
-            </w:r>
-          </w:p>
-        </w:tc>
-        <w:tc>
-          <w:tcPr>
-            <w:tcW w:w="1150" w:type="dxa"/>
-            <w:tcBorders>
-              <w:top w:val="single" w:sz="4" w:space="0" w:color="auto"/>
-              <w:left w:val="single" w:sz="4" w:space="0" w:color="auto"/>
-              <w:bottom w:val="single" w:sz="4" w:space="0" w:color="auto"/>
-              <w:right w:val="single" w:sz="4" w:space="0" w:color="auto"/>
-            </w:tcBorders>
-            <w:vAlign w:val="center"/>
-          </w:tcPr>
-          <w:p>
-            <w:pPr>
-              <w:spacing w:before="40" w:after="40"/>
-              <w:jc w:val="center"/>
-              <w:rPr>
-                <w:sz w:val="20"/>
-                <w:szCs w:val="20"/>
-              </w:rPr>
-            </w:pPr>
-            <w:r>
-              <w:rPr>
-                <w:sz w:val="20"/>
-                <w:szCs w:val="20"/>
-              </w:rPr>
-              <w:t xml:space="preserve">0,0</w:t>
-            </w:r>
-          </w:p>
-        </w:tc>
-        <w:tc>
-          <w:tcPr>
-            <w:tcW w:w="1050" w:type="dxa"/>
-            <w:tcBorders>
-              <w:top w:val="single" w:sz="4" w:space="0" w:color="auto"/>
-              <w:left w:val="single" w:sz="4" w:space="0" w:color="auto"/>
-              <w:bottom w:val="single" w:sz="4" w:space="0" w:color="auto"/>
-              <w:right w:val="single" w:sz="4" w:space="0" w:color="auto"/>
-            </w:tcBorders>
-            <w:vAlign w:val="center"/>
-          </w:tcPr>
-          <w:p>
-            <w:pPr>
-              <w:spacing w:before="40" w:after="40"/>
-              <w:jc w:val="center"/>
-              <w:rPr>
-                <w:sz w:val="20"/>
-                <w:szCs w:val="20"/>
-              </w:rPr>
-            </w:pPr>
-            <w:r>
-              <w:rPr>
-                <w:sz w:val="20"/>
-                <w:szCs w:val="20"/>
-              </w:rPr>
-              <w:t xml:space="preserve">13,95</w:t>
-            </w:r>
-          </w:p>
-        </w:tc>
-        <w:tc>
-          <w:tcPr>
-            <w:tcW w:w="1250" w:type="dxa"/>
-            <w:tcBorders>
-              <w:top w:val="single" w:sz="4" w:space="0" w:color="auto"/>
-              <w:left w:val="single" w:sz="4" w:space="0" w:color="auto"/>
-              <w:bottom w:val="single" w:sz="4" w:space="0" w:color="auto"/>
-              <w:right w:val="single" w:sz="4" w:space="0" w:color="auto"/>
-            </w:tcBorders>
-            <w:vAlign w:val="center"/>
-          </w:tcPr>
-          <w:p>
-            <w:pPr>
-              <w:spacing w:before="40" w:after="40"/>
-              <w:jc w:val="center"/>
-              <w:rPr>
-                <w:sz w:val="20"/>
-                <w:szCs w:val="20"/>
-              </w:rPr>
-            </w:pPr>
-            <w:r>
-              <w:rPr>
-                <w:sz w:val="20"/>
-                <w:szCs w:val="20"/>
-              </w:rPr>
-              <w:t xml:space="preserve">No</w:t>
-            </w:r>
-          </w:p>
-        </w:tc>
-        <w:tc>
-          <w:tcPr>
-            <w:tcW w:w="1500" w:type="dxa"/>
-            <w:tcBorders>
-              <w:top w:val="single" w:sz="4" w:space="0" w:color="auto"/>
-              <w:left w:val="single" w:sz="4" w:space="0" w:color="auto"/>
-              <w:bottom w:val="single" w:sz="4" w:space="0" w:color="auto"/>
-              <w:right w:val="single" w:sz="4" w:space="0" w:color="auto"/>
-            </w:tcBorders>
-            <w:vAlign w:val="center"/>
-          </w:tcPr>
-          <w:p>
-            <w:pPr>
-              <w:spacing w:before="40" w:after="40"/>
-              <w:jc w:val="center"/>
-              <w:rPr>
-                <w:sz w:val="20"/>
-                <w:szCs w:val="20"/>
-              </w:rPr>
-            </w:pPr>
-            <w:r>
-              <w:rPr>
-                <w:sz w:val="20"/>
-                <w:szCs w:val="20"/>
-              </w:rPr>
-              <w:t xml:space="preserve">Sí</w:t>
-            </w:r>
-          </w:p>
-        </w:tc>
-      </w:tr>
-      <w:tr>
-        <w:trPr>
-          <w:trHeight w:val="300"/>
-        </w:trPr>
-        <w:tc>
-          <w:tcPr>
-            <w:tcW w:w="3700" w:type="dxa"/>
-            <w:tcBorders>
-              <w:top w:val="single" w:sz="4" w:space="0" w:color="auto"/>
-              <w:left w:val="single" w:sz="4" w:space="0" w:color="auto"/>
-              <w:bottom w:val="single" w:sz="4" w:space="0" w:color="auto"/>
-              <w:right w:val="single" w:sz="4" w:space="0" w:color="auto"/>
-            </w:tcBorders>
-            <w:vAlign w:val="center"/>
-          </w:tcPr>
-          <w:p>
-            <w:pPr>
-              <w:spacing w:before="40" w:after="40"/>
-              <w:jc w:val="center"/>
-              <w:rPr>
-                <w:sz w:val="20"/>
-                <w:szCs w:val="20"/>
-              </w:rPr>
-            </w:pPr>
-            <w:r>
-              <w:rPr>
-                <w:sz w:val="20"/>
-                <w:szCs w:val="20"/>
-              </w:rPr>
-              <w:t xml:space="preserve">Tinguiririca – Puente Negro – Candelaria (2 líneas de doble circuito)</w:t>
-            </w:r>
-          </w:p>
-        </w:tc>
-        <w:tc>
-          <w:tcPr>
-            <w:tcW w:w="1000" w:type="dxa"/>
-            <w:tcBorders>
-              <w:top w:val="single" w:sz="4" w:space="0" w:color="auto"/>
-              <w:left w:val="single" w:sz="4" w:space="0" w:color="auto"/>
-              <w:bottom w:val="single" w:sz="4" w:space="0" w:color="auto"/>
-              <w:right w:val="single" w:sz="4" w:space="0" w:color="auto"/>
-            </w:tcBorders>
-            <w:vAlign w:val="center"/>
-          </w:tcPr>
-          <w:p>
-            <w:pPr>
-              <w:spacing w:before="40" w:after="40"/>
-              <w:jc w:val="center"/>
-              <w:rPr>
-                <w:sz w:val="20"/>
-                <w:szCs w:val="20"/>
-              </w:rPr>
-            </w:pPr>
-            <w:r>
-              <w:rPr>
-                <w:sz w:val="20"/>
-                <w:szCs w:val="20"/>
-              </w:rPr>
-              <w:t xml:space="preserve">220</w:t>
-            </w:r>
-          </w:p>
-        </w:tc>
-        <w:tc>
-          <w:tcPr>
-            <w:tcW w:w="1150" w:type="dxa"/>
-            <w:tcBorders>
-              <w:top w:val="single" w:sz="4" w:space="0" w:color="auto"/>
-              <w:left w:val="single" w:sz="4" w:space="0" w:color="auto"/>
-              <w:bottom w:val="single" w:sz="4" w:space="0" w:color="auto"/>
-              <w:right w:val="single" w:sz="4" w:space="0" w:color="auto"/>
-            </w:tcBorders>
-            <w:vAlign w:val="center"/>
-          </w:tcPr>
-          <w:p>
-            <w:pPr>
-              <w:spacing w:before="40" w:after="40"/>
-              <w:jc w:val="center"/>
-              <w:rPr>
-                <w:sz w:val="20"/>
-                <w:szCs w:val="20"/>
-              </w:rPr>
-            </w:pPr>
-            <w:r>
-              <w:rPr>
-                <w:sz w:val="20"/>
-                <w:szCs w:val="20"/>
-              </w:rPr>
-              <w:t xml:space="preserve">91,3</w:t>
-            </w:r>
-          </w:p>
-        </w:tc>
-        <w:tc>
-          <w:tcPr>
-            <w:tcW w:w="1050" w:type="dxa"/>
-            <w:tcBorders>
-              <w:top w:val="single" w:sz="4" w:space="0" w:color="auto"/>
-              <w:left w:val="single" w:sz="4" w:space="0" w:color="auto"/>
-              <w:bottom w:val="single" w:sz="4" w:space="0" w:color="auto"/>
-              <w:right w:val="single" w:sz="4" w:space="0" w:color="auto"/>
-            </w:tcBorders>
-            <w:vAlign w:val="center"/>
-          </w:tcPr>
-          <w:p>
-            <w:pPr>
-              <w:spacing w:before="40" w:after="40"/>
-              <w:jc w:val="center"/>
-              <w:rPr>
-                <w:sz w:val="20"/>
-                <w:szCs w:val="20"/>
-              </w:rPr>
-            </w:pPr>
-            <w:r>
-              <w:rPr>
-                <w:sz w:val="20"/>
-                <w:szCs w:val="20"/>
-              </w:rPr>
-              <w:t xml:space="preserve">16,20</w:t>
-            </w:r>
-          </w:p>
-        </w:tc>
-        <w:tc>
-          <w:tcPr>
-            <w:tcW w:w="1250" w:type="dxa"/>
-            <w:tcBorders>
-              <w:top w:val="single" w:sz="4" w:space="0" w:color="auto"/>
-              <w:left w:val="single" w:sz="4" w:space="0" w:color="auto"/>
-              <w:bottom w:val="single" w:sz="4" w:space="0" w:color="auto"/>
-              <w:right w:val="single" w:sz="4" w:space="0" w:color="auto"/>
-            </w:tcBorders>
-            <w:vAlign w:val="center"/>
-          </w:tcPr>
-          <w:p>
-            <w:pPr>
-              <w:spacing w:before="40" w:after="40"/>
-              <w:jc w:val="center"/>
-              <w:rPr>
-                <w:sz w:val="20"/>
-                <w:szCs w:val="20"/>
-              </w:rPr>
-            </w:pPr>
-            <w:r>
-              <w:rPr>
-                <w:sz w:val="20"/>
-                <w:szCs w:val="20"/>
-              </w:rPr>
-              <w:t xml:space="preserve">No</w:t>
-            </w:r>
-          </w:p>
-        </w:tc>
-        <w:tc>
-          <w:tcPr>
-            <w:tcW w:w="1500" w:type="dxa"/>
-            <w:tcBorders>
-              <w:top w:val="single" w:sz="4" w:space="0" w:color="auto"/>
-              <w:left w:val="single" w:sz="4" w:space="0" w:color="auto"/>
-              <w:bottom w:val="single" w:sz="4" w:space="0" w:color="auto"/>
-              <w:right w:val="single" w:sz="4" w:space="0" w:color="auto"/>
-            </w:tcBorders>
-            <w:vAlign w:val="center"/>
-          </w:tcPr>
-          <w:p>
-            <w:pPr>
-              <w:spacing w:before="40" w:after="40"/>
-              <w:jc w:val="center"/>
-              <w:rPr>
-                <w:sz w:val="20"/>
-                <w:szCs w:val="20"/>
-              </w:rPr>
-            </w:pPr>
-            <w:r>
-              <w:rPr>
-                <w:sz w:val="20"/>
-                <w:szCs w:val="20"/>
-              </w:rPr>
-              <w:t xml:space="preserve">Sí</w:t>
-            </w:r>
-          </w:p>
-        </w:tc>
-      </w:tr>
-      <w:tr>
-        <w:trPr>
-          <w:trHeight w:val="300"/>
-        </w:trPr>
-        <w:tc>
-          <w:tcPr>
-            <w:tcW w:w="3700" w:type="dxa"/>
+            <w:tcW w:w="5300" w:type="dxa"/>
             <w:tcBorders>
               <w:top w:val="single" w:sz="4" w:space="0" w:color="auto"/>
               <w:left w:val="single" w:sz="4" w:space="0" w:color="auto"/>
@@ -3447,46 +1449,13 @@
                 <w:sz w:val="20"/>
                 <w:szCs w:val="20"/>
               </w:rPr>
-              <w:t xml:space="preserve">Hasta Candelaria 220 kV</w:t>
+              <w:t xml:space="preserve">Rodeo a Candelaria 220 kV, por San Fernando y Tinguiririca</w:t>
             </w:r>
           </w:p>
         </w:tc>
         <w:tc>
           <w:tcPr>
-            <w:tcW w:w="1000" w:type="dxa"/>
-            <w:tcBorders>
-              <w:top w:val="single" w:sz="4" w:space="0" w:color="auto"/>
-              <w:left w:val="single" w:sz="4" w:space="0" w:color="auto"/>
-              <w:bottom w:val="single" w:sz="4" w:space="0" w:color="auto"/>
-              <w:right w:val="single" w:sz="4" w:space="0" w:color="auto"/>
-            </w:tcBorders>
-            <w:vAlign w:val="center"/>
-          </w:tcPr>
-          <w:p>
-            <w:pPr>
-              <w:spacing w:before="40" w:after="40"/>
-              <w:jc w:val="center"/>
-              <w:rPr>
-                <w:b/>
-                <w:bCs/>
-                <w:sz w:val="20"/>
-                <w:szCs w:val="20"/>
-              </w:rPr>
-            </w:pPr>
-            <w:r>
-              <w:rPr>
-                <w:b/>
-                <w:bCs/>
-                <w:sz w:val="20"/>
-                <w:szCs w:val="20"/>
-              </w:rPr>
-              <w:t xml:space="preserve"/>
-            </w:r>
-          </w:p>
-        </w:tc>
-        <w:tc>
-          <w:tcPr>
-            <w:tcW w:w="1150" w:type="dxa"/>
+            <w:tcW w:w="1300" w:type="dxa"/>
             <w:tcBorders>
               <w:top w:val="single" w:sz="4" w:space="0" w:color="auto"/>
               <w:left w:val="single" w:sz="4" w:space="0" w:color="auto"/>
@@ -3519,7 +1488,7 @@
         </w:tc>
         <w:tc>
           <w:tcPr>
-            <w:tcW w:w="1050" w:type="dxa"/>
+            <w:tcW w:w="1200" w:type="dxa"/>
             <w:tcBorders>
               <w:top w:val="single" w:sz="4" w:space="0" w:color="auto"/>
               <w:left w:val="single" w:sz="4" w:space="0" w:color="auto"/>
@@ -3547,39 +1516,6 @@
                 <w:szCs w:val="20"/>
               </w:rPr>
               <w:t xml:space="preserve">150,7</w:t>
-            </w:r>
-          </w:p>
-        </w:tc>
-        <w:tc>
-          <w:tcPr>
-            <w:tcW w:w="1250" w:type="dxa"/>
-            <w:tcBorders>
-              <w:top w:val="single" w:sz="4" w:space="0" w:color="auto"/>
-              <w:left w:val="single" w:sz="4" w:space="0" w:color="auto"/>
-              <w:bottom w:val="single" w:sz="4" w:space="0" w:color="auto"/>
-              <w:right w:val="single" w:sz="4" w:space="0" w:color="auto"/>
-            </w:tcBorders>
-            <w:vAlign w:val="center"/>
-          </w:tcPr>
-          <w:p>
-            <w:pPr>
-              <w:spacing w:before="40" w:after="40"/>
-              <w:jc w:val="center"/>
-              <w:rPr>
-                <w:b/>
-                <w:bCs/>
-                <w:sz w:val="20"/>
-                <w:szCs w:val="20"/>
-              </w:rPr>
-            </w:pPr>
-            <w:r>
-              <w:rPr>
-                <w:b/>
-                <w:bCs/>
-                <w:sz w:val="20"/>
-                <w:szCs w:val="20"/>
-              </w:rPr>
-              <w:t xml:space="preserve"/>
             </w:r>
           </w:p>
         </w:tc>
@@ -3632,18 +1568,7 @@
         <w:jc w:val="both"/>
       </w:pPr>
       <w:r>
-        <w:t xml:space="preserve">Como se observa, para llegar a la subestación Ancoa 220 kV el camino directo tiene una longitud de 119,1 km y una distancia eléctrica de 222,0 ohm, mientras que el camino hasta Candelaria tiene una longitud de 223,9 km y una distancia eléctrica de 150,7 ohm. Incluso el mejor camino eléctrico hacia Ancoa sigue la misma ruta por San Fernando y Tinguiririca hasta Puente Negro y desde allí continúa por la línea Puente Negro – Colbún – Ancoa, con 266,1 km y 156,6 ohm, levemente superior a Candelaria. La metodología selecciona entonces Candelaria (Figura 3), y las inyecciones del medio de generación se valorizan al precio de nudo de una subestación ubicada en otra región.</w:t>
-      </w:r>
-    </w:p>
-    <w:p>
-      <w:pPr>
-        <w:pStyle w:val="Textoindependiente"/>
-        <w:spacing w:after="200" w:line="276" w:lineRule="auto"/>
-        <w:ind w:left="140" w:right="272"/>
-        <w:jc w:val="both"/>
-      </w:pPr>
-      <w:r>
-        <w:t xml:space="preserve">En definitiva, el camino que finalmente toma la metodología parte en la barra de inyección La Palma 13 kV, sube por el transformador 66/13 kV a La Palma 66 kV, recorre las 12 líneas de 66 kV hasta San Fernando pasando por la barra Itahue 66 kV sin atravesar sus transformadores, sube a 154 kV y a 220 kV por los transformadores de San Fernando y Tinguiririca, y llega a la barra Candelaria 220 kV, que es la barra asignada.</w:t>
+        <w:t xml:space="preserve">La barra asignada es Candelaria 220 kV, a 223,9 km de recorrido y 150,7 ohm, y no Ancoa 220 kV ni Itahue 220 kV, que se encuentran a menos de la mitad de la distancia pero cuyo camino directo pasa por el transformador de alta reactancia (Figura 3). Incluso el mejor camino eléctrico hacia Ancoa, que sigue la misma ruta hasta Puente Negro y continúa por Colbún, suma 156,6 ohm, levemente más que Candelaria.</w:t>
       </w:r>
     </w:p>
     <w:p>
@@ -3707,7 +1632,7 @@
           <w:sz w:val="18"/>
           <w:szCs w:val="18"/>
         </w:rPr>
-        <w:t xml:space="preserve">Figura 3. Longitud y distancia eléctrica de los caminos desde La Palma 13 kV hacia las subestaciones Itahue, Ancoa y Candelaria 220 kV.</w:t>
+        <w:t xml:space="preserve">Figura 3. Longitud y distancia eléctrica de los caminos desde La Palma 13 kV hacia las barras troncales Itahue, Ancoa y Candelaria 220 kV.</w:t>
       </w:r>
     </w:p>
     <w:p>
@@ -3740,7 +1665,7 @@
         <w:t xml:space="preserve">Resultados contraintuitivos para los coordinados:</w:t>
       </w:r>
       <w:r>
-        <w:t xml:space="preserve"> el medio de generación se ubica a unos 32 km de la subestación Ancoa y, pese a ello, se le asigna una barra a unos 199 km, en otra región, cuyo precio de nudo es distinto. Esta situación es difícil de explicar y motiva observaciones y discrepancias en los procesos de valorización.</w:t>
+        <w:t xml:space="preserve"> la barra analizada se ubica a unos 32 km de la subestación Ancoa y, pese a ello, se le asigna una barra a unos 199 km, en otra región, cuyo precio de nudo es distinto. Esta situación es difícil de explicar y motiva observaciones y discrepancias en los procesos de valorización.</w:t>
       </w:r>
     </w:p>
     <w:p>
@@ -3784,18 +1709,29 @@
         <w:t xml:space="preserve">Inestabilidad del resultado en el tiempo:</w:t>
       </w:r>
       <w:r>
-        <w:t xml:space="preserve"> la corrección del parámetro, el reemplazo del transformador o la entrada en operación de una nueva instalación pueden cambiar la barra asignada de un período a otro. En este mismo caso, la entrada en operación en 2026 de la subestación Nueva Nirivilo, con su transformador 220/66 kV de 67,9 ohm y las líneas de 220 kV hacia Mataquito e Itahue, hace que la barra más cercana pase a ser Itahue 220 kV, con 148,1 ohm, y Candelaria deje de ser la asignada, con el consiguiente cambio del precio de nudo aplicado a las inyecciones.</w:t>
+        <w:t xml:space="preserve"> la corrección del parámetro, el reemplazo del transformador o la entrada en operación de una nueva instalación pueden cambiar la barra asignada de un período a otro. En este mismo caso, la entrada en operación de la subestación Nueva Nirivilo, con su transformador 220/66 kV de 67,9 ohm y las líneas de 220 kV hacia Mataquito e Itahue, hace que la barra más cercana pase a ser Itahue 220 kV, con 148,1 ohm, y Candelaria deje de ser la asignada, con el consiguiente cambio del precio de nudo aplicado a las inyecciones.</w:t>
       </w:r>
     </w:p>
     <w:p>
       <w:pPr>
         <w:pStyle w:val="Textoindependiente"/>
-        <w:spacing w:after="200" w:line="276" w:lineRule="auto"/>
-        <w:ind w:left="140" w:right="272"/>
+        <w:numPr>
+          <w:ilvl w:val="0"/>
+          <w:numId w:val="15"/>
+        </w:numPr>
+        <w:spacing w:after="100" w:line="276" w:lineRule="auto"/>
+        <w:ind w:right="272"/>
         <w:jc w:val="both"/>
       </w:pPr>
       <w:r>
-        <w:t xml:space="preserve">A lo anterior se suma la forma en que históricamente se ha llevado a cabo el proceso. En la práctica, barras como Temuco 66 kV se han homologado manualmente a la subestación del mismo emplazamiento, Temuco 220 kV, sin que la asignación provenga del cálculo de mínimo camino eléctrico, y en ocasiones con un resultado distinto del que este entrega. Esta práctica, si bien razonable desde el punto de vista físico, implica que la subestación asignada no siempre corresponde al resultado del cálculo, sin que exista un criterio documentado que indique cuándo se aplica la homologación manual y cuándo se respeta el resultado. Ello dificulta la trazabilidad del proceso y puede generar desconfianza en los coordinados, dado que existen casos en que lo asignado no refleja lo que entrega el cálculo y casos, como el de La Palma, en que sí lo refleja a pesar de ser contraintuitivo.</w:t>
+        <w:rPr>
+          <w:b/>
+          <w:bCs/>
+        </w:rPr>
+        <w:t xml:space="preserve">Asociación manual sin respaldo:</w:t>
+      </w:r>
+      <w:r>
+        <w:t xml:space="preserve"> en casos equivalentes se ha evitado este efecto asociando manualmente la barra de 66 kV a la barra de 220 kV de la misma subestación, según se describió en la sección anterior. Como esa asociación se basa solo en la práctica histórica, existen casos en que la barra asignada no corresponde al resultado del cálculo y casos, como el de La Palma, en que sí corresponde a pesar de ser contraintuitivo, lo que dificulta la trazabilidad del proceso y puede generar desconfianza en los coordinados.</w:t>
       </w:r>
     </w:p>
     <w:p>
@@ -3842,7 +1778,7 @@
         <mc:AlternateContent>
           <mc:Choice Requires="wpg">
             <w:drawing>
-              <wp:inline distT="0" distB="0" distL="0" distR="0" wp14:anchorId="6166A876" wp14:editId="2AF97D57">
+              <wp:inline distT="0" distB="0" distL="0" distR="0" wp14:anchorId="DD6AE0C4" wp14:editId="2AF97D57">
                 <wp:extent cx="6438900" cy="6350"/>
                 <wp:effectExtent l="635" t="0" r="0" b="5080"/>
                 <wp:docPr id="210" name="Group 47"/>
@@ -3907,7 +1843,7 @@
           </mc:Choice>
           <mc:Fallback xmlns:w16cei="http://schemas.microsoft.com/office/word/2026/wordml/cei">
             <w:pict>
-              <v:group w14:anchorId="3470D226" id="Group 47" o:spid="_x0000_s1026" style="width:507pt;height:.5pt;mso-position-horizontal-relative:char;mso-position-vertical-relative:line" coordsize="10140,10" o:gfxdata="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">
+              <v:group w14:anchorId="07BB7859" id="Group 47" o:spid="_x0000_s1026" style="width:507pt;height:.5pt;mso-position-horizontal-relative:char;mso-position-vertical-relative:line" coordsize="10140,10" o:gfxdata="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">
                 <v:rect id="Rectangle 48" o:spid="_x0000_s1027" style="position:absolute;width:10140;height:10;visibility:visible;mso-wrap-style:square;v-text-anchor:top" o:gfxdata="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" fillcolor="black" stroked="f"/>
                 <w10:anchorlock/>
               </v:group>
@@ -3933,7 +1869,7 @@
         <w:jc w:val="both"/>
       </w:pPr>
       <w:r>
-        <w:t xml:space="preserve">Con el objeto de reducir el impacto de la situación descrita, se identifican las siguientes alternativas, no excluyentes entre sí:</w:t>
+        <w:t xml:space="preserve">Con el objeto de reducir el impacto del efecto descrito, se identifican las siguientes alternativas, no excluyentes entre sí:</w:t>
       </w:r>
     </w:p>
     <w:p>
@@ -3948,7 +1884,7 @@
         <w:jc w:val="both"/>
       </w:pPr>
       <w:r>
-        <w:t xml:space="preserve">Publicar, junto con la subestación asignada a cada medio de generación de pequeña escala, el camino eléctrico considerado y la distancia eléctrica a las subestaciones candidatas más próximas, de modo que los coordinados puedan verificar el resultado y anticipar las observaciones.</w:t>
+        <w:t xml:space="preserve">Publicar, junto con la barra troncal asignada a cada barra analizada, el camino eléctrico considerado y la distancia eléctrica a las barras troncales candidatas más próximas, de modo que los coordinados puedan verificar el resultado y anticipar las observaciones.</w:t>
       </w:r>
     </w:p>
     <w:p>
@@ -3963,7 +1899,7 @@
         <w:jc w:val="both"/>
       </w:pPr>
       <w:r>
-        <w:t xml:space="preserve">Validar los valores de reactancia de los transformadores de la base de instalaciones, en particular los de alta reactancia, como Itahue 154/66 kV y Temuco 220/66 kV, y los que corresponden a unidades en paralelo, y evaluar representar las unidades en paralelo por su reactancia equivalente, por ser estos los parámetros que determinan la asignación.</w:t>
+        <w:t xml:space="preserve">Validar los valores de reactancia de los transformadores de la base de instalaciones, en particular los de alta reactancia, como Itahue 154/66 kV, por ser estos los parámetros que determinan la asignación.</w:t>
       </w:r>
     </w:p>
     <w:p>
@@ -3978,7 +1914,7 @@
         <w:jc w:val="both"/>
       </w:pPr>
       <w:r>
-        <w:t xml:space="preserve">Formalizar y documentar el criterio con que actualmente se homologan manualmente barras como Temuco 66 kV a la subestación del mismo emplazamiento, de modo que la regla sea explícita, se aplique de manera uniforme a todos los casos equivalentes y pueda ser verificada por los coordinados, en lugar de depender de ajustes caso a caso.</w:t>
+        <w:t xml:space="preserve">Formalizar y documentar el criterio con que históricamente se asocia manualmente la barra de 66 kV a la barra de 220 kV de la misma subestación, de modo que la regla sea explícita, forme parte del cálculo, se aplique de manera uniforme a todos los casos equivalentes y pueda ser verificada por los coordinados, en lugar de depender de ajustes caso a caso.</w:t>
       </w:r>
     </w:p>
     <w:p>
@@ -3993,7 +1929,7 @@
         <w:jc w:val="both"/>
       </w:pPr>
       <w:r>
-        <w:t xml:space="preserve">Evaluar la incorporación de un criterio complementario para los casos en que el camino seleccionado rodee un camino directo de longitud notoriamente menor, por ejemplo privilegiando la subestación más cercana en distancia cuando la diferencia de distancia eléctrica respecto del camino seleccionado se explique únicamente por un transformador.</w:t>
+        <w:t xml:space="preserve">Evaluar la incorporación de un criterio complementario para los casos en que el camino seleccionado rodee un camino directo de longitud notoriamente menor, por ejemplo privilegiando la barra troncal más cercana en distancia cuando la diferencia de distancia eléctrica respecto del camino seleccionado se explique únicamente por un transformador.</w:t>
       </w:r>
     </w:p>
     <w:p>

--- a/docs/Minuta_Minimo_Camino_Electrico.docx
+++ b/docs/Minuta_Minimo_Camino_Electrico.docx
@@ -367,7 +367,7 @@
         <mc:AlternateContent>
           <mc:Choice Requires="wpg">
             <w:drawing>
-              <wp:inline distT="0" distB="0" distL="0" distR="0" wp14:anchorId="D10DCC72" wp14:editId="2AF97D57">
+              <wp:inline distT="0" distB="0" distL="0" distR="0" wp14:anchorId="9A34D214" wp14:editId="2AF97D57">
                 <wp:extent cx="6438900" cy="6350"/>
                 <wp:effectExtent l="635" t="0" r="0" b="5080"/>
                 <wp:docPr id="201" name="Group 47"/>
@@ -432,7 +432,7 @@
           </mc:Choice>
           <mc:Fallback xmlns:w16cei="http://schemas.microsoft.com/office/word/2026/wordml/cei">
             <w:pict>
-              <v:group w14:anchorId="75CC2B9E" id="Group 47" o:spid="_x0000_s1026" style="width:507pt;height:.5pt;mso-position-horizontal-relative:char;mso-position-vertical-relative:line" coordsize="10140,10" o:gfxdata="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">
+              <v:group w14:anchorId="0D3C86EC" id="Group 47" o:spid="_x0000_s1026" style="width:507pt;height:.5pt;mso-position-horizontal-relative:char;mso-position-vertical-relative:line" coordsize="10140,10" o:gfxdata="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">
                 <v:rect id="Rectangle 48" o:spid="_x0000_s1027" style="position:absolute;width:10140;height:10;visibility:visible;mso-wrap-style:square;v-text-anchor:top" o:gfxdata="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" fillcolor="black" stroked="f"/>
                 <w10:anchorlock/>
               </v:group>
@@ -542,7 +542,7 @@
         <mc:AlternateContent>
           <mc:Choice Requires="wpg">
             <w:drawing>
-              <wp:inline distT="0" distB="0" distL="0" distR="0" wp14:anchorId="04D92A83" wp14:editId="2AF97D57">
+              <wp:inline distT="0" distB="0" distL="0" distR="0" wp14:anchorId="63DACD07" wp14:editId="2AF97D57">
                 <wp:extent cx="6438900" cy="6350"/>
                 <wp:effectExtent l="635" t="0" r="0" b="5080"/>
                 <wp:docPr id="203" name="Group 47"/>
@@ -607,7 +607,7 @@
           </mc:Choice>
           <mc:Fallback xmlns:w16cei="http://schemas.microsoft.com/office/word/2026/wordml/cei">
             <w:pict>
-              <v:group w14:anchorId="B7238192" id="Group 47" o:spid="_x0000_s1026" style="width:507pt;height:.5pt;mso-position-horizontal-relative:char;mso-position-vertical-relative:line" coordsize="10140,10" o:gfxdata="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">
+              <v:group w14:anchorId="E1915D14" id="Group 47" o:spid="_x0000_s1026" style="width:507pt;height:.5pt;mso-position-horizontal-relative:char;mso-position-vertical-relative:line" coordsize="10140,10" o:gfxdata="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">
                 <v:rect id="Rectangle 48" o:spid="_x0000_s1027" style="position:absolute;width:10140;height:10;visibility:visible;mso-wrap-style:square;v-text-anchor:top" o:gfxdata="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" fillcolor="black" stroked="f"/>
                 <w10:anchorlock/>
               </v:group>
@@ -726,7 +726,7 @@
         <w:jc w:val="both"/>
       </w:pPr>
       <w:r>
-        <w:t xml:space="preserve">La Figura 1 ilustra el criterio con un ejemplo conceptual: la barra analizada es la barra de baja tensión de la subestación A, pero el transformador que la vincula con ella tiene una reactancia muy alta, por lo que la suma de reactancias del camino hacia la subestación B, a 55 km por la red, resulta menor y es esta última la que se asigna.</w:t>
+        <w:t xml:space="preserve">La Figura 1 ilustra el criterio con un ejemplo conceptual: aunque la barra analizada está vinculada a dos barras troncales, se asigna la barra A, por cuanto la suma de reactancias del camino que conduce a ella es menor.</w:t>
       </w:r>
     </w:p>
     <w:p>
@@ -741,7 +741,7 @@
         </w:rPr>
         <w:drawing>
           <wp:inline distT="0" distB="0" distL="0" distR="0">
-            <wp:extent cx="4937760" cy="2225409"/>
+            <wp:extent cx="4937760" cy="2208323"/>
             <wp:effectExtent l="0" t="0" r="0" b="0"/>
             <wp:docPr id="205" name="image_fig1.png"/>
             <wp:cNvGraphicFramePr>
@@ -763,7 +763,7 @@
                   <pic:spPr>
                     <a:xfrm>
                       <a:off x="0" y="0"/>
-                      <a:ext cx="4937760" cy="2225409"/>
+                      <a:ext cx="4937760" cy="2208323"/>
                     </a:xfrm>
                     <a:prstGeom prst="rect">
                       <a:avLst/>
@@ -790,7 +790,7 @@
           <w:sz w:val="18"/>
           <w:szCs w:val="18"/>
         </w:rPr>
-        <w:t xml:space="preserve">Figura 1. Criterio de mínima distancia eléctrica: la subestación asignada es la de menor suma de reactancias, no la de menor longitud.</w:t>
+        <w:t xml:space="preserve">Figura 1. Criterio de mínima distancia eléctrica: la barra troncal asignada es la de menor suma de reactancias.</w:t>
       </w:r>
     </w:p>
     <w:p>
@@ -838,7 +838,7 @@
       <w:bookmarkStart w:id="112" w:name="_Toc1109049"/>
       <w:bookmarkEnd w:id="111"/>
       <w:r>
-        <w:t>CASO EN QUE EL MÍNIMO CAMINO ELÉCTRICO RODEA UN CAMINO DIRECTO</w:t>
+        <w:t>EJEMPLO: BARRA LA PALMA 13 kV</w:t>
       </w:r>
       <w:bookmarkEnd w:id="112"/>
     </w:p>
@@ -859,7 +859,7 @@
         <mc:AlternateContent>
           <mc:Choice Requires="wpg">
             <w:drawing>
-              <wp:inline distT="0" distB="0" distL="0" distR="0" wp14:anchorId="2D495C3C" wp14:editId="2AF97D57">
+              <wp:inline distT="0" distB="0" distL="0" distR="0" wp14:anchorId="24F238A6" wp14:editId="2AF97D57">
                 <wp:extent cx="6438900" cy="6350"/>
                 <wp:effectExtent l="635" t="0" r="0" b="5080"/>
                 <wp:docPr id="206" name="Group 47"/>
@@ -924,7 +924,7 @@
           </mc:Choice>
           <mc:Fallback xmlns:w16cei="http://schemas.microsoft.com/office/word/2026/wordml/cei">
             <w:pict>
-              <v:group w14:anchorId="2FE1149E" id="Group 47" o:spid="_x0000_s1026" style="width:507pt;height:.5pt;mso-position-horizontal-relative:char;mso-position-vertical-relative:line" coordsize="10140,10" o:gfxdata="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">
+              <v:group w14:anchorId="4473DF6D" id="Group 47" o:spid="_x0000_s1026" style="width:507pt;height:.5pt;mso-position-horizontal-relative:char;mso-position-vertical-relative:line" coordsize="10140,10" o:gfxdata="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">
                 <v:rect id="Rectangle 48" o:spid="_x0000_s1027" style="position:absolute;width:10140;height:10;visibility:visible;mso-wrap-style:square;v-text-anchor:top" o:gfxdata="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" fillcolor="black" stroked="f"/>
                 <w10:anchorlock/>
               </v:group>
@@ -950,7 +950,7 @@
         <w:jc w:val="both"/>
       </w:pPr>
       <w:r>
-        <w:t xml:space="preserve">El efecto descrito se ilustra con la barra La Palma 13 kV, en la comuna de San Javier, Región del Maule. La barra troncal más cercana en distancia es Ancoa 220 kV, a unos 32 km en línea recta, y el camino directo hacia ella pasa por los transformadores de Itahue. Sin embargo, el transformador Itahue 154/66 kV tiene una reactancia equivalente de 85,7 ohm, comparable a más de 200 km de línea de 66 kV, por lo que el mínimo camino eléctrico lo rodea por la red de 66 kV hasta San Fernando y termina asignando Candelaria 220 kV, en la Región Metropolitana, como se ve a continuación:</w:t>
+        <w:t xml:space="preserve">El efecto descrito se observa en la barra La Palma 13 kV, en la comuna de San Javier, Región del Maule. La barra troncal más cercana en distancia es Ancoa 220 kV, a unos 32 km en línea recta, y el camino directo hacia ella pasa por los transformadores de Itahue. Sin embargo, el transformador Itahue 154/66 kV tiene una reactancia equivalente de 85,7 ohm, comparable a más de 200 km de línea de 66 kV, por lo que el mínimo camino eléctrico lo rodea por la red de 66 kV hasta San Fernando y termina asignando Candelaria 220 kV, en la Región Metropolitana, como se ve a continuación:</w:t>
       </w:r>
     </w:p>
     <w:p>
@@ -1778,7 +1778,7 @@
         <mc:AlternateContent>
           <mc:Choice Requires="wpg">
             <w:drawing>
-              <wp:inline distT="0" distB="0" distL="0" distR="0" wp14:anchorId="DD6AE0C4" wp14:editId="2AF97D57">
+              <wp:inline distT="0" distB="0" distL="0" distR="0" wp14:anchorId="2F660444" wp14:editId="2AF97D57">
                 <wp:extent cx="6438900" cy="6350"/>
                 <wp:effectExtent l="635" t="0" r="0" b="5080"/>
                 <wp:docPr id="210" name="Group 47"/>
@@ -1843,7 +1843,7 @@
           </mc:Choice>
           <mc:Fallback xmlns:w16cei="http://schemas.microsoft.com/office/word/2026/wordml/cei">
             <w:pict>
-              <v:group w14:anchorId="07BB7859" id="Group 47" o:spid="_x0000_s1026" style="width:507pt;height:.5pt;mso-position-horizontal-relative:char;mso-position-vertical-relative:line" coordsize="10140,10" o:gfxdata="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">
+              <v:group w14:anchorId="4E26E562" id="Group 47" o:spid="_x0000_s1026" style="width:507pt;height:.5pt;mso-position-horizontal-relative:char;mso-position-vertical-relative:line" coordsize="10140,10" o:gfxdata="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">
                 <v:rect id="Rectangle 48" o:spid="_x0000_s1027" style="position:absolute;width:10140;height:10;visibility:visible;mso-wrap-style:square;v-text-anchor:top" o:gfxdata="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" fillcolor="black" stroked="f"/>
                 <w10:anchorlock/>
               </v:group>

--- a/docs/Minuta_Minimo_Camino_Electrico.docx
+++ b/docs/Minuta_Minimo_Camino_Electrico.docx
@@ -367,7 +367,7 @@
         <mc:AlternateContent>
           <mc:Choice Requires="wpg">
             <w:drawing>
-              <wp:inline distT="0" distB="0" distL="0" distR="0" wp14:anchorId="9A34D214" wp14:editId="2AF97D57">
+              <wp:inline distT="0" distB="0" distL="0" distR="0" wp14:anchorId="B6F0483E" wp14:editId="2AF97D57">
                 <wp:extent cx="6438900" cy="6350"/>
                 <wp:effectExtent l="635" t="0" r="0" b="5080"/>
                 <wp:docPr id="201" name="Group 47"/>
@@ -432,7 +432,7 @@
           </mc:Choice>
           <mc:Fallback xmlns:w16cei="http://schemas.microsoft.com/office/word/2026/wordml/cei">
             <w:pict>
-              <v:group w14:anchorId="0D3C86EC" id="Group 47" o:spid="_x0000_s1026" style="width:507pt;height:.5pt;mso-position-horizontal-relative:char;mso-position-vertical-relative:line" coordsize="10140,10" o:gfxdata="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">
+              <v:group w14:anchorId="E071F17C" id="Group 47" o:spid="_x0000_s1026" style="width:507pt;height:.5pt;mso-position-horizontal-relative:char;mso-position-vertical-relative:line" coordsize="10140,10" o:gfxdata="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">
                 <v:rect id="Rectangle 48" o:spid="_x0000_s1027" style="position:absolute;width:10140;height:10;visibility:visible;mso-wrap-style:square;v-text-anchor:top" o:gfxdata="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" fillcolor="black" stroked="f"/>
                 <w10:anchorlock/>
               </v:group>
@@ -542,7 +542,7 @@
         <mc:AlternateContent>
           <mc:Choice Requires="wpg">
             <w:drawing>
-              <wp:inline distT="0" distB="0" distL="0" distR="0" wp14:anchorId="63DACD07" wp14:editId="2AF97D57">
+              <wp:inline distT="0" distB="0" distL="0" distR="0" wp14:anchorId="2C303D0D" wp14:editId="2AF97D57">
                 <wp:extent cx="6438900" cy="6350"/>
                 <wp:effectExtent l="635" t="0" r="0" b="5080"/>
                 <wp:docPr id="203" name="Group 47"/>
@@ -607,7 +607,7 @@
           </mc:Choice>
           <mc:Fallback xmlns:w16cei="http://schemas.microsoft.com/office/word/2026/wordml/cei">
             <w:pict>
-              <v:group w14:anchorId="E1915D14" id="Group 47" o:spid="_x0000_s1026" style="width:507pt;height:.5pt;mso-position-horizontal-relative:char;mso-position-vertical-relative:line" coordsize="10140,10" o:gfxdata="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">
+              <v:group w14:anchorId="09ABB6E6" id="Group 47" o:spid="_x0000_s1026" style="width:507pt;height:.5pt;mso-position-horizontal-relative:char;mso-position-vertical-relative:line" coordsize="10140,10" o:gfxdata="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">
                 <v:rect id="Rectangle 48" o:spid="_x0000_s1027" style="position:absolute;width:10140;height:10;visibility:visible;mso-wrap-style:square;v-text-anchor:top" o:gfxdata="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" fillcolor="black" stroked="f"/>
                 <w10:anchorlock/>
               </v:group>
@@ -801,7 +801,7 @@
         <w:jc w:val="both"/>
       </w:pPr>
       <w:r>
-        <w:t xml:space="preserve">Cabe destacar que, como la reactancia de una línea es proporcional a su longitud, en una red compuesta solo por líneas la distancia eléctrica y la longitud del camino suelen coincidir. Sin embargo, los transformadores tienen longitud nula y una reactancia que puede equivaler a decenas o cientos de kilómetros de línea, por lo que un camino directo que atraviese un transformador de alta reactancia puede resultar eléctricamente más largo que un rodeo de muchos kilómetros por la red, como se muestra en el caso siguiente.</w:t>
+        <w:t xml:space="preserve">Cabe destacar que, como la reactancia de una línea es proporcional a su longitud, en una red compuesta solo por líneas la distancia eléctrica y la longitud del camino suelen coincidir. Sin embargo, los transformadores tienen longitud nula y una reactancia que puede equivaler a decenas o cientos de kilómetros de línea, por lo que un camino directo que atraviese un transformador de alta reactancia puede resultar eléctricamente más largo que un rodeo de muchos kilómetros por la red.</w:t>
       </w:r>
     </w:p>
     <w:p>
@@ -838,7 +838,7 @@
       <w:bookmarkStart w:id="112" w:name="_Toc1109049"/>
       <w:bookmarkEnd w:id="111"/>
       <w:r>
-        <w:t>EJEMPLO: BARRA LA PALMA 13 kV</w:t>
+        <w:t>CASO DE ANÁLISIS: ASIGNACIÓN POR RODEO DE TRANSFORMADORES DE ALTA REACTANCIA</w:t>
       </w:r>
       <w:bookmarkEnd w:id="112"/>
     </w:p>
@@ -859,7 +859,7 @@
         <mc:AlternateContent>
           <mc:Choice Requires="wpg">
             <w:drawing>
-              <wp:inline distT="0" distB="0" distL="0" distR="0" wp14:anchorId="24F238A6" wp14:editId="2AF97D57">
+              <wp:inline distT="0" distB="0" distL="0" distR="0" wp14:anchorId="50F92A78" wp14:editId="2AF97D57">
                 <wp:extent cx="6438900" cy="6350"/>
                 <wp:effectExtent l="635" t="0" r="0" b="5080"/>
                 <wp:docPr id="206" name="Group 47"/>
@@ -924,7 +924,7 @@
           </mc:Choice>
           <mc:Fallback xmlns:w16cei="http://schemas.microsoft.com/office/word/2026/wordml/cei">
             <w:pict>
-              <v:group w14:anchorId="4473DF6D" id="Group 47" o:spid="_x0000_s1026" style="width:507pt;height:.5pt;mso-position-horizontal-relative:char;mso-position-vertical-relative:line" coordsize="10140,10" o:gfxdata="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">
+              <v:group w14:anchorId="B108F673" id="Group 47" o:spid="_x0000_s1026" style="width:507pt;height:.5pt;mso-position-horizontal-relative:char;mso-position-vertical-relative:line" coordsize="10140,10" o:gfxdata="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">
                 <v:rect id="Rectangle 48" o:spid="_x0000_s1027" style="position:absolute;width:10140;height:10;visibility:visible;mso-wrap-style:square;v-text-anchor:top" o:gfxdata="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" fillcolor="black" stroked="f"/>
                 <w10:anchorlock/>
               </v:group>
@@ -950,7 +950,7 @@
         <w:jc w:val="both"/>
       </w:pPr>
       <w:r>
-        <w:t xml:space="preserve">El efecto descrito se observa en la barra La Palma 13 kV, en la comuna de San Javier, Región del Maule. La barra troncal más cercana en distancia es Ancoa 220 kV, a unos 32 km en línea recta, y el camino directo hacia ella pasa por los transformadores de Itahue. Sin embargo, el transformador Itahue 154/66 kV tiene una reactancia equivalente de 85,7 ohm, comparable a más de 200 km de línea de 66 kV, por lo que el mínimo camino eléctrico lo rodea por la red de 66 kV hasta San Fernando y termina asignando Candelaria 220 kV, en la Región Metropolitana, como se ve a continuación:</w:t>
+        <w:t xml:space="preserve">El efecto descrito se observa en la barra La Palma 13 kV, en la comuna de San Javier, Región del Maule. La barra troncal más cercana en distancia es Ancoa 220 kV, a unos 32 km en línea recta y a 109 km de recorrido por la red de Linares, y la siguiente es Itahue 220 kV, a 59 km de recorrido. Sin embargo, ambos caminos pasan por transformadores de alta reactancia: Linares 154/66 kV, de 164,2 ohm, e Itahue 154/66 kV, de 85,7 ohm equivalente, valores comparables a cientos de kilómetros de línea de 66 kV. Por ello, el mínimo camino eléctrico los rodea por la red de 66 kV hasta San Fernando y termina asignando Candelaria 220 kV, en la Región Metropolitana, como se ve a continuación:</w:t>
       </w:r>
     </w:p>
     <w:p>
@@ -965,7 +965,7 @@
         </w:rPr>
         <w:drawing>
           <wp:inline distT="0" distB="0" distL="0" distR="0">
-            <wp:extent cx="5669280" cy="3076834"/>
+            <wp:extent cx="5669280" cy="2422002"/>
             <wp:effectExtent l="0" t="0" r="0" b="0"/>
             <wp:docPr id="208" name="image_fig2.png"/>
             <wp:cNvGraphicFramePr>
@@ -987,7 +987,7 @@
                   <pic:spPr>
                     <a:xfrm>
                       <a:off x="0" y="0"/>
-                      <a:ext cx="5669280" cy="3076834"/>
+                      <a:ext cx="5669280" cy="2422002"/>
                     </a:xfrm>
                     <a:prstGeom prst="rect">
                       <a:avLst/>
@@ -1014,7 +1014,7 @@
           <w:sz w:val="18"/>
           <w:szCs w:val="18"/>
         </w:rPr>
-        <w:t xml:space="preserve">Figura 2. Caminos eléctricos desde la barra La Palma 13 kV: camino directo por los transformadores de Itahue (segmentado) y camino de mínima distancia eléctrica por San Fernando hasta Candelaria 220 kV (continuo). Reactancias equivalentes con paralelos combinados; longitudes geográficas entre barras.</w:t>
+        <w:t xml:space="preserve">Figura 2. Caminos desde la barra La Palma 13 kV: caminos descartados por Linares hacia Ancoa y por los transformadores de Itahue (segmentados) y camino de mínima distancia eléctrica por San Fernando hasta Candelaria 220 kV (continuo). Reactancias equivalentes con paralelos combinados; longitudes geográficas entre barras.</w:t>
       </w:r>
     </w:p>
     <w:tbl>
@@ -1203,7 +1203,128 @@
                 <w:sz w:val="20"/>
                 <w:szCs w:val="20"/>
               </w:rPr>
-              <w:t xml:space="preserve">Directo a Itahue 220 kV, por los transformadores de Itahue</w:t>
+              <w:t xml:space="preserve">A Ancoa 220 kV por Linares, el más corto en kilómetros</w:t>
+            </w:r>
+          </w:p>
+        </w:tc>
+        <w:tc>
+          <w:tcPr>
+            <w:tcW w:w="1300" w:type="dxa"/>
+            <w:tcBorders>
+              <w:top w:val="single" w:sz="4" w:space="0" w:color="auto"/>
+              <w:left w:val="single" w:sz="4" w:space="0" w:color="auto"/>
+              <w:bottom w:val="single" w:sz="4" w:space="0" w:color="auto"/>
+              <w:right w:val="single" w:sz="4" w:space="0" w:color="auto"/>
+            </w:tcBorders>
+            <w:vAlign w:val="center"/>
+          </w:tcPr>
+          <w:p>
+            <w:pPr>
+              <w:spacing w:before="40" w:after="40"/>
+              <w:jc w:val="center"/>
+              <w:rPr>
+                <w:sz w:val="20"/>
+                <w:szCs w:val="20"/>
+              </w:rPr>
+            </w:pPr>
+            <w:r>
+              <w:rPr>
+                <w:sz w:val="20"/>
+                <w:szCs w:val="20"/>
+              </w:rPr>
+              <w:t xml:space="preserve">109,0</w:t>
+            </w:r>
+          </w:p>
+        </w:tc>
+        <w:tc>
+          <w:tcPr>
+            <w:tcW w:w="1200" w:type="dxa"/>
+            <w:tcBorders>
+              <w:top w:val="single" w:sz="4" w:space="0" w:color="auto"/>
+              <w:left w:val="single" w:sz="4" w:space="0" w:color="auto"/>
+              <w:bottom w:val="single" w:sz="4" w:space="0" w:color="auto"/>
+              <w:right w:val="single" w:sz="4" w:space="0" w:color="auto"/>
+            </w:tcBorders>
+            <w:vAlign w:val="center"/>
+          </w:tcPr>
+          <w:p>
+            <w:pPr>
+              <w:spacing w:before="40" w:after="40"/>
+              <w:jc w:val="center"/>
+              <w:rPr>
+                <w:sz w:val="20"/>
+                <w:szCs w:val="20"/>
+              </w:rPr>
+            </w:pPr>
+            <w:r>
+              <w:rPr>
+                <w:sz w:val="20"/>
+                <w:szCs w:val="20"/>
+              </w:rPr>
+              <w:t xml:space="preserve">287,9</w:t>
+            </w:r>
+          </w:p>
+        </w:tc>
+        <w:tc>
+          <w:tcPr>
+            <w:tcW w:w="1500" w:type="dxa"/>
+            <w:tcBorders>
+              <w:top w:val="single" w:sz="4" w:space="0" w:color="auto"/>
+              <w:left w:val="single" w:sz="4" w:space="0" w:color="auto"/>
+              <w:bottom w:val="single" w:sz="4" w:space="0" w:color="auto"/>
+              <w:right w:val="single" w:sz="4" w:space="0" w:color="auto"/>
+            </w:tcBorders>
+            <w:vAlign w:val="center"/>
+          </w:tcPr>
+          <w:p>
+            <w:pPr>
+              <w:spacing w:before="40" w:after="40"/>
+              <w:jc w:val="center"/>
+              <w:rPr>
+                <w:sz w:val="20"/>
+                <w:szCs w:val="20"/>
+              </w:rPr>
+            </w:pPr>
+            <w:r>
+              <w:rPr>
+                <w:sz w:val="20"/>
+                <w:szCs w:val="20"/>
+              </w:rPr>
+              <w:t xml:space="preserve">Descartado</w:t>
+            </w:r>
+          </w:p>
+        </w:tc>
+      </w:tr>
+      <w:tr>
+        <w:trPr>
+          <w:trHeight w:val="300"/>
+        </w:trPr>
+        <w:tc>
+          <w:tcPr>
+            <w:tcW w:w="5300" w:type="dxa"/>
+            <w:tcBorders>
+              <w:top w:val="single" w:sz="4" w:space="0" w:color="auto"/>
+              <w:left w:val="single" w:sz="4" w:space="0" w:color="auto"/>
+              <w:bottom w:val="single" w:sz="4" w:space="0" w:color="auto"/>
+              <w:right w:val="single" w:sz="4" w:space="0" w:color="auto"/>
+            </w:tcBorders>
+            <w:vAlign w:val="center"/>
+          </w:tcPr>
+          <w:p>
+            <w:pPr>
+              <w:spacing w:before="40" w:after="40"/>
+              <w:jc w:val="center"/>
+              <w:rPr>
+                <w:sz w:val="20"/>
+                <w:szCs w:val="20"/>
+              </w:rPr>
+            </w:pPr>
+            <w:r>
+              <w:rPr>
+                <w:sz w:val="20"/>
+                <w:szCs w:val="20"/>
+              </w:rPr>
+              <w:t xml:space="preserve">A Itahue 220 kV por los transformadores de Itahue</w:t>
             </w:r>
           </w:p>
         </w:tc>
@@ -1315,127 +1436,6 @@
               <w:spacing w:before="40" w:after="40"/>
               <w:jc w:val="center"/>
               <w:rPr>
-                <w:sz w:val="20"/>
-                <w:szCs w:val="20"/>
-              </w:rPr>
-            </w:pPr>
-            <w:r>
-              <w:rPr>
-                <w:sz w:val="20"/>
-                <w:szCs w:val="20"/>
-              </w:rPr>
-              <w:t xml:space="preserve">Directo a Ancoa 220 kV, el anterior más la línea Itahue – Ancoa</w:t>
-            </w:r>
-          </w:p>
-        </w:tc>
-        <w:tc>
-          <w:tcPr>
-            <w:tcW w:w="1300" w:type="dxa"/>
-            <w:tcBorders>
-              <w:top w:val="single" w:sz="4" w:space="0" w:color="auto"/>
-              <w:left w:val="single" w:sz="4" w:space="0" w:color="auto"/>
-              <w:bottom w:val="single" w:sz="4" w:space="0" w:color="auto"/>
-              <w:right w:val="single" w:sz="4" w:space="0" w:color="auto"/>
-            </w:tcBorders>
-            <w:vAlign w:val="center"/>
-          </w:tcPr>
-          <w:p>
-            <w:pPr>
-              <w:spacing w:before="40" w:after="40"/>
-              <w:jc w:val="center"/>
-              <w:rPr>
-                <w:sz w:val="20"/>
-                <w:szCs w:val="20"/>
-              </w:rPr>
-            </w:pPr>
-            <w:r>
-              <w:rPr>
-                <w:sz w:val="20"/>
-                <w:szCs w:val="20"/>
-              </w:rPr>
-              <w:t xml:space="preserve">119,1</w:t>
-            </w:r>
-          </w:p>
-        </w:tc>
-        <w:tc>
-          <w:tcPr>
-            <w:tcW w:w="1200" w:type="dxa"/>
-            <w:tcBorders>
-              <w:top w:val="single" w:sz="4" w:space="0" w:color="auto"/>
-              <w:left w:val="single" w:sz="4" w:space="0" w:color="auto"/>
-              <w:bottom w:val="single" w:sz="4" w:space="0" w:color="auto"/>
-              <w:right w:val="single" w:sz="4" w:space="0" w:color="auto"/>
-            </w:tcBorders>
-            <w:vAlign w:val="center"/>
-          </w:tcPr>
-          <w:p>
-            <w:pPr>
-              <w:spacing w:before="40" w:after="40"/>
-              <w:jc w:val="center"/>
-              <w:rPr>
-                <w:sz w:val="20"/>
-                <w:szCs w:val="20"/>
-              </w:rPr>
-            </w:pPr>
-            <w:r>
-              <w:rPr>
-                <w:sz w:val="20"/>
-                <w:szCs w:val="20"/>
-              </w:rPr>
-              <w:t xml:space="preserve">222,0</w:t>
-            </w:r>
-          </w:p>
-        </w:tc>
-        <w:tc>
-          <w:tcPr>
-            <w:tcW w:w="1500" w:type="dxa"/>
-            <w:tcBorders>
-              <w:top w:val="single" w:sz="4" w:space="0" w:color="auto"/>
-              <w:left w:val="single" w:sz="4" w:space="0" w:color="auto"/>
-              <w:bottom w:val="single" w:sz="4" w:space="0" w:color="auto"/>
-              <w:right w:val="single" w:sz="4" w:space="0" w:color="auto"/>
-            </w:tcBorders>
-            <w:vAlign w:val="center"/>
-          </w:tcPr>
-          <w:p>
-            <w:pPr>
-              <w:spacing w:before="40" w:after="40"/>
-              <w:jc w:val="center"/>
-              <w:rPr>
-                <w:sz w:val="20"/>
-                <w:szCs w:val="20"/>
-              </w:rPr>
-            </w:pPr>
-            <w:r>
-              <w:rPr>
-                <w:sz w:val="20"/>
-                <w:szCs w:val="20"/>
-              </w:rPr>
-              <w:t xml:space="preserve">Descartado</w:t>
-            </w:r>
-          </w:p>
-        </w:tc>
-      </w:tr>
-      <w:tr>
-        <w:trPr>
-          <w:trHeight w:val="300"/>
-        </w:trPr>
-        <w:tc>
-          <w:tcPr>
-            <w:tcW w:w="5300" w:type="dxa"/>
-            <w:tcBorders>
-              <w:top w:val="single" w:sz="4" w:space="0" w:color="auto"/>
-              <w:left w:val="single" w:sz="4" w:space="0" w:color="auto"/>
-              <w:bottom w:val="single" w:sz="4" w:space="0" w:color="auto"/>
-              <w:right w:val="single" w:sz="4" w:space="0" w:color="auto"/>
-            </w:tcBorders>
-            <w:vAlign w:val="center"/>
-          </w:tcPr>
-          <w:p>
-            <w:pPr>
-              <w:spacing w:before="40" w:after="40"/>
-              <w:jc w:val="center"/>
-              <w:rPr>
                 <w:b/>
                 <w:bCs/>
                 <w:sz w:val="20"/>
@@ -1449,7 +1449,7 @@
                 <w:sz w:val="20"/>
                 <w:szCs w:val="20"/>
               </w:rPr>
-              <w:t xml:space="preserve">Rodeo a Candelaria 220 kV, por San Fernando y Tinguiririca</w:t>
+              <w:t xml:space="preserve">A Candelaria 220 kV por San Fernando y Tinguiririca</w:t>
             </w:r>
           </w:p>
         </w:tc>
@@ -1568,7 +1568,7 @@
         <w:jc w:val="both"/>
       </w:pPr>
       <w:r>
-        <w:t xml:space="preserve">La barra asignada es Candelaria 220 kV, a 223,9 km de recorrido y 150,7 ohm, y no Ancoa 220 kV ni Itahue 220 kV, que se encuentran a menos de la mitad de la distancia pero cuyo camino directo pasa por el transformador de alta reactancia (Figura 3). Incluso el mejor camino eléctrico hacia Ancoa, que sigue la misma ruta hasta Puente Negro y continúa por Colbún, suma 156,6 ohm, levemente más que Candelaria.</w:t>
+        <w:t xml:space="preserve">La barra asignada es Candelaria 220 kV, a 223,9 km de recorrido y 150,7 ohm, y no Ancoa 220 kV ni Itahue 220 kV, que se encuentran a la mitad o menos de la distancia pero cuyos caminos pasan por un transformador de alta reactancia (Figura 3). Incluso el mejor camino eléctrico hacia Ancoa, que sigue la misma ruta hasta Puente Negro y continúa por Colbún, suma 156,6 ohm, levemente más que Candelaria.</w:t>
       </w:r>
     </w:p>
     <w:p>
@@ -1583,7 +1583,7 @@
         </w:rPr>
         <w:drawing>
           <wp:inline distT="0" distB="0" distL="0" distR="0">
-            <wp:extent cx="5120640" cy="1852303"/>
+            <wp:extent cx="5120640" cy="1859014"/>
             <wp:effectExtent l="0" t="0" r="0" b="0"/>
             <wp:docPr id="209" name="image_fig3.png"/>
             <wp:cNvGraphicFramePr>
@@ -1605,7 +1605,7 @@
                   <pic:spPr>
                     <a:xfrm>
                       <a:off x="0" y="0"/>
-                      <a:ext cx="5120640" cy="1852303"/>
+                      <a:ext cx="5120640" cy="1859014"/>
                     </a:xfrm>
                     <a:prstGeom prst="rect">
                       <a:avLst/>
@@ -1687,7 +1687,7 @@
         <w:t xml:space="preserve">Dependencia de un único parámetro:</w:t>
       </w:r>
       <w:r>
-        <w:t xml:space="preserve"> la asignación queda determinada por la reactancia registrada para un solo tramo, el transformador Itahue 154/66 kV. Un valor elevado, sea por las características reales de las unidades o por un error en la base de instalaciones, basta para que el camino directo quede descartado, incluso después de combinar en paralelo las dos unidades existentes.</w:t>
+        <w:t xml:space="preserve"> la asignación queda determinada por la reactancia registrada para un solo tramo, el transformador de Linares o el de Itahue. Un valor elevado, sea por las características reales de las unidades o por un error en la base de instalaciones, basta para que el camino más corto quede descartado, incluso después de combinar en paralelo las unidades existentes.</w:t>
       </w:r>
     </w:p>
     <w:p>
@@ -1778,7 +1778,7 @@
         <mc:AlternateContent>
           <mc:Choice Requires="wpg">
             <w:drawing>
-              <wp:inline distT="0" distB="0" distL="0" distR="0" wp14:anchorId="2F660444" wp14:editId="2AF97D57">
+              <wp:inline distT="0" distB="0" distL="0" distR="0" wp14:anchorId="55A10238" wp14:editId="2AF97D57">
                 <wp:extent cx="6438900" cy="6350"/>
                 <wp:effectExtent l="635" t="0" r="0" b="5080"/>
                 <wp:docPr id="210" name="Group 47"/>
@@ -1843,7 +1843,7 @@
           </mc:Choice>
           <mc:Fallback xmlns:w16cei="http://schemas.microsoft.com/office/word/2026/wordml/cei">
             <w:pict>
-              <v:group w14:anchorId="4E26E562" id="Group 47" o:spid="_x0000_s1026" style="width:507pt;height:.5pt;mso-position-horizontal-relative:char;mso-position-vertical-relative:line" coordsize="10140,10" o:gfxdata="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">
+              <v:group w14:anchorId="EC1DC91D" id="Group 47" o:spid="_x0000_s1026" style="width:507pt;height:.5pt;mso-position-horizontal-relative:char;mso-position-vertical-relative:line" coordsize="10140,10" o:gfxdata="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">
                 <v:rect id="Rectangle 48" o:spid="_x0000_s1027" style="position:absolute;width:10140;height:10;visibility:visible;mso-wrap-style:square;v-text-anchor:top" o:gfxdata="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" fillcolor="black" stroked="f"/>
                 <w10:anchorlock/>
               </v:group>
@@ -1899,7 +1899,7 @@
         <w:jc w:val="both"/>
       </w:pPr>
       <w:r>
-        <w:t xml:space="preserve">Validar los valores de reactancia de los transformadores de la base de instalaciones, en particular los de alta reactancia, como Itahue 154/66 kV, por ser estos los parámetros que determinan la asignación.</w:t>
+        <w:t xml:space="preserve">Validar los valores de reactancia de los transformadores de la base de instalaciones, en particular los de alta reactancia, como Linares 154/66 kV e Itahue 154/66 kV, por ser estos los parámetros que determinan la asignación.</w:t>
       </w:r>
     </w:p>
     <w:p>

--- a/docs/Minuta_Minimo_Camino_Electrico.docx
+++ b/docs/Minuta_Minimo_Camino_Electrico.docx
@@ -367,7 +367,7 @@
         <mc:AlternateContent>
           <mc:Choice Requires="wpg">
             <w:drawing>
-              <wp:inline distT="0" distB="0" distL="0" distR="0" wp14:anchorId="B6F0483E" wp14:editId="2AF97D57">
+              <wp:inline distT="0" distB="0" distL="0" distR="0" wp14:anchorId="5B508DAC" wp14:editId="2AF97D57">
                 <wp:extent cx="6438900" cy="6350"/>
                 <wp:effectExtent l="635" t="0" r="0" b="5080"/>
                 <wp:docPr id="201" name="Group 47"/>
@@ -432,7 +432,7 @@
           </mc:Choice>
           <mc:Fallback xmlns:w16cei="http://schemas.microsoft.com/office/word/2026/wordml/cei">
             <w:pict>
-              <v:group w14:anchorId="E071F17C" id="Group 47" o:spid="_x0000_s1026" style="width:507pt;height:.5pt;mso-position-horizontal-relative:char;mso-position-vertical-relative:line" coordsize="10140,10" o:gfxdata="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">
+              <v:group w14:anchorId="1213EC36" id="Group 47" o:spid="_x0000_s1026" style="width:507pt;height:.5pt;mso-position-horizontal-relative:char;mso-position-vertical-relative:line" coordsize="10140,10" o:gfxdata="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">
                 <v:rect id="Rectangle 48" o:spid="_x0000_s1027" style="position:absolute;width:10140;height:10;visibility:visible;mso-wrap-style:square;v-text-anchor:top" o:gfxdata="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" fillcolor="black" stroked="f"/>
                 <w10:anchorlock/>
               </v:group>
@@ -542,7 +542,7 @@
         <mc:AlternateContent>
           <mc:Choice Requires="wpg">
             <w:drawing>
-              <wp:inline distT="0" distB="0" distL="0" distR="0" wp14:anchorId="2C303D0D" wp14:editId="2AF97D57">
+              <wp:inline distT="0" distB="0" distL="0" distR="0" wp14:anchorId="0D053FB2" wp14:editId="2AF97D57">
                 <wp:extent cx="6438900" cy="6350"/>
                 <wp:effectExtent l="635" t="0" r="0" b="5080"/>
                 <wp:docPr id="203" name="Group 47"/>
@@ -607,7 +607,7 @@
           </mc:Choice>
           <mc:Fallback xmlns:w16cei="http://schemas.microsoft.com/office/word/2026/wordml/cei">
             <w:pict>
-              <v:group w14:anchorId="09ABB6E6" id="Group 47" o:spid="_x0000_s1026" style="width:507pt;height:.5pt;mso-position-horizontal-relative:char;mso-position-vertical-relative:line" coordsize="10140,10" o:gfxdata="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">
+              <v:group w14:anchorId="8F24676E" id="Group 47" o:spid="_x0000_s1026" style="width:507pt;height:.5pt;mso-position-horizontal-relative:char;mso-position-vertical-relative:line" coordsize="10140,10" o:gfxdata="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">
                 <v:rect id="Rectangle 48" o:spid="_x0000_s1027" style="position:absolute;width:10140;height:10;visibility:visible;mso-wrap-style:square;v-text-anchor:top" o:gfxdata="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" fillcolor="black" stroked="f"/>
                 <w10:anchorlock/>
               </v:group>
@@ -859,7 +859,7 @@
         <mc:AlternateContent>
           <mc:Choice Requires="wpg">
             <w:drawing>
-              <wp:inline distT="0" distB="0" distL="0" distR="0" wp14:anchorId="50F92A78" wp14:editId="2AF97D57">
+              <wp:inline distT="0" distB="0" distL="0" distR="0" wp14:anchorId="DE67C191" wp14:editId="2AF97D57">
                 <wp:extent cx="6438900" cy="6350"/>
                 <wp:effectExtent l="635" t="0" r="0" b="5080"/>
                 <wp:docPr id="206" name="Group 47"/>
@@ -924,7 +924,7 @@
           </mc:Choice>
           <mc:Fallback xmlns:w16cei="http://schemas.microsoft.com/office/word/2026/wordml/cei">
             <w:pict>
-              <v:group w14:anchorId="B108F673" id="Group 47" o:spid="_x0000_s1026" style="width:507pt;height:.5pt;mso-position-horizontal-relative:char;mso-position-vertical-relative:line" coordsize="10140,10" o:gfxdata="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">
+              <v:group w14:anchorId="32681059" id="Group 47" o:spid="_x0000_s1026" style="width:507pt;height:.5pt;mso-position-horizontal-relative:char;mso-position-vertical-relative:line" coordsize="10140,10" o:gfxdata="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">
                 <v:rect id="Rectangle 48" o:spid="_x0000_s1027" style="position:absolute;width:10140;height:10;visibility:visible;mso-wrap-style:square;v-text-anchor:top" o:gfxdata="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" fillcolor="black" stroked="f"/>
                 <w10:anchorlock/>
               </v:group>
@@ -965,7 +965,7 @@
         </w:rPr>
         <w:drawing>
           <wp:inline distT="0" distB="0" distL="0" distR="0">
-            <wp:extent cx="5669280" cy="2422002"/>
+            <wp:extent cx="6309360" cy="2695454"/>
             <wp:effectExtent l="0" t="0" r="0" b="0"/>
             <wp:docPr id="208" name="image_fig2.png"/>
             <wp:cNvGraphicFramePr>
@@ -987,7 +987,7 @@
                   <pic:spPr>
                     <a:xfrm>
                       <a:off x="0" y="0"/>
-                      <a:ext cx="5669280" cy="2422002"/>
+                      <a:ext cx="6309360" cy="2695454"/>
                     </a:xfrm>
                     <a:prstGeom prst="rect">
                       <a:avLst/>
@@ -1778,7 +1778,7 @@
         <mc:AlternateContent>
           <mc:Choice Requires="wpg">
             <w:drawing>
-              <wp:inline distT="0" distB="0" distL="0" distR="0" wp14:anchorId="55A10238" wp14:editId="2AF97D57">
+              <wp:inline distT="0" distB="0" distL="0" distR="0" wp14:anchorId="57E37A7F" wp14:editId="2AF97D57">
                 <wp:extent cx="6438900" cy="6350"/>
                 <wp:effectExtent l="635" t="0" r="0" b="5080"/>
                 <wp:docPr id="210" name="Group 47"/>
@@ -1843,7 +1843,7 @@
           </mc:Choice>
           <mc:Fallback xmlns:w16cei="http://schemas.microsoft.com/office/word/2026/wordml/cei">
             <w:pict>
-              <v:group w14:anchorId="EC1DC91D" id="Group 47" o:spid="_x0000_s1026" style="width:507pt;height:.5pt;mso-position-horizontal-relative:char;mso-position-vertical-relative:line" coordsize="10140,10" o:gfxdata="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">
+              <v:group w14:anchorId="F79C86C7" id="Group 47" o:spid="_x0000_s1026" style="width:507pt;height:.5pt;mso-position-horizontal-relative:char;mso-position-vertical-relative:line" coordsize="10140,10" o:gfxdata="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">
                 <v:rect id="Rectangle 48" o:spid="_x0000_s1027" style="position:absolute;width:10140;height:10;visibility:visible;mso-wrap-style:square;v-text-anchor:top" o:gfxdata="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" fillcolor="black" stroked="f"/>
                 <w10:anchorlock/>
               </v:group>

--- a/docs/Minuta_Minimo_Camino_Electrico.docx
+++ b/docs/Minuta_Minimo_Camino_Electrico.docx
@@ -367,7 +367,7 @@
         <mc:AlternateContent>
           <mc:Choice Requires="wpg">
             <w:drawing>
-              <wp:inline distT="0" distB="0" distL="0" distR="0" wp14:anchorId="5B508DAC" wp14:editId="2AF97D57">
+              <wp:inline distT="0" distB="0" distL="0" distR="0" wp14:anchorId="1C744735" wp14:editId="2AF97D57">
                 <wp:extent cx="6438900" cy="6350"/>
                 <wp:effectExtent l="635" t="0" r="0" b="5080"/>
                 <wp:docPr id="201" name="Group 47"/>
@@ -432,7 +432,7 @@
           </mc:Choice>
           <mc:Fallback xmlns:w16cei="http://schemas.microsoft.com/office/word/2026/wordml/cei">
             <w:pict>
-              <v:group w14:anchorId="1213EC36" id="Group 47" o:spid="_x0000_s1026" style="width:507pt;height:.5pt;mso-position-horizontal-relative:char;mso-position-vertical-relative:line" coordsize="10140,10" o:gfxdata="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">
+              <v:group w14:anchorId="56997195" id="Group 47" o:spid="_x0000_s1026" style="width:507pt;height:.5pt;mso-position-horizontal-relative:char;mso-position-vertical-relative:line" coordsize="10140,10" o:gfxdata="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">
                 <v:rect id="Rectangle 48" o:spid="_x0000_s1027" style="position:absolute;width:10140;height:10;visibility:visible;mso-wrap-style:square;v-text-anchor:top" o:gfxdata="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" fillcolor="black" stroked="f"/>
                 <w10:anchorlock/>
               </v:group>
@@ -542,7 +542,7 @@
         <mc:AlternateContent>
           <mc:Choice Requires="wpg">
             <w:drawing>
-              <wp:inline distT="0" distB="0" distL="0" distR="0" wp14:anchorId="0D053FB2" wp14:editId="2AF97D57">
+              <wp:inline distT="0" distB="0" distL="0" distR="0" wp14:anchorId="E11713B7" wp14:editId="2AF97D57">
                 <wp:extent cx="6438900" cy="6350"/>
                 <wp:effectExtent l="635" t="0" r="0" b="5080"/>
                 <wp:docPr id="203" name="Group 47"/>
@@ -607,7 +607,7 @@
           </mc:Choice>
           <mc:Fallback xmlns:w16cei="http://schemas.microsoft.com/office/word/2026/wordml/cei">
             <w:pict>
-              <v:group w14:anchorId="8F24676E" id="Group 47" o:spid="_x0000_s1026" style="width:507pt;height:.5pt;mso-position-horizontal-relative:char;mso-position-vertical-relative:line" coordsize="10140,10" o:gfxdata="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">
+              <v:group w14:anchorId="DE4964AB" id="Group 47" o:spid="_x0000_s1026" style="width:507pt;height:.5pt;mso-position-horizontal-relative:char;mso-position-vertical-relative:line" coordsize="10140,10" o:gfxdata="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">
                 <v:rect id="Rectangle 48" o:spid="_x0000_s1027" style="position:absolute;width:10140;height:10;visibility:visible;mso-wrap-style:square;v-text-anchor:top" o:gfxdata="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" fillcolor="black" stroked="f"/>
                 <w10:anchorlock/>
               </v:group>
@@ -859,7 +859,7 @@
         <mc:AlternateContent>
           <mc:Choice Requires="wpg">
             <w:drawing>
-              <wp:inline distT="0" distB="0" distL="0" distR="0" wp14:anchorId="DE67C191" wp14:editId="2AF97D57">
+              <wp:inline distT="0" distB="0" distL="0" distR="0" wp14:anchorId="526ECD26" wp14:editId="2AF97D57">
                 <wp:extent cx="6438900" cy="6350"/>
                 <wp:effectExtent l="635" t="0" r="0" b="5080"/>
                 <wp:docPr id="206" name="Group 47"/>
@@ -924,7 +924,7 @@
           </mc:Choice>
           <mc:Fallback xmlns:w16cei="http://schemas.microsoft.com/office/word/2026/wordml/cei">
             <w:pict>
-              <v:group w14:anchorId="32681059" id="Group 47" o:spid="_x0000_s1026" style="width:507pt;height:.5pt;mso-position-horizontal-relative:char;mso-position-vertical-relative:line" coordsize="10140,10" o:gfxdata="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">
+              <v:group w14:anchorId="4C2D9044" id="Group 47" o:spid="_x0000_s1026" style="width:507pt;height:.5pt;mso-position-horizontal-relative:char;mso-position-vertical-relative:line" coordsize="10140,10" o:gfxdata="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">
                 <v:rect id="Rectangle 48" o:spid="_x0000_s1027" style="position:absolute;width:10140;height:10;visibility:visible;mso-wrap-style:square;v-text-anchor:top" o:gfxdata="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" fillcolor="black" stroked="f"/>
                 <w10:anchorlock/>
               </v:group>
@@ -950,7 +950,7 @@
         <w:jc w:val="both"/>
       </w:pPr>
       <w:r>
-        <w:t xml:space="preserve">El efecto descrito se observa en la barra La Palma 13 kV, en la comuna de San Javier, Región del Maule. La barra troncal más cercana en distancia es Ancoa 220 kV, a unos 32 km en línea recta y a 109 km de recorrido por la red de Linares, y la siguiente es Itahue 220 kV, a 59 km de recorrido. Sin embargo, ambos caminos pasan por transformadores de alta reactancia: Linares 154/66 kV, de 164,2 ohm, e Itahue 154/66 kV, de 85,7 ohm equivalente, valores comparables a cientos de kilómetros de línea de 66 kV. Por ello, el mínimo camino eléctrico los rodea por la red de 66 kV hasta San Fernando y termina asignando Candelaria 220 kV, en la Región Metropolitana, como se ve a continuación:</w:t>
+        <w:t xml:space="preserve">El efecto descrito se observa en la barra La Palma 13 kV, en la comuna de San Javier, Región del Maule. La barra troncal más cercana es Ancoa 220 kV, a unos 32 km en línea recta y a 109 km de recorrido por la red de Linares, Yerbas Buenas y Maule, y la siguiente es Itahue 220 kV, a unos 58 km en línea recta. Sin embargo, ambos caminos pasan por transformadores de alta reactancia: Linares 154/66 kV, de 164,2 ohm, e Itahue 154/66 kV, de 85,7 ohm equivalente, valores comparables a cientos de kilómetros de línea de 66 kV. Por ello, el mínimo camino eléctrico los rodea por la red de 66 kV hasta San Fernando y termina asignando Candelaria 220 kV, en la Región Metropolitana, como se ve a continuación:</w:t>
       </w:r>
     </w:p>
     <w:p>
@@ -965,7 +965,7 @@
         </w:rPr>
         <w:drawing>
           <wp:inline distT="0" distB="0" distL="0" distR="0">
-            <wp:extent cx="6309360" cy="2695454"/>
+            <wp:extent cx="6309360" cy="2664536"/>
             <wp:effectExtent l="0" t="0" r="0" b="0"/>
             <wp:docPr id="208" name="image_fig2.png"/>
             <wp:cNvGraphicFramePr>
@@ -987,7 +987,7 @@
                   <pic:spPr>
                     <a:xfrm>
                       <a:off x="0" y="0"/>
-                      <a:ext cx="6309360" cy="2695454"/>
+                      <a:ext cx="6309360" cy="2664536"/>
                     </a:xfrm>
                     <a:prstGeom prst="rect">
                       <a:avLst/>
@@ -1014,7 +1014,7 @@
           <w:sz w:val="18"/>
           <w:szCs w:val="18"/>
         </w:rPr>
-        <w:t xml:space="preserve">Figura 2. Caminos desde la barra La Palma 13 kV: caminos descartados por Linares hacia Ancoa y por los transformadores de Itahue (segmentados) y camino de mínima distancia eléctrica por San Fernando hasta Candelaria 220 kV (continuo). Reactancias equivalentes con paralelos combinados; longitudes geográficas entre barras.</w:t>
+        <w:t xml:space="preserve">Figura 2. Caminos desde la barra La Palma 13 kV: caminos descartados por Linares hacia Ancoa y por los transformadores de Itahue (segmentados) y camino de mínima distancia eléctrica por San Fernando hasta Candelaria 220 kV (continuo). Reactancias equivalentes con paralelos combinados; longitudes por la red donde la base de coordenadas lo permite.</w:t>
       </w:r>
     </w:p>
     <w:tbl>
@@ -1028,10 +1028,11 @@
         <w:tblLook w:val="04A0"/>
       </w:tblPr>
       <w:tblGrid>
-        <w:gridCol w:w="5300"/>
+        <w:gridCol w:w="4300"/>
         <w:gridCol w:w="1300"/>
-        <w:gridCol w:w="1200"/>
-        <w:gridCol w:w="1500"/>
+        <w:gridCol w:w="1300"/>
+        <w:gridCol w:w="1100"/>
+        <w:gridCol w:w="1300"/>
       </w:tblGrid>
       <w:tr>
         <w:trPr>
@@ -1039,7 +1040,7 @@
         </w:trPr>
         <w:tc>
           <w:tcPr>
-            <w:tcW w:w="5300" w:type="dxa"/>
+            <w:tcW w:w="4300" w:type="dxa"/>
             <w:tcBorders>
               <w:top w:val="single" w:sz="4" w:space="0" w:color="auto"/>
               <w:left w:val="single" w:sz="4" w:space="0" w:color="auto"/>
@@ -1101,13 +1102,47 @@
                 <w:sz w:val="20"/>
                 <w:szCs w:val="20"/>
               </w:rPr>
-              <w:t xml:space="preserve">Longitud [km]</w:t>
+              <w:t xml:space="preserve">Línea recta [km]</w:t>
             </w:r>
           </w:p>
         </w:tc>
         <w:tc>
           <w:tcPr>
-            <w:tcW w:w="1200" w:type="dxa"/>
+            <w:tcW w:w="1300" w:type="dxa"/>
+            <w:tcBorders>
+              <w:top w:val="single" w:sz="4" w:space="0" w:color="auto"/>
+              <w:left w:val="single" w:sz="4" w:space="0" w:color="auto"/>
+              <w:bottom w:val="single" w:sz="4" w:space="0" w:color="auto"/>
+              <w:right w:val="single" w:sz="4" w:space="0" w:color="auto"/>
+            </w:tcBorders>
+            <w:shd w:val="clear" w:color="auto" w:fill="DCEBF0"/>
+            <w:vAlign w:val="center"/>
+          </w:tcPr>
+          <w:p>
+            <w:pPr>
+              <w:spacing w:before="40" w:after="40"/>
+              <w:jc w:val="center"/>
+              <w:rPr>
+                <w:b/>
+                <w:bCs/>
+                <w:sz w:val="20"/>
+                <w:szCs w:val="20"/>
+              </w:rPr>
+            </w:pPr>
+            <w:r>
+              <w:rPr>
+                <w:b/>
+                <w:bCs/>
+                <w:sz w:val="20"/>
+                <w:szCs w:val="20"/>
+              </w:rPr>
+              <w:t xml:space="preserve">Por la red [km]</w:t>
+            </w:r>
+          </w:p>
+        </w:tc>
+        <w:tc>
+          <w:tcPr>
+            <w:tcW w:w="1100" w:type="dxa"/>
             <w:tcBorders>
               <w:top w:val="single" w:sz="4" w:space="0" w:color="auto"/>
               <w:left w:val="single" w:sz="4" w:space="0" w:color="auto"/>
@@ -1141,7 +1176,7 @@
         </w:tc>
         <w:tc>
           <w:tcPr>
-            <w:tcW w:w="1500" w:type="dxa"/>
+            <w:tcW w:w="1300" w:type="dxa"/>
             <w:tcBorders>
               <w:top w:val="single" w:sz="4" w:space="0" w:color="auto"/>
               <w:left w:val="single" w:sz="4" w:space="0" w:color="auto"/>
@@ -1180,7 +1215,7 @@
         </w:trPr>
         <w:tc>
           <w:tcPr>
-            <w:tcW w:w="5300" w:type="dxa"/>
+            <w:tcW w:w="4300" w:type="dxa"/>
             <w:tcBorders>
               <w:top w:val="single" w:sz="4" w:space="0" w:color="auto"/>
               <w:left w:val="single" w:sz="4" w:space="0" w:color="auto"/>
@@ -1232,13 +1267,42 @@
                 <w:sz w:val="20"/>
                 <w:szCs w:val="20"/>
               </w:rPr>
+              <w:t xml:space="preserve">32</w:t>
+            </w:r>
+          </w:p>
+        </w:tc>
+        <w:tc>
+          <w:tcPr>
+            <w:tcW w:w="1300" w:type="dxa"/>
+            <w:tcBorders>
+              <w:top w:val="single" w:sz="4" w:space="0" w:color="auto"/>
+              <w:left w:val="single" w:sz="4" w:space="0" w:color="auto"/>
+              <w:bottom w:val="single" w:sz="4" w:space="0" w:color="auto"/>
+              <w:right w:val="single" w:sz="4" w:space="0" w:color="auto"/>
+            </w:tcBorders>
+            <w:vAlign w:val="center"/>
+          </w:tcPr>
+          <w:p>
+            <w:pPr>
+              <w:spacing w:before="40" w:after="40"/>
+              <w:jc w:val="center"/>
+              <w:rPr>
+                <w:sz w:val="20"/>
+                <w:szCs w:val="20"/>
+              </w:rPr>
+            </w:pPr>
+            <w:r>
+              <w:rPr>
+                <w:sz w:val="20"/>
+                <w:szCs w:val="20"/>
+              </w:rPr>
               <w:t xml:space="preserve">109,0</w:t>
             </w:r>
           </w:p>
         </w:tc>
         <w:tc>
           <w:tcPr>
-            <w:tcW w:w="1200" w:type="dxa"/>
+            <w:tcW w:w="1100" w:type="dxa"/>
             <w:tcBorders>
               <w:top w:val="single" w:sz="4" w:space="0" w:color="auto"/>
               <w:left w:val="single" w:sz="4" w:space="0" w:color="auto"/>
@@ -1267,7 +1331,7 @@
         </w:tc>
         <w:tc>
           <w:tcPr>
-            <w:tcW w:w="1500" w:type="dxa"/>
+            <w:tcW w:w="1300" w:type="dxa"/>
             <w:tcBorders>
               <w:top w:val="single" w:sz="4" w:space="0" w:color="auto"/>
               <w:left w:val="single" w:sz="4" w:space="0" w:color="auto"/>
@@ -1301,7 +1365,7 @@
         </w:trPr>
         <w:tc>
           <w:tcPr>
-            <w:tcW w:w="5300" w:type="dxa"/>
+            <w:tcW w:w="4300" w:type="dxa"/>
             <w:tcBorders>
               <w:top w:val="single" w:sz="4" w:space="0" w:color="auto"/>
               <w:left w:val="single" w:sz="4" w:space="0" w:color="auto"/>
@@ -1353,13 +1417,42 @@
                 <w:sz w:val="20"/>
                 <w:szCs w:val="20"/>
               </w:rPr>
-              <w:t xml:space="preserve">58,8</w:t>
+              <w:t xml:space="preserve">58</w:t>
             </w:r>
           </w:p>
         </w:tc>
         <w:tc>
           <w:tcPr>
-            <w:tcW w:w="1200" w:type="dxa"/>
+            <w:tcW w:w="1300" w:type="dxa"/>
+            <w:tcBorders>
+              <w:top w:val="single" w:sz="4" w:space="0" w:color="auto"/>
+              <w:left w:val="single" w:sz="4" w:space="0" w:color="auto"/>
+              <w:bottom w:val="single" w:sz="4" w:space="0" w:color="auto"/>
+              <w:right w:val="single" w:sz="4" w:space="0" w:color="auto"/>
+            </w:tcBorders>
+            <w:vAlign w:val="center"/>
+          </w:tcPr>
+          <w:p>
+            <w:pPr>
+              <w:spacing w:before="40" w:after="40"/>
+              <w:jc w:val="center"/>
+              <w:rPr>
+                <w:sz w:val="20"/>
+                <w:szCs w:val="20"/>
+              </w:rPr>
+            </w:pPr>
+            <w:r>
+              <w:rPr>
+                <w:sz w:val="20"/>
+                <w:szCs w:val="20"/>
+              </w:rPr>
+              <w:t xml:space="preserve">sin dato</w:t>
+            </w:r>
+          </w:p>
+        </w:tc>
+        <w:tc>
+          <w:tcPr>
+            <w:tcW w:w="1100" w:type="dxa"/>
             <w:tcBorders>
               <w:top w:val="single" w:sz="4" w:space="0" w:color="auto"/>
               <w:left w:val="single" w:sz="4" w:space="0" w:color="auto"/>
@@ -1388,7 +1481,7 @@
         </w:tc>
         <w:tc>
           <w:tcPr>
-            <w:tcW w:w="1500" w:type="dxa"/>
+            <w:tcW w:w="1300" w:type="dxa"/>
             <w:tcBorders>
               <w:top w:val="single" w:sz="4" w:space="0" w:color="auto"/>
               <w:left w:val="single" w:sz="4" w:space="0" w:color="auto"/>
@@ -1422,7 +1515,7 @@
         </w:trPr>
         <w:tc>
           <w:tcPr>
-            <w:tcW w:w="5300" w:type="dxa"/>
+            <w:tcW w:w="4300" w:type="dxa"/>
             <w:tcBorders>
               <w:top w:val="single" w:sz="4" w:space="0" w:color="auto"/>
               <w:left w:val="single" w:sz="4" w:space="0" w:color="auto"/>
@@ -1482,13 +1575,46 @@
                 <w:sz w:val="20"/>
                 <w:szCs w:val="20"/>
               </w:rPr>
-              <w:t xml:space="preserve">223,9</w:t>
+              <w:t xml:space="preserve">199</w:t>
             </w:r>
           </w:p>
         </w:tc>
         <w:tc>
           <w:tcPr>
-            <w:tcW w:w="1200" w:type="dxa"/>
+            <w:tcW w:w="1300" w:type="dxa"/>
+            <w:tcBorders>
+              <w:top w:val="single" w:sz="4" w:space="0" w:color="auto"/>
+              <w:left w:val="single" w:sz="4" w:space="0" w:color="auto"/>
+              <w:bottom w:val="single" w:sz="4" w:space="0" w:color="auto"/>
+              <w:right w:val="single" w:sz="4" w:space="0" w:color="auto"/>
+            </w:tcBorders>
+            <w:vAlign w:val="center"/>
+          </w:tcPr>
+          <w:p>
+            <w:pPr>
+              <w:spacing w:before="40" w:after="40"/>
+              <w:jc w:val="center"/>
+              <w:rPr>
+                <w:b/>
+                <w:bCs/>
+                <w:sz w:val="20"/>
+                <w:szCs w:val="20"/>
+              </w:rPr>
+            </w:pPr>
+            <w:r>
+              <w:rPr>
+                <w:b/>
+                <w:bCs/>
+                <w:sz w:val="20"/>
+                <w:szCs w:val="20"/>
+              </w:rPr>
+              <w:t xml:space="preserve">sin dato</w:t>
+            </w:r>
+          </w:p>
+        </w:tc>
+        <w:tc>
+          <w:tcPr>
+            <w:tcW w:w="1100" w:type="dxa"/>
             <w:tcBorders>
               <w:top w:val="single" w:sz="4" w:space="0" w:color="auto"/>
               <w:left w:val="single" w:sz="4" w:space="0" w:color="auto"/>
@@ -1521,7 +1647,7 @@
         </w:tc>
         <w:tc>
           <w:tcPr>
-            <w:tcW w:w="1500" w:type="dxa"/>
+            <w:tcW w:w="1300" w:type="dxa"/>
             <w:tcBorders>
               <w:top w:val="single" w:sz="4" w:space="0" w:color="auto"/>
               <w:left w:val="single" w:sz="4" w:space="0" w:color="auto"/>
@@ -1568,7 +1694,7 @@
         <w:jc w:val="both"/>
       </w:pPr>
       <w:r>
-        <w:t xml:space="preserve">La barra asignada es Candelaria 220 kV, a 223,9 km de recorrido y 150,7 ohm, y no Ancoa 220 kV ni Itahue 220 kV, que se encuentran a la mitad o menos de la distancia pero cuyos caminos pasan por un transformador de alta reactancia (Figura 3). Incluso el mejor camino eléctrico hacia Ancoa, que sigue la misma ruta hasta Puente Negro y continúa por Colbún, suma 156,6 ohm, levemente más que Candelaria.</w:t>
+        <w:t xml:space="preserve">La barra asignada es Candelaria 220 kV, a unos 199 km en línea recta y 150,7 ohm, y no Ancoa 220 kV ni Itahue 220 kV, que se encuentran a una fracción de esa distancia pero cuyos caminos pasan por un transformador de alta reactancia (Figura 3). Incluso el mejor camino eléctrico hacia Ancoa, que sigue la misma ruta hasta Puente Negro y continúa por Colbún, suma 156,6 ohm, levemente más que Candelaria. La longitud por la red de los caminos que pasan por la línea La Palma – El Ruil no está disponible, porque la barra El Ruil no cuenta con coordenadas en la base de coordenadas del cálculo.</w:t>
       </w:r>
     </w:p>
     <w:p>
@@ -1583,7 +1709,7 @@
         </w:rPr>
         <w:drawing>
           <wp:inline distT="0" distB="0" distL="0" distR="0">
-            <wp:extent cx="5120640" cy="1859014"/>
+            <wp:extent cx="5120640" cy="1852303"/>
             <wp:effectExtent l="0" t="0" r="0" b="0"/>
             <wp:docPr id="209" name="image_fig3.png"/>
             <wp:cNvGraphicFramePr>
@@ -1605,7 +1731,7 @@
                   <pic:spPr>
                     <a:xfrm>
                       <a:off x="0" y="0"/>
-                      <a:ext cx="5120640" cy="1859014"/>
+                      <a:ext cx="5120640" cy="1852303"/>
                     </a:xfrm>
                     <a:prstGeom prst="rect">
                       <a:avLst/>
@@ -1632,7 +1758,7 @@
           <w:sz w:val="18"/>
           <w:szCs w:val="18"/>
         </w:rPr>
-        <w:t xml:space="preserve">Figura 3. Longitud y distancia eléctrica de los caminos desde La Palma 13 kV hacia las barras troncales Itahue, Ancoa y Candelaria 220 kV.</w:t>
+        <w:t xml:space="preserve">Figura 3. Distancia en línea recta y distancia eléctrica desde La Palma 13 kV hacia las barras troncales Ancoa, Itahue y Candelaria 220 kV.</w:t>
       </w:r>
     </w:p>
     <w:p>
@@ -1778,7 +1904,7 @@
         <mc:AlternateContent>
           <mc:Choice Requires="wpg">
             <w:drawing>
-              <wp:inline distT="0" distB="0" distL="0" distR="0" wp14:anchorId="57E37A7F" wp14:editId="2AF97D57">
+              <wp:inline distT="0" distB="0" distL="0" distR="0" wp14:anchorId="7C2EE1A5" wp14:editId="2AF97D57">
                 <wp:extent cx="6438900" cy="6350"/>
                 <wp:effectExtent l="635" t="0" r="0" b="5080"/>
                 <wp:docPr id="210" name="Group 47"/>
@@ -1843,7 +1969,7 @@
           </mc:Choice>
           <mc:Fallback xmlns:w16cei="http://schemas.microsoft.com/office/word/2026/wordml/cei">
             <w:pict>
-              <v:group w14:anchorId="F79C86C7" id="Group 47" o:spid="_x0000_s1026" style="width:507pt;height:.5pt;mso-position-horizontal-relative:char;mso-position-vertical-relative:line" coordsize="10140,10" o:gfxdata="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">
+              <v:group w14:anchorId="652381D3" id="Group 47" o:spid="_x0000_s1026" style="width:507pt;height:.5pt;mso-position-horizontal-relative:char;mso-position-vertical-relative:line" coordsize="10140,10" o:gfxdata="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">
                 <v:rect id="Rectangle 48" o:spid="_x0000_s1027" style="position:absolute;width:10140;height:10;visibility:visible;mso-wrap-style:square;v-text-anchor:top" o:gfxdata="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" fillcolor="black" stroked="f"/>
                 <w10:anchorlock/>
               </v:group>

--- a/docs/Minuta_Minimo_Camino_Electrico.docx
+++ b/docs/Minuta_Minimo_Camino_Electrico.docx
@@ -367,7 +367,7 @@
         <mc:AlternateContent>
           <mc:Choice Requires="wpg">
             <w:drawing>
-              <wp:inline distT="0" distB="0" distL="0" distR="0" wp14:anchorId="1C744735" wp14:editId="2AF97D57">
+              <wp:inline distT="0" distB="0" distL="0" distR="0" wp14:anchorId="F465EE14" wp14:editId="2AF97D57">
                 <wp:extent cx="6438900" cy="6350"/>
                 <wp:effectExtent l="635" t="0" r="0" b="5080"/>
                 <wp:docPr id="201" name="Group 47"/>
@@ -432,7 +432,7 @@
           </mc:Choice>
           <mc:Fallback xmlns:w16cei="http://schemas.microsoft.com/office/word/2026/wordml/cei">
             <w:pict>
-              <v:group w14:anchorId="56997195" id="Group 47" o:spid="_x0000_s1026" style="width:507pt;height:.5pt;mso-position-horizontal-relative:char;mso-position-vertical-relative:line" coordsize="10140,10" o:gfxdata="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">
+              <v:group w14:anchorId="7042DF3F" id="Group 47" o:spid="_x0000_s1026" style="width:507pt;height:.5pt;mso-position-horizontal-relative:char;mso-position-vertical-relative:line" coordsize="10140,10" o:gfxdata="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">
                 <v:rect id="Rectangle 48" o:spid="_x0000_s1027" style="position:absolute;width:10140;height:10;visibility:visible;mso-wrap-style:square;v-text-anchor:top" o:gfxdata="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" fillcolor="black" stroked="f"/>
                 <w10:anchorlock/>
               </v:group>
@@ -542,7 +542,7 @@
         <mc:AlternateContent>
           <mc:Choice Requires="wpg">
             <w:drawing>
-              <wp:inline distT="0" distB="0" distL="0" distR="0" wp14:anchorId="E11713B7" wp14:editId="2AF97D57">
+              <wp:inline distT="0" distB="0" distL="0" distR="0" wp14:anchorId="E9102522" wp14:editId="2AF97D57">
                 <wp:extent cx="6438900" cy="6350"/>
                 <wp:effectExtent l="635" t="0" r="0" b="5080"/>
                 <wp:docPr id="203" name="Group 47"/>
@@ -607,7 +607,7 @@
           </mc:Choice>
           <mc:Fallback xmlns:w16cei="http://schemas.microsoft.com/office/word/2026/wordml/cei">
             <w:pict>
-              <v:group w14:anchorId="DE4964AB" id="Group 47" o:spid="_x0000_s1026" style="width:507pt;height:.5pt;mso-position-horizontal-relative:char;mso-position-vertical-relative:line" coordsize="10140,10" o:gfxdata="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">
+              <v:group w14:anchorId="05509200" id="Group 47" o:spid="_x0000_s1026" style="width:507pt;height:.5pt;mso-position-horizontal-relative:char;mso-position-vertical-relative:line" coordsize="10140,10" o:gfxdata="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">
                 <v:rect id="Rectangle 48" o:spid="_x0000_s1027" style="position:absolute;width:10140;height:10;visibility:visible;mso-wrap-style:square;v-text-anchor:top" o:gfxdata="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" fillcolor="black" stroked="f"/>
                 <w10:anchorlock/>
               </v:group>
@@ -812,7 +812,7 @@
         <w:jc w:val="both"/>
       </w:pPr>
       <w:r>
-        <w:t xml:space="preserve">Para evitar este efecto, históricamente en el proceso se ha asociado de forma manual la barra de 66 kV a la barra de 220 kV de la misma subestación, de modo que el cálculo no considere el transformador que las une y la barra quede asignada a la barra troncal de su propio emplazamiento. Esta asociación no tiene respaldo en el cálculo ni en un criterio documentado: se basa únicamente en la práctica histórica del proceso, y por tanto no es verificable ni se aplica necesariamente de manera uniforme a todos los casos equivalentes.</w:t>
+        <w:t xml:space="preserve">Para evitar este efecto, históricamente en el proceso se ha asociado de forma manual la barra de 66 kV a la barra de 220 kV de la misma subestación, de modo que el cálculo no considere el transformador que las une y la barra quede asignada a la barra troncal de su propio emplazamiento. Esta asociación no tiene respaldo en el cálculo ni en un criterio documentado: se basa únicamente en la práctica histórica del proceso, y por tanto no es verificable ni se aplica necesariamente de manera uniforme a todos los casos equivalentes. En la fijación vigente PN2604, 415 de las 1.553 barras asociadas tienen una barra troncal distinta de la que entrega el cálculo; 71 de ellas corresponden a la red de 66 kV de la zona de Itahue, asociada a Itahue 220 kV mientras el cálculo entrega Candelaria 220 kV.</w:t>
       </w:r>
     </w:p>
     <w:p>
@@ -859,7 +859,7 @@
         <mc:AlternateContent>
           <mc:Choice Requires="wpg">
             <w:drawing>
-              <wp:inline distT="0" distB="0" distL="0" distR="0" wp14:anchorId="526ECD26" wp14:editId="2AF97D57">
+              <wp:inline distT="0" distB="0" distL="0" distR="0" wp14:anchorId="02164882" wp14:editId="2AF97D57">
                 <wp:extent cx="6438900" cy="6350"/>
                 <wp:effectExtent l="635" t="0" r="0" b="5080"/>
                 <wp:docPr id="206" name="Group 47"/>
@@ -924,7 +924,7 @@
           </mc:Choice>
           <mc:Fallback xmlns:w16cei="http://schemas.microsoft.com/office/word/2026/wordml/cei">
             <w:pict>
-              <v:group w14:anchorId="4C2D9044" id="Group 47" o:spid="_x0000_s1026" style="width:507pt;height:.5pt;mso-position-horizontal-relative:char;mso-position-vertical-relative:line" coordsize="10140,10" o:gfxdata="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">
+              <v:group w14:anchorId="C4EE1373" id="Group 47" o:spid="_x0000_s1026" style="width:507pt;height:.5pt;mso-position-horizontal-relative:char;mso-position-vertical-relative:line" coordsize="10140,10" o:gfxdata="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">
                 <v:rect id="Rectangle 48" o:spid="_x0000_s1027" style="position:absolute;width:10140;height:10;visibility:visible;mso-wrap-style:square;v-text-anchor:top" o:gfxdata="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" fillcolor="black" stroked="f"/>
                 <w10:anchorlock/>
               </v:group>
@@ -1694,7 +1694,7 @@
         <w:jc w:val="both"/>
       </w:pPr>
       <w:r>
-        <w:t xml:space="preserve">La barra asignada es Candelaria 220 kV, a unos 199 km en línea recta y 150,7 ohm, y no Ancoa 220 kV ni Itahue 220 kV, que se encuentran a una fracción de esa distancia pero cuyos caminos pasan por un transformador de alta reactancia (Figura 3). Incluso el mejor camino eléctrico hacia Ancoa, que sigue la misma ruta hasta Puente Negro y continúa por Colbún, suma 156,6 ohm, levemente más que Candelaria. La longitud por la red de los caminos que pasan por la línea La Palma – El Ruil no está disponible, porque la barra El Ruil no cuenta con coordenadas en la base de coordenadas del cálculo.</w:t>
+        <w:t xml:space="preserve">La barra asignada es Candelaria 220 kV, a unos 199 km en línea recta y 150,7 ohm, y no Ancoa 220 kV ni Itahue 220 kV, que se encuentran a una fracción de esa distancia pero cuyos caminos pasan por un transformador de alta reactancia (Figura 3). Incluso el mejor camino eléctrico hacia Ancoa, que sigue la misma ruta hasta Puente Negro y continúa por Colbún, suma 156,6 ohm, levemente más que Candelaria. En la fijación vigente PN2604, la barra La Palma 13 kV se encuentra asociada a Itahue 220 kV, de modo que la asociación aplicada en el proceso no corresponde al resultado del cálculo. La longitud por la red de los caminos que pasan por la línea La Palma – El Ruil no está disponible, porque la barra El Ruil no cuenta con coordenadas en la base de coordenadas del cálculo.</w:t>
       </w:r>
     </w:p>
     <w:p>
@@ -1857,7 +1857,7 @@
         <w:t xml:space="preserve">Asociación manual sin respaldo:</w:t>
       </w:r>
       <w:r>
-        <w:t xml:space="preserve"> en casos equivalentes se ha evitado este efecto asociando manualmente la barra de 66 kV a la barra de 220 kV de la misma subestación, según se describió en la sección anterior. Como esa asociación se basa solo en la práctica histórica, existen casos en que la barra asignada no corresponde al resultado del cálculo y casos, como el de La Palma, en que sí corresponde a pesar de ser contraintuitivo, lo que dificulta la trazabilidad del proceso y puede generar desconfianza en los coordinados.</w:t>
+        <w:t xml:space="preserve"> en casos equivalentes se ha evitado este efecto asociando manualmente la barra de 66 kV a la barra de 220 kV de la misma subestación, según se describió en la sección anterior. Como esa asociación se basa solo en la práctica histórica, existen casos en que la barra asignada no corresponde al resultado del cálculo, como el de La Palma y el resto de la zona de Itahue en la fijación PN2604, y casos en que sí corresponde a pesar de ser contraintuitivo, lo que dificulta la trazabilidad del proceso y puede generar desconfianza en los coordinados.</w:t>
       </w:r>
     </w:p>
     <w:p>
@@ -1904,7 +1904,7 @@
         <mc:AlternateContent>
           <mc:Choice Requires="wpg">
             <w:drawing>
-              <wp:inline distT="0" distB="0" distL="0" distR="0" wp14:anchorId="7C2EE1A5" wp14:editId="2AF97D57">
+              <wp:inline distT="0" distB="0" distL="0" distR="0" wp14:anchorId="A960484E" wp14:editId="2AF97D57">
                 <wp:extent cx="6438900" cy="6350"/>
                 <wp:effectExtent l="635" t="0" r="0" b="5080"/>
                 <wp:docPr id="210" name="Group 47"/>
@@ -1969,7 +1969,7 @@
           </mc:Choice>
           <mc:Fallback xmlns:w16cei="http://schemas.microsoft.com/office/word/2026/wordml/cei">
             <w:pict>
-              <v:group w14:anchorId="652381D3" id="Group 47" o:spid="_x0000_s1026" style="width:507pt;height:.5pt;mso-position-horizontal-relative:char;mso-position-vertical-relative:line" coordsize="10140,10" o:gfxdata="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">
+              <v:group w14:anchorId="54B59444" id="Group 47" o:spid="_x0000_s1026" style="width:507pt;height:.5pt;mso-position-horizontal-relative:char;mso-position-vertical-relative:line" coordsize="10140,10" o:gfxdata="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">
                 <v:rect id="Rectangle 48" o:spid="_x0000_s1027" style="position:absolute;width:10140;height:10;visibility:visible;mso-wrap-style:square;v-text-anchor:top" o:gfxdata="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" fillcolor="black" stroked="f"/>
                 <w10:anchorlock/>
               </v:group>

--- a/docs/Minuta_Minimo_Camino_Electrico.docx
+++ b/docs/Minuta_Minimo_Camino_Electrico.docx
@@ -367,7 +367,7 @@
         <mc:AlternateContent>
           <mc:Choice Requires="wpg">
             <w:drawing>
-              <wp:inline distT="0" distB="0" distL="0" distR="0" wp14:anchorId="F465EE14" wp14:editId="2AF97D57">
+              <wp:inline distT="0" distB="0" distL="0" distR="0" wp14:anchorId="12E1B1FA" wp14:editId="2AF97D57">
                 <wp:extent cx="6438900" cy="6350"/>
                 <wp:effectExtent l="635" t="0" r="0" b="5080"/>
                 <wp:docPr id="201" name="Group 47"/>
@@ -432,7 +432,7 @@
           </mc:Choice>
           <mc:Fallback xmlns:w16cei="http://schemas.microsoft.com/office/word/2026/wordml/cei">
             <w:pict>
-              <v:group w14:anchorId="7042DF3F" id="Group 47" o:spid="_x0000_s1026" style="width:507pt;height:.5pt;mso-position-horizontal-relative:char;mso-position-vertical-relative:line" coordsize="10140,10" o:gfxdata="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">
+              <v:group w14:anchorId="431697F7" id="Group 47" o:spid="_x0000_s1026" style="width:507pt;height:.5pt;mso-position-horizontal-relative:char;mso-position-vertical-relative:line" coordsize="10140,10" o:gfxdata="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">
                 <v:rect id="Rectangle 48" o:spid="_x0000_s1027" style="position:absolute;width:10140;height:10;visibility:visible;mso-wrap-style:square;v-text-anchor:top" o:gfxdata="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" fillcolor="black" stroked="f"/>
                 <w10:anchorlock/>
               </v:group>
@@ -542,7 +542,7 @@
         <mc:AlternateContent>
           <mc:Choice Requires="wpg">
             <w:drawing>
-              <wp:inline distT="0" distB="0" distL="0" distR="0" wp14:anchorId="E9102522" wp14:editId="2AF97D57">
+              <wp:inline distT="0" distB="0" distL="0" distR="0" wp14:anchorId="29B7A5A0" wp14:editId="2AF97D57">
                 <wp:extent cx="6438900" cy="6350"/>
                 <wp:effectExtent l="635" t="0" r="0" b="5080"/>
                 <wp:docPr id="203" name="Group 47"/>
@@ -607,7 +607,7 @@
           </mc:Choice>
           <mc:Fallback xmlns:w16cei="http://schemas.microsoft.com/office/word/2026/wordml/cei">
             <w:pict>
-              <v:group w14:anchorId="05509200" id="Group 47" o:spid="_x0000_s1026" style="width:507pt;height:.5pt;mso-position-horizontal-relative:char;mso-position-vertical-relative:line" coordsize="10140,10" o:gfxdata="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">
+              <v:group w14:anchorId="F3AD84C6" id="Group 47" o:spid="_x0000_s1026" style="width:507pt;height:.5pt;mso-position-horizontal-relative:char;mso-position-vertical-relative:line" coordsize="10140,10" o:gfxdata="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">
                 <v:rect id="Rectangle 48" o:spid="_x0000_s1027" style="position:absolute;width:10140;height:10;visibility:visible;mso-wrap-style:square;v-text-anchor:top" o:gfxdata="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" fillcolor="black" stroked="f"/>
                 <w10:anchorlock/>
               </v:group>
@@ -859,7 +859,7 @@
         <mc:AlternateContent>
           <mc:Choice Requires="wpg">
             <w:drawing>
-              <wp:inline distT="0" distB="0" distL="0" distR="0" wp14:anchorId="02164882" wp14:editId="2AF97D57">
+              <wp:inline distT="0" distB="0" distL="0" distR="0" wp14:anchorId="98C77EDC" wp14:editId="2AF97D57">
                 <wp:extent cx="6438900" cy="6350"/>
                 <wp:effectExtent l="635" t="0" r="0" b="5080"/>
                 <wp:docPr id="206" name="Group 47"/>
@@ -924,7 +924,7 @@
           </mc:Choice>
           <mc:Fallback xmlns:w16cei="http://schemas.microsoft.com/office/word/2026/wordml/cei">
             <w:pict>
-              <v:group w14:anchorId="C4EE1373" id="Group 47" o:spid="_x0000_s1026" style="width:507pt;height:.5pt;mso-position-horizontal-relative:char;mso-position-vertical-relative:line" coordsize="10140,10" o:gfxdata="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">
+              <v:group w14:anchorId="4B86D27F" id="Group 47" o:spid="_x0000_s1026" style="width:507pt;height:.5pt;mso-position-horizontal-relative:char;mso-position-vertical-relative:line" coordsize="10140,10" o:gfxdata="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">
                 <v:rect id="Rectangle 48" o:spid="_x0000_s1027" style="position:absolute;width:10140;height:10;visibility:visible;mso-wrap-style:square;v-text-anchor:top" o:gfxdata="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" fillcolor="black" stroked="f"/>
                 <w10:anchorlock/>
               </v:group>
@@ -1904,7 +1904,7 @@
         <mc:AlternateContent>
           <mc:Choice Requires="wpg">
             <w:drawing>
-              <wp:inline distT="0" distB="0" distL="0" distR="0" wp14:anchorId="A960484E" wp14:editId="2AF97D57">
+              <wp:inline distT="0" distB="0" distL="0" distR="0" wp14:anchorId="48D0EA62" wp14:editId="2AF97D57">
                 <wp:extent cx="6438900" cy="6350"/>
                 <wp:effectExtent l="635" t="0" r="0" b="5080"/>
                 <wp:docPr id="210" name="Group 47"/>
@@ -1969,7 +1969,7 @@
           </mc:Choice>
           <mc:Fallback xmlns:w16cei="http://schemas.microsoft.com/office/word/2026/wordml/cei">
             <w:pict>
-              <v:group w14:anchorId="54B59444" id="Group 47" o:spid="_x0000_s1026" style="width:507pt;height:.5pt;mso-position-horizontal-relative:char;mso-position-vertical-relative:line" coordsize="10140,10" o:gfxdata="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">
+              <v:group w14:anchorId="B1CD4DF3" id="Group 47" o:spid="_x0000_s1026" style="width:507pt;height:.5pt;mso-position-horizontal-relative:char;mso-position-vertical-relative:line" coordsize="10140,10" o:gfxdata="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">
                 <v:rect id="Rectangle 48" o:spid="_x0000_s1027" style="position:absolute;width:10140;height:10;visibility:visible;mso-wrap-style:square;v-text-anchor:top" o:gfxdata="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" fillcolor="black" stroked="f"/>
                 <w10:anchorlock/>
               </v:group>

--- a/docs/Minuta_Minimo_Camino_Electrico.docx
+++ b/docs/Minuta_Minimo_Camino_Electrico.docx
@@ -367,7 +367,7 @@
         <mc:AlternateContent>
           <mc:Choice Requires="wpg">
             <w:drawing>
-              <wp:inline distT="0" distB="0" distL="0" distR="0" wp14:anchorId="12E1B1FA" wp14:editId="2AF97D57">
+              <wp:inline distT="0" distB="0" distL="0" distR="0" wp14:anchorId="DBE0E328" wp14:editId="2AF97D57">
                 <wp:extent cx="6438900" cy="6350"/>
                 <wp:effectExtent l="635" t="0" r="0" b="5080"/>
                 <wp:docPr id="201" name="Group 47"/>
@@ -432,7 +432,7 @@
           </mc:Choice>
           <mc:Fallback xmlns:w16cei="http://schemas.microsoft.com/office/word/2026/wordml/cei">
             <w:pict>
-              <v:group w14:anchorId="431697F7" id="Group 47" o:spid="_x0000_s1026" style="width:507pt;height:.5pt;mso-position-horizontal-relative:char;mso-position-vertical-relative:line" coordsize="10140,10" o:gfxdata="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">
+              <v:group w14:anchorId="1F66531E" id="Group 47" o:spid="_x0000_s1026" style="width:507pt;height:.5pt;mso-position-horizontal-relative:char;mso-position-vertical-relative:line" coordsize="10140,10" o:gfxdata="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">
                 <v:rect id="Rectangle 48" o:spid="_x0000_s1027" style="position:absolute;width:10140;height:10;visibility:visible;mso-wrap-style:square;v-text-anchor:top" o:gfxdata="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" fillcolor="black" stroked="f"/>
                 <w10:anchorlock/>
               </v:group>
@@ -542,7 +542,7 @@
         <mc:AlternateContent>
           <mc:Choice Requires="wpg">
             <w:drawing>
-              <wp:inline distT="0" distB="0" distL="0" distR="0" wp14:anchorId="29B7A5A0" wp14:editId="2AF97D57">
+              <wp:inline distT="0" distB="0" distL="0" distR="0" wp14:anchorId="952524C7" wp14:editId="2AF97D57">
                 <wp:extent cx="6438900" cy="6350"/>
                 <wp:effectExtent l="635" t="0" r="0" b="5080"/>
                 <wp:docPr id="203" name="Group 47"/>
@@ -607,7 +607,7 @@
           </mc:Choice>
           <mc:Fallback xmlns:w16cei="http://schemas.microsoft.com/office/word/2026/wordml/cei">
             <w:pict>
-              <v:group w14:anchorId="F3AD84C6" id="Group 47" o:spid="_x0000_s1026" style="width:507pt;height:.5pt;mso-position-horizontal-relative:char;mso-position-vertical-relative:line" coordsize="10140,10" o:gfxdata="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">
+              <v:group w14:anchorId="BA224FF0" id="Group 47" o:spid="_x0000_s1026" style="width:507pt;height:.5pt;mso-position-horizontal-relative:char;mso-position-vertical-relative:line" coordsize="10140,10" o:gfxdata="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">
                 <v:rect id="Rectangle 48" o:spid="_x0000_s1027" style="position:absolute;width:10140;height:10;visibility:visible;mso-wrap-style:square;v-text-anchor:top" o:gfxdata="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" fillcolor="black" stroked="f"/>
                 <w10:anchorlock/>
               </v:group>
@@ -859,7 +859,7 @@
         <mc:AlternateContent>
           <mc:Choice Requires="wpg">
             <w:drawing>
-              <wp:inline distT="0" distB="0" distL="0" distR="0" wp14:anchorId="98C77EDC" wp14:editId="2AF97D57">
+              <wp:inline distT="0" distB="0" distL="0" distR="0" wp14:anchorId="C0CF1235" wp14:editId="2AF97D57">
                 <wp:extent cx="6438900" cy="6350"/>
                 <wp:effectExtent l="635" t="0" r="0" b="5080"/>
                 <wp:docPr id="206" name="Group 47"/>
@@ -924,7 +924,7 @@
           </mc:Choice>
           <mc:Fallback xmlns:w16cei="http://schemas.microsoft.com/office/word/2026/wordml/cei">
             <w:pict>
-              <v:group w14:anchorId="4B86D27F" id="Group 47" o:spid="_x0000_s1026" style="width:507pt;height:.5pt;mso-position-horizontal-relative:char;mso-position-vertical-relative:line" coordsize="10140,10" o:gfxdata="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">
+              <v:group w14:anchorId="45ADF494" id="Group 47" o:spid="_x0000_s1026" style="width:507pt;height:.5pt;mso-position-horizontal-relative:char;mso-position-vertical-relative:line" coordsize="10140,10" o:gfxdata="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">
                 <v:rect id="Rectangle 48" o:spid="_x0000_s1027" style="position:absolute;width:10140;height:10;visibility:visible;mso-wrap-style:square;v-text-anchor:top" o:gfxdata="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" fillcolor="black" stroked="f"/>
                 <w10:anchorlock/>
               </v:group>
@@ -950,7 +950,7 @@
         <w:jc w:val="both"/>
       </w:pPr>
       <w:r>
-        <w:t xml:space="preserve">El efecto descrito se observa en la barra La Palma 13 kV, en la comuna de San Javier, Región del Maule. La barra troncal más cercana es Ancoa 220 kV, a unos 32 km en línea recta y a 109 km de recorrido por la red de Linares, Yerbas Buenas y Maule, y la siguiente es Itahue 220 kV, a unos 58 km en línea recta. Sin embargo, ambos caminos pasan por transformadores de alta reactancia: Linares 154/66 kV, de 164,2 ohm, e Itahue 154/66 kV, de 85,7 ohm equivalente, valores comparables a cientos de kilómetros de línea de 66 kV. Por ello, el mínimo camino eléctrico los rodea por la red de 66 kV hasta San Fernando y termina asignando Candelaria 220 kV, en la Región Metropolitana, como se ve a continuación:</w:t>
+        <w:t xml:space="preserve">El efecto descrito se observa en la barra La Palma 13 kV, en la comuna de San Javier, Región del Maule. La barra troncal más cercana es Ancoa 220 kV, a unos 32 km en línea recta y a 109 km de recorrido por la red de Linares, Yerbas Buenas y Maule, y la siguiente es Itahue 220 kV, a unos 58 km en línea recta. Sin embargo, ambos caminos pasan por transformadores de alta reactancia: Linares 154/66 kV, de 164,2 ohm, e Itahue 154/66 kV, de 85,7 ohm equivalente, valores comparables a cientos de kilómetros de línea de 66 kV. Por ello, el mínimo camino eléctrico los rodea por la red de 66 kV hasta San Fernando y termina asignando Candelaria 220 kV, en la Región de O’Higgins, como se ve a continuación:</w:t>
       </w:r>
     </w:p>
     <w:p>
@@ -1904,7 +1904,7 @@
         <mc:AlternateContent>
           <mc:Choice Requires="wpg">
             <w:drawing>
-              <wp:inline distT="0" distB="0" distL="0" distR="0" wp14:anchorId="48D0EA62" wp14:editId="2AF97D57">
+              <wp:inline distT="0" distB="0" distL="0" distR="0" wp14:anchorId="F8050C87" wp14:editId="2AF97D57">
                 <wp:extent cx="6438900" cy="6350"/>
                 <wp:effectExtent l="635" t="0" r="0" b="5080"/>
                 <wp:docPr id="210" name="Group 47"/>
@@ -1969,7 +1969,7 @@
           </mc:Choice>
           <mc:Fallback xmlns:w16cei="http://schemas.microsoft.com/office/word/2026/wordml/cei">
             <w:pict>
-              <v:group w14:anchorId="B1CD4DF3" id="Group 47" o:spid="_x0000_s1026" style="width:507pt;height:.5pt;mso-position-horizontal-relative:char;mso-position-vertical-relative:line" coordsize="10140,10" o:gfxdata="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">
+              <v:group w14:anchorId="47C788B8" id="Group 47" o:spid="_x0000_s1026" style="width:507pt;height:.5pt;mso-position-horizontal-relative:char;mso-position-vertical-relative:line" coordsize="10140,10" o:gfxdata="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">
                 <v:rect id="Rectangle 48" o:spid="_x0000_s1027" style="position:absolute;width:10140;height:10;visibility:visible;mso-wrap-style:square;v-text-anchor:top" o:gfxdata="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" fillcolor="black" stroked="f"/>
                 <w10:anchorlock/>
               </v:group>
